--- a/fra/docx/34.content.docx
+++ b/fra/docx/34.content.docx
@@ -11,6 +11,15 @@
         <w:pStyle w:val="Heading2"/>
       </w:pPr>
       <w:r>
+        <w:t>Resource: Notes d'étude (Tyndale)</w:t>
+      </w:r>
+      <w:r/>
+    </w:p>
+    <w:p>
+      <w:pPr>
+        <w:pStyle w:val="Heading2"/>
+      </w:pPr>
+      <w:r>
         <w:t>License Information</w:t>
       </w:r>
       <w:r/>
@@ -21,7 +30,7 @@
         <w:rPr>
           <w:b/>
         </w:rPr>
-        <w:t>Study Notes (Tyndale)</w:t>
+        <w:t>Notes d'étude (Tyndale)</w:t>
       </w:r>
       <w:r>
         <w:t xml:space="preserve"> (French) is based on</w:t>
@@ -74,7 +83,7 @@
         <w:pStyle w:val="Heading1"/>
       </w:pPr>
       <w:r>
-        <w:t>Study Notes (Tyndale)</w:t>
+        <w:t>Notes d'étude (Tyndale)</w:t>
       </w:r>
     </w:p>
     <w:p>
@@ -83,6 +92,51 @@
           <w:headerReference w:type="even" r:id="rId8"/>
           <w:headerReference w:type="default" r:id="rId9"/>
           <w:footerReference w:type="default" r:id="rId10"/>
+          <w:footnotePr>
+            <w:numRestart w:val="eachSect"/>
+          </w:footnotePr>
+          <w:type w:val="continuous"/>
+          <w:pgSz w:w="12240" w:h="15840" w:code="1"/>
+          <w:pgMar w:top="1440" w:right="1440" w:bottom="1440" w:left="1440" w:header="504" w:footer="504" w:gutter="0"/>
+          <w:cols w:space="708"/>
+          <w:titlePg/>
+          <w:docGrid w:linePitch="360"/>
+        </w:sectPr>
+      </w:pPr>
+    </w:p>
+    <w:p>
+      <w:r/>
+    </w:p>
+    <w:p>
+      <w:pPr>
+        <w:pStyle w:val="Heading2"/>
+      </w:pPr>
+      <w:r>
+        <w:t>NAM</w:t>
+      </w:r>
+      <w:r/>
+    </w:p>
+    <w:p>
+      <w:r/>
+      <w:r>
+        <w:rPr>
+          <w:i/>
+        </w:rPr>
+        <w:t>Nahum 1.1, Nahum 1.2, Nahum 1.2–6, Nahum 1.2–11, Nahum 1.3, Nahum 1.4, Nahum 1.5, Nahum 1.6, Nahum 1.7, Nahum 1.7–11, Nahum 1.8, Nahum 1.9, Nahum 1.11, Nahum 1.12, Nahum 1.14, Nahum 2.1, Nahum 2.2, Nahum 2.3, Nahum 2.4, Nahum 2.5, Nahum 2.7, Nahum 2.8, Nahum 2.9, Nahum 2.10, Nahum 2.11, Nahum 2:12–14, Nahum 2.14, Nahum 3.1, Nahum 3.2–3, Nahum 3.4, Nahum 3.5, Nahum 3.8, Nahum 3.9–10, Nahum 3.12, Nahum 3.14, Nahum 3.15, Nahum 3.16, Nahum 3.18, Nahum 3.19</w:t>
+      </w:r>
+      <w:r/>
+    </w:p>
+    <w:p>
+      <w:r/>
+      <w:r>
+        <w:t xml:space="preserve"> </w:t>
+      </w:r>
+      <w:r/>
+      <w:r/>
+    </w:p>
+    <w:p>
+      <w:pPr>
+        <w:sectPr>
           <w:footnotePr>
             <w:numRestart w:val="eachSect"/>
           </w:footnotePr>

--- a/fra/docx/34.content.docx
+++ b/fra/docx/34.content.docx
@@ -4,49 +4,89 @@
   <w:body>
     <w:p/>
     <w:p>
-      <w:r/>
+      <w:pPr/>
+      <w:r>
+        <w:rPr>
+          <w:lang w:val="fr_FR" w:bidi="fr_FR"/>
+        </w:rPr>
+      </w:r>
     </w:p>
     <w:p>
       <w:pPr>
         <w:pStyle w:val="Heading2"/>
       </w:pPr>
       <w:r>
+        <w:rPr>
+          <w:lang w:val="fr_FR" w:bidi="fr_FR"/>
+        </w:rPr>
         <w:t>Resource: Notes d'étude (Tyndale)</w:t>
       </w:r>
-      <w:r/>
+      <w:r>
+        <w:rPr>
+          <w:lang w:val="fr_FR" w:bidi="fr_FR"/>
+        </w:rPr>
+      </w:r>
     </w:p>
     <w:p>
       <w:pPr>
         <w:pStyle w:val="Heading2"/>
       </w:pPr>
       <w:r>
+        <w:rPr>
+          <w:lang w:val="fr_FR" w:bidi="fr_FR"/>
+        </w:rPr>
         <w:t>License Information</w:t>
       </w:r>
-      <w:r/>
-    </w:p>
-    <w:p>
-      <w:r/>
+      <w:r>
+        <w:rPr>
+          <w:lang w:val="fr_FR" w:bidi="fr_FR"/>
+        </w:rPr>
+      </w:r>
+    </w:p>
+    <w:p>
+      <w:pPr/>
+      <w:r>
+        <w:rPr>
+          <w:lang w:val="fr_FR" w:bidi="fr_FR"/>
+        </w:rPr>
+      </w:r>
       <w:r>
         <w:rPr>
           <w:b/>
+          <w:lang w:val="fr_FR" w:bidi="fr_FR"/>
         </w:rPr>
         <w:t>Notes d'étude (Tyndale)</w:t>
       </w:r>
       <w:r>
+        <w:rPr>
+          <w:lang w:val="fr_FR" w:bidi="fr_FR"/>
+        </w:rPr>
         <w:t xml:space="preserve"> (French) is based on</w:t>
       </w:r>
       <w:r>
+        <w:rPr>
+          <w:lang w:val="fr_FR" w:bidi="fr_FR"/>
+        </w:rPr>
         <w:t xml:space="preserve">: </w:t>
       </w:r>
       <w:r>
+        <w:rPr>
+          <w:lang w:val="fr_FR" w:bidi="fr_FR"/>
+        </w:rPr>
         <w:t>Tyndale Open Study Notes</w:t>
       </w:r>
       <w:r>
+        <w:rPr>
+          <w:lang w:val="fr_FR" w:bidi="fr_FR"/>
+        </w:rPr>
         <w:t xml:space="preserve">, </w:t>
       </w:r>
       <w:hyperlink r:id="rId13">
         <w:r>
           <w:rPr>
+            <w:lang w:val="fr_FR" w:bidi="fr_FR"/>
+          </w:rPr>
+          <w:rPr>
             <w:color w:val="0000EE"/>
             <w:u w:val="single"/>
           </w:rPr>
@@ -54,11 +94,17 @@
         </w:r>
       </w:hyperlink>
       <w:r>
+        <w:rPr>
+          <w:lang w:val="fr_FR" w:bidi="fr_FR"/>
+        </w:rPr>
         <w:t xml:space="preserve">, 2019, which is licensed under a </w:t>
       </w:r>
       <w:hyperlink r:id="rId14">
         <w:r>
           <w:rPr>
+            <w:lang w:val="fr_FR" w:bidi="fr_FR"/>
+          </w:rPr>
+          <w:rPr>
             <w:color w:val="0000EE"/>
             <w:u w:val="single"/>
           </w:rPr>
@@ -66,23 +112,49 @@
         </w:r>
       </w:hyperlink>
       <w:r>
+        <w:rPr>
+          <w:lang w:val="fr_FR" w:bidi="fr_FR"/>
+        </w:rPr>
         <w:t>.</w:t>
       </w:r>
-      <w:r/>
-    </w:p>
-    <w:p>
-      <w:r/>
-      <w:r>
+      <w:r>
+        <w:rPr>
+          <w:lang w:val="fr_FR" w:bidi="fr_FR"/>
+        </w:rPr>
+      </w:r>
+    </w:p>
+    <w:p>
+      <w:pPr/>
+      <w:r>
+        <w:rPr>
+          <w:lang w:val="fr_FR" w:bidi="fr_FR"/>
+        </w:rPr>
+      </w:r>
+      <w:r>
+        <w:rPr>
+          <w:lang w:val="fr_FR" w:bidi="fr_FR"/>
+        </w:rPr>
         <w:t>This PDF version is provided under the same license.</w:t>
       </w:r>
-      <w:r/>
-      <w:r/>
+      <w:r>
+        <w:rPr>
+          <w:lang w:val="fr_FR" w:bidi="fr_FR"/>
+        </w:rPr>
+      </w:r>
+      <w:r>
+        <w:rPr>
+          <w:lang w:val="fr_FR" w:bidi="fr_FR"/>
+        </w:rPr>
+      </w:r>
     </w:p>
     <w:p>
       <w:pPr>
         <w:pStyle w:val="Heading1"/>
       </w:pPr>
       <w:r>
+        <w:rPr>
+          <w:lang w:val="fr_FR" w:bidi="fr_FR"/>
+        </w:rPr>
         <w:t>Notes d'étude (Tyndale)</w:t>
       </w:r>
     </w:p>
@@ -105,34 +177,72 @@
       </w:pPr>
     </w:p>
     <w:p>
-      <w:r/>
+      <w:pPr/>
+      <w:r>
+        <w:rPr>
+          <w:lang w:val="fr_FR" w:bidi="fr_FR"/>
+        </w:rPr>
+      </w:r>
     </w:p>
     <w:p>
       <w:pPr>
         <w:pStyle w:val="Heading2"/>
       </w:pPr>
       <w:r>
+        <w:rPr>
+          <w:lang w:val="fr_FR" w:bidi="fr_FR"/>
+        </w:rPr>
         <w:t>NAM</w:t>
       </w:r>
-      <w:r/>
-    </w:p>
-    <w:p>
-      <w:r/>
+      <w:r>
+        <w:rPr>
+          <w:lang w:val="fr_FR" w:bidi="fr_FR"/>
+        </w:rPr>
+      </w:r>
+    </w:p>
+    <w:p>
+      <w:pPr/>
+      <w:r>
+        <w:rPr>
+          <w:lang w:val="fr_FR" w:bidi="fr_FR"/>
+        </w:rPr>
+      </w:r>
       <w:r>
         <w:rPr>
           <w:i/>
+          <w:lang w:val="fr_FR" w:bidi="fr_FR"/>
         </w:rPr>
         <w:t>Nahum 1.1, Nahum 1.2, Nahum 1.2–6, Nahum 1.2–11, Nahum 1.3, Nahum 1.4, Nahum 1.5, Nahum 1.6, Nahum 1.7, Nahum 1.7–11, Nahum 1.8, Nahum 1.9, Nahum 1.11, Nahum 1.12, Nahum 1.14, Nahum 2.1, Nahum 2.2, Nahum 2.3, Nahum 2.4, Nahum 2.5, Nahum 2.7, Nahum 2.8, Nahum 2.9, Nahum 2.10, Nahum 2.11, Nahum 2:12–14, Nahum 2.14, Nahum 3.1, Nahum 3.2–3, Nahum 3.4, Nahum 3.5, Nahum 3.8, Nahum 3.9–10, Nahum 3.12, Nahum 3.14, Nahum 3.15, Nahum 3.16, Nahum 3.18, Nahum 3.19</w:t>
       </w:r>
-      <w:r/>
-    </w:p>
-    <w:p>
-      <w:r/>
-      <w:r>
+      <w:r>
+        <w:rPr>
+          <w:lang w:val="fr_FR" w:bidi="fr_FR"/>
+        </w:rPr>
+      </w:r>
+    </w:p>
+    <w:p>
+      <w:pPr/>
+      <w:r>
+        <w:rPr>
+          <w:lang w:val="fr_FR" w:bidi="fr_FR"/>
+        </w:rPr>
+      </w:r>
+      <w:r>
+        <w:rPr>
+          <w:lang w:val="fr_FR" w:bidi="fr_FR"/>
+        </w:rPr>
         <w:t xml:space="preserve"> </w:t>
       </w:r>
-      <w:r/>
-      <w:r/>
+      <w:r>
+        <w:rPr>
+          <w:lang w:val="fr_FR" w:bidi="fr_FR"/>
+        </w:rPr>
+      </w:r>
+      <w:r>
+        <w:rPr>
+          <w:lang w:val="fr_FR" w:bidi="fr_FR"/>
+        </w:rPr>
+      </w:r>
     </w:p>
     <w:p>
       <w:pPr>
@@ -150,25 +260,48 @@
       </w:pPr>
     </w:p>
     <w:p>
-      <w:r/>
+      <w:pPr/>
+      <w:r>
+        <w:rPr>
+          <w:lang w:val="fr_FR" w:bidi="fr_FR"/>
+        </w:rPr>
+      </w:r>
     </w:p>
     <w:p>
       <w:pPr>
         <w:pStyle w:val="Heading2"/>
       </w:pPr>
       <w:r>
+        <w:rPr>
+          <w:lang w:val="fr_FR" w:bidi="fr_FR"/>
+        </w:rPr>
         <w:t>Nahum 1.1</w:t>
       </w:r>
-      <w:r/>
-    </w:p>
-    <w:p>
-      <w:r/>
-      <w:r>
+      <w:r>
+        <w:rPr>
+          <w:lang w:val="fr_FR" w:bidi="fr_FR"/>
+        </w:rPr>
+      </w:r>
+    </w:p>
+    <w:p>
+      <w:pPr/>
+      <w:r>
+        <w:rPr>
+          <w:lang w:val="fr_FR" w:bidi="fr_FR"/>
+        </w:rPr>
+      </w:r>
+      <w:r>
+        <w:rPr>
+          <w:lang w:val="fr_FR" w:bidi="fr_FR"/>
+        </w:rPr>
         <w:t xml:space="preserve">Oracle... prophétie : cette introduction, similaire à celle d'autres livres prophétiques (cf. </w:t>
       </w:r>
       <w:hyperlink r:id="rId15">
         <w:r>
           <w:rPr>
+            <w:lang w:val="fr_FR" w:bidi="fr_FR"/>
+          </w:rPr>
+          <w:rPr>
             <w:color w:val="0000EE"/>
             <w:u w:val="single"/>
           </w:rPr>
@@ -176,11 +309,17 @@
         </w:r>
       </w:hyperlink>
       <w:r>
+        <w:rPr>
+          <w:lang w:val="fr_FR" w:bidi="fr_FR"/>
+        </w:rPr>
         <w:t xml:space="preserve"> ; </w:t>
       </w:r>
       <w:hyperlink r:id="rId16">
         <w:r>
           <w:rPr>
+            <w:lang w:val="fr_FR" w:bidi="fr_FR"/>
+          </w:rPr>
+          <w:rPr>
             <w:color w:val="0000EE"/>
             <w:u w:val="single"/>
           </w:rPr>
@@ -188,11 +327,17 @@
         </w:r>
       </w:hyperlink>
       <w:r>
+        <w:rPr>
+          <w:lang w:val="fr_FR" w:bidi="fr_FR"/>
+        </w:rPr>
         <w:t xml:space="preserve"> ; </w:t>
       </w:r>
       <w:hyperlink r:id="rId17">
         <w:r>
           <w:rPr>
+            <w:lang w:val="fr_FR" w:bidi="fr_FR"/>
+          </w:rPr>
+          <w:rPr>
             <w:color w:val="0000EE"/>
             <w:u w:val="single"/>
           </w:rPr>
@@ -200,11 +345,17 @@
         </w:r>
       </w:hyperlink>
       <w:r>
+        <w:rPr>
+          <w:lang w:val="fr_FR" w:bidi="fr_FR"/>
+        </w:rPr>
         <w:t>), identifie Nahum comme un prophète, proclamant des paroles de Dieu. • Ninive est devenue la capitale de l'empire assyrien peu après 705 av. J.‑C., et ce jusqu'à sa destruction en 612 av. J.‑C. • Le nom Nahum signifie « réconfort » ou « encouragement ». Un thème important de son livre prophétique est que Dieu réconfortera son peuple par la chute de Ninive (</w:t>
       </w:r>
       <w:hyperlink r:id="rId18">
         <w:r>
           <w:rPr>
+            <w:lang w:val="fr_FR" w:bidi="fr_FR"/>
+          </w:rPr>
+          <w:rPr>
             <w:color w:val="0000EE"/>
             <w:u w:val="single"/>
           </w:rPr>
@@ -212,11 +363,17 @@
         </w:r>
       </w:hyperlink>
       <w:r>
+        <w:rPr>
+          <w:lang w:val="fr_FR" w:bidi="fr_FR"/>
+        </w:rPr>
         <w:t xml:space="preserve"> ; voir </w:t>
       </w:r>
       <w:hyperlink r:id="rId19">
         <w:r>
           <w:rPr>
+            <w:lang w:val="fr_FR" w:bidi="fr_FR"/>
+          </w:rPr>
+          <w:rPr>
             <w:color w:val="0000EE"/>
             <w:u w:val="single"/>
           </w:rPr>
@@ -224,40 +381,78 @@
         </w:r>
       </w:hyperlink>
       <w:r>
+        <w:rPr>
+          <w:lang w:val="fr_FR" w:bidi="fr_FR"/>
+        </w:rPr>
         <w:t>).</w:t>
       </w:r>
-      <w:r/>
-      <w:r/>
-    </w:p>
-    <w:p>
-      <w:r/>
+      <w:r>
+        <w:rPr>
+          <w:lang w:val="fr_FR" w:bidi="fr_FR"/>
+        </w:rPr>
+      </w:r>
+      <w:r>
+        <w:rPr>
+          <w:lang w:val="fr_FR" w:bidi="fr_FR"/>
+        </w:rPr>
+      </w:r>
+    </w:p>
+    <w:p>
+      <w:pPr/>
+      <w:r>
+        <w:rPr>
+          <w:lang w:val="fr_FR" w:bidi="fr_FR"/>
+        </w:rPr>
+      </w:r>
     </w:p>
     <w:p>
       <w:pPr>
         <w:pStyle w:val="Heading2"/>
       </w:pPr>
       <w:r>
+        <w:rPr>
+          <w:lang w:val="fr_FR" w:bidi="fr_FR"/>
+        </w:rPr>
         <w:t>Nahum 1.2</w:t>
       </w:r>
-      <w:r/>
-    </w:p>
-    <w:p>
-      <w:r/>
-      <w:r>
+      <w:r>
+        <w:rPr>
+          <w:lang w:val="fr_FR" w:bidi="fr_FR"/>
+        </w:rPr>
+      </w:r>
+    </w:p>
+    <w:p>
+      <w:pPr/>
+      <w:r>
+        <w:rPr>
+          <w:lang w:val="fr_FR" w:bidi="fr_FR"/>
+        </w:rPr>
+      </w:r>
+      <w:r>
+        <w:rPr>
+          <w:lang w:val="fr_FR" w:bidi="fr_FR"/>
+        </w:rPr>
         <w:t xml:space="preserve">Jaloux (ou </w:t>
       </w:r>
       <w:r>
         <w:rPr>
           <w:i/>
+          <w:lang w:val="fr_FR" w:bidi="fr_FR"/>
         </w:rPr>
         <w:t>zélé</w:t>
       </w:r>
       <w:r>
+        <w:rPr>
+          <w:lang w:val="fr_FR" w:bidi="fr_FR"/>
+        </w:rPr>
         <w:t xml:space="preserve">) : Dieu veille avec zèle sur le bien-être de son peuple et désire ardemment leur fidélité (voir </w:t>
       </w:r>
       <w:hyperlink r:id="rId20">
         <w:r>
           <w:rPr>
+            <w:lang w:val="fr_FR" w:bidi="fr_FR"/>
+          </w:rPr>
+          <w:rPr>
             <w:color w:val="0000EE"/>
             <w:u w:val="single"/>
           </w:rPr>
@@ -265,11 +460,17 @@
         </w:r>
       </w:hyperlink>
       <w:r>
+        <w:rPr>
+          <w:lang w:val="fr_FR" w:bidi="fr_FR"/>
+        </w:rPr>
         <w:t xml:space="preserve"> ; </w:t>
       </w:r>
       <w:hyperlink r:id="rId21">
         <w:r>
           <w:rPr>
+            <w:lang w:val="fr_FR" w:bidi="fr_FR"/>
+          </w:rPr>
+          <w:rPr>
             <w:color w:val="0000EE"/>
             <w:u w:val="single"/>
           </w:rPr>
@@ -277,11 +478,17 @@
         </w:r>
       </w:hyperlink>
       <w:r>
+        <w:rPr>
+          <w:lang w:val="fr_FR" w:bidi="fr_FR"/>
+        </w:rPr>
         <w:t xml:space="preserve"> ; </w:t>
       </w:r>
       <w:hyperlink r:id="rId22">
         <w:r>
           <w:rPr>
+            <w:lang w:val="fr_FR" w:bidi="fr_FR"/>
+          </w:rPr>
+          <w:rPr>
             <w:color w:val="0000EE"/>
             <w:u w:val="single"/>
           </w:rPr>
@@ -289,11 +496,17 @@
         </w:r>
       </w:hyperlink>
       <w:r>
+        <w:rPr>
+          <w:lang w:val="fr_FR" w:bidi="fr_FR"/>
+        </w:rPr>
         <w:t xml:space="preserve"> ; </w:t>
       </w:r>
       <w:hyperlink r:id="rId23">
         <w:r>
           <w:rPr>
+            <w:lang w:val="fr_FR" w:bidi="fr_FR"/>
+          </w:rPr>
+          <w:rPr>
             <w:color w:val="0000EE"/>
             <w:u w:val="single"/>
           </w:rPr>
@@ -301,11 +514,17 @@
         </w:r>
       </w:hyperlink>
       <w:r>
+        <w:rPr>
+          <w:lang w:val="fr_FR" w:bidi="fr_FR"/>
+        </w:rPr>
         <w:t>). • La vengeance et la colère de Dieu ne sont pas à confondre avec l'attitude humaine de « vouloir rendre la pareille ». Les actions de Dieu découlent de sa sainteté (</w:t>
       </w:r>
       <w:hyperlink r:id="rId24">
         <w:r>
           <w:rPr>
+            <w:lang w:val="fr_FR" w:bidi="fr_FR"/>
+          </w:rPr>
+          <w:rPr>
             <w:color w:val="0000EE"/>
             <w:u w:val="single"/>
           </w:rPr>
@@ -313,11 +532,17 @@
         </w:r>
       </w:hyperlink>
       <w:r>
+        <w:rPr>
+          <w:lang w:val="fr_FR" w:bidi="fr_FR"/>
+        </w:rPr>
         <w:t>), de sa justice (</w:t>
       </w:r>
       <w:hyperlink r:id="rId25">
         <w:r>
           <w:rPr>
+            <w:lang w:val="fr_FR" w:bidi="fr_FR"/>
+          </w:rPr>
+          <w:rPr>
             <w:color w:val="0000EE"/>
             <w:u w:val="single"/>
           </w:rPr>
@@ -325,11 +550,17 @@
         </w:r>
       </w:hyperlink>
       <w:r>
+        <w:rPr>
+          <w:lang w:val="fr_FR" w:bidi="fr_FR"/>
+        </w:rPr>
         <w:t>) et de sa fidélité envers l'alliance avec son peuple (</w:t>
       </w:r>
       <w:hyperlink r:id="rId26">
         <w:r>
           <w:rPr>
+            <w:lang w:val="fr_FR" w:bidi="fr_FR"/>
+          </w:rPr>
+          <w:rPr>
             <w:color w:val="0000EE"/>
             <w:u w:val="single"/>
           </w:rPr>
@@ -337,11 +568,17 @@
         </w:r>
       </w:hyperlink>
       <w:r>
+        <w:rPr>
+          <w:lang w:val="fr_FR" w:bidi="fr_FR"/>
+        </w:rPr>
         <w:t xml:space="preserve"> ; </w:t>
       </w:r>
       <w:hyperlink r:id="rId27">
         <w:r>
           <w:rPr>
+            <w:lang w:val="fr_FR" w:bidi="fr_FR"/>
+          </w:rPr>
+          <w:rPr>
             <w:color w:val="0000EE"/>
             <w:u w:val="single"/>
           </w:rPr>
@@ -349,51 +586,113 @@
         </w:r>
       </w:hyperlink>
       <w:r>
+        <w:rPr>
+          <w:lang w:val="fr_FR" w:bidi="fr_FR"/>
+        </w:rPr>
         <w:t>). Sa vengeance n'est jamais arbitraire.</w:t>
       </w:r>
-      <w:r/>
-      <w:r/>
-    </w:p>
-    <w:p>
-      <w:r/>
+      <w:r>
+        <w:rPr>
+          <w:lang w:val="fr_FR" w:bidi="fr_FR"/>
+        </w:rPr>
+      </w:r>
+      <w:r>
+        <w:rPr>
+          <w:lang w:val="fr_FR" w:bidi="fr_FR"/>
+        </w:rPr>
+      </w:r>
+    </w:p>
+    <w:p>
+      <w:pPr/>
+      <w:r>
+        <w:rPr>
+          <w:lang w:val="fr_FR" w:bidi="fr_FR"/>
+        </w:rPr>
+      </w:r>
     </w:p>
     <w:p>
       <w:pPr>
         <w:pStyle w:val="Heading2"/>
       </w:pPr>
       <w:r>
+        <w:rPr>
+          <w:lang w:val="fr_FR" w:bidi="fr_FR"/>
+        </w:rPr>
         <w:t>Nahum 1.2–6</w:t>
       </w:r>
-      <w:r/>
-    </w:p>
-    <w:p>
-      <w:r/>
-      <w:r>
+      <w:r>
+        <w:rPr>
+          <w:lang w:val="fr_FR" w:bidi="fr_FR"/>
+        </w:rPr>
+      </w:r>
+    </w:p>
+    <w:p>
+      <w:pPr/>
+      <w:r>
+        <w:rPr>
+          <w:lang w:val="fr_FR" w:bidi="fr_FR"/>
+        </w:rPr>
+      </w:r>
+      <w:r>
+        <w:rPr>
+          <w:lang w:val="fr_FR" w:bidi="fr_FR"/>
+        </w:rPr>
         <w:t>La première strophe du cantique s'inspire de textes bibliques commémorant l'exode d'Israël hors d'Égypte. Il rappelle que tout dans la création est soumis au pouvoir souverain de Dieu, et que Dieu veillera à ce que ceux qui s'opposent à lui soient punis.</w:t>
       </w:r>
-      <w:r/>
-      <w:r/>
-    </w:p>
-    <w:p>
-      <w:r/>
+      <w:r>
+        <w:rPr>
+          <w:lang w:val="fr_FR" w:bidi="fr_FR"/>
+        </w:rPr>
+      </w:r>
+      <w:r>
+        <w:rPr>
+          <w:lang w:val="fr_FR" w:bidi="fr_FR"/>
+        </w:rPr>
+      </w:r>
+    </w:p>
+    <w:p>
+      <w:pPr/>
+      <w:r>
+        <w:rPr>
+          <w:lang w:val="fr_FR" w:bidi="fr_FR"/>
+        </w:rPr>
+      </w:r>
     </w:p>
     <w:p>
       <w:pPr>
         <w:pStyle w:val="Heading2"/>
       </w:pPr>
       <w:r>
+        <w:rPr>
+          <w:lang w:val="fr_FR" w:bidi="fr_FR"/>
+        </w:rPr>
         <w:t>Nahum 1.2–11</w:t>
       </w:r>
-      <w:r/>
-    </w:p>
-    <w:p>
-      <w:r/>
-      <w:r>
+      <w:r>
+        <w:rPr>
+          <w:lang w:val="fr_FR" w:bidi="fr_FR"/>
+        </w:rPr>
+      </w:r>
+    </w:p>
+    <w:p>
+      <w:pPr/>
+      <w:r>
+        <w:rPr>
+          <w:lang w:val="fr_FR" w:bidi="fr_FR"/>
+        </w:rPr>
+      </w:r>
+      <w:r>
+        <w:rPr>
+          <w:lang w:val="fr_FR" w:bidi="fr_FR"/>
+        </w:rPr>
         <w:t>Ce court cantique de deux strophes (</w:t>
       </w:r>
       <w:hyperlink r:id="rId28">
         <w:r>
           <w:rPr>
+            <w:lang w:val="fr_FR" w:bidi="fr_FR"/>
+          </w:rPr>
+          <w:rPr>
             <w:color w:val="0000EE"/>
             <w:u w:val="single"/>
           </w:rPr>
@@ -401,11 +700,17 @@
         </w:r>
       </w:hyperlink>
       <w:r>
+        <w:rPr>
+          <w:lang w:val="fr_FR" w:bidi="fr_FR"/>
+        </w:rPr>
         <w:t xml:space="preserve">, </w:t>
       </w:r>
       <w:hyperlink r:id="rId29">
         <w:r>
           <w:rPr>
+            <w:lang w:val="fr_FR" w:bidi="fr_FR"/>
+          </w:rPr>
+          <w:rPr>
             <w:color w:val="0000EE"/>
             <w:u w:val="single"/>
           </w:rPr>
@@ -413,31 +718,65 @@
         </w:r>
       </w:hyperlink>
       <w:r>
+        <w:rPr>
+          <w:lang w:val="fr_FR" w:bidi="fr_FR"/>
+        </w:rPr>
         <w:t>) nous parle du pouvoir souverain de Dieu.</w:t>
       </w:r>
-      <w:r/>
-      <w:r/>
-    </w:p>
-    <w:p>
-      <w:r/>
+      <w:r>
+        <w:rPr>
+          <w:lang w:val="fr_FR" w:bidi="fr_FR"/>
+        </w:rPr>
+      </w:r>
+      <w:r>
+        <w:rPr>
+          <w:lang w:val="fr_FR" w:bidi="fr_FR"/>
+        </w:rPr>
+      </w:r>
+    </w:p>
+    <w:p>
+      <w:pPr/>
+      <w:r>
+        <w:rPr>
+          <w:lang w:val="fr_FR" w:bidi="fr_FR"/>
+        </w:rPr>
+      </w:r>
     </w:p>
     <w:p>
       <w:pPr>
         <w:pStyle w:val="Heading2"/>
       </w:pPr>
       <w:r>
+        <w:rPr>
+          <w:lang w:val="fr_FR" w:bidi="fr_FR"/>
+        </w:rPr>
         <w:t>Nahum 1.3</w:t>
       </w:r>
-      <w:r/>
-    </w:p>
-    <w:p>
-      <w:r/>
-      <w:r>
+      <w:r>
+        <w:rPr>
+          <w:lang w:val="fr_FR" w:bidi="fr_FR"/>
+        </w:rPr>
+      </w:r>
+    </w:p>
+    <w:p>
+      <w:pPr/>
+      <w:r>
+        <w:rPr>
+          <w:lang w:val="fr_FR" w:bidi="fr_FR"/>
+        </w:rPr>
+      </w:r>
+      <w:r>
+        <w:rPr>
+          <w:lang w:val="fr_FR" w:bidi="fr_FR"/>
+        </w:rPr>
         <w:t>Lent à la colère : la patience de Dieu face à la désobéissance s'explique par son amour fidèle (</w:t>
       </w:r>
       <w:hyperlink r:id="rId30">
         <w:r>
           <w:rPr>
+            <w:lang w:val="fr_FR" w:bidi="fr_FR"/>
+          </w:rPr>
+          <w:rPr>
             <w:color w:val="0000EE"/>
             <w:u w:val="single"/>
           </w:rPr>
@@ -445,11 +784,17 @@
         </w:r>
       </w:hyperlink>
       <w:r>
+        <w:rPr>
+          <w:lang w:val="fr_FR" w:bidi="fr_FR"/>
+        </w:rPr>
         <w:t xml:space="preserve"> ; </w:t>
       </w:r>
       <w:hyperlink r:id="rId31">
         <w:r>
           <w:rPr>
+            <w:lang w:val="fr_FR" w:bidi="fr_FR"/>
+          </w:rPr>
+          <w:rPr>
             <w:color w:val="0000EE"/>
             <w:u w:val="single"/>
           </w:rPr>
@@ -457,11 +802,17 @@
         </w:r>
       </w:hyperlink>
       <w:r>
+        <w:rPr>
+          <w:lang w:val="fr_FR" w:bidi="fr_FR"/>
+        </w:rPr>
         <w:t xml:space="preserve"> ; </w:t>
       </w:r>
       <w:hyperlink r:id="rId32">
         <w:r>
           <w:rPr>
+            <w:lang w:val="fr_FR" w:bidi="fr_FR"/>
+          </w:rPr>
+          <w:rPr>
             <w:color w:val="0000EE"/>
             <w:u w:val="single"/>
           </w:rPr>
@@ -469,11 +820,17 @@
         </w:r>
       </w:hyperlink>
       <w:r>
+        <w:rPr>
+          <w:lang w:val="fr_FR" w:bidi="fr_FR"/>
+        </w:rPr>
         <w:t xml:space="preserve"> ; </w:t>
       </w:r>
       <w:hyperlink r:id="rId33">
         <w:r>
           <w:rPr>
+            <w:lang w:val="fr_FR" w:bidi="fr_FR"/>
+          </w:rPr>
+          <w:rPr>
             <w:color w:val="0000EE"/>
             <w:u w:val="single"/>
           </w:rPr>
@@ -481,11 +838,17 @@
         </w:r>
       </w:hyperlink>
       <w:r>
+        <w:rPr>
+          <w:lang w:val="fr_FR" w:bidi="fr_FR"/>
+        </w:rPr>
         <w:t>). C'est ce qui avait déçu Jonas, souhaitant que Ninive soit détruite immédiatement (</w:t>
       </w:r>
       <w:hyperlink r:id="rId34">
         <w:r>
           <w:rPr>
+            <w:lang w:val="fr_FR" w:bidi="fr_FR"/>
+          </w:rPr>
+          <w:rPr>
             <w:color w:val="0000EE"/>
             <w:u w:val="single"/>
           </w:rPr>
@@ -493,11 +856,17 @@
         </w:r>
       </w:hyperlink>
       <w:r>
+        <w:rPr>
+          <w:lang w:val="fr_FR" w:bidi="fr_FR"/>
+        </w:rPr>
         <w:t>). Car Dieu est patient, il retarde parfois la punition méritée des pécheurs (</w:t>
       </w:r>
       <w:hyperlink r:id="rId35">
         <w:r>
           <w:rPr>
+            <w:lang w:val="fr_FR" w:bidi="fr_FR"/>
+          </w:rPr>
+          <w:rPr>
             <w:color w:val="0000EE"/>
             <w:u w:val="single"/>
           </w:rPr>
@@ -505,11 +874,17 @@
         </w:r>
       </w:hyperlink>
       <w:r>
+        <w:rPr>
+          <w:lang w:val="fr_FR" w:bidi="fr_FR"/>
+        </w:rPr>
         <w:t xml:space="preserve"> ; </w:t>
       </w:r>
       <w:hyperlink r:id="rId36">
         <w:r>
           <w:rPr>
+            <w:lang w:val="fr_FR" w:bidi="fr_FR"/>
+          </w:rPr>
+          <w:rPr>
             <w:color w:val="0000EE"/>
             <w:u w:val="single"/>
           </w:rPr>
@@ -517,11 +892,17 @@
         </w:r>
       </w:hyperlink>
       <w:r>
+        <w:rPr>
+          <w:lang w:val="fr_FR" w:bidi="fr_FR"/>
+        </w:rPr>
         <w:t xml:space="preserve"> ; </w:t>
       </w:r>
       <w:hyperlink r:id="rId37">
         <w:r>
           <w:rPr>
+            <w:lang w:val="fr_FR" w:bidi="fr_FR"/>
+          </w:rPr>
+          <w:rPr>
             <w:color w:val="0000EE"/>
             <w:u w:val="single"/>
           </w:rPr>
@@ -529,11 +910,17 @@
         </w:r>
       </w:hyperlink>
       <w:r>
+        <w:rPr>
+          <w:lang w:val="fr_FR" w:bidi="fr_FR"/>
+        </w:rPr>
         <w:t>), mais à la fin, ceux qui persistent dans le péché feront face à son jugement (</w:t>
       </w:r>
       <w:hyperlink r:id="rId38">
         <w:r>
           <w:rPr>
+            <w:lang w:val="fr_FR" w:bidi="fr_FR"/>
+          </w:rPr>
+          <w:rPr>
             <w:color w:val="0000EE"/>
             <w:u w:val="single"/>
           </w:rPr>
@@ -541,11 +928,17 @@
         </w:r>
       </w:hyperlink>
       <w:r>
+        <w:rPr>
+          <w:lang w:val="fr_FR" w:bidi="fr_FR"/>
+        </w:rPr>
         <w:t xml:space="preserve"> ; </w:t>
       </w:r>
       <w:hyperlink r:id="rId39">
         <w:r>
           <w:rPr>
+            <w:lang w:val="fr_FR" w:bidi="fr_FR"/>
+          </w:rPr>
+          <w:rPr>
             <w:color w:val="0000EE"/>
             <w:u w:val="single"/>
           </w:rPr>
@@ -553,11 +946,17 @@
         </w:r>
       </w:hyperlink>
       <w:r>
+        <w:rPr>
+          <w:lang w:val="fr_FR" w:bidi="fr_FR"/>
+        </w:rPr>
         <w:t xml:space="preserve"> ; </w:t>
       </w:r>
       <w:hyperlink r:id="rId40">
         <w:r>
           <w:rPr>
+            <w:lang w:val="fr_FR" w:bidi="fr_FR"/>
+          </w:rPr>
+          <w:rPr>
             <w:color w:val="0000EE"/>
             <w:u w:val="single"/>
           </w:rPr>
@@ -565,11 +964,17 @@
         </w:r>
       </w:hyperlink>
       <w:r>
+        <w:rPr>
+          <w:lang w:val="fr_FR" w:bidi="fr_FR"/>
+        </w:rPr>
         <w:t xml:space="preserve"> ; </w:t>
       </w:r>
       <w:hyperlink r:id="rId41">
         <w:r>
           <w:rPr>
+            <w:lang w:val="fr_FR" w:bidi="fr_FR"/>
+          </w:rPr>
+          <w:rPr>
             <w:color w:val="0000EE"/>
             <w:u w:val="single"/>
           </w:rPr>
@@ -577,11 +982,17 @@
         </w:r>
       </w:hyperlink>
       <w:r>
+        <w:rPr>
+          <w:lang w:val="fr_FR" w:bidi="fr_FR"/>
+        </w:rPr>
         <w:t xml:space="preserve">). • dans la tempête, dans le tourbillon : ces images décrivent la fureur du jugement de Dieu contre les méchants (voir aussi </w:t>
       </w:r>
       <w:hyperlink r:id="rId42">
         <w:r>
           <w:rPr>
+            <w:lang w:val="fr_FR" w:bidi="fr_FR"/>
+          </w:rPr>
+          <w:rPr>
             <w:color w:val="0000EE"/>
             <w:u w:val="single"/>
           </w:rPr>
@@ -589,31 +1000,65 @@
         </w:r>
       </w:hyperlink>
       <w:r>
+        <w:rPr>
+          <w:lang w:val="fr_FR" w:bidi="fr_FR"/>
+        </w:rPr>
         <w:t>).</w:t>
       </w:r>
-      <w:r/>
-      <w:r/>
-    </w:p>
-    <w:p>
-      <w:r/>
+      <w:r>
+        <w:rPr>
+          <w:lang w:val="fr_FR" w:bidi="fr_FR"/>
+        </w:rPr>
+      </w:r>
+      <w:r>
+        <w:rPr>
+          <w:lang w:val="fr_FR" w:bidi="fr_FR"/>
+        </w:rPr>
+      </w:r>
+    </w:p>
+    <w:p>
+      <w:pPr/>
+      <w:r>
+        <w:rPr>
+          <w:lang w:val="fr_FR" w:bidi="fr_FR"/>
+        </w:rPr>
+      </w:r>
     </w:p>
     <w:p>
       <w:pPr>
         <w:pStyle w:val="Heading2"/>
       </w:pPr>
       <w:r>
+        <w:rPr>
+          <w:lang w:val="fr_FR" w:bidi="fr_FR"/>
+        </w:rPr>
         <w:t>Nahum 1.4</w:t>
       </w:r>
-      <w:r/>
-    </w:p>
-    <w:p>
-      <w:r/>
-      <w:r>
+      <w:r>
+        <w:rPr>
+          <w:lang w:val="fr_FR" w:bidi="fr_FR"/>
+        </w:rPr>
+      </w:r>
+    </w:p>
+    <w:p>
+      <w:pPr/>
+      <w:r>
+        <w:rPr>
+          <w:lang w:val="fr_FR" w:bidi="fr_FR"/>
+        </w:rPr>
+      </w:r>
+      <w:r>
+        <w:rPr>
+          <w:lang w:val="fr_FR" w:bidi="fr_FR"/>
+        </w:rPr>
         <w:t>Tout comme les nuées (</w:t>
       </w:r>
       <w:hyperlink r:id="rId43">
         <w:r>
           <w:rPr>
+            <w:lang w:val="fr_FR" w:bidi="fr_FR"/>
+          </w:rPr>
+          <w:rPr>
             <w:color w:val="0000EE"/>
             <w:u w:val="single"/>
           </w:rPr>
@@ -621,11 +1066,17 @@
         </w:r>
       </w:hyperlink>
       <w:r>
+        <w:rPr>
+          <w:lang w:val="fr_FR" w:bidi="fr_FR"/>
+        </w:rPr>
         <w:t>) et les montagnes (</w:t>
       </w:r>
       <w:hyperlink r:id="rId44">
         <w:r>
           <w:rPr>
+            <w:lang w:val="fr_FR" w:bidi="fr_FR"/>
+          </w:rPr>
+          <w:rPr>
             <w:color w:val="0000EE"/>
             <w:u w:val="single"/>
           </w:rPr>
@@ -633,11 +1084,17 @@
         </w:r>
       </w:hyperlink>
       <w:r>
+        <w:rPr>
+          <w:lang w:val="fr_FR" w:bidi="fr_FR"/>
+        </w:rPr>
         <w:t>), les océans et les rivières sont sous le contrôle souverain de Dieu. Les prophètes de l'Ancien Testament rappellent souvent les actions de Dieu contre les mers et les rivières lors de l'Exode (</w:t>
       </w:r>
       <w:hyperlink r:id="rId45">
         <w:r>
           <w:rPr>
+            <w:lang w:val="fr_FR" w:bidi="fr_FR"/>
+          </w:rPr>
+          <w:rPr>
             <w:color w:val="0000EE"/>
             <w:u w:val="single"/>
           </w:rPr>
@@ -645,11 +1102,17 @@
         </w:r>
       </w:hyperlink>
       <w:r>
+        <w:rPr>
+          <w:lang w:val="fr_FR" w:bidi="fr_FR"/>
+        </w:rPr>
         <w:t xml:space="preserve">; </w:t>
       </w:r>
       <w:hyperlink r:id="rId46">
         <w:r>
           <w:rPr>
+            <w:lang w:val="fr_FR" w:bidi="fr_FR"/>
+          </w:rPr>
+          <w:rPr>
             <w:color w:val="0000EE"/>
             <w:u w:val="single"/>
           </w:rPr>
@@ -657,11 +1120,17 @@
         </w:r>
       </w:hyperlink>
       <w:r>
+        <w:rPr>
+          <w:lang w:val="fr_FR" w:bidi="fr_FR"/>
+        </w:rPr>
         <w:t xml:space="preserve">; </w:t>
       </w:r>
       <w:hyperlink r:id="rId47">
         <w:r>
           <w:rPr>
+            <w:lang w:val="fr_FR" w:bidi="fr_FR"/>
+          </w:rPr>
+          <w:rPr>
             <w:color w:val="0000EE"/>
             <w:u w:val="single"/>
           </w:rPr>
@@ -669,11 +1138,17 @@
         </w:r>
       </w:hyperlink>
       <w:r>
+        <w:rPr>
+          <w:lang w:val="fr_FR" w:bidi="fr_FR"/>
+        </w:rPr>
         <w:t xml:space="preserve">; </w:t>
       </w:r>
       <w:hyperlink r:id="rId48">
         <w:r>
           <w:rPr>
+            <w:lang w:val="fr_FR" w:bidi="fr_FR"/>
+          </w:rPr>
+          <w:rPr>
             <w:color w:val="0000EE"/>
             <w:u w:val="single"/>
           </w:rPr>
@@ -681,11 +1156,17 @@
         </w:r>
       </w:hyperlink>
       <w:r>
+        <w:rPr>
+          <w:lang w:val="fr_FR" w:bidi="fr_FR"/>
+        </w:rPr>
         <w:t xml:space="preserve">; </w:t>
       </w:r>
       <w:hyperlink r:id="rId49">
         <w:r>
           <w:rPr>
+            <w:lang w:val="fr_FR" w:bidi="fr_FR"/>
+          </w:rPr>
+          <w:rPr>
             <w:color w:val="0000EE"/>
             <w:u w:val="single"/>
           </w:rPr>
@@ -693,11 +1174,17 @@
         </w:r>
       </w:hyperlink>
       <w:r>
+        <w:rPr>
+          <w:lang w:val="fr_FR" w:bidi="fr_FR"/>
+        </w:rPr>
         <w:t xml:space="preserve">). Le pouvoir de Dieu sur les eaux réfute la mythologie des anciens Cananéens, qui croyaient que les océans et les rivières étaient sous le contrôle du dieu de la mer, Yam. • Le Basan, situé à l'est de la mer de Galilée, était connu pour ses pâturages verts, idéaux pour l'élevage de bétail (cf. </w:t>
       </w:r>
       <w:hyperlink r:id="rId50">
         <w:r>
           <w:rPr>
+            <w:lang w:val="fr_FR" w:bidi="fr_FR"/>
+          </w:rPr>
+          <w:rPr>
             <w:color w:val="0000EE"/>
             <w:u w:val="single"/>
           </w:rPr>
@@ -705,20 +1192,30 @@
         </w:r>
       </w:hyperlink>
       <w:r>
+        <w:rPr>
+          <w:lang w:val="fr_FR" w:bidi="fr_FR"/>
+        </w:rPr>
         <w:t>). • Le Carmel</w:t>
       </w:r>
       <w:r>
         <w:rPr>
           <w:i/>
+          <w:lang w:val="fr_FR" w:bidi="fr_FR"/>
         </w:rPr>
         <w:t>,</w:t>
       </w:r>
       <w:r>
+        <w:rPr>
+          <w:lang w:val="fr_FR" w:bidi="fr_FR"/>
+        </w:rPr>
         <w:t xml:space="preserve"> sur la côte méditerranéenne, au cœur de Canaan, était réputé pour sa beauté et sa fertilité (</w:t>
       </w:r>
       <w:hyperlink r:id="rId51">
         <w:r>
           <w:rPr>
+            <w:lang w:val="fr_FR" w:bidi="fr_FR"/>
+          </w:rPr>
+          <w:rPr>
             <w:color w:val="0000EE"/>
             <w:u w:val="single"/>
           </w:rPr>
@@ -726,11 +1223,17 @@
         </w:r>
       </w:hyperlink>
       <w:r>
+        <w:rPr>
+          <w:lang w:val="fr_FR" w:bidi="fr_FR"/>
+        </w:rPr>
         <w:t xml:space="preserve">; </w:t>
       </w:r>
       <w:hyperlink r:id="rId52">
         <w:r>
           <w:rPr>
+            <w:lang w:val="fr_FR" w:bidi="fr_FR"/>
+          </w:rPr>
+          <w:rPr>
             <w:color w:val="0000EE"/>
             <w:u w:val="single"/>
           </w:rPr>
@@ -738,11 +1241,17 @@
         </w:r>
       </w:hyperlink>
       <w:r>
+        <w:rPr>
+          <w:lang w:val="fr_FR" w:bidi="fr_FR"/>
+        </w:rPr>
         <w:t>). • Le Liban était célèbre pour ses grands cèdres (</w:t>
       </w:r>
       <w:hyperlink r:id="rId53">
         <w:r>
           <w:rPr>
+            <w:lang w:val="fr_FR" w:bidi="fr_FR"/>
+          </w:rPr>
+          <w:rPr>
             <w:color w:val="0000EE"/>
             <w:u w:val="single"/>
           </w:rPr>
@@ -750,31 +1259,65 @@
         </w:r>
       </w:hyperlink>
       <w:r>
+        <w:rPr>
+          <w:lang w:val="fr_FR" w:bidi="fr_FR"/>
+        </w:rPr>
         <w:t>). Nahum énumère ces régions pour montrer que même les endroits les plus fertiles et féconds sur terre ne peuvent résister à la puissance du jugement de Dieu.</w:t>
       </w:r>
-      <w:r/>
-      <w:r/>
-    </w:p>
-    <w:p>
-      <w:r/>
+      <w:r>
+        <w:rPr>
+          <w:lang w:val="fr_FR" w:bidi="fr_FR"/>
+        </w:rPr>
+      </w:r>
+      <w:r>
+        <w:rPr>
+          <w:lang w:val="fr_FR" w:bidi="fr_FR"/>
+        </w:rPr>
+      </w:r>
+    </w:p>
+    <w:p>
+      <w:pPr/>
+      <w:r>
+        <w:rPr>
+          <w:lang w:val="fr_FR" w:bidi="fr_FR"/>
+        </w:rPr>
+      </w:r>
     </w:p>
     <w:p>
       <w:pPr>
         <w:pStyle w:val="Heading2"/>
       </w:pPr>
       <w:r>
+        <w:rPr>
+          <w:lang w:val="fr_FR" w:bidi="fr_FR"/>
+        </w:rPr>
         <w:t>Nahum 1.5</w:t>
       </w:r>
-      <w:r/>
-    </w:p>
-    <w:p>
-      <w:r/>
-      <w:r>
+      <w:r>
+        <w:rPr>
+          <w:lang w:val="fr_FR" w:bidi="fr_FR"/>
+        </w:rPr>
+      </w:r>
+    </w:p>
+    <w:p>
+      <w:pPr/>
+      <w:r>
+        <w:rPr>
+          <w:lang w:val="fr_FR" w:bidi="fr_FR"/>
+        </w:rPr>
+      </w:r>
+      <w:r>
+        <w:rPr>
+          <w:lang w:val="fr_FR" w:bidi="fr_FR"/>
+        </w:rPr>
         <w:t xml:space="preserve">La poésie de l'Ancien Testament mentionne souvent le tremblement de la terre pour commémorer la période de l'Exode (voir par exemple, </w:t>
       </w:r>
       <w:hyperlink r:id="rId54">
         <w:r>
           <w:rPr>
+            <w:lang w:val="fr_FR" w:bidi="fr_FR"/>
+          </w:rPr>
+          <w:rPr>
             <w:color w:val="0000EE"/>
             <w:u w:val="single"/>
           </w:rPr>
@@ -782,11 +1325,17 @@
         </w:r>
       </w:hyperlink>
       <w:r>
+        <w:rPr>
+          <w:lang w:val="fr_FR" w:bidi="fr_FR"/>
+        </w:rPr>
         <w:t xml:space="preserve"> ; </w:t>
       </w:r>
       <w:hyperlink r:id="rId55">
         <w:r>
           <w:rPr>
+            <w:lang w:val="fr_FR" w:bidi="fr_FR"/>
+          </w:rPr>
+          <w:rPr>
             <w:color w:val="0000EE"/>
             <w:u w:val="single"/>
           </w:rPr>
@@ -794,11 +1343,17 @@
         </w:r>
       </w:hyperlink>
       <w:r>
+        <w:rPr>
+          <w:lang w:val="fr_FR" w:bidi="fr_FR"/>
+        </w:rPr>
         <w:t xml:space="preserve"> ; voir </w:t>
       </w:r>
       <w:hyperlink r:id="rId56">
         <w:r>
           <w:rPr>
+            <w:lang w:val="fr_FR" w:bidi="fr_FR"/>
+          </w:rPr>
+          <w:rPr>
             <w:color w:val="0000EE"/>
             <w:u w:val="single"/>
           </w:rPr>
@@ -806,31 +1361,65 @@
         </w:r>
       </w:hyperlink>
       <w:r>
+        <w:rPr>
+          <w:lang w:val="fr_FR" w:bidi="fr_FR"/>
+        </w:rPr>
         <w:t>).</w:t>
       </w:r>
-      <w:r/>
-      <w:r/>
-    </w:p>
-    <w:p>
-      <w:r/>
+      <w:r>
+        <w:rPr>
+          <w:lang w:val="fr_FR" w:bidi="fr_FR"/>
+        </w:rPr>
+      </w:r>
+      <w:r>
+        <w:rPr>
+          <w:lang w:val="fr_FR" w:bidi="fr_FR"/>
+        </w:rPr>
+      </w:r>
+    </w:p>
+    <w:p>
+      <w:pPr/>
+      <w:r>
+        <w:rPr>
+          <w:lang w:val="fr_FR" w:bidi="fr_FR"/>
+        </w:rPr>
+      </w:r>
     </w:p>
     <w:p>
       <w:pPr>
         <w:pStyle w:val="Heading2"/>
       </w:pPr>
       <w:r>
+        <w:rPr>
+          <w:lang w:val="fr_FR" w:bidi="fr_FR"/>
+        </w:rPr>
         <w:t>Nahum 1.6</w:t>
       </w:r>
-      <w:r/>
-    </w:p>
-    <w:p>
-      <w:r/>
-      <w:r>
+      <w:r>
+        <w:rPr>
+          <w:lang w:val="fr_FR" w:bidi="fr_FR"/>
+        </w:rPr>
+      </w:r>
+    </w:p>
+    <w:p>
+      <w:pPr/>
+      <w:r>
+        <w:rPr>
+          <w:lang w:val="fr_FR" w:bidi="fr_FR"/>
+        </w:rPr>
+      </w:r>
+      <w:r>
+        <w:rPr>
+          <w:lang w:val="fr_FR" w:bidi="fr_FR"/>
+        </w:rPr>
         <w:t xml:space="preserve">Le mot hébreu traduit par « fureur » est répété à partir de </w:t>
       </w:r>
       <w:hyperlink r:id="rId57">
         <w:r>
           <w:rPr>
+            <w:lang w:val="fr_FR" w:bidi="fr_FR"/>
+          </w:rPr>
+          <w:rPr>
             <w:color w:val="0000EE"/>
             <w:u w:val="single"/>
           </w:rPr>
@@ -838,11 +1427,17 @@
         </w:r>
       </w:hyperlink>
       <w:r>
+        <w:rPr>
+          <w:lang w:val="fr_FR" w:bidi="fr_FR"/>
+        </w:rPr>
         <w:t xml:space="preserve">. Sa répétition encadre les versets </w:t>
       </w:r>
       <w:hyperlink r:id="rId28">
         <w:r>
           <w:rPr>
+            <w:lang w:val="fr_FR" w:bidi="fr_FR"/>
+          </w:rPr>
+          <w:rPr>
             <w:color w:val="0000EE"/>
             <w:u w:val="single"/>
           </w:rPr>
@@ -850,31 +1445,65 @@
         </w:r>
       </w:hyperlink>
       <w:r>
+        <w:rPr>
+          <w:lang w:val="fr_FR" w:bidi="fr_FR"/>
+        </w:rPr>
         <w:t xml:space="preserve"> comme une seule unité poétique.</w:t>
       </w:r>
-      <w:r/>
-      <w:r/>
-    </w:p>
-    <w:p>
-      <w:r/>
+      <w:r>
+        <w:rPr>
+          <w:lang w:val="fr_FR" w:bidi="fr_FR"/>
+        </w:rPr>
+      </w:r>
+      <w:r>
+        <w:rPr>
+          <w:lang w:val="fr_FR" w:bidi="fr_FR"/>
+        </w:rPr>
+      </w:r>
+    </w:p>
+    <w:p>
+      <w:pPr/>
+      <w:r>
+        <w:rPr>
+          <w:lang w:val="fr_FR" w:bidi="fr_FR"/>
+        </w:rPr>
+      </w:r>
     </w:p>
     <w:p>
       <w:pPr>
         <w:pStyle w:val="Heading2"/>
       </w:pPr>
       <w:r>
+        <w:rPr>
+          <w:lang w:val="fr_FR" w:bidi="fr_FR"/>
+        </w:rPr>
         <w:t>Nahum 1.7</w:t>
       </w:r>
-      <w:r/>
-    </w:p>
-    <w:p>
-      <w:r/>
-      <w:r>
+      <w:r>
+        <w:rPr>
+          <w:lang w:val="fr_FR" w:bidi="fr_FR"/>
+        </w:rPr>
+      </w:r>
+    </w:p>
+    <w:p>
+      <w:pPr/>
+      <w:r>
+        <w:rPr>
+          <w:lang w:val="fr_FR" w:bidi="fr_FR"/>
+        </w:rPr>
+      </w:r>
+      <w:r>
+        <w:rPr>
+          <w:lang w:val="fr_FR" w:bidi="fr_FR"/>
+        </w:rPr>
         <w:t>L'Éternel est bon : Dieu agit équitablement lorsqu'il juge les méchants. Il offre également un refuge à ceux qui se confient en lui. Il les accueille et les protège au milieu des épreuves de la vie (</w:t>
       </w:r>
       <w:hyperlink r:id="rId58">
         <w:r>
           <w:rPr>
+            <w:lang w:val="fr_FR" w:bidi="fr_FR"/>
+          </w:rPr>
+          <w:rPr>
             <w:color w:val="0000EE"/>
             <w:u w:val="single"/>
           </w:rPr>
@@ -882,11 +1511,17 @@
         </w:r>
       </w:hyperlink>
       <w:r>
+        <w:rPr>
+          <w:lang w:val="fr_FR" w:bidi="fr_FR"/>
+        </w:rPr>
         <w:t xml:space="preserve"> ; </w:t>
       </w:r>
       <w:hyperlink r:id="rId59">
         <w:r>
           <w:rPr>
+            <w:lang w:val="fr_FR" w:bidi="fr_FR"/>
+          </w:rPr>
+          <w:rPr>
             <w:color w:val="0000EE"/>
             <w:u w:val="single"/>
           </w:rPr>
@@ -894,11 +1529,17 @@
         </w:r>
       </w:hyperlink>
       <w:r>
+        <w:rPr>
+          <w:lang w:val="fr_FR" w:bidi="fr_FR"/>
+        </w:rPr>
         <w:t>). La riche bonté de Dieu peut amener des hommes à la repentance (</w:t>
       </w:r>
       <w:hyperlink r:id="rId60">
         <w:r>
           <w:rPr>
+            <w:lang w:val="fr_FR" w:bidi="fr_FR"/>
+          </w:rPr>
+          <w:rPr>
             <w:color w:val="0000EE"/>
             <w:u w:val="single"/>
           </w:rPr>
@@ -906,57 +1547,125 @@
         </w:r>
       </w:hyperlink>
       <w:r>
+        <w:rPr>
+          <w:lang w:val="fr_FR" w:bidi="fr_FR"/>
+        </w:rPr>
         <w:t>).</w:t>
       </w:r>
-      <w:r/>
-      <w:r/>
-    </w:p>
-    <w:p>
-      <w:r/>
+      <w:r>
+        <w:rPr>
+          <w:lang w:val="fr_FR" w:bidi="fr_FR"/>
+        </w:rPr>
+      </w:r>
+      <w:r>
+        <w:rPr>
+          <w:lang w:val="fr_FR" w:bidi="fr_FR"/>
+        </w:rPr>
+      </w:r>
+    </w:p>
+    <w:p>
+      <w:pPr/>
+      <w:r>
+        <w:rPr>
+          <w:lang w:val="fr_FR" w:bidi="fr_FR"/>
+        </w:rPr>
+      </w:r>
     </w:p>
     <w:p>
       <w:pPr>
         <w:pStyle w:val="Heading2"/>
       </w:pPr>
       <w:r>
+        <w:rPr>
+          <w:lang w:val="fr_FR" w:bidi="fr_FR"/>
+        </w:rPr>
         <w:t>Nahum 1.7–11</w:t>
       </w:r>
-      <w:r/>
-    </w:p>
-    <w:p>
-      <w:r/>
-      <w:r>
+      <w:r>
+        <w:rPr>
+          <w:lang w:val="fr_FR" w:bidi="fr_FR"/>
+        </w:rPr>
+      </w:r>
+    </w:p>
+    <w:p>
+      <w:pPr/>
+      <w:r>
+        <w:rPr>
+          <w:lang w:val="fr_FR" w:bidi="fr_FR"/>
+        </w:rPr>
+      </w:r>
+      <w:r>
+        <w:rPr>
+          <w:lang w:val="fr_FR" w:bidi="fr_FR"/>
+        </w:rPr>
         <w:t xml:space="preserve">Cette deuxième strophe (voir la </w:t>
       </w:r>
       <w:r>
+        <w:rPr>
+          <w:lang w:val="fr_FR" w:bidi="fr_FR"/>
+        </w:rPr>
         <w:t>note d'étude sur 1.2–11</w:t>
       </w:r>
       <w:r>
+        <w:rPr>
+          <w:lang w:val="fr_FR" w:bidi="fr_FR"/>
+        </w:rPr>
         <w:t>) met un point d'honneur sur la souveraineté, la justice et l'équité de Dieu envers tous.</w:t>
       </w:r>
-      <w:r/>
-      <w:r/>
-    </w:p>
-    <w:p>
-      <w:r/>
+      <w:r>
+        <w:rPr>
+          <w:lang w:val="fr_FR" w:bidi="fr_FR"/>
+        </w:rPr>
+      </w:r>
+      <w:r>
+        <w:rPr>
+          <w:lang w:val="fr_FR" w:bidi="fr_FR"/>
+        </w:rPr>
+      </w:r>
+    </w:p>
+    <w:p>
+      <w:pPr/>
+      <w:r>
+        <w:rPr>
+          <w:lang w:val="fr_FR" w:bidi="fr_FR"/>
+        </w:rPr>
+      </w:r>
     </w:p>
     <w:p>
       <w:pPr>
         <w:pStyle w:val="Heading2"/>
       </w:pPr>
       <w:r>
+        <w:rPr>
+          <w:lang w:val="fr_FR" w:bidi="fr_FR"/>
+        </w:rPr>
         <w:t>Nahum 1.8</w:t>
       </w:r>
-      <w:r/>
-    </w:p>
-    <w:p>
-      <w:r/>
-      <w:r>
+      <w:r>
+        <w:rPr>
+          <w:lang w:val="fr_FR" w:bidi="fr_FR"/>
+        </w:rPr>
+      </w:r>
+    </w:p>
+    <w:p>
+      <w:pPr/>
+      <w:r>
+        <w:rPr>
+          <w:lang w:val="fr_FR" w:bidi="fr_FR"/>
+        </w:rPr>
+      </w:r>
+      <w:r>
+        <w:rPr>
+          <w:lang w:val="fr_FR" w:bidi="fr_FR"/>
+        </w:rPr>
         <w:t xml:space="preserve">Des flots qui déborderont : une métaphore pour la nature puissante du jugement de Dieu (voir </w:t>
       </w:r>
       <w:hyperlink r:id="rId61">
         <w:r>
           <w:rPr>
+            <w:lang w:val="fr_FR" w:bidi="fr_FR"/>
+          </w:rPr>
+          <w:rPr>
             <w:color w:val="0000EE"/>
             <w:u w:val="single"/>
           </w:rPr>
@@ -964,31 +1673,65 @@
         </w:r>
       </w:hyperlink>
       <w:r>
+        <w:rPr>
+          <w:lang w:val="fr_FR" w:bidi="fr_FR"/>
+        </w:rPr>
         <w:t>).</w:t>
       </w:r>
-      <w:r/>
-      <w:r/>
-    </w:p>
-    <w:p>
-      <w:r/>
+      <w:r>
+        <w:rPr>
+          <w:lang w:val="fr_FR" w:bidi="fr_FR"/>
+        </w:rPr>
+      </w:r>
+      <w:r>
+        <w:rPr>
+          <w:lang w:val="fr_FR" w:bidi="fr_FR"/>
+        </w:rPr>
+      </w:r>
+    </w:p>
+    <w:p>
+      <w:pPr/>
+      <w:r>
+        <w:rPr>
+          <w:lang w:val="fr_FR" w:bidi="fr_FR"/>
+        </w:rPr>
+      </w:r>
     </w:p>
     <w:p>
       <w:pPr>
         <w:pStyle w:val="Heading2"/>
       </w:pPr>
       <w:r>
+        <w:rPr>
+          <w:lang w:val="fr_FR" w:bidi="fr_FR"/>
+        </w:rPr>
         <w:t>Nahum 1.9</w:t>
       </w:r>
-      <w:r/>
-    </w:p>
-    <w:p>
-      <w:r/>
-      <w:r>
+      <w:r>
+        <w:rPr>
+          <w:lang w:val="fr_FR" w:bidi="fr_FR"/>
+        </w:rPr>
+      </w:r>
+    </w:p>
+    <w:p>
+      <w:pPr/>
+      <w:r>
+        <w:rPr>
+          <w:lang w:val="fr_FR" w:bidi="fr_FR"/>
+        </w:rPr>
+      </w:r>
+      <w:r>
+        <w:rPr>
+          <w:lang w:val="fr_FR" w:bidi="fr_FR"/>
+        </w:rPr>
         <w:t>Que méditez-vous : aucun complot ni plan humain contre Dieu ne peut réussir. Les plans humains sont futiles s'ils ne correspondent pas à ceux de Dieu (</w:t>
       </w:r>
       <w:hyperlink r:id="rId62">
         <w:r>
           <w:rPr>
+            <w:lang w:val="fr_FR" w:bidi="fr_FR"/>
+          </w:rPr>
+          <w:rPr>
             <w:color w:val="0000EE"/>
             <w:u w:val="single"/>
           </w:rPr>
@@ -996,11 +1739,17 @@
         </w:r>
       </w:hyperlink>
       <w:r>
+        <w:rPr>
+          <w:lang w:val="fr_FR" w:bidi="fr_FR"/>
+        </w:rPr>
         <w:t xml:space="preserve"> ; </w:t>
       </w:r>
       <w:hyperlink r:id="rId63">
         <w:r>
           <w:rPr>
+            <w:lang w:val="fr_FR" w:bidi="fr_FR"/>
+          </w:rPr>
+          <w:rPr>
             <w:color w:val="0000EE"/>
             <w:u w:val="single"/>
           </w:rPr>
@@ -1008,11 +1757,17 @@
         </w:r>
       </w:hyperlink>
       <w:r>
+        <w:rPr>
+          <w:lang w:val="fr_FR" w:bidi="fr_FR"/>
+        </w:rPr>
         <w:t xml:space="preserve"> ; </w:t>
       </w:r>
       <w:hyperlink r:id="rId64">
         <w:r>
           <w:rPr>
+            <w:lang w:val="fr_FR" w:bidi="fr_FR"/>
+          </w:rPr>
+          <w:rPr>
             <w:color w:val="0000EE"/>
             <w:u w:val="single"/>
           </w:rPr>
@@ -1020,31 +1775,65 @@
         </w:r>
       </w:hyperlink>
       <w:r>
+        <w:rPr>
+          <w:lang w:val="fr_FR" w:bidi="fr_FR"/>
+        </w:rPr>
         <w:t>).</w:t>
       </w:r>
-      <w:r/>
-      <w:r/>
-    </w:p>
-    <w:p>
-      <w:r/>
+      <w:r>
+        <w:rPr>
+          <w:lang w:val="fr_FR" w:bidi="fr_FR"/>
+        </w:rPr>
+      </w:r>
+      <w:r>
+        <w:rPr>
+          <w:lang w:val="fr_FR" w:bidi="fr_FR"/>
+        </w:rPr>
+      </w:r>
+    </w:p>
+    <w:p>
+      <w:pPr/>
+      <w:r>
+        <w:rPr>
+          <w:lang w:val="fr_FR" w:bidi="fr_FR"/>
+        </w:rPr>
+      </w:r>
     </w:p>
     <w:p>
       <w:pPr>
         <w:pStyle w:val="Heading2"/>
       </w:pPr>
       <w:r>
+        <w:rPr>
+          <w:lang w:val="fr_FR" w:bidi="fr_FR"/>
+        </w:rPr>
         <w:t>Nahum 1.11</w:t>
       </w:r>
-      <w:r/>
-    </w:p>
-    <w:p>
-      <w:r/>
-      <w:r>
+      <w:r>
+        <w:rPr>
+          <w:lang w:val="fr_FR" w:bidi="fr_FR"/>
+        </w:rPr>
+      </w:r>
+    </w:p>
+    <w:p>
+      <w:pPr/>
+      <w:r>
+        <w:rPr>
+          <w:lang w:val="fr_FR" w:bidi="fr_FR"/>
+        </w:rPr>
+      </w:r>
+      <w:r>
+        <w:rPr>
+          <w:lang w:val="fr_FR" w:bidi="fr_FR"/>
+        </w:rPr>
         <w:t xml:space="preserve">L'homme qui médite le mal contre l'Éternel est le roi assyrien. Dieu avait également eu affaire à la vaine arrogance d'un roi assyrien à l'époque d'Ézéchias (vers 701 av. J.‑C. ; voir </w:t>
       </w:r>
       <w:hyperlink r:id="rId65">
         <w:r>
           <w:rPr>
+            <w:lang w:val="fr_FR" w:bidi="fr_FR"/>
+          </w:rPr>
+          <w:rPr>
             <w:color w:val="0000EE"/>
             <w:u w:val="single"/>
           </w:rPr>
@@ -1052,11 +1841,17 @@
         </w:r>
       </w:hyperlink>
       <w:r>
+        <w:rPr>
+          <w:lang w:val="fr_FR" w:bidi="fr_FR"/>
+        </w:rPr>
         <w:t>). Celui qui médite le mal contre l'Éternel s'oppose au Messie à venir, le Roi qui est un « Admirable Conseiller » (</w:t>
       </w:r>
       <w:hyperlink r:id="rId66">
         <w:r>
           <w:rPr>
+            <w:lang w:val="fr_FR" w:bidi="fr_FR"/>
+          </w:rPr>
+          <w:rPr>
             <w:color w:val="0000EE"/>
             <w:u w:val="single"/>
           </w:rPr>
@@ -1064,37 +1859,77 @@
         </w:r>
       </w:hyperlink>
       <w:r>
+        <w:rPr>
+          <w:lang w:val="fr_FR" w:bidi="fr_FR"/>
+        </w:rPr>
         <w:t>).</w:t>
       </w:r>
-      <w:r/>
-      <w:r/>
-    </w:p>
-    <w:p>
-      <w:r/>
+      <w:r>
+        <w:rPr>
+          <w:lang w:val="fr_FR" w:bidi="fr_FR"/>
+        </w:rPr>
+      </w:r>
+      <w:r>
+        <w:rPr>
+          <w:lang w:val="fr_FR" w:bidi="fr_FR"/>
+        </w:rPr>
+      </w:r>
+    </w:p>
+    <w:p>
+      <w:pPr/>
+      <w:r>
+        <w:rPr>
+          <w:lang w:val="fr_FR" w:bidi="fr_FR"/>
+        </w:rPr>
+      </w:r>
     </w:p>
     <w:p>
       <w:pPr>
         <w:pStyle w:val="Heading2"/>
       </w:pPr>
       <w:r>
+        <w:rPr>
+          <w:lang w:val="fr_FR" w:bidi="fr_FR"/>
+        </w:rPr>
         <w:t>Nahum 1.12</w:t>
       </w:r>
-      <w:r/>
-    </w:p>
-    <w:p>
-      <w:r/>
-      <w:r>
+      <w:r>
+        <w:rPr>
+          <w:lang w:val="fr_FR" w:bidi="fr_FR"/>
+        </w:rPr>
+      </w:r>
+    </w:p>
+    <w:p>
+      <w:pPr/>
+      <w:r>
+        <w:rPr>
+          <w:lang w:val="fr_FR" w:bidi="fr_FR"/>
+        </w:rPr>
+      </w:r>
+      <w:r>
+        <w:rPr>
+          <w:lang w:val="fr_FR" w:bidi="fr_FR"/>
+        </w:rPr>
         <w:t xml:space="preserve">Les alliés des Assyriens étaient des royaumes vassaux ou subordonnés, y compris l'Égypte, autrefois puissante. Ironiquement, c'est une coalition d'anciens alliés qui a progressivement renversé le grand empire néo-assyrien entre 625 et 605 av. J.‑C. • </w:t>
       </w:r>
       <w:r>
+        <w:rPr>
+          <w:lang w:val="fr_FR" w:bidi="fr_FR"/>
+        </w:rPr>
         <w:t>Je veux t’humilier, Pour ne plus avoir à t’humilier :</w:t>
       </w:r>
       <w:r>
+        <w:rPr>
+          <w:lang w:val="fr_FR" w:bidi="fr_FR"/>
+        </w:rPr>
         <w:t xml:space="preserve"> Dieu avait précédemment puni Juda lorsque le roi assyrien Sanchérib (704–681 av. J.‑C.) a lancé une campagne (701 av. J.‑C.) contre les États occidentaux du Proche-Orient. Si Sanchérib a échoué à prendre Jérusalem (</w:t>
       </w:r>
       <w:hyperlink r:id="rId67">
         <w:r>
           <w:rPr>
+            <w:lang w:val="fr_FR" w:bidi="fr_FR"/>
+          </w:rPr>
+          <w:rPr>
             <w:color w:val="0000EE"/>
             <w:u w:val="single"/>
           </w:rPr>
@@ -1102,11 +1937,17 @@
         </w:r>
       </w:hyperlink>
       <w:r>
+        <w:rPr>
+          <w:lang w:val="fr_FR" w:bidi="fr_FR"/>
+        </w:rPr>
         <w:t>), il se vante dans ses annales d'avoir emporté le tribut de Jérusalem et une bonne quantité du butin pris de quarante-six villes de Juda. Bien que Juda ait ainsi été réduit à la vassalité, faisant constamment face à une possible attaque, l'Assyrie n'a pas réussi à prendre le royaume du sud. C'est Babylone qui en a eu raison, en 586 av. J.‑C. Malheureusement, ni Israël ni Juda n'a tenu compte des avertissements répétés de Dieu, proclamant que leur refus de repentance entraînerait un jugement (</w:t>
       </w:r>
       <w:hyperlink r:id="rId68">
         <w:r>
           <w:rPr>
+            <w:lang w:val="fr_FR" w:bidi="fr_FR"/>
+          </w:rPr>
+          <w:rPr>
             <w:color w:val="0000EE"/>
             <w:u w:val="single"/>
           </w:rPr>
@@ -1114,11 +1955,17 @@
         </w:r>
       </w:hyperlink>
       <w:r>
+        <w:rPr>
+          <w:lang w:val="fr_FR" w:bidi="fr_FR"/>
+        </w:rPr>
         <w:t xml:space="preserve"> ; </w:t>
       </w:r>
       <w:hyperlink r:id="rId69">
         <w:r>
           <w:rPr>
+            <w:lang w:val="fr_FR" w:bidi="fr_FR"/>
+          </w:rPr>
+          <w:rPr>
             <w:color w:val="0000EE"/>
             <w:u w:val="single"/>
           </w:rPr>
@@ -1126,31 +1973,65 @@
         </w:r>
       </w:hyperlink>
       <w:r>
+        <w:rPr>
+          <w:lang w:val="fr_FR" w:bidi="fr_FR"/>
+        </w:rPr>
         <w:t>).</w:t>
       </w:r>
-      <w:r/>
-      <w:r/>
-    </w:p>
-    <w:p>
-      <w:r/>
+      <w:r>
+        <w:rPr>
+          <w:lang w:val="fr_FR" w:bidi="fr_FR"/>
+        </w:rPr>
+      </w:r>
+      <w:r>
+        <w:rPr>
+          <w:lang w:val="fr_FR" w:bidi="fr_FR"/>
+        </w:rPr>
+      </w:r>
+    </w:p>
+    <w:p>
+      <w:pPr/>
+      <w:r>
+        <w:rPr>
+          <w:lang w:val="fr_FR" w:bidi="fr_FR"/>
+        </w:rPr>
+      </w:r>
     </w:p>
     <w:p>
       <w:pPr>
         <w:pStyle w:val="Heading2"/>
       </w:pPr>
       <w:r>
+        <w:rPr>
+          <w:lang w:val="fr_FR" w:bidi="fr_FR"/>
+        </w:rPr>
         <w:t>Nahum 1.14</w:t>
       </w:r>
-      <w:r/>
-    </w:p>
-    <w:p>
-      <w:r/>
-      <w:r>
+      <w:r>
+        <w:rPr>
+          <w:lang w:val="fr_FR" w:bidi="fr_FR"/>
+        </w:rPr>
+      </w:r>
+    </w:p>
+    <w:p>
+      <w:pPr/>
+      <w:r>
+        <w:rPr>
+          <w:lang w:val="fr_FR" w:bidi="fr_FR"/>
+        </w:rPr>
+      </w:r>
+      <w:r>
+        <w:rPr>
+          <w:lang w:val="fr_FR" w:bidi="fr_FR"/>
+        </w:rPr>
         <w:t>Plus de descendants : Ninive sera complètement anéantie. Retrancher un nom en le laissant sans descendant signifie sa destruction totale (</w:t>
       </w:r>
       <w:hyperlink r:id="rId70">
         <w:r>
           <w:rPr>
+            <w:lang w:val="fr_FR" w:bidi="fr_FR"/>
+          </w:rPr>
+          <w:rPr>
             <w:color w:val="0000EE"/>
             <w:u w:val="single"/>
           </w:rPr>
@@ -1158,11 +2039,17 @@
         </w:r>
       </w:hyperlink>
       <w:r>
+        <w:rPr>
+          <w:lang w:val="fr_FR" w:bidi="fr_FR"/>
+        </w:rPr>
         <w:t xml:space="preserve"> ; </w:t>
       </w:r>
       <w:hyperlink r:id="rId71">
         <w:r>
           <w:rPr>
+            <w:lang w:val="fr_FR" w:bidi="fr_FR"/>
+          </w:rPr>
+          <w:rPr>
             <w:color w:val="0000EE"/>
             <w:u w:val="single"/>
           </w:rPr>
@@ -1170,11 +2057,17 @@
         </w:r>
       </w:hyperlink>
       <w:r>
+        <w:rPr>
+          <w:lang w:val="fr_FR" w:bidi="fr_FR"/>
+        </w:rPr>
         <w:t xml:space="preserve"> ; </w:t>
       </w:r>
       <w:hyperlink r:id="rId72">
         <w:r>
           <w:rPr>
+            <w:lang w:val="fr_FR" w:bidi="fr_FR"/>
+          </w:rPr>
+          <w:rPr>
             <w:color w:val="0000EE"/>
             <w:u w:val="single"/>
           </w:rPr>
@@ -1182,31 +2075,65 @@
         </w:r>
       </w:hyperlink>
       <w:r>
+        <w:rPr>
+          <w:lang w:val="fr_FR" w:bidi="fr_FR"/>
+        </w:rPr>
         <w:t>). • Aucun des dieux vénérés d'Assyrie ne peut délivrer Ninive de la sentence de mort prononcée par Dieu. • Dieu prépare déjà une tombe pour Ninive et dirige les ennemis de l'Assyrie pour détruire la ville. Les fières villes de l'Assyrie tombent une à une sous les attaques combinées des Chaldéens, des Mèdes et des Ummanmanda. Ninive elle-même tombe en 612 av. J.‑C.</w:t>
       </w:r>
-      <w:r/>
-      <w:r/>
-    </w:p>
-    <w:p>
-      <w:r/>
+      <w:r>
+        <w:rPr>
+          <w:lang w:val="fr_FR" w:bidi="fr_FR"/>
+        </w:rPr>
+      </w:r>
+      <w:r>
+        <w:rPr>
+          <w:lang w:val="fr_FR" w:bidi="fr_FR"/>
+        </w:rPr>
+      </w:r>
+    </w:p>
+    <w:p>
+      <w:pPr/>
+      <w:r>
+        <w:rPr>
+          <w:lang w:val="fr_FR" w:bidi="fr_FR"/>
+        </w:rPr>
+      </w:r>
     </w:p>
     <w:p>
       <w:pPr>
         <w:pStyle w:val="Heading2"/>
       </w:pPr>
       <w:r>
+        <w:rPr>
+          <w:lang w:val="fr_FR" w:bidi="fr_FR"/>
+        </w:rPr>
         <w:t>Nahum 2.1</w:t>
       </w:r>
-      <w:r/>
-    </w:p>
-    <w:p>
-      <w:r/>
-      <w:r>
+      <w:r>
+        <w:rPr>
+          <w:lang w:val="fr_FR" w:bidi="fr_FR"/>
+        </w:rPr>
+      </w:r>
+    </w:p>
+    <w:p>
+      <w:pPr/>
+      <w:r>
+        <w:rPr>
+          <w:lang w:val="fr_FR" w:bidi="fr_FR"/>
+        </w:rPr>
+      </w:r>
+      <w:r>
+        <w:rPr>
+          <w:lang w:val="fr_FR" w:bidi="fr_FR"/>
+        </w:rPr>
         <w:t>Nahum précise sa prophétie sur la libération de Juda de la servitude (</w:t>
       </w:r>
       <w:hyperlink r:id="rId73">
         <w:r>
           <w:rPr>
+            <w:lang w:val="fr_FR" w:bidi="fr_FR"/>
+          </w:rPr>
+          <w:rPr>
             <w:color w:val="0000EE"/>
             <w:u w:val="single"/>
           </w:rPr>
@@ -1214,11 +2141,17 @@
         </w:r>
       </w:hyperlink>
       <w:r>
+        <w:rPr>
+          <w:lang w:val="fr_FR" w:bidi="fr_FR"/>
+        </w:rPr>
         <w:t xml:space="preserve">) en prédisant l'arrivée d'un messager porteur de la bonne nouvelle d'une paix restaurée (voir aussi </w:t>
       </w:r>
       <w:hyperlink r:id="rId74">
         <w:r>
           <w:rPr>
+            <w:lang w:val="fr_FR" w:bidi="fr_FR"/>
+          </w:rPr>
+          <w:rPr>
             <w:color w:val="0000EE"/>
             <w:u w:val="single"/>
           </w:rPr>
@@ -1226,11 +2159,17 @@
         </w:r>
       </w:hyperlink>
       <w:r>
+        <w:rPr>
+          <w:lang w:val="fr_FR" w:bidi="fr_FR"/>
+        </w:rPr>
         <w:t>). Ce message de paix annonce que la domination de l'Assyrie sur Juda sera brisée et que le peuple de Dieu sera libéré de son fardeau. C'est ce qui s'est produit lors du règne de Josias (640–609 av. J.‑C.), après la mort du roi assyrien Osnappar en 626 av. J.‑C. Ce message politique donne un avant-goût de la victoire finale de Dieu sur le mal, lorsque son peuple sera libéré de la servitude du péché par l'œuvre salvatrice du Messie et recevra la paix éternelle (</w:t>
       </w:r>
       <w:hyperlink r:id="rId75">
         <w:r>
           <w:rPr>
+            <w:lang w:val="fr_FR" w:bidi="fr_FR"/>
+          </w:rPr>
+          <w:rPr>
             <w:color w:val="0000EE"/>
             <w:u w:val="single"/>
           </w:rPr>
@@ -1238,11 +2177,17 @@
         </w:r>
       </w:hyperlink>
       <w:r>
+        <w:rPr>
+          <w:lang w:val="fr_FR" w:bidi="fr_FR"/>
+        </w:rPr>
         <w:t xml:space="preserve">; </w:t>
       </w:r>
       <w:hyperlink r:id="rId76">
         <w:r>
           <w:rPr>
+            <w:lang w:val="fr_FR" w:bidi="fr_FR"/>
+          </w:rPr>
+          <w:rPr>
             <w:color w:val="0000EE"/>
             <w:u w:val="single"/>
           </w:rPr>
@@ -1250,11 +2195,17 @@
         </w:r>
       </w:hyperlink>
       <w:r>
+        <w:rPr>
+          <w:lang w:val="fr_FR" w:bidi="fr_FR"/>
+        </w:rPr>
         <w:t xml:space="preserve">; </w:t>
       </w:r>
       <w:hyperlink r:id="rId77">
         <w:r>
           <w:rPr>
+            <w:lang w:val="fr_FR" w:bidi="fr_FR"/>
+          </w:rPr>
+          <w:rPr>
             <w:color w:val="0000EE"/>
             <w:u w:val="single"/>
           </w:rPr>
@@ -1262,11 +2213,17 @@
         </w:r>
       </w:hyperlink>
       <w:r>
+        <w:rPr>
+          <w:lang w:val="fr_FR" w:bidi="fr_FR"/>
+        </w:rPr>
         <w:t xml:space="preserve">; </w:t>
       </w:r>
       <w:hyperlink r:id="rId78">
         <w:r>
           <w:rPr>
+            <w:lang w:val="fr_FR" w:bidi="fr_FR"/>
+          </w:rPr>
+          <w:rPr>
             <w:color w:val="0000EE"/>
             <w:u w:val="single"/>
           </w:rPr>
@@ -1274,11 +2231,17 @@
         </w:r>
       </w:hyperlink>
       <w:r>
+        <w:rPr>
+          <w:lang w:val="fr_FR" w:bidi="fr_FR"/>
+        </w:rPr>
         <w:t xml:space="preserve">; </w:t>
       </w:r>
       <w:hyperlink r:id="rId79">
         <w:r>
           <w:rPr>
+            <w:lang w:val="fr_FR" w:bidi="fr_FR"/>
+          </w:rPr>
+          <w:rPr>
             <w:color w:val="0000EE"/>
             <w:u w:val="single"/>
           </w:rPr>
@@ -1286,31 +2249,65 @@
         </w:r>
       </w:hyperlink>
       <w:r>
+        <w:rPr>
+          <w:lang w:val="fr_FR" w:bidi="fr_FR"/>
+        </w:rPr>
         <w:t>).</w:t>
       </w:r>
-      <w:r/>
-      <w:r/>
-    </w:p>
-    <w:p>
-      <w:r/>
+      <w:r>
+        <w:rPr>
+          <w:lang w:val="fr_FR" w:bidi="fr_FR"/>
+        </w:rPr>
+      </w:r>
+      <w:r>
+        <w:rPr>
+          <w:lang w:val="fr_FR" w:bidi="fr_FR"/>
+        </w:rPr>
+      </w:r>
+    </w:p>
+    <w:p>
+      <w:pPr/>
+      <w:r>
+        <w:rPr>
+          <w:lang w:val="fr_FR" w:bidi="fr_FR"/>
+        </w:rPr>
+      </w:r>
     </w:p>
     <w:p>
       <w:pPr>
         <w:pStyle w:val="Heading2"/>
       </w:pPr>
       <w:r>
+        <w:rPr>
+          <w:lang w:val="fr_FR" w:bidi="fr_FR"/>
+        </w:rPr>
         <w:t>Nahum 2.2</w:t>
       </w:r>
-      <w:r/>
-    </w:p>
-    <w:p>
-      <w:r/>
-      <w:r>
+      <w:r>
+        <w:rPr>
+          <w:lang w:val="fr_FR" w:bidi="fr_FR"/>
+        </w:rPr>
+      </w:r>
+    </w:p>
+    <w:p>
+      <w:pPr/>
+      <w:r>
+        <w:rPr>
+          <w:lang w:val="fr_FR" w:bidi="fr_FR"/>
+        </w:rPr>
+      </w:r>
+      <w:r>
+        <w:rPr>
+          <w:lang w:val="fr_FR" w:bidi="fr_FR"/>
+        </w:rPr>
         <w:t>Si les défenseurs de Ninive se préparent amplement à protéger la ville par leur forteresse... les routes... leur courage et leur force sont voués à l'échec (</w:t>
       </w:r>
       <w:hyperlink r:id="rId80">
         <w:r>
           <w:rPr>
+            <w:lang w:val="fr_FR" w:bidi="fr_FR"/>
+          </w:rPr>
+          <w:rPr>
             <w:color w:val="0000EE"/>
             <w:u w:val="single"/>
           </w:rPr>
@@ -1318,31 +2315,65 @@
         </w:r>
       </w:hyperlink>
       <w:r>
+        <w:rPr>
+          <w:lang w:val="fr_FR" w:bidi="fr_FR"/>
+        </w:rPr>
         <w:t>).</w:t>
       </w:r>
-      <w:r/>
-      <w:r/>
-    </w:p>
-    <w:p>
-      <w:r/>
+      <w:r>
+        <w:rPr>
+          <w:lang w:val="fr_FR" w:bidi="fr_FR"/>
+        </w:rPr>
+      </w:r>
+      <w:r>
+        <w:rPr>
+          <w:lang w:val="fr_FR" w:bidi="fr_FR"/>
+        </w:rPr>
+      </w:r>
+    </w:p>
+    <w:p>
+      <w:pPr/>
+      <w:r>
+        <w:rPr>
+          <w:lang w:val="fr_FR" w:bidi="fr_FR"/>
+        </w:rPr>
+      </w:r>
     </w:p>
     <w:p>
       <w:pPr>
         <w:pStyle w:val="Heading2"/>
       </w:pPr>
       <w:r>
+        <w:rPr>
+          <w:lang w:val="fr_FR" w:bidi="fr_FR"/>
+        </w:rPr>
         <w:t>Nahum 2.3</w:t>
       </w:r>
-      <w:r/>
-    </w:p>
-    <w:p>
-      <w:r/>
-      <w:r>
+      <w:r>
+        <w:rPr>
+          <w:lang w:val="fr_FR" w:bidi="fr_FR"/>
+        </w:rPr>
+      </w:r>
+    </w:p>
+    <w:p>
+      <w:pPr/>
+      <w:r>
+        <w:rPr>
+          <w:lang w:val="fr_FR" w:bidi="fr_FR"/>
+        </w:rPr>
+      </w:r>
+      <w:r>
+        <w:rPr>
+          <w:lang w:val="fr_FR" w:bidi="fr_FR"/>
+        </w:rPr>
         <w:t>Une vigne pleine de ceps symbolise la bénédiction de Dieu pour son peuple (</w:t>
       </w:r>
       <w:hyperlink r:id="rId81">
         <w:r>
           <w:rPr>
+            <w:lang w:val="fr_FR" w:bidi="fr_FR"/>
+          </w:rPr>
+          <w:rPr>
             <w:color w:val="0000EE"/>
             <w:u w:val="single"/>
           </w:rPr>
@@ -1350,11 +2381,17 @@
         </w:r>
       </w:hyperlink>
       <w:r>
+        <w:rPr>
+          <w:lang w:val="fr_FR" w:bidi="fr_FR"/>
+        </w:rPr>
         <w:t>), tandis que la vigne dépouillée rappelle le précédent châtiment de Dieu envers eux (</w:t>
       </w:r>
       <w:hyperlink r:id="rId82">
         <w:r>
           <w:rPr>
+            <w:lang w:val="fr_FR" w:bidi="fr_FR"/>
+          </w:rPr>
+          <w:rPr>
             <w:color w:val="0000EE"/>
             <w:u w:val="single"/>
           </w:rPr>
@@ -1362,89 +2399,187 @@
         </w:r>
       </w:hyperlink>
       <w:r>
+        <w:rPr>
+          <w:lang w:val="fr_FR" w:bidi="fr_FR"/>
+        </w:rPr>
         <w:t>). Les enfants d'Israël sont dans un triste état comparé aux jours glorieux des rois David et Salomon, mais Dieu promet de restaurer la splendeur de son peuple.</w:t>
       </w:r>
-      <w:r/>
-      <w:r/>
-    </w:p>
-    <w:p>
-      <w:r/>
+      <w:r>
+        <w:rPr>
+          <w:lang w:val="fr_FR" w:bidi="fr_FR"/>
+        </w:rPr>
+      </w:r>
+      <w:r>
+        <w:rPr>
+          <w:lang w:val="fr_FR" w:bidi="fr_FR"/>
+        </w:rPr>
+      </w:r>
+    </w:p>
+    <w:p>
+      <w:pPr/>
+      <w:r>
+        <w:rPr>
+          <w:lang w:val="fr_FR" w:bidi="fr_FR"/>
+        </w:rPr>
+      </w:r>
     </w:p>
     <w:p>
       <w:pPr>
         <w:pStyle w:val="Heading2"/>
       </w:pPr>
       <w:r>
+        <w:rPr>
+          <w:lang w:val="fr_FR" w:bidi="fr_FR"/>
+        </w:rPr>
         <w:t>Nahum 2.4</w:t>
       </w:r>
-      <w:r/>
-    </w:p>
-    <w:p>
-      <w:r/>
-      <w:r>
+      <w:r>
+        <w:rPr>
+          <w:lang w:val="fr_FR" w:bidi="fr_FR"/>
+        </w:rPr>
+      </w:r>
+    </w:p>
+    <w:p>
+      <w:pPr/>
+      <w:r>
+        <w:rPr>
+          <w:lang w:val="fr_FR" w:bidi="fr_FR"/>
+        </w:rPr>
+      </w:r>
+      <w:r>
+        <w:rPr>
+          <w:lang w:val="fr_FR" w:bidi="fr_FR"/>
+        </w:rPr>
         <w:t>Les chars étaient pratiquement invincibles au combat en raison de l'aisance de leur maniabilité et de leur puissance.</w:t>
       </w:r>
-      <w:r/>
-      <w:r/>
-    </w:p>
-    <w:p>
-      <w:r/>
+      <w:r>
+        <w:rPr>
+          <w:lang w:val="fr_FR" w:bidi="fr_FR"/>
+        </w:rPr>
+      </w:r>
+      <w:r>
+        <w:rPr>
+          <w:lang w:val="fr_FR" w:bidi="fr_FR"/>
+        </w:rPr>
+      </w:r>
+    </w:p>
+    <w:p>
+      <w:pPr/>
+      <w:r>
+        <w:rPr>
+          <w:lang w:val="fr_FR" w:bidi="fr_FR"/>
+        </w:rPr>
+      </w:r>
     </w:p>
     <w:p>
       <w:pPr>
         <w:pStyle w:val="Heading2"/>
       </w:pPr>
       <w:r>
+        <w:rPr>
+          <w:lang w:val="fr_FR" w:bidi="fr_FR"/>
+        </w:rPr>
         <w:t>Nahum 2.5</w:t>
       </w:r>
-      <w:r/>
-    </w:p>
-    <w:p>
-      <w:r/>
-      <w:r>
+      <w:r>
+        <w:rPr>
+          <w:lang w:val="fr_FR" w:bidi="fr_FR"/>
+        </w:rPr>
+      </w:r>
+    </w:p>
+    <w:p>
+      <w:pPr/>
+      <w:r>
+        <w:rPr>
+          <w:lang w:val="fr_FR" w:bidi="fr_FR"/>
+        </w:rPr>
+      </w:r>
+      <w:r>
+        <w:rPr>
+          <w:lang w:val="fr_FR" w:bidi="fr_FR"/>
+        </w:rPr>
         <w:t xml:space="preserve">Le roi assyrien surmonte le choc de l'attaque sur Ninive et crie à ses officiers. Lui et la ville ont été pris au dépourvu et ils se hâtent vers les murs pour contrecarrer le siège. • on se prépare à la défense (littéralement </w:t>
       </w:r>
       <w:r>
         <w:rPr>
           <w:i/>
+          <w:lang w:val="fr_FR" w:bidi="fr_FR"/>
         </w:rPr>
         <w:t>la couverture est préparée</w:t>
       </w:r>
       <w:r>
+        <w:rPr>
+          <w:lang w:val="fr_FR" w:bidi="fr_FR"/>
+        </w:rPr>
         <w:t xml:space="preserve">) : le sens du terme hébreu est ici incertain. Le mot </w:t>
       </w:r>
       <w:r>
         <w:rPr>
           <w:i/>
+          <w:lang w:val="fr_FR" w:bidi="fr_FR"/>
         </w:rPr>
         <w:t>couverture</w:t>
       </w:r>
       <w:r>
+        <w:rPr>
+          <w:lang w:val="fr_FR" w:bidi="fr_FR"/>
+        </w:rPr>
         <w:t xml:space="preserve"> fait probablement référence à quelque chose que les attaquants ou les défenseurs utilisaient pour se protéger de l'armement lancé dans les airs.</w:t>
       </w:r>
-      <w:r/>
-      <w:r/>
-    </w:p>
-    <w:p>
-      <w:r/>
+      <w:r>
+        <w:rPr>
+          <w:lang w:val="fr_FR" w:bidi="fr_FR"/>
+        </w:rPr>
+      </w:r>
+      <w:r>
+        <w:rPr>
+          <w:lang w:val="fr_FR" w:bidi="fr_FR"/>
+        </w:rPr>
+      </w:r>
+    </w:p>
+    <w:p>
+      <w:pPr/>
+      <w:r>
+        <w:rPr>
+          <w:lang w:val="fr_FR" w:bidi="fr_FR"/>
+        </w:rPr>
+      </w:r>
     </w:p>
     <w:p>
       <w:pPr>
         <w:pStyle w:val="Heading2"/>
       </w:pPr>
       <w:r>
+        <w:rPr>
+          <w:lang w:val="fr_FR" w:bidi="fr_FR"/>
+        </w:rPr>
         <w:t>Nahum 2.7</w:t>
       </w:r>
-      <w:r/>
-    </w:p>
-    <w:p>
-      <w:r/>
-      <w:r>
+      <w:r>
+        <w:rPr>
+          <w:lang w:val="fr_FR" w:bidi="fr_FR"/>
+        </w:rPr>
+      </w:r>
+    </w:p>
+    <w:p>
+      <w:pPr/>
+      <w:r>
+        <w:rPr>
+          <w:lang w:val="fr_FR" w:bidi="fr_FR"/>
+        </w:rPr>
+      </w:r>
+      <w:r>
+        <w:rPr>
+          <w:lang w:val="fr_FR" w:bidi="fr_FR"/>
+        </w:rPr>
         <w:t>La hâte pour se défendre (</w:t>
       </w:r>
       <w:hyperlink r:id="rId83">
         <w:r>
           <w:rPr>
+            <w:lang w:val="fr_FR" w:bidi="fr_FR"/>
+          </w:rPr>
+          <w:rPr>
             <w:color w:val="0000EE"/>
             <w:u w:val="single"/>
           </w:rPr>
@@ -1452,31 +2587,65 @@
         </w:r>
       </w:hyperlink>
       <w:r>
+        <w:rPr>
+          <w:lang w:val="fr_FR" w:bidi="fr_FR"/>
+        </w:rPr>
         <w:t>) survient trop tard : les défenses sont déjà franchies. • Ninive était desservie par un réservoir formé par un double barrage sur la rivière Khosr, un affluent du Tigre qui traversait la ville. Le réservoir était agrémenté d'une série de portes servant de vannes. L'historien grec Diodore rapporte qu'à cette époque, des pluies torrentielles avaient déjà largement rempli le système fluvial de la ville. En fermant d'abord, puis en ouvrant les vannes, les assaillants de Ninive ont pu libérer l'eau accumulée et l'utiliser comme un bélier contre les murs de la ville.</w:t>
       </w:r>
-      <w:r/>
-      <w:r/>
-    </w:p>
-    <w:p>
-      <w:r/>
+      <w:r>
+        <w:rPr>
+          <w:lang w:val="fr_FR" w:bidi="fr_FR"/>
+        </w:rPr>
+      </w:r>
+      <w:r>
+        <w:rPr>
+          <w:lang w:val="fr_FR" w:bidi="fr_FR"/>
+        </w:rPr>
+      </w:r>
+    </w:p>
+    <w:p>
+      <w:pPr/>
+      <w:r>
+        <w:rPr>
+          <w:lang w:val="fr_FR" w:bidi="fr_FR"/>
+        </w:rPr>
+      </w:r>
     </w:p>
     <w:p>
       <w:pPr>
         <w:pStyle w:val="Heading2"/>
       </w:pPr>
       <w:r>
+        <w:rPr>
+          <w:lang w:val="fr_FR" w:bidi="fr_FR"/>
+        </w:rPr>
         <w:t>Nahum 2.8</w:t>
       </w:r>
-      <w:r/>
-    </w:p>
-    <w:p>
-      <w:r/>
-      <w:r>
+      <w:r>
+        <w:rPr>
+          <w:lang w:val="fr_FR" w:bidi="fr_FR"/>
+        </w:rPr>
+      </w:r>
+    </w:p>
+    <w:p>
+      <w:pPr/>
+      <w:r>
+        <w:rPr>
+          <w:lang w:val="fr_FR" w:bidi="fr_FR"/>
+        </w:rPr>
+      </w:r>
+      <w:r>
+        <w:rPr>
+          <w:lang w:val="fr_FR" w:bidi="fr_FR"/>
+        </w:rPr>
         <w:t xml:space="preserve">Parce que l'exil de Ninive a été décrété par Dieu, il est certain que cela se produira. • Se frapper la poitrine était un signe courant de deuil (voir, par exemple, </w:t>
       </w:r>
       <w:hyperlink r:id="rId84">
         <w:r>
           <w:rPr>
+            <w:lang w:val="fr_FR" w:bidi="fr_FR"/>
+          </w:rPr>
+          <w:rPr>
             <w:color w:val="0000EE"/>
             <w:u w:val="single"/>
           </w:rPr>
@@ -1484,57 +2653,125 @@
         </w:r>
       </w:hyperlink>
       <w:r>
+        <w:rPr>
+          <w:lang w:val="fr_FR" w:bidi="fr_FR"/>
+        </w:rPr>
         <w:t>).</w:t>
       </w:r>
-      <w:r/>
-      <w:r/>
-    </w:p>
-    <w:p>
-      <w:r/>
+      <w:r>
+        <w:rPr>
+          <w:lang w:val="fr_FR" w:bidi="fr_FR"/>
+        </w:rPr>
+      </w:r>
+      <w:r>
+        <w:rPr>
+          <w:lang w:val="fr_FR" w:bidi="fr_FR"/>
+        </w:rPr>
+      </w:r>
+    </w:p>
+    <w:p>
+      <w:pPr/>
+      <w:r>
+        <w:rPr>
+          <w:lang w:val="fr_FR" w:bidi="fr_FR"/>
+        </w:rPr>
+      </w:r>
     </w:p>
     <w:p>
       <w:pPr>
         <w:pStyle w:val="Heading2"/>
       </w:pPr>
       <w:r>
+        <w:rPr>
+          <w:lang w:val="fr_FR" w:bidi="fr_FR"/>
+        </w:rPr>
         <w:t>Nahum 2.9</w:t>
       </w:r>
-      <w:r/>
-    </w:p>
-    <w:p>
-      <w:r/>
-      <w:r>
+      <w:r>
+        <w:rPr>
+          <w:lang w:val="fr_FR" w:bidi="fr_FR"/>
+        </w:rPr>
+      </w:r>
+    </w:p>
+    <w:p>
+      <w:pPr/>
+      <w:r>
+        <w:rPr>
+          <w:lang w:val="fr_FR" w:bidi="fr_FR"/>
+        </w:rPr>
+      </w:r>
+      <w:r>
+        <w:rPr>
+          <w:lang w:val="fr_FR" w:bidi="fr_FR"/>
+        </w:rPr>
         <w:t xml:space="preserve">Les hommes s'enfuient comme l'eau fuit du réservoir brisé (voir la </w:t>
       </w:r>
       <w:r>
+        <w:rPr>
+          <w:lang w:val="fr_FR" w:bidi="fr_FR"/>
+        </w:rPr>
         <w:t>note d'étude sur 2.6</w:t>
       </w:r>
       <w:r>
+        <w:rPr>
+          <w:lang w:val="fr_FR" w:bidi="fr_FR"/>
+        </w:rPr>
         <w:t>).</w:t>
       </w:r>
-      <w:r/>
-      <w:r/>
-    </w:p>
-    <w:p>
-      <w:r/>
+      <w:r>
+        <w:rPr>
+          <w:lang w:val="fr_FR" w:bidi="fr_FR"/>
+        </w:rPr>
+      </w:r>
+      <w:r>
+        <w:rPr>
+          <w:lang w:val="fr_FR" w:bidi="fr_FR"/>
+        </w:rPr>
+      </w:r>
+    </w:p>
+    <w:p>
+      <w:pPr/>
+      <w:r>
+        <w:rPr>
+          <w:lang w:val="fr_FR" w:bidi="fr_FR"/>
+        </w:rPr>
+      </w:r>
     </w:p>
     <w:p>
       <w:pPr>
         <w:pStyle w:val="Heading2"/>
       </w:pPr>
       <w:r>
+        <w:rPr>
+          <w:lang w:val="fr_FR" w:bidi="fr_FR"/>
+        </w:rPr>
         <w:t>Nahum 2.10</w:t>
       </w:r>
-      <w:r/>
-    </w:p>
-    <w:p>
-      <w:r/>
-      <w:r>
+      <w:r>
+        <w:rPr>
+          <w:lang w:val="fr_FR" w:bidi="fr_FR"/>
+        </w:rPr>
+      </w:r>
+    </w:p>
+    <w:p>
+      <w:pPr/>
+      <w:r>
+        <w:rPr>
+          <w:lang w:val="fr_FR" w:bidi="fr_FR"/>
+        </w:rPr>
+      </w:r>
+      <w:r>
+        <w:rPr>
+          <w:lang w:val="fr_FR" w:bidi="fr_FR"/>
+        </w:rPr>
         <w:t>La vaste richesse incommensurable des autres nations afflue dans la capitale assyrienne sous forme de commerce, de tribut et de butin - mais, en un instant, elle n'est plus. L'agressivité impitoyable et la méchanceté peuvent prospérer pour un temps, mais elles finiront indéniablement par être détruites (</w:t>
       </w:r>
       <w:hyperlink r:id="rId85">
         <w:r>
           <w:rPr>
+            <w:lang w:val="fr_FR" w:bidi="fr_FR"/>
+          </w:rPr>
+          <w:rPr>
             <w:color w:val="0000EE"/>
             <w:u w:val="single"/>
           </w:rPr>
@@ -1542,11 +2779,17 @@
         </w:r>
       </w:hyperlink>
       <w:r>
+        <w:rPr>
+          <w:lang w:val="fr_FR" w:bidi="fr_FR"/>
+        </w:rPr>
         <w:t xml:space="preserve"> ; </w:t>
       </w:r>
       <w:hyperlink r:id="rId86">
         <w:r>
           <w:rPr>
+            <w:lang w:val="fr_FR" w:bidi="fr_FR"/>
+          </w:rPr>
+          <w:rPr>
             <w:color w:val="0000EE"/>
             <w:u w:val="single"/>
           </w:rPr>
@@ -1554,11 +2797,17 @@
         </w:r>
       </w:hyperlink>
       <w:r>
+        <w:rPr>
+          <w:lang w:val="fr_FR" w:bidi="fr_FR"/>
+        </w:rPr>
         <w:t xml:space="preserve"> ; </w:t>
       </w:r>
       <w:hyperlink r:id="rId87">
         <w:r>
           <w:rPr>
+            <w:lang w:val="fr_FR" w:bidi="fr_FR"/>
+          </w:rPr>
+          <w:rPr>
             <w:color w:val="0000EE"/>
             <w:u w:val="single"/>
           </w:rPr>
@@ -1566,63 +2815,132 @@
         </w:r>
       </w:hyperlink>
       <w:r>
+        <w:rPr>
+          <w:lang w:val="fr_FR" w:bidi="fr_FR"/>
+        </w:rPr>
         <w:t>).</w:t>
       </w:r>
-      <w:r/>
-      <w:r/>
-    </w:p>
-    <w:p>
-      <w:r/>
+      <w:r>
+        <w:rPr>
+          <w:lang w:val="fr_FR" w:bidi="fr_FR"/>
+        </w:rPr>
+      </w:r>
+      <w:r>
+        <w:rPr>
+          <w:lang w:val="fr_FR" w:bidi="fr_FR"/>
+        </w:rPr>
+      </w:r>
+    </w:p>
+    <w:p>
+      <w:pPr/>
+      <w:r>
+        <w:rPr>
+          <w:lang w:val="fr_FR" w:bidi="fr_FR"/>
+        </w:rPr>
+      </w:r>
     </w:p>
     <w:p>
       <w:pPr>
         <w:pStyle w:val="Heading2"/>
       </w:pPr>
       <w:r>
+        <w:rPr>
+          <w:lang w:val="fr_FR" w:bidi="fr_FR"/>
+        </w:rPr>
         <w:t>Nahum 2.11</w:t>
       </w:r>
-      <w:r/>
-    </w:p>
-    <w:p>
-      <w:r/>
-      <w:r>
+      <w:r>
+        <w:rPr>
+          <w:lang w:val="fr_FR" w:bidi="fr_FR"/>
+        </w:rPr>
+      </w:r>
+    </w:p>
+    <w:p>
+      <w:pPr/>
+      <w:r>
+        <w:rPr>
+          <w:lang w:val="fr_FR" w:bidi="fr_FR"/>
+        </w:rPr>
+      </w:r>
+      <w:r>
+        <w:rPr>
+          <w:lang w:val="fr_FR" w:bidi="fr_FR"/>
+        </w:rPr>
         <w:t>On pille, on dévaste, on ravage</w:t>
       </w:r>
       <w:r>
+        <w:rPr>
+          <w:lang w:val="fr_FR" w:bidi="fr_FR"/>
+        </w:rPr>
         <w:t xml:space="preserve"> : l'hébreu ici compte une allitération pour donner de l'effet : </w:t>
       </w:r>
       <w:r>
         <w:rPr>
           <w:i/>
+          <w:lang w:val="fr_FR" w:bidi="fr_FR"/>
         </w:rPr>
         <w:t>buqah umbuqah umbullaqah</w:t>
       </w:r>
       <w:r>
+        <w:rPr>
+          <w:lang w:val="fr_FR" w:bidi="fr_FR"/>
+        </w:rPr>
         <w:t>. On pourrait traduire cet effet, en français, par « dévasté, dépouillé et détruit ».</w:t>
       </w:r>
-      <w:r/>
-      <w:r/>
-    </w:p>
-    <w:p>
-      <w:r/>
+      <w:r>
+        <w:rPr>
+          <w:lang w:val="fr_FR" w:bidi="fr_FR"/>
+        </w:rPr>
+      </w:r>
+      <w:r>
+        <w:rPr>
+          <w:lang w:val="fr_FR" w:bidi="fr_FR"/>
+        </w:rPr>
+      </w:r>
+    </w:p>
+    <w:p>
+      <w:pPr/>
+      <w:r>
+        <w:rPr>
+          <w:lang w:val="fr_FR" w:bidi="fr_FR"/>
+        </w:rPr>
+      </w:r>
     </w:p>
     <w:p>
       <w:pPr>
         <w:pStyle w:val="Heading2"/>
       </w:pPr>
       <w:r>
+        <w:rPr>
+          <w:lang w:val="fr_FR" w:bidi="fr_FR"/>
+        </w:rPr>
         <w:t>Nahum 2:12–14</w:t>
       </w:r>
-      <w:r/>
-    </w:p>
-    <w:p>
-      <w:r/>
-      <w:r>
+      <w:r>
+        <w:rPr>
+          <w:lang w:val="fr_FR" w:bidi="fr_FR"/>
+        </w:rPr>
+      </w:r>
+    </w:p>
+    <w:p>
+      <w:pPr/>
+      <w:r>
+        <w:rPr>
+          <w:lang w:val="fr_FR" w:bidi="fr_FR"/>
+        </w:rPr>
+      </w:r>
+      <w:r>
+        <w:rPr>
+          <w:lang w:val="fr_FR" w:bidi="fr_FR"/>
+        </w:rPr>
         <w:t>Après la description de la chute de Ninive (</w:t>
       </w:r>
       <w:hyperlink r:id="rId88">
         <w:r>
           <w:rPr>
+            <w:lang w:val="fr_FR" w:bidi="fr_FR"/>
+          </w:rPr>
+          <w:rPr>
             <w:color w:val="0000EE"/>
             <w:u w:val="single"/>
           </w:rPr>
@@ -1630,11 +2948,17 @@
         </w:r>
       </w:hyperlink>
       <w:r>
+        <w:rPr>
+          <w:lang w:val="fr_FR" w:bidi="fr_FR"/>
+        </w:rPr>
         <w:t xml:space="preserve">), Nahum insère le premier de trois chants de provocation (voir aussi </w:t>
       </w:r>
       <w:hyperlink r:id="rId89">
         <w:r>
           <w:rPr>
+            <w:lang w:val="fr_FR" w:bidi="fr_FR"/>
+          </w:rPr>
+          <w:rPr>
             <w:color w:val="0000EE"/>
             <w:u w:val="single"/>
           </w:rPr>
@@ -1642,11 +2966,17 @@
         </w:r>
       </w:hyperlink>
       <w:r>
+        <w:rPr>
+          <w:lang w:val="fr_FR" w:bidi="fr_FR"/>
+        </w:rPr>
         <w:t xml:space="preserve">, </w:t>
       </w:r>
       <w:hyperlink r:id="rId90">
         <w:r>
           <w:rPr>
+            <w:lang w:val="fr_FR" w:bidi="fr_FR"/>
+          </w:rPr>
+          <w:rPr>
             <w:color w:val="0000EE"/>
             <w:u w:val="single"/>
           </w:rPr>
@@ -1654,31 +2984,65 @@
         </w:r>
       </w:hyperlink>
       <w:r>
+        <w:rPr>
+          <w:lang w:val="fr_FR" w:bidi="fr_FR"/>
+        </w:rPr>
         <w:t xml:space="preserve"> ; c'était une poésie courante dans l'ancien Proche-Orient). Par une satire mordante, il compare Ninive à un pâturage pour les lions. Le roi Sanchérib et d'autres rois assyriens se comparaient à des lions, décorant même leurs palais avec des représentations artistiques de lions et d'eux-mêmes lors de chasses aux lions. Cependant, avec Dieu pour ennemi, Ninive ne sera plus l'antre d'un prédateur invincible.</w:t>
       </w:r>
-      <w:r/>
-      <w:r/>
-    </w:p>
-    <w:p>
-      <w:r/>
+      <w:r>
+        <w:rPr>
+          <w:lang w:val="fr_FR" w:bidi="fr_FR"/>
+        </w:rPr>
+      </w:r>
+      <w:r>
+        <w:rPr>
+          <w:lang w:val="fr_FR" w:bidi="fr_FR"/>
+        </w:rPr>
+      </w:r>
+    </w:p>
+    <w:p>
+      <w:pPr/>
+      <w:r>
+        <w:rPr>
+          <w:lang w:val="fr_FR" w:bidi="fr_FR"/>
+        </w:rPr>
+      </w:r>
     </w:p>
     <w:p>
       <w:pPr>
         <w:pStyle w:val="Heading2"/>
       </w:pPr>
       <w:r>
+        <w:rPr>
+          <w:lang w:val="fr_FR" w:bidi="fr_FR"/>
+        </w:rPr>
         <w:t>Nahum 2.14</w:t>
       </w:r>
-      <w:r/>
-    </w:p>
-    <w:p>
-      <w:r/>
-      <w:r>
+      <w:r>
+        <w:rPr>
+          <w:lang w:val="fr_FR" w:bidi="fr_FR"/>
+        </w:rPr>
+      </w:r>
+    </w:p>
+    <w:p>
+      <w:pPr/>
+      <w:r>
+        <w:rPr>
+          <w:lang w:val="fr_FR" w:bidi="fr_FR"/>
+        </w:rPr>
+      </w:r>
+      <w:r>
+        <w:rPr>
+          <w:lang w:val="fr_FR" w:bidi="fr_FR"/>
+        </w:rPr>
         <w:t xml:space="preserve">Des exemples de voix des messagers d'Assyrie se trouvent dans </w:t>
       </w:r>
       <w:hyperlink r:id="rId91">
         <w:r>
           <w:rPr>
+            <w:lang w:val="fr_FR" w:bidi="fr_FR"/>
+          </w:rPr>
+          <w:rPr>
             <w:color w:val="0000EE"/>
             <w:u w:val="single"/>
           </w:rPr>
@@ -1686,71 +3050,161 @@
         </w:r>
       </w:hyperlink>
       <w:r>
+        <w:rPr>
+          <w:lang w:val="fr_FR" w:bidi="fr_FR"/>
+        </w:rPr>
         <w:t>.</w:t>
       </w:r>
-      <w:r/>
-      <w:r/>
-    </w:p>
-    <w:p>
-      <w:r/>
+      <w:r>
+        <w:rPr>
+          <w:lang w:val="fr_FR" w:bidi="fr_FR"/>
+        </w:rPr>
+      </w:r>
+      <w:r>
+        <w:rPr>
+          <w:lang w:val="fr_FR" w:bidi="fr_FR"/>
+        </w:rPr>
+      </w:r>
+    </w:p>
+    <w:p>
+      <w:pPr/>
+      <w:r>
+        <w:rPr>
+          <w:lang w:val="fr_FR" w:bidi="fr_FR"/>
+        </w:rPr>
+      </w:r>
     </w:p>
     <w:p>
       <w:pPr>
         <w:pStyle w:val="Heading2"/>
       </w:pPr>
       <w:r>
+        <w:rPr>
+          <w:lang w:val="fr_FR" w:bidi="fr_FR"/>
+        </w:rPr>
         <w:t>Nahum 3.1</w:t>
       </w:r>
-      <w:r/>
-    </w:p>
-    <w:p>
-      <w:r/>
-      <w:r>
+      <w:r>
+        <w:rPr>
+          <w:lang w:val="fr_FR" w:bidi="fr_FR"/>
+        </w:rPr>
+      </w:r>
+    </w:p>
+    <w:p>
+      <w:pPr/>
+      <w:r>
+        <w:rPr>
+          <w:lang w:val="fr_FR" w:bidi="fr_FR"/>
+        </w:rPr>
+      </w:r>
+      <w:r>
+        <w:rPr>
+          <w:lang w:val="fr_FR" w:bidi="fr_FR"/>
+        </w:rPr>
         <w:t>Ville sanguinaire : la cruauté visible des Assyriens est bien documentée. Leurs pratiques comprenaient la coupe de parties externes du corps, telles que le nez, les oreilles, les mains et les pieds, ainsi que l'exécution par empalement sur des pieux. Ils entassaient les têtes coupées devant les portes de villes assiégées. On crevait aussi les yeux des victimes et on leur arrachait la peau du corps, alors même qu'elles étaient encore vivantes.</w:t>
       </w:r>
-      <w:r/>
-      <w:r/>
-    </w:p>
-    <w:p>
-      <w:r/>
+      <w:r>
+        <w:rPr>
+          <w:lang w:val="fr_FR" w:bidi="fr_FR"/>
+        </w:rPr>
+      </w:r>
+      <w:r>
+        <w:rPr>
+          <w:lang w:val="fr_FR" w:bidi="fr_FR"/>
+        </w:rPr>
+      </w:r>
+    </w:p>
+    <w:p>
+      <w:pPr/>
+      <w:r>
+        <w:rPr>
+          <w:lang w:val="fr_FR" w:bidi="fr_FR"/>
+        </w:rPr>
+      </w:r>
     </w:p>
     <w:p>
       <w:pPr>
         <w:pStyle w:val="Heading2"/>
       </w:pPr>
       <w:r>
+        <w:rPr>
+          <w:lang w:val="fr_FR" w:bidi="fr_FR"/>
+        </w:rPr>
         <w:t>Nahum 3.2–3</w:t>
       </w:r>
-      <w:r/>
-    </w:p>
-    <w:p>
-      <w:r/>
-      <w:r>
+      <w:r>
+        <w:rPr>
+          <w:lang w:val="fr_FR" w:bidi="fr_FR"/>
+        </w:rPr>
+      </w:r>
+    </w:p>
+    <w:p>
+      <w:pPr/>
+      <w:r>
+        <w:rPr>
+          <w:lang w:val="fr_FR" w:bidi="fr_FR"/>
+        </w:rPr>
+      </w:r>
+      <w:r>
+        <w:rPr>
+          <w:lang w:val="fr_FR" w:bidi="fr_FR"/>
+        </w:rPr>
         <w:t>Ces propositions courtes et saccadées renforcent l'effet dramatique de la vision et du bruit de la bataille. • Les chars et les cavaliers assyriens étaient redoutés de partout.</w:t>
       </w:r>
-      <w:r/>
-      <w:r/>
-    </w:p>
-    <w:p>
-      <w:r/>
+      <w:r>
+        <w:rPr>
+          <w:lang w:val="fr_FR" w:bidi="fr_FR"/>
+        </w:rPr>
+      </w:r>
+      <w:r>
+        <w:rPr>
+          <w:lang w:val="fr_FR" w:bidi="fr_FR"/>
+        </w:rPr>
+      </w:r>
+    </w:p>
+    <w:p>
+      <w:pPr/>
+      <w:r>
+        <w:rPr>
+          <w:lang w:val="fr_FR" w:bidi="fr_FR"/>
+        </w:rPr>
+      </w:r>
     </w:p>
     <w:p>
       <w:pPr>
         <w:pStyle w:val="Heading2"/>
       </w:pPr>
       <w:r>
+        <w:rPr>
+          <w:lang w:val="fr_FR" w:bidi="fr_FR"/>
+        </w:rPr>
         <w:t>Nahum 3.4</w:t>
       </w:r>
-      <w:r/>
-    </w:p>
-    <w:p>
-      <w:r/>
-      <w:r>
+      <w:r>
+        <w:rPr>
+          <w:lang w:val="fr_FR" w:bidi="fr_FR"/>
+        </w:rPr>
+      </w:r>
+    </w:p>
+    <w:p>
+      <w:pPr/>
+      <w:r>
+        <w:rPr>
+          <w:lang w:val="fr_FR" w:bidi="fr_FR"/>
+        </w:rPr>
+      </w:r>
+      <w:r>
+        <w:rPr>
+          <w:lang w:val="fr_FR" w:bidi="fr_FR"/>
+        </w:rPr>
         <w:t xml:space="preserve">Pleine d'attraits, habile enchanteresse : les Assyriens séduisaient les autres nations par des richesses et des promesses de sécurité et de prospérité, puis les victimisaient par force militaire et exploitation économique. Par conséquent, leur punition sert de juste réparation pour leurs actes (voir </w:t>
       </w:r>
       <w:hyperlink r:id="rId92">
         <w:r>
           <w:rPr>
+            <w:lang w:val="fr_FR" w:bidi="fr_FR"/>
+          </w:rPr>
+          <w:rPr>
             <w:color w:val="0000EE"/>
             <w:u w:val="single"/>
           </w:rPr>
@@ -1758,11 +3212,17 @@
         </w:r>
       </w:hyperlink>
       <w:r>
+        <w:rPr>
+          <w:lang w:val="fr_FR" w:bidi="fr_FR"/>
+        </w:rPr>
         <w:t xml:space="preserve"> ; </w:t>
       </w:r>
       <w:hyperlink r:id="rId93">
         <w:r>
           <w:rPr>
+            <w:lang w:val="fr_FR" w:bidi="fr_FR"/>
+          </w:rPr>
+          <w:rPr>
             <w:color w:val="0000EE"/>
             <w:u w:val="single"/>
           </w:rPr>
@@ -1770,11 +3230,17 @@
         </w:r>
       </w:hyperlink>
       <w:r>
+        <w:rPr>
+          <w:lang w:val="fr_FR" w:bidi="fr_FR"/>
+        </w:rPr>
         <w:t xml:space="preserve"> ; </w:t>
       </w:r>
       <w:hyperlink r:id="rId94">
         <w:r>
           <w:rPr>
+            <w:lang w:val="fr_FR" w:bidi="fr_FR"/>
+          </w:rPr>
+          <w:rPr>
             <w:color w:val="0000EE"/>
             <w:u w:val="single"/>
           </w:rPr>
@@ -1782,11 +3248,17 @@
         </w:r>
       </w:hyperlink>
       <w:r>
+        <w:rPr>
+          <w:lang w:val="fr_FR" w:bidi="fr_FR"/>
+        </w:rPr>
         <w:t xml:space="preserve"> ; </w:t>
       </w:r>
       <w:hyperlink r:id="rId95">
         <w:r>
           <w:rPr>
+            <w:lang w:val="fr_FR" w:bidi="fr_FR"/>
+          </w:rPr>
+          <w:rPr>
             <w:color w:val="0000EE"/>
             <w:u w:val="single"/>
           </w:rPr>
@@ -1794,31 +3266,65 @@
         </w:r>
       </w:hyperlink>
       <w:r>
+        <w:rPr>
+          <w:lang w:val="fr_FR" w:bidi="fr_FR"/>
+        </w:rPr>
         <w:t>).</w:t>
       </w:r>
-      <w:r/>
-      <w:r/>
-    </w:p>
-    <w:p>
-      <w:r/>
+      <w:r>
+        <w:rPr>
+          <w:lang w:val="fr_FR" w:bidi="fr_FR"/>
+        </w:rPr>
+      </w:r>
+      <w:r>
+        <w:rPr>
+          <w:lang w:val="fr_FR" w:bidi="fr_FR"/>
+        </w:rPr>
+      </w:r>
+    </w:p>
+    <w:p>
+      <w:pPr/>
+      <w:r>
+        <w:rPr>
+          <w:lang w:val="fr_FR" w:bidi="fr_FR"/>
+        </w:rPr>
+      </w:r>
     </w:p>
     <w:p>
       <w:pPr>
         <w:pStyle w:val="Heading2"/>
       </w:pPr>
       <w:r>
+        <w:rPr>
+          <w:lang w:val="fr_FR" w:bidi="fr_FR"/>
+        </w:rPr>
         <w:t>Nahum 3.5</w:t>
       </w:r>
-      <w:r/>
-    </w:p>
-    <w:p>
-      <w:r/>
-      <w:r>
+      <w:r>
+        <w:rPr>
+          <w:lang w:val="fr_FR" w:bidi="fr_FR"/>
+        </w:rPr>
+      </w:r>
+    </w:p>
+    <w:p>
+      <w:pPr/>
+      <w:r>
+        <w:rPr>
+          <w:lang w:val="fr_FR" w:bidi="fr_FR"/>
+        </w:rPr>
+      </w:r>
+      <w:r>
+        <w:rPr>
+          <w:lang w:val="fr_FR" w:bidi="fr_FR"/>
+        </w:rPr>
         <w:t xml:space="preserve">Deux fois, Dieu sous-entend à Ninive qu'il est son ennemi (aussi en </w:t>
       </w:r>
       <w:hyperlink r:id="rId96">
         <w:r>
           <w:rPr>
+            <w:lang w:val="fr_FR" w:bidi="fr_FR"/>
+          </w:rPr>
+          <w:rPr>
             <w:color w:val="0000EE"/>
             <w:u w:val="single"/>
           </w:rPr>
@@ -1826,11 +3332,17 @@
         </w:r>
       </w:hyperlink>
       <w:r>
+        <w:rPr>
+          <w:lang w:val="fr_FR" w:bidi="fr_FR"/>
+        </w:rPr>
         <w:t>). Le jugement de Ninive sert de rappel historique que l'Éternel abhorre le péché et traitera les hommes et les nations selon leurs actes (</w:t>
       </w:r>
       <w:hyperlink r:id="rId97">
         <w:r>
           <w:rPr>
+            <w:lang w:val="fr_FR" w:bidi="fr_FR"/>
+          </w:rPr>
+          <w:rPr>
             <w:color w:val="0000EE"/>
             <w:u w:val="single"/>
           </w:rPr>
@@ -1838,11 +3350,17 @@
         </w:r>
       </w:hyperlink>
       <w:r>
+        <w:rPr>
+          <w:lang w:val="fr_FR" w:bidi="fr_FR"/>
+        </w:rPr>
         <w:t xml:space="preserve">; </w:t>
       </w:r>
       <w:hyperlink r:id="rId98">
         <w:r>
           <w:rPr>
+            <w:lang w:val="fr_FR" w:bidi="fr_FR"/>
+          </w:rPr>
+          <w:rPr>
             <w:color w:val="0000EE"/>
             <w:u w:val="single"/>
           </w:rPr>
@@ -1850,11 +3368,17 @@
         </w:r>
       </w:hyperlink>
       <w:r>
+        <w:rPr>
+          <w:lang w:val="fr_FR" w:bidi="fr_FR"/>
+        </w:rPr>
         <w:t xml:space="preserve">; </w:t>
       </w:r>
       <w:hyperlink r:id="rId99">
         <w:r>
           <w:rPr>
+            <w:lang w:val="fr_FR" w:bidi="fr_FR"/>
+          </w:rPr>
+          <w:rPr>
             <w:color w:val="0000EE"/>
             <w:u w:val="single"/>
           </w:rPr>
@@ -1862,11 +3386,17 @@
         </w:r>
       </w:hyperlink>
       <w:r>
+        <w:rPr>
+          <w:lang w:val="fr_FR" w:bidi="fr_FR"/>
+        </w:rPr>
         <w:t xml:space="preserve">; </w:t>
       </w:r>
       <w:hyperlink r:id="rId100">
         <w:r>
           <w:rPr>
+            <w:lang w:val="fr_FR" w:bidi="fr_FR"/>
+          </w:rPr>
+          <w:rPr>
             <w:color w:val="0000EE"/>
             <w:u w:val="single"/>
           </w:rPr>
@@ -1874,11 +3404,17 @@
         </w:r>
       </w:hyperlink>
       <w:r>
+        <w:rPr>
+          <w:lang w:val="fr_FR" w:bidi="fr_FR"/>
+        </w:rPr>
         <w:t>). Un jour, la justice de Dieu retombera sur le monde entier, sur ceux qui se sont rebellés contre lui (</w:t>
       </w:r>
       <w:hyperlink r:id="rId101">
         <w:r>
           <w:rPr>
+            <w:lang w:val="fr_FR" w:bidi="fr_FR"/>
+          </w:rPr>
+          <w:rPr>
             <w:color w:val="0000EE"/>
             <w:u w:val="single"/>
           </w:rPr>
@@ -1886,60 +3422,126 @@
         </w:r>
       </w:hyperlink>
       <w:r>
+        <w:rPr>
+          <w:lang w:val="fr_FR" w:bidi="fr_FR"/>
+        </w:rPr>
         <w:t>).</w:t>
       </w:r>
-      <w:r/>
-      <w:r/>
-    </w:p>
-    <w:p>
-      <w:r/>
+      <w:r>
+        <w:rPr>
+          <w:lang w:val="fr_FR" w:bidi="fr_FR"/>
+        </w:rPr>
+      </w:r>
+      <w:r>
+        <w:rPr>
+          <w:lang w:val="fr_FR" w:bidi="fr_FR"/>
+        </w:rPr>
+      </w:r>
+    </w:p>
+    <w:p>
+      <w:pPr/>
+      <w:r>
+        <w:rPr>
+          <w:lang w:val="fr_FR" w:bidi="fr_FR"/>
+        </w:rPr>
+      </w:r>
     </w:p>
     <w:p>
       <w:pPr>
         <w:pStyle w:val="Heading2"/>
       </w:pPr>
       <w:r>
+        <w:rPr>
+          <w:lang w:val="fr_FR" w:bidi="fr_FR"/>
+        </w:rPr>
         <w:t>Nahum 3.8</w:t>
       </w:r>
-      <w:r/>
-    </w:p>
-    <w:p>
-      <w:r/>
-      <w:r>
+      <w:r>
+        <w:rPr>
+          <w:lang w:val="fr_FR" w:bidi="fr_FR"/>
+        </w:rPr>
+      </w:r>
+    </w:p>
+    <w:p>
+      <w:pPr/>
+      <w:r>
+        <w:rPr>
+          <w:lang w:val="fr_FR" w:bidi="fr_FR"/>
+        </w:rPr>
+      </w:r>
+      <w:r>
+        <w:rPr>
+          <w:lang w:val="fr_FR" w:bidi="fr_FR"/>
+        </w:rPr>
         <w:t>Thèbes</w:t>
       </w:r>
       <w:r>
         <w:rPr>
           <w:i/>
+          <w:lang w:val="fr_FR" w:bidi="fr_FR"/>
         </w:rPr>
         <w:t>,</w:t>
       </w:r>
       <w:r>
+        <w:rPr>
+          <w:lang w:val="fr_FR" w:bidi="fr_FR"/>
+        </w:rPr>
         <w:t xml:space="preserve"> l'historique capitale de l'Égypte, se situait des deux côtés du Nil dans la Haute-Égypte. Elle avait gagné sa renommée en tant que centre politique, religieux et culturel du puissant Nouvel Empire égyptien (1550–1069 av. J.‑C.). Bien qu'elle ne fût plus la capitale de l'Égypte dans les années suivant 600 av. J.‑C., la ville prospérait encore comme métropole.</w:t>
       </w:r>
-      <w:r/>
-      <w:r/>
-    </w:p>
-    <w:p>
-      <w:r/>
+      <w:r>
+        <w:rPr>
+          <w:lang w:val="fr_FR" w:bidi="fr_FR"/>
+        </w:rPr>
+      </w:r>
+      <w:r>
+        <w:rPr>
+          <w:lang w:val="fr_FR" w:bidi="fr_FR"/>
+        </w:rPr>
+      </w:r>
+    </w:p>
+    <w:p>
+      <w:pPr/>
+      <w:r>
+        <w:rPr>
+          <w:lang w:val="fr_FR" w:bidi="fr_FR"/>
+        </w:rPr>
+      </w:r>
     </w:p>
     <w:p>
       <w:pPr>
         <w:pStyle w:val="Heading2"/>
       </w:pPr>
       <w:r>
+        <w:rPr>
+          <w:lang w:val="fr_FR" w:bidi="fr_FR"/>
+        </w:rPr>
         <w:t>Nahum 3.9–10</w:t>
       </w:r>
-      <w:r/>
-    </w:p>
-    <w:p>
-      <w:r/>
-      <w:r>
+      <w:r>
+        <w:rPr>
+          <w:lang w:val="fr_FR" w:bidi="fr_FR"/>
+        </w:rPr>
+      </w:r>
+    </w:p>
+    <w:p>
+      <w:pPr/>
+      <w:r>
+        <w:rPr>
+          <w:lang w:val="fr_FR" w:bidi="fr_FR"/>
+        </w:rPr>
+      </w:r>
+      <w:r>
+        <w:rPr>
+          <w:lang w:val="fr_FR" w:bidi="fr_FR"/>
+        </w:rPr>
         <w:t>Thèbes est tombée aux mains des Assyriens sous le roi Osnappar en 663 av. J.‑C. Avant la conquête d'Osnappar, les défenses de Thèbes semblaient inébranlables, ainsi que l'aide de toute l'Égypte et de ses alliés : l'Éthiopie, Puth (peut-être le légendaire pays de Pount, situé près de ce qui est maintenant la côte somalienne) et la Libye. Aucun d'eux, cependant, n'a su protéger Thèbes. • Ses enfants ont été écrasés : les anciens conquérants avaient l'abominable tendance à tuer les nourrissons de leurs adversaires de cette manière (</w:t>
       </w:r>
       <w:hyperlink r:id="rId102">
         <w:r>
           <w:rPr>
+            <w:lang w:val="fr_FR" w:bidi="fr_FR"/>
+          </w:rPr>
+          <w:rPr>
             <w:color w:val="0000EE"/>
             <w:u w:val="single"/>
           </w:rPr>
@@ -1947,11 +3549,17 @@
         </w:r>
       </w:hyperlink>
       <w:r>
+        <w:rPr>
+          <w:lang w:val="fr_FR" w:bidi="fr_FR"/>
+        </w:rPr>
         <w:t xml:space="preserve">; </w:t>
       </w:r>
       <w:hyperlink r:id="rId103">
         <w:r>
           <w:rPr>
+            <w:lang w:val="fr_FR" w:bidi="fr_FR"/>
+          </w:rPr>
+          <w:rPr>
             <w:color w:val="0000EE"/>
             <w:u w:val="single"/>
           </w:rPr>
@@ -1959,11 +3567,17 @@
         </w:r>
       </w:hyperlink>
       <w:r>
+        <w:rPr>
+          <w:lang w:val="fr_FR" w:bidi="fr_FR"/>
+        </w:rPr>
         <w:t xml:space="preserve">; </w:t>
       </w:r>
       <w:hyperlink r:id="rId104">
         <w:r>
           <w:rPr>
+            <w:lang w:val="fr_FR" w:bidi="fr_FR"/>
+          </w:rPr>
+          <w:rPr>
             <w:color w:val="0000EE"/>
             <w:u w:val="single"/>
           </w:rPr>
@@ -1971,11 +3585,17 @@
         </w:r>
       </w:hyperlink>
       <w:r>
+        <w:rPr>
+          <w:lang w:val="fr_FR" w:bidi="fr_FR"/>
+        </w:rPr>
         <w:t xml:space="preserve">, </w:t>
       </w:r>
       <w:hyperlink r:id="rId105">
         <w:r>
           <w:rPr>
+            <w:lang w:val="fr_FR" w:bidi="fr_FR"/>
+          </w:rPr>
+          <w:rPr>
             <w:color w:val="0000EE"/>
             <w:u w:val="single"/>
           </w:rPr>
@@ -1983,11 +3603,17 @@
         </w:r>
       </w:hyperlink>
       <w:r>
+        <w:rPr>
+          <w:lang w:val="fr_FR" w:bidi="fr_FR"/>
+        </w:rPr>
         <w:t xml:space="preserve">). • Les soldats lançaient les dés pour tirer au sort le butin de guerre, tandis que les chefs du peuple conquis étaient enchaînés (voir </w:t>
       </w:r>
       <w:hyperlink r:id="rId106">
         <w:r>
           <w:rPr>
+            <w:lang w:val="fr_FR" w:bidi="fr_FR"/>
+          </w:rPr>
+          <w:rPr>
             <w:color w:val="0000EE"/>
             <w:u w:val="single"/>
           </w:rPr>
@@ -1995,11 +3621,17 @@
         </w:r>
       </w:hyperlink>
       <w:r>
+        <w:rPr>
+          <w:lang w:val="fr_FR" w:bidi="fr_FR"/>
+        </w:rPr>
         <w:t xml:space="preserve">; </w:t>
       </w:r>
       <w:hyperlink r:id="rId107">
         <w:r>
           <w:rPr>
+            <w:lang w:val="fr_FR" w:bidi="fr_FR"/>
+          </w:rPr>
+          <w:rPr>
             <w:color w:val="0000EE"/>
             <w:u w:val="single"/>
           </w:rPr>
@@ -2007,11 +3639,17 @@
         </w:r>
       </w:hyperlink>
       <w:r>
+        <w:rPr>
+          <w:lang w:val="fr_FR" w:bidi="fr_FR"/>
+        </w:rPr>
         <w:t xml:space="preserve">, </w:t>
       </w:r>
       <w:hyperlink r:id="rId108">
         <w:r>
           <w:rPr>
+            <w:lang w:val="fr_FR" w:bidi="fr_FR"/>
+          </w:rPr>
+          <w:rPr>
             <w:color w:val="0000EE"/>
             <w:u w:val="single"/>
           </w:rPr>
@@ -2019,11 +3657,17 @@
         </w:r>
       </w:hyperlink>
       <w:r>
+        <w:rPr>
+          <w:lang w:val="fr_FR" w:bidi="fr_FR"/>
+        </w:rPr>
         <w:t xml:space="preserve">; </w:t>
       </w:r>
       <w:hyperlink r:id="rId109">
         <w:r>
           <w:rPr>
+            <w:lang w:val="fr_FR" w:bidi="fr_FR"/>
+          </w:rPr>
+          <w:rPr>
             <w:color w:val="0000EE"/>
             <w:u w:val="single"/>
           </w:rPr>
@@ -2031,11 +3675,17 @@
         </w:r>
       </w:hyperlink>
       <w:r>
+        <w:rPr>
+          <w:lang w:val="fr_FR" w:bidi="fr_FR"/>
+        </w:rPr>
         <w:t xml:space="preserve">; </w:t>
       </w:r>
       <w:hyperlink r:id="rId110">
         <w:r>
           <w:rPr>
+            <w:lang w:val="fr_FR" w:bidi="fr_FR"/>
+          </w:rPr>
+          <w:rPr>
             <w:color w:val="0000EE"/>
             <w:u w:val="single"/>
           </w:rPr>
@@ -2043,31 +3693,65 @@
         </w:r>
       </w:hyperlink>
       <w:r>
+        <w:rPr>
+          <w:lang w:val="fr_FR" w:bidi="fr_FR"/>
+        </w:rPr>
         <w:t>).</w:t>
       </w:r>
-      <w:r/>
-      <w:r/>
-    </w:p>
-    <w:p>
-      <w:r/>
+      <w:r>
+        <w:rPr>
+          <w:lang w:val="fr_FR" w:bidi="fr_FR"/>
+        </w:rPr>
+      </w:r>
+      <w:r>
+        <w:rPr>
+          <w:lang w:val="fr_FR" w:bidi="fr_FR"/>
+        </w:rPr>
+      </w:r>
+    </w:p>
+    <w:p>
+      <w:pPr/>
+      <w:r>
+        <w:rPr>
+          <w:lang w:val="fr_FR" w:bidi="fr_FR"/>
+        </w:rPr>
+      </w:r>
     </w:p>
     <w:p>
       <w:pPr>
         <w:pStyle w:val="Heading2"/>
       </w:pPr>
       <w:r>
+        <w:rPr>
+          <w:lang w:val="fr_FR" w:bidi="fr_FR"/>
+        </w:rPr>
         <w:t>Nahum 3.12</w:t>
       </w:r>
-      <w:r/>
-    </w:p>
-    <w:p>
-      <w:r/>
-      <w:r>
+      <w:r>
+        <w:rPr>
+          <w:lang w:val="fr_FR" w:bidi="fr_FR"/>
+        </w:rPr>
+      </w:r>
+    </w:p>
+    <w:p>
+      <w:pPr/>
+      <w:r>
+        <w:rPr>
+          <w:lang w:val="fr_FR" w:bidi="fr_FR"/>
+        </w:rPr>
+      </w:r>
+      <w:r>
+        <w:rPr>
+          <w:lang w:val="fr_FR" w:bidi="fr_FR"/>
+        </w:rPr>
         <w:t xml:space="preserve">Des figuiers... quand on les secoue : cf. </w:t>
       </w:r>
       <w:hyperlink r:id="rId111">
         <w:r>
           <w:rPr>
+            <w:lang w:val="fr_FR" w:bidi="fr_FR"/>
+          </w:rPr>
+          <w:rPr>
             <w:color w:val="0000EE"/>
             <w:u w:val="single"/>
           </w:rPr>
@@ -2075,11 +3759,17 @@
         </w:r>
       </w:hyperlink>
       <w:r>
+        <w:rPr>
+          <w:lang w:val="fr_FR" w:bidi="fr_FR"/>
+        </w:rPr>
         <w:t xml:space="preserve"> ; </w:t>
       </w:r>
       <w:hyperlink r:id="rId112">
         <w:r>
           <w:rPr>
+            <w:lang w:val="fr_FR" w:bidi="fr_FR"/>
+          </w:rPr>
+          <w:rPr>
             <w:color w:val="0000EE"/>
             <w:u w:val="single"/>
           </w:rPr>
@@ -2087,31 +3777,65 @@
         </w:r>
       </w:hyperlink>
       <w:r>
+        <w:rPr>
+          <w:lang w:val="fr_FR" w:bidi="fr_FR"/>
+        </w:rPr>
         <w:t>.</w:t>
       </w:r>
-      <w:r/>
-      <w:r/>
-    </w:p>
-    <w:p>
-      <w:r/>
+      <w:r>
+        <w:rPr>
+          <w:lang w:val="fr_FR" w:bidi="fr_FR"/>
+        </w:rPr>
+      </w:r>
+      <w:r>
+        <w:rPr>
+          <w:lang w:val="fr_FR" w:bidi="fr_FR"/>
+        </w:rPr>
+      </w:r>
+    </w:p>
+    <w:p>
+      <w:pPr/>
+      <w:r>
+        <w:rPr>
+          <w:lang w:val="fr_FR" w:bidi="fr_FR"/>
+        </w:rPr>
+      </w:r>
     </w:p>
     <w:p>
       <w:pPr>
         <w:pStyle w:val="Heading2"/>
       </w:pPr>
       <w:r>
+        <w:rPr>
+          <w:lang w:val="fr_FR" w:bidi="fr_FR"/>
+        </w:rPr>
         <w:t>Nahum 3.14</w:t>
       </w:r>
-      <w:r/>
-    </w:p>
-    <w:p>
-      <w:r/>
-      <w:r>
+      <w:r>
+        <w:rPr>
+          <w:lang w:val="fr_FR" w:bidi="fr_FR"/>
+        </w:rPr>
+      </w:r>
+    </w:p>
+    <w:p>
+      <w:pPr/>
+      <w:r>
+        <w:rPr>
+          <w:lang w:val="fr_FR" w:bidi="fr_FR"/>
+        </w:rPr>
+      </w:r>
+      <w:r>
+        <w:rPr>
+          <w:lang w:val="fr_FR" w:bidi="fr_FR"/>
+        </w:rPr>
         <w:t xml:space="preserve">Répare... Rétablis : Nahum utilise le sarcasme pour souligner qu'aucune préparation ne permettra aux Assyriens de résister à la colère de Dieu (notez le même ton sarcastique en </w:t>
       </w:r>
       <w:hyperlink r:id="rId113">
         <w:r>
           <w:rPr>
+            <w:lang w:val="fr_FR" w:bidi="fr_FR"/>
+          </w:rPr>
+          <w:rPr>
             <w:color w:val="0000EE"/>
             <w:u w:val="single"/>
           </w:rPr>
@@ -2119,31 +3843,65 @@
         </w:r>
       </w:hyperlink>
       <w:r>
+        <w:rPr>
+          <w:lang w:val="fr_FR" w:bidi="fr_FR"/>
+        </w:rPr>
         <w:t>).</w:t>
       </w:r>
-      <w:r/>
-      <w:r/>
-    </w:p>
-    <w:p>
-      <w:r/>
+      <w:r>
+        <w:rPr>
+          <w:lang w:val="fr_FR" w:bidi="fr_FR"/>
+        </w:rPr>
+      </w:r>
+      <w:r>
+        <w:rPr>
+          <w:lang w:val="fr_FR" w:bidi="fr_FR"/>
+        </w:rPr>
+      </w:r>
+    </w:p>
+    <w:p>
+      <w:pPr/>
+      <w:r>
+        <w:rPr>
+          <w:lang w:val="fr_FR" w:bidi="fr_FR"/>
+        </w:rPr>
+      </w:r>
     </w:p>
     <w:p>
       <w:pPr>
         <w:pStyle w:val="Heading2"/>
       </w:pPr>
       <w:r>
+        <w:rPr>
+          <w:lang w:val="fr_FR" w:bidi="fr_FR"/>
+        </w:rPr>
         <w:t>Nahum 3.15</w:t>
       </w:r>
-      <w:r/>
-    </w:p>
-    <w:p>
-      <w:r/>
-      <w:r>
+      <w:r>
+        <w:rPr>
+          <w:lang w:val="fr_FR" w:bidi="fr_FR"/>
+        </w:rPr>
+      </w:r>
+    </w:p>
+    <w:p>
+      <w:pPr/>
+      <w:r>
+        <w:rPr>
+          <w:lang w:val="fr_FR" w:bidi="fr_FR"/>
+        </w:rPr>
+      </w:r>
+      <w:r>
+        <w:rPr>
+          <w:lang w:val="fr_FR" w:bidi="fr_FR"/>
+        </w:rPr>
         <w:t xml:space="preserve">L'Ancien Testament utilise souvent l'image des sauterelles pour parler des armées de manière métaphorique (voir </w:t>
       </w:r>
       <w:hyperlink r:id="rId114">
         <w:r>
           <w:rPr>
+            <w:lang w:val="fr_FR" w:bidi="fr_FR"/>
+          </w:rPr>
+          <w:rPr>
             <w:color w:val="0000EE"/>
             <w:u w:val="single"/>
           </w:rPr>
@@ -2151,60 +3909,126 @@
         </w:r>
       </w:hyperlink>
       <w:r>
+        <w:rPr>
+          <w:lang w:val="fr_FR" w:bidi="fr_FR"/>
+        </w:rPr>
         <w:t>).</w:t>
       </w:r>
-      <w:r/>
-      <w:r/>
-    </w:p>
-    <w:p>
-      <w:r/>
+      <w:r>
+        <w:rPr>
+          <w:lang w:val="fr_FR" w:bidi="fr_FR"/>
+        </w:rPr>
+      </w:r>
+      <w:r>
+        <w:rPr>
+          <w:lang w:val="fr_FR" w:bidi="fr_FR"/>
+        </w:rPr>
+      </w:r>
+    </w:p>
+    <w:p>
+      <w:pPr/>
+      <w:r>
+        <w:rPr>
+          <w:lang w:val="fr_FR" w:bidi="fr_FR"/>
+        </w:rPr>
+      </w:r>
     </w:p>
     <w:p>
       <w:pPr>
         <w:pStyle w:val="Heading2"/>
       </w:pPr>
       <w:r>
+        <w:rPr>
+          <w:lang w:val="fr_FR" w:bidi="fr_FR"/>
+        </w:rPr>
         <w:t>Nahum 3.16</w:t>
       </w:r>
-      <w:r/>
-    </w:p>
-    <w:p>
-      <w:r/>
-      <w:r>
+      <w:r>
+        <w:rPr>
+          <w:lang w:val="fr_FR" w:bidi="fr_FR"/>
+        </w:rPr>
+      </w:r>
+    </w:p>
+    <w:p>
+      <w:pPr/>
+      <w:r>
+        <w:rPr>
+          <w:lang w:val="fr_FR" w:bidi="fr_FR"/>
+        </w:rPr>
+      </w:r>
+      <w:r>
+        <w:rPr>
+          <w:lang w:val="fr_FR" w:bidi="fr_FR"/>
+        </w:rPr>
         <w:t>Les marchands assyriens se répandaient dans le Proche-Orient comme des sauterelles, remplissant Ninive de richesses incommensurables. Mais tout comme la sauterelle ne cherche qu'à satisfaire ses insatiables appétits avant de s'envoler, les marchands emportent leurs marchandises et prennent la fuite au moment de la désolation de Ninive, laissant derrière eux une population dans le besoin.</w:t>
       </w:r>
-      <w:r/>
-      <w:r/>
-    </w:p>
-    <w:p>
-      <w:r/>
+      <w:r>
+        <w:rPr>
+          <w:lang w:val="fr_FR" w:bidi="fr_FR"/>
+        </w:rPr>
+      </w:r>
+      <w:r>
+        <w:rPr>
+          <w:lang w:val="fr_FR" w:bidi="fr_FR"/>
+        </w:rPr>
+      </w:r>
+    </w:p>
+    <w:p>
+      <w:pPr/>
+      <w:r>
+        <w:rPr>
+          <w:lang w:val="fr_FR" w:bidi="fr_FR"/>
+        </w:rPr>
+      </w:r>
     </w:p>
     <w:p>
       <w:pPr>
         <w:pStyle w:val="Heading2"/>
       </w:pPr>
       <w:r>
+        <w:rPr>
+          <w:lang w:val="fr_FR" w:bidi="fr_FR"/>
+        </w:rPr>
         <w:t>Nahum 3.18</w:t>
       </w:r>
-      <w:r/>
-    </w:p>
-    <w:p>
-      <w:r/>
-      <w:r>
+      <w:r>
+        <w:rPr>
+          <w:lang w:val="fr_FR" w:bidi="fr_FR"/>
+        </w:rPr>
+      </w:r>
+    </w:p>
+    <w:p>
+      <w:pPr/>
+      <w:r>
+        <w:rPr>
+          <w:lang w:val="fr_FR" w:bidi="fr_FR"/>
+        </w:rPr>
+      </w:r>
+      <w:r>
+        <w:rPr>
+          <w:lang w:val="fr_FR" w:bidi="fr_FR"/>
+        </w:rPr>
         <w:t xml:space="preserve">Bergers : les dirigeants partis, le peuple de Ninive sera dispersé comme des moutons. • reposent (littéralement </w:t>
       </w:r>
       <w:r>
         <w:rPr>
           <w:i/>
+          <w:lang w:val="fr_FR" w:bidi="fr_FR"/>
         </w:rPr>
         <w:t xml:space="preserve">dorment </w:t>
       </w:r>
       <w:r>
+        <w:rPr>
+          <w:lang w:val="fr_FR" w:bidi="fr_FR"/>
+        </w:rPr>
         <w:t xml:space="preserve">; voir </w:t>
       </w:r>
       <w:hyperlink r:id="rId115">
         <w:r>
           <w:rPr>
+            <w:lang w:val="fr_FR" w:bidi="fr_FR"/>
+          </w:rPr>
+          <w:rPr>
             <w:color w:val="0000EE"/>
             <w:u w:val="single"/>
           </w:rPr>
@@ -2212,11 +4036,17 @@
         </w:r>
       </w:hyperlink>
       <w:r>
+        <w:rPr>
+          <w:lang w:val="fr_FR" w:bidi="fr_FR"/>
+        </w:rPr>
         <w:t>) : les dirigeants d'Assyrie qui se reposent pendant la crise qui frappe Ninive, s'endormiront dans la mort. Par opposition, le Berger d'Israël ne sommeille pas (</w:t>
       </w:r>
       <w:hyperlink r:id="rId116">
         <w:r>
           <w:rPr>
+            <w:lang w:val="fr_FR" w:bidi="fr_FR"/>
+          </w:rPr>
+          <w:rPr>
             <w:color w:val="0000EE"/>
             <w:u w:val="single"/>
           </w:rPr>
@@ -2224,11 +4054,17 @@
         </w:r>
       </w:hyperlink>
       <w:r>
+        <w:rPr>
+          <w:lang w:val="fr_FR" w:bidi="fr_FR"/>
+        </w:rPr>
         <w:t>), et il rassemblera les brebis perdues d'Israël (</w:t>
       </w:r>
       <w:hyperlink r:id="rId117">
         <w:r>
           <w:rPr>
+            <w:lang w:val="fr_FR" w:bidi="fr_FR"/>
+          </w:rPr>
+          <w:rPr>
             <w:color w:val="0000EE"/>
             <w:u w:val="single"/>
           </w:rPr>
@@ -2236,11 +4072,17 @@
         </w:r>
       </w:hyperlink>
       <w:r>
+        <w:rPr>
+          <w:lang w:val="fr_FR" w:bidi="fr_FR"/>
+        </w:rPr>
         <w:t xml:space="preserve"> ; </w:t>
       </w:r>
       <w:hyperlink r:id="rId118">
         <w:r>
           <w:rPr>
+            <w:lang w:val="fr_FR" w:bidi="fr_FR"/>
+          </w:rPr>
+          <w:rPr>
             <w:color w:val="0000EE"/>
             <w:u w:val="single"/>
           </w:rPr>
@@ -2248,31 +4090,65 @@
         </w:r>
       </w:hyperlink>
       <w:r>
+        <w:rPr>
+          <w:lang w:val="fr_FR" w:bidi="fr_FR"/>
+        </w:rPr>
         <w:t>).</w:t>
       </w:r>
-      <w:r/>
-      <w:r/>
-    </w:p>
-    <w:p>
-      <w:r/>
+      <w:r>
+        <w:rPr>
+          <w:lang w:val="fr_FR" w:bidi="fr_FR"/>
+        </w:rPr>
+      </w:r>
+      <w:r>
+        <w:rPr>
+          <w:lang w:val="fr_FR" w:bidi="fr_FR"/>
+        </w:rPr>
+      </w:r>
+    </w:p>
+    <w:p>
+      <w:pPr/>
+      <w:r>
+        <w:rPr>
+          <w:lang w:val="fr_FR" w:bidi="fr_FR"/>
+        </w:rPr>
+      </w:r>
     </w:p>
     <w:p>
       <w:pPr>
         <w:pStyle w:val="Heading2"/>
       </w:pPr>
       <w:r>
+        <w:rPr>
+          <w:lang w:val="fr_FR" w:bidi="fr_FR"/>
+        </w:rPr>
         <w:t>Nahum 3.19</w:t>
       </w:r>
-      <w:r/>
-    </w:p>
-    <w:p>
-      <w:r/>
-      <w:r>
+      <w:r>
+        <w:rPr>
+          <w:lang w:val="fr_FR" w:bidi="fr_FR"/>
+        </w:rPr>
+      </w:r>
+    </w:p>
+    <w:p>
+      <w:pPr/>
+      <w:r>
+        <w:rPr>
+          <w:lang w:val="fr_FR" w:bidi="fr_FR"/>
+        </w:rPr>
+      </w:r>
+      <w:r>
+        <w:rPr>
+          <w:lang w:val="fr_FR" w:bidi="fr_FR"/>
+        </w:rPr>
         <w:t>Ninive mérite la destruction plutôt que la guérison. Bien que Dieu se soit montré patient avec Ninive à l'époque de Jonas (</w:t>
       </w:r>
       <w:hyperlink r:id="rId119">
         <w:r>
           <w:rPr>
+            <w:lang w:val="fr_FR" w:bidi="fr_FR"/>
+          </w:rPr>
+          <w:rPr>
             <w:color w:val="0000EE"/>
             <w:u w:val="single"/>
           </w:rPr>
@@ -2280,11 +4156,17 @@
         </w:r>
       </w:hyperlink>
       <w:r>
+        <w:rPr>
+          <w:lang w:val="fr_FR" w:bidi="fr_FR"/>
+        </w:rPr>
         <w:t xml:space="preserve">), les Assyriens se sont de nouveau livrés à la cruauté et doivent récolter les fruits de leur propre mal (voir </w:t>
       </w:r>
       <w:hyperlink r:id="rId120">
         <w:r>
           <w:rPr>
+            <w:lang w:val="fr_FR" w:bidi="fr_FR"/>
+          </w:rPr>
+          <w:rPr>
             <w:color w:val="0000EE"/>
             <w:u w:val="single"/>
           </w:rPr>
@@ -2292,11 +4174,17 @@
         </w:r>
       </w:hyperlink>
       <w:r>
+        <w:rPr>
+          <w:lang w:val="fr_FR" w:bidi="fr_FR"/>
+        </w:rPr>
         <w:t xml:space="preserve"> ; </w:t>
       </w:r>
       <w:hyperlink r:id="rId121">
         <w:r>
           <w:rPr>
+            <w:lang w:val="fr_FR" w:bidi="fr_FR"/>
+          </w:rPr>
+          <w:rPr>
             <w:color w:val="0000EE"/>
             <w:u w:val="single"/>
           </w:rPr>
@@ -2304,11 +4192,17 @@
         </w:r>
       </w:hyperlink>
       <w:r>
+        <w:rPr>
+          <w:lang w:val="fr_FR" w:bidi="fr_FR"/>
+        </w:rPr>
         <w:t xml:space="preserve"> ; </w:t>
       </w:r>
       <w:hyperlink r:id="rId122">
         <w:r>
           <w:rPr>
+            <w:lang w:val="fr_FR" w:bidi="fr_FR"/>
+          </w:rPr>
+          <w:rPr>
             <w:color w:val="0000EE"/>
             <w:u w:val="single"/>
           </w:rPr>
@@ -2316,10 +4210,21 @@
         </w:r>
       </w:hyperlink>
       <w:r>
+        <w:rPr>
+          <w:lang w:val="fr_FR" w:bidi="fr_FR"/>
+        </w:rPr>
         <w:t>). C'est un message de joie pour ceux qui ont souffert de la cruauté de l'Assyrie.</w:t>
       </w:r>
-      <w:r/>
-      <w:r/>
+      <w:r>
+        <w:rPr>
+          <w:lang w:val="fr_FR" w:bidi="fr_FR"/>
+        </w:rPr>
+      </w:r>
+      <w:r>
+        <w:rPr>
+          <w:lang w:val="fr_FR" w:bidi="fr_FR"/>
+        </w:rPr>
+      </w:r>
     </w:p>
     <w:sectPr>
       <w:footnotePr>
@@ -4221,7 +6126,7 @@
     <w:rPrDefault>
       <w:rPr>
         <w:rFonts w:ascii="Times New Roman" w:eastAsia="Times New Roman" w:hAnsi="Times New Roman" w:cs="Times New Roman"/>
-        <w:lang w:val="en-US" w:eastAsia="en-US" w:bidi="ar-SA"/>
+        <w:lang w:val="fr_FR" w:eastAsia="en-US" w:bidi="ar-SA"/>
       </w:rPr>
     </w:rPrDefault>
     <w:pPrDefault/>

--- a/fra/docx/34.content.docx
+++ b/fra/docx/34.content.docx
@@ -28,22 +28,6 @@
       </w:r>
     </w:p>
     <w:p>
-      <w:pPr>
-        <w:pStyle w:val="Heading2"/>
-      </w:pPr>
-      <w:r>
-        <w:rPr>
-          <w:lang w:val="fr_FR" w:bidi="fr_FR"/>
-        </w:rPr>
-        <w:t>License Information</w:t>
-      </w:r>
-      <w:r>
-        <w:rPr>
-          <w:lang w:val="fr_FR" w:bidi="fr_FR"/>
-        </w:rPr>
-      </w:r>
-    </w:p>
-    <w:p>
       <w:pPr/>
       <w:r>
         <w:rPr>
@@ -55,19 +39,21 @@
           <w:b/>
           <w:lang w:val="fr_FR" w:bidi="fr_FR"/>
         </w:rPr>
-        <w:t>Notes d'étude (Tyndale)</w:t>
-      </w:r>
-      <w:r>
-        <w:rPr>
-          <w:lang w:val="fr_FR" w:bidi="fr_FR"/>
-        </w:rPr>
-        <w:t xml:space="preserve"> (French) is based on</w:t>
-      </w:r>
-      <w:r>
-        <w:rPr>
-          <w:lang w:val="fr_FR" w:bidi="fr_FR"/>
-        </w:rPr>
-        <w:t xml:space="preserve">: </w:t>
+        <w:t>Aquifer Open Study Notes</w:t>
+      </w:r>
+    </w:p>
+    <w:p>
+      <w:pPr/>
+      <w:r>
+        <w:rPr>
+          <w:lang w:val="fr_FR" w:bidi="fr_FR"/>
+        </w:rPr>
+      </w:r>
+      <w:r>
+        <w:rPr>
+          <w:lang w:val="fr_FR" w:bidi="fr_FR"/>
+        </w:rPr>
+        <w:t xml:space="preserve">This work is an adaptation of </w:t>
       </w:r>
       <w:r>
         <w:rPr>
@@ -79,48 +65,19 @@
         <w:rPr>
           <w:lang w:val="fr_FR" w:bidi="fr_FR"/>
         </w:rPr>
-        <w:t xml:space="preserve">, </w:t>
-      </w:r>
-      <w:hyperlink r:id="rId13">
-        <w:r>
-          <w:rPr>
-            <w:lang w:val="fr_FR" w:bidi="fr_FR"/>
-          </w:rPr>
-          <w:rPr>
-            <w:color w:val="0000EE"/>
-            <w:u w:val="single"/>
-          </w:rPr>
-          <w:t>Tyndale House Publishers</w:t>
-        </w:r>
-      </w:hyperlink>
-      <w:r>
-        <w:rPr>
-          <w:lang w:val="fr_FR" w:bidi="fr_FR"/>
-        </w:rPr>
-        <w:t xml:space="preserve">, 2019, which is licensed under a </w:t>
-      </w:r>
-      <w:hyperlink r:id="rId14">
-        <w:r>
-          <w:rPr>
-            <w:lang w:val="fr_FR" w:bidi="fr_FR"/>
-          </w:rPr>
-          <w:rPr>
-            <w:color w:val="0000EE"/>
-            <w:u w:val="single"/>
-          </w:rPr>
-          <w:t>CC BY-SA 4.0 license</w:t>
-        </w:r>
-      </w:hyperlink>
-      <w:r>
-        <w:rPr>
-          <w:lang w:val="fr_FR" w:bidi="fr_FR"/>
-        </w:rPr>
-        <w:t>.</w:t>
-      </w:r>
-      <w:r>
-        <w:rPr>
-          <w:lang w:val="fr_FR" w:bidi="fr_FR"/>
-        </w:rPr>
+        <w:t xml:space="preserve"> © 2023 Tyndale House Publishers, licensed under the CC BY-SA 4.0 license. The adaptation, </w:t>
+      </w:r>
+      <w:r>
+        <w:rPr>
+          <w:lang w:val="fr_FR" w:bidi="fr_FR"/>
+        </w:rPr>
+        <w:t>Aquifer Open Study Notes</w:t>
+      </w:r>
+      <w:r>
+        <w:rPr>
+          <w:lang w:val="fr_FR" w:bidi="fr_FR"/>
+        </w:rPr>
+        <w:t>, was created by Mission Mutual and is also licensed under CC BY-SA 4.0.</w:t>
       </w:r>
     </w:p>
     <w:p>
@@ -134,7 +91,7 @@
         <w:rPr>
           <w:lang w:val="fr_FR" w:bidi="fr_FR"/>
         </w:rPr>
-        <w:t>This PDF version is provided under the same license.</w:t>
+        <w:t>This resource has been adapted into multiple languages, including English, Tok Pisin, Arabic (عربي), French (Français), Hindi (हिंदी), Indonesian (Bahasa Indonesia), Portuguese (Português), Russian (Русский), Spanish (Español), Swahili (Kiswahili), and Simplified Chinese (简体中文).</w:t>
       </w:r>
       <w:r>
         <w:rPr>
@@ -296,6 +253,42 @@
         </w:rPr>
         <w:t xml:space="preserve">Oracle... prophétie : cette introduction, similaire à celle d'autres livres prophétiques (cf. </w:t>
       </w:r>
+      <w:hyperlink r:id="rId13">
+        <w:r>
+          <w:rPr>
+            <w:lang w:val="fr_FR" w:bidi="fr_FR"/>
+          </w:rPr>
+          <w:rPr>
+            <w:color w:val="0000EE"/>
+            <w:u w:val="single"/>
+          </w:rPr>
+          <w:t>Abd 1.1</w:t>
+        </w:r>
+      </w:hyperlink>
+      <w:r>
+        <w:rPr>
+          <w:lang w:val="fr_FR" w:bidi="fr_FR"/>
+        </w:rPr>
+        <w:t xml:space="preserve"> ; </w:t>
+      </w:r>
+      <w:hyperlink r:id="rId14">
+        <w:r>
+          <w:rPr>
+            <w:lang w:val="fr_FR" w:bidi="fr_FR"/>
+          </w:rPr>
+          <w:rPr>
+            <w:color w:val="0000EE"/>
+            <w:u w:val="single"/>
+          </w:rPr>
+          <w:t>Ha 1.1</w:t>
+        </w:r>
+      </w:hyperlink>
+      <w:r>
+        <w:rPr>
+          <w:lang w:val="fr_FR" w:bidi="fr_FR"/>
+        </w:rPr>
+        <w:t xml:space="preserve"> ; </w:t>
+      </w:r>
       <w:hyperlink r:id="rId15">
         <w:r>
           <w:rPr>
@@ -305,7 +298,122 @@
             <w:color w:val="0000EE"/>
             <w:u w:val="single"/>
           </w:rPr>
-          <w:t>Abd 1.1</w:t>
+          <w:t>Ml 1.1</w:t>
+        </w:r>
+      </w:hyperlink>
+      <w:r>
+        <w:rPr>
+          <w:lang w:val="fr_FR" w:bidi="fr_FR"/>
+        </w:rPr>
+        <w:t>), identifie Nahum comme un prophète, proclamant des paroles de Dieu. • Ninive est devenue la capitale de l'empire assyrien peu après 705 av. J.‑C., et ce jusqu'à sa destruction en 612 av. J.‑C. • Le nom Nahum signifie « réconfort » ou « encouragement ». Un thème important de son livre prophétique est que Dieu réconfortera son peuple par la chute de Ninive (</w:t>
+      </w:r>
+      <w:hyperlink r:id="rId16">
+        <w:r>
+          <w:rPr>
+            <w:lang w:val="fr_FR" w:bidi="fr_FR"/>
+          </w:rPr>
+          <w:rPr>
+            <w:color w:val="0000EE"/>
+            <w:u w:val="single"/>
+          </w:rPr>
+          <w:t>Na 1.12–2.1</w:t>
+        </w:r>
+      </w:hyperlink>
+      <w:r>
+        <w:rPr>
+          <w:lang w:val="fr_FR" w:bidi="fr_FR"/>
+        </w:rPr>
+        <w:t xml:space="preserve"> ; voir </w:t>
+      </w:r>
+      <w:hyperlink r:id="rId17">
+        <w:r>
+          <w:rPr>
+            <w:lang w:val="fr_FR" w:bidi="fr_FR"/>
+          </w:rPr>
+          <w:rPr>
+            <w:color w:val="0000EE"/>
+            <w:u w:val="single"/>
+          </w:rPr>
+          <w:t>Es 40.1</w:t>
+        </w:r>
+      </w:hyperlink>
+      <w:r>
+        <w:rPr>
+          <w:lang w:val="fr_FR" w:bidi="fr_FR"/>
+        </w:rPr>
+        <w:t>).</w:t>
+      </w:r>
+      <w:r>
+        <w:rPr>
+          <w:lang w:val="fr_FR" w:bidi="fr_FR"/>
+        </w:rPr>
+      </w:r>
+      <w:r>
+        <w:rPr>
+          <w:lang w:val="fr_FR" w:bidi="fr_FR"/>
+        </w:rPr>
+      </w:r>
+    </w:p>
+    <w:p>
+      <w:pPr/>
+      <w:r>
+        <w:rPr>
+          <w:lang w:val="fr_FR" w:bidi="fr_FR"/>
+        </w:rPr>
+      </w:r>
+    </w:p>
+    <w:p>
+      <w:pPr>
+        <w:pStyle w:val="Heading2"/>
+      </w:pPr>
+      <w:r>
+        <w:rPr>
+          <w:lang w:val="fr_FR" w:bidi="fr_FR"/>
+        </w:rPr>
+        <w:t>Nahum 1.2</w:t>
+      </w:r>
+      <w:r>
+        <w:rPr>
+          <w:lang w:val="fr_FR" w:bidi="fr_FR"/>
+        </w:rPr>
+      </w:r>
+    </w:p>
+    <w:p>
+      <w:pPr/>
+      <w:r>
+        <w:rPr>
+          <w:lang w:val="fr_FR" w:bidi="fr_FR"/>
+        </w:rPr>
+      </w:r>
+      <w:r>
+        <w:rPr>
+          <w:lang w:val="fr_FR" w:bidi="fr_FR"/>
+        </w:rPr>
+        <w:t xml:space="preserve">Jaloux (ou </w:t>
+      </w:r>
+      <w:r>
+        <w:rPr>
+          <w:i/>
+          <w:lang w:val="fr_FR" w:bidi="fr_FR"/>
+        </w:rPr>
+        <w:t>zélé</w:t>
+      </w:r>
+      <w:r>
+        <w:rPr>
+          <w:lang w:val="fr_FR" w:bidi="fr_FR"/>
+        </w:rPr>
+        <w:t xml:space="preserve">) : Dieu veille avec zèle sur le bien-être de son peuple et désire ardemment leur fidélité (voir </w:t>
+      </w:r>
+      <w:hyperlink r:id="rId18">
+        <w:r>
+          <w:rPr>
+            <w:lang w:val="fr_FR" w:bidi="fr_FR"/>
+          </w:rPr>
+          <w:rPr>
+            <w:color w:val="0000EE"/>
+            <w:u w:val="single"/>
+          </w:rPr>
+          <w:t>Ex 20.4–5</w:t>
         </w:r>
       </w:hyperlink>
       <w:r>
@@ -314,16 +422,16 @@
         </w:rPr>
         <w:t xml:space="preserve"> ; </w:t>
       </w:r>
-      <w:hyperlink r:id="rId16">
-        <w:r>
-          <w:rPr>
-            <w:lang w:val="fr_FR" w:bidi="fr_FR"/>
-          </w:rPr>
-          <w:rPr>
-            <w:color w:val="0000EE"/>
-            <w:u w:val="single"/>
-          </w:rPr>
-          <w:t>Ha 1.1</w:t>
+      <w:hyperlink r:id="rId19">
+        <w:r>
+          <w:rPr>
+            <w:lang w:val="fr_FR" w:bidi="fr_FR"/>
+          </w:rPr>
+          <w:rPr>
+            <w:color w:val="0000EE"/>
+            <w:u w:val="single"/>
+          </w:rPr>
+          <w:t>Dt 4.23–24</w:t>
         </w:r>
       </w:hyperlink>
       <w:r>
@@ -332,34 +440,863 @@
         </w:rPr>
         <w:t xml:space="preserve"> ; </w:t>
       </w:r>
-      <w:hyperlink r:id="rId17">
-        <w:r>
-          <w:rPr>
-            <w:lang w:val="fr_FR" w:bidi="fr_FR"/>
-          </w:rPr>
-          <w:rPr>
-            <w:color w:val="0000EE"/>
-            <w:u w:val="single"/>
-          </w:rPr>
-          <w:t>Ml 1.1</w:t>
-        </w:r>
-      </w:hyperlink>
-      <w:r>
-        <w:rPr>
-          <w:lang w:val="fr_FR" w:bidi="fr_FR"/>
-        </w:rPr>
-        <w:t>), identifie Nahum comme un prophète, proclamant des paroles de Dieu. • Ninive est devenue la capitale de l'empire assyrien peu après 705 av. J.‑C., et ce jusqu'à sa destruction en 612 av. J.‑C. • Le nom Nahum signifie « réconfort » ou « encouragement ». Un thème important de son livre prophétique est que Dieu réconfortera son peuple par la chute de Ninive (</w:t>
-      </w:r>
-      <w:hyperlink r:id="rId18">
-        <w:r>
-          <w:rPr>
-            <w:lang w:val="fr_FR" w:bidi="fr_FR"/>
-          </w:rPr>
-          <w:rPr>
-            <w:color w:val="0000EE"/>
-            <w:u w:val="single"/>
-          </w:rPr>
-          <w:t>Na 1.12–2.1</w:t>
+      <w:hyperlink r:id="rId20">
+        <w:r>
+          <w:rPr>
+            <w:lang w:val="fr_FR" w:bidi="fr_FR"/>
+          </w:rPr>
+          <w:rPr>
+            <w:color w:val="0000EE"/>
+            <w:u w:val="single"/>
+          </w:rPr>
+          <w:t>6.4</w:t>
+        </w:r>
+      </w:hyperlink>
+      <w:r>
+        <w:rPr>
+          <w:lang w:val="fr_FR" w:bidi="fr_FR"/>
+        </w:rPr>
+        <w:t xml:space="preserve"> ; </w:t>
+      </w:r>
+      <w:hyperlink r:id="rId21">
+        <w:r>
+          <w:rPr>
+            <w:lang w:val="fr_FR" w:bidi="fr_FR"/>
+          </w:rPr>
+          <w:rPr>
+            <w:color w:val="0000EE"/>
+            <w:u w:val="single"/>
+          </w:rPr>
+          <w:t>Jr 2.1–3.5</w:t>
+        </w:r>
+      </w:hyperlink>
+      <w:r>
+        <w:rPr>
+          <w:lang w:val="fr_FR" w:bidi="fr_FR"/>
+        </w:rPr>
+        <w:t>). • La vengeance et la colère de Dieu ne sont pas à confondre avec l'attitude humaine de « vouloir rendre la pareille ». Les actions de Dieu découlent de sa sainteté (</w:t>
+      </w:r>
+      <w:hyperlink r:id="rId22">
+        <w:r>
+          <w:rPr>
+            <w:lang w:val="fr_FR" w:bidi="fr_FR"/>
+          </w:rPr>
+          <w:rPr>
+            <w:color w:val="0000EE"/>
+            <w:u w:val="single"/>
+          </w:rPr>
+          <w:t>Jr 50.28–29</w:t>
+        </w:r>
+      </w:hyperlink>
+      <w:r>
+        <w:rPr>
+          <w:lang w:val="fr_FR" w:bidi="fr_FR"/>
+        </w:rPr>
+        <w:t>), de sa justice (</w:t>
+      </w:r>
+      <w:hyperlink r:id="rId23">
+        <w:r>
+          <w:rPr>
+            <w:lang w:val="fr_FR" w:bidi="fr_FR"/>
+          </w:rPr>
+          <w:rPr>
+            <w:color w:val="0000EE"/>
+            <w:u w:val="single"/>
+          </w:rPr>
+          <w:t>Es 63.1–9</w:t>
+        </w:r>
+      </w:hyperlink>
+      <w:r>
+        <w:rPr>
+          <w:lang w:val="fr_FR" w:bidi="fr_FR"/>
+        </w:rPr>
+        <w:t>) et de sa fidélité envers l'alliance avec son peuple (</w:t>
+      </w:r>
+      <w:hyperlink r:id="rId24">
+        <w:r>
+          <w:rPr>
+            <w:lang w:val="fr_FR" w:bidi="fr_FR"/>
+          </w:rPr>
+          <w:rPr>
+            <w:color w:val="0000EE"/>
+            <w:u w:val="single"/>
+          </w:rPr>
+          <w:t>Lv 26.23–25</w:t>
+        </w:r>
+      </w:hyperlink>
+      <w:r>
+        <w:rPr>
+          <w:lang w:val="fr_FR" w:bidi="fr_FR"/>
+        </w:rPr>
+        <w:t xml:space="preserve"> ; </w:t>
+      </w:r>
+      <w:hyperlink r:id="rId25">
+        <w:r>
+          <w:rPr>
+            <w:lang w:val="fr_FR" w:bidi="fr_FR"/>
+          </w:rPr>
+          <w:rPr>
+            <w:color w:val="0000EE"/>
+            <w:u w:val="single"/>
+          </w:rPr>
+          <w:t>Es 1.24–26</w:t>
+        </w:r>
+      </w:hyperlink>
+      <w:r>
+        <w:rPr>
+          <w:lang w:val="fr_FR" w:bidi="fr_FR"/>
+        </w:rPr>
+        <w:t>). Sa vengeance n'est jamais arbitraire.</w:t>
+      </w:r>
+      <w:r>
+        <w:rPr>
+          <w:lang w:val="fr_FR" w:bidi="fr_FR"/>
+        </w:rPr>
+      </w:r>
+      <w:r>
+        <w:rPr>
+          <w:lang w:val="fr_FR" w:bidi="fr_FR"/>
+        </w:rPr>
+      </w:r>
+    </w:p>
+    <w:p>
+      <w:pPr/>
+      <w:r>
+        <w:rPr>
+          <w:lang w:val="fr_FR" w:bidi="fr_FR"/>
+        </w:rPr>
+      </w:r>
+    </w:p>
+    <w:p>
+      <w:pPr>
+        <w:pStyle w:val="Heading2"/>
+      </w:pPr>
+      <w:r>
+        <w:rPr>
+          <w:lang w:val="fr_FR" w:bidi="fr_FR"/>
+        </w:rPr>
+        <w:t>Nahum 1.2–6</w:t>
+      </w:r>
+      <w:r>
+        <w:rPr>
+          <w:lang w:val="fr_FR" w:bidi="fr_FR"/>
+        </w:rPr>
+      </w:r>
+    </w:p>
+    <w:p>
+      <w:pPr/>
+      <w:r>
+        <w:rPr>
+          <w:lang w:val="fr_FR" w:bidi="fr_FR"/>
+        </w:rPr>
+      </w:r>
+      <w:r>
+        <w:rPr>
+          <w:lang w:val="fr_FR" w:bidi="fr_FR"/>
+        </w:rPr>
+        <w:t>La première strophe du cantique s'inspire de textes bibliques commémorant l'exode d'Israël hors d'Égypte. Il rappelle que tout dans la création est soumis au pouvoir souverain de Dieu, et que Dieu veillera à ce que ceux qui s'opposent à lui soient punis.</w:t>
+      </w:r>
+      <w:r>
+        <w:rPr>
+          <w:lang w:val="fr_FR" w:bidi="fr_FR"/>
+        </w:rPr>
+      </w:r>
+      <w:r>
+        <w:rPr>
+          <w:lang w:val="fr_FR" w:bidi="fr_FR"/>
+        </w:rPr>
+      </w:r>
+    </w:p>
+    <w:p>
+      <w:pPr/>
+      <w:r>
+        <w:rPr>
+          <w:lang w:val="fr_FR" w:bidi="fr_FR"/>
+        </w:rPr>
+      </w:r>
+    </w:p>
+    <w:p>
+      <w:pPr>
+        <w:pStyle w:val="Heading2"/>
+      </w:pPr>
+      <w:r>
+        <w:rPr>
+          <w:lang w:val="fr_FR" w:bidi="fr_FR"/>
+        </w:rPr>
+        <w:t>Nahum 1.2–11</w:t>
+      </w:r>
+      <w:r>
+        <w:rPr>
+          <w:lang w:val="fr_FR" w:bidi="fr_FR"/>
+        </w:rPr>
+      </w:r>
+    </w:p>
+    <w:p>
+      <w:pPr/>
+      <w:r>
+        <w:rPr>
+          <w:lang w:val="fr_FR" w:bidi="fr_FR"/>
+        </w:rPr>
+      </w:r>
+      <w:r>
+        <w:rPr>
+          <w:lang w:val="fr_FR" w:bidi="fr_FR"/>
+        </w:rPr>
+        <w:t>Ce court cantique de deux strophes (</w:t>
+      </w:r>
+      <w:hyperlink r:id="rId26">
+        <w:r>
+          <w:rPr>
+            <w:lang w:val="fr_FR" w:bidi="fr_FR"/>
+          </w:rPr>
+          <w:rPr>
+            <w:color w:val="0000EE"/>
+            <w:u w:val="single"/>
+          </w:rPr>
+          <w:t>1.2–6</w:t>
+        </w:r>
+      </w:hyperlink>
+      <w:r>
+        <w:rPr>
+          <w:lang w:val="fr_FR" w:bidi="fr_FR"/>
+        </w:rPr>
+        <w:t xml:space="preserve">, </w:t>
+      </w:r>
+      <w:hyperlink r:id="rId27">
+        <w:r>
+          <w:rPr>
+            <w:lang w:val="fr_FR" w:bidi="fr_FR"/>
+          </w:rPr>
+          <w:rPr>
+            <w:color w:val="0000EE"/>
+            <w:u w:val="single"/>
+          </w:rPr>
+          <w:t>7–11</w:t>
+        </w:r>
+      </w:hyperlink>
+      <w:r>
+        <w:rPr>
+          <w:lang w:val="fr_FR" w:bidi="fr_FR"/>
+        </w:rPr>
+        <w:t>) nous parle du pouvoir souverain de Dieu.</w:t>
+      </w:r>
+      <w:r>
+        <w:rPr>
+          <w:lang w:val="fr_FR" w:bidi="fr_FR"/>
+        </w:rPr>
+      </w:r>
+      <w:r>
+        <w:rPr>
+          <w:lang w:val="fr_FR" w:bidi="fr_FR"/>
+        </w:rPr>
+      </w:r>
+    </w:p>
+    <w:p>
+      <w:pPr/>
+      <w:r>
+        <w:rPr>
+          <w:lang w:val="fr_FR" w:bidi="fr_FR"/>
+        </w:rPr>
+      </w:r>
+    </w:p>
+    <w:p>
+      <w:pPr>
+        <w:pStyle w:val="Heading2"/>
+      </w:pPr>
+      <w:r>
+        <w:rPr>
+          <w:lang w:val="fr_FR" w:bidi="fr_FR"/>
+        </w:rPr>
+        <w:t>Nahum 1.3</w:t>
+      </w:r>
+      <w:r>
+        <w:rPr>
+          <w:lang w:val="fr_FR" w:bidi="fr_FR"/>
+        </w:rPr>
+      </w:r>
+    </w:p>
+    <w:p>
+      <w:pPr/>
+      <w:r>
+        <w:rPr>
+          <w:lang w:val="fr_FR" w:bidi="fr_FR"/>
+        </w:rPr>
+      </w:r>
+      <w:r>
+        <w:rPr>
+          <w:lang w:val="fr_FR" w:bidi="fr_FR"/>
+        </w:rPr>
+        <w:t>Lent à la colère : la patience de Dieu face à la désobéissance s'explique par son amour fidèle (</w:t>
+      </w:r>
+      <w:hyperlink r:id="rId28">
+        <w:r>
+          <w:rPr>
+            <w:lang w:val="fr_FR" w:bidi="fr_FR"/>
+          </w:rPr>
+          <w:rPr>
+            <w:color w:val="0000EE"/>
+            <w:u w:val="single"/>
+          </w:rPr>
+          <w:t>Ex 34.6</w:t>
+        </w:r>
+      </w:hyperlink>
+      <w:r>
+        <w:rPr>
+          <w:lang w:val="fr_FR" w:bidi="fr_FR"/>
+        </w:rPr>
+        <w:t xml:space="preserve"> ; </w:t>
+      </w:r>
+      <w:hyperlink r:id="rId29">
+        <w:r>
+          <w:rPr>
+            <w:lang w:val="fr_FR" w:bidi="fr_FR"/>
+          </w:rPr>
+          <w:rPr>
+            <w:color w:val="0000EE"/>
+            <w:u w:val="single"/>
+          </w:rPr>
+          <w:t>Nb 14.18</w:t>
+        </w:r>
+      </w:hyperlink>
+      <w:r>
+        <w:rPr>
+          <w:lang w:val="fr_FR" w:bidi="fr_FR"/>
+        </w:rPr>
+        <w:t xml:space="preserve"> ; </w:t>
+      </w:r>
+      <w:hyperlink r:id="rId30">
+        <w:r>
+          <w:rPr>
+            <w:lang w:val="fr_FR" w:bidi="fr_FR"/>
+          </w:rPr>
+          <w:rPr>
+            <w:color w:val="0000EE"/>
+            <w:u w:val="single"/>
+          </w:rPr>
+          <w:t>Ps 103.8</w:t>
+        </w:r>
+      </w:hyperlink>
+      <w:r>
+        <w:rPr>
+          <w:lang w:val="fr_FR" w:bidi="fr_FR"/>
+        </w:rPr>
+        <w:t xml:space="preserve"> ; </w:t>
+      </w:r>
+      <w:hyperlink r:id="rId31">
+        <w:r>
+          <w:rPr>
+            <w:lang w:val="fr_FR" w:bidi="fr_FR"/>
+          </w:rPr>
+          <w:rPr>
+            <w:color w:val="0000EE"/>
+            <w:u w:val="single"/>
+          </w:rPr>
+          <w:t>Jl 2.13</w:t>
+        </w:r>
+      </w:hyperlink>
+      <w:r>
+        <w:rPr>
+          <w:lang w:val="fr_FR" w:bidi="fr_FR"/>
+        </w:rPr>
+        <w:t>). C'est ce qui avait déçu Jonas, souhaitant que Ninive soit détruite immédiatement (</w:t>
+      </w:r>
+      <w:hyperlink r:id="rId32">
+        <w:r>
+          <w:rPr>
+            <w:lang w:val="fr_FR" w:bidi="fr_FR"/>
+          </w:rPr>
+          <w:rPr>
+            <w:color w:val="0000EE"/>
+            <w:u w:val="single"/>
+          </w:rPr>
+          <w:t>Jon 4.2</w:t>
+        </w:r>
+      </w:hyperlink>
+      <w:r>
+        <w:rPr>
+          <w:lang w:val="fr_FR" w:bidi="fr_FR"/>
+        </w:rPr>
+        <w:t>). Car Dieu est patient, il retarde parfois la punition méritée des pécheurs (</w:t>
+      </w:r>
+      <w:hyperlink r:id="rId33">
+        <w:r>
+          <w:rPr>
+            <w:lang w:val="fr_FR" w:bidi="fr_FR"/>
+          </w:rPr>
+          <w:rPr>
+            <w:color w:val="0000EE"/>
+            <w:u w:val="single"/>
+          </w:rPr>
+          <w:t>Né 9.29–30</w:t>
+        </w:r>
+      </w:hyperlink>
+      <w:r>
+        <w:rPr>
+          <w:lang w:val="fr_FR" w:bidi="fr_FR"/>
+        </w:rPr>
+        <w:t xml:space="preserve"> ; </w:t>
+      </w:r>
+      <w:hyperlink r:id="rId34">
+        <w:r>
+          <w:rPr>
+            <w:lang w:val="fr_FR" w:bidi="fr_FR"/>
+          </w:rPr>
+          <w:rPr>
+            <w:color w:val="0000EE"/>
+            <w:u w:val="single"/>
+          </w:rPr>
+          <w:t>Rm 2.4</w:t>
+        </w:r>
+      </w:hyperlink>
+      <w:r>
+        <w:rPr>
+          <w:lang w:val="fr_FR" w:bidi="fr_FR"/>
+        </w:rPr>
+        <w:t xml:space="preserve"> ; </w:t>
+      </w:r>
+      <w:hyperlink r:id="rId35">
+        <w:r>
+          <w:rPr>
+            <w:lang w:val="fr_FR" w:bidi="fr_FR"/>
+          </w:rPr>
+          <w:rPr>
+            <w:color w:val="0000EE"/>
+            <w:u w:val="single"/>
+          </w:rPr>
+          <w:t>2P 3.9</w:t>
+        </w:r>
+      </w:hyperlink>
+      <w:r>
+        <w:rPr>
+          <w:lang w:val="fr_FR" w:bidi="fr_FR"/>
+        </w:rPr>
+        <w:t>), mais à la fin, ceux qui persistent dans le péché feront face à son jugement (</w:t>
+      </w:r>
+      <w:hyperlink r:id="rId36">
+        <w:r>
+          <w:rPr>
+            <w:lang w:val="fr_FR" w:bidi="fr_FR"/>
+          </w:rPr>
+          <w:rPr>
+            <w:color w:val="0000EE"/>
+            <w:u w:val="single"/>
+          </w:rPr>
+          <w:t>Ex 34.7</w:t>
+        </w:r>
+      </w:hyperlink>
+      <w:r>
+        <w:rPr>
+          <w:lang w:val="fr_FR" w:bidi="fr_FR"/>
+        </w:rPr>
+        <w:t xml:space="preserve"> ; </w:t>
+      </w:r>
+      <w:hyperlink r:id="rId37">
+        <w:r>
+          <w:rPr>
+            <w:lang w:val="fr_FR" w:bidi="fr_FR"/>
+          </w:rPr>
+          <w:rPr>
+            <w:color w:val="0000EE"/>
+            <w:u w:val="single"/>
+          </w:rPr>
+          <w:t>Rm 14.10</w:t>
+        </w:r>
+      </w:hyperlink>
+      <w:r>
+        <w:rPr>
+          <w:lang w:val="fr_FR" w:bidi="fr_FR"/>
+        </w:rPr>
+        <w:t xml:space="preserve"> ; </w:t>
+      </w:r>
+      <w:hyperlink r:id="rId38">
+        <w:r>
+          <w:rPr>
+            <w:lang w:val="fr_FR" w:bidi="fr_FR"/>
+          </w:rPr>
+          <w:rPr>
+            <w:color w:val="0000EE"/>
+            <w:u w:val="single"/>
+          </w:rPr>
+          <w:t>2Co 5.10</w:t>
+        </w:r>
+      </w:hyperlink>
+      <w:r>
+        <w:rPr>
+          <w:lang w:val="fr_FR" w:bidi="fr_FR"/>
+        </w:rPr>
+        <w:t xml:space="preserve"> ; </w:t>
+      </w:r>
+      <w:hyperlink r:id="rId39">
+        <w:r>
+          <w:rPr>
+            <w:lang w:val="fr_FR" w:bidi="fr_FR"/>
+          </w:rPr>
+          <w:rPr>
+            <w:color w:val="0000EE"/>
+            <w:u w:val="single"/>
+          </w:rPr>
+          <w:t>Ap 14.6–7</w:t>
+        </w:r>
+      </w:hyperlink>
+      <w:r>
+        <w:rPr>
+          <w:lang w:val="fr_FR" w:bidi="fr_FR"/>
+        </w:rPr>
+        <w:t xml:space="preserve">). • dans la tempête, dans le tourbillon : ces images décrivent la fureur du jugement de Dieu contre les méchants (voir aussi </w:t>
+      </w:r>
+      <w:hyperlink r:id="rId40">
+        <w:r>
+          <w:rPr>
+            <w:lang w:val="fr_FR" w:bidi="fr_FR"/>
+          </w:rPr>
+          <w:rPr>
+            <w:color w:val="0000EE"/>
+            <w:u w:val="single"/>
+          </w:rPr>
+          <w:t>Es 29.6</w:t>
+        </w:r>
+      </w:hyperlink>
+      <w:r>
+        <w:rPr>
+          <w:lang w:val="fr_FR" w:bidi="fr_FR"/>
+        </w:rPr>
+        <w:t>).</w:t>
+      </w:r>
+      <w:r>
+        <w:rPr>
+          <w:lang w:val="fr_FR" w:bidi="fr_FR"/>
+        </w:rPr>
+      </w:r>
+      <w:r>
+        <w:rPr>
+          <w:lang w:val="fr_FR" w:bidi="fr_FR"/>
+        </w:rPr>
+      </w:r>
+    </w:p>
+    <w:p>
+      <w:pPr/>
+      <w:r>
+        <w:rPr>
+          <w:lang w:val="fr_FR" w:bidi="fr_FR"/>
+        </w:rPr>
+      </w:r>
+    </w:p>
+    <w:p>
+      <w:pPr>
+        <w:pStyle w:val="Heading2"/>
+      </w:pPr>
+      <w:r>
+        <w:rPr>
+          <w:lang w:val="fr_FR" w:bidi="fr_FR"/>
+        </w:rPr>
+        <w:t>Nahum 1.4</w:t>
+      </w:r>
+      <w:r>
+        <w:rPr>
+          <w:lang w:val="fr_FR" w:bidi="fr_FR"/>
+        </w:rPr>
+      </w:r>
+    </w:p>
+    <w:p>
+      <w:pPr/>
+      <w:r>
+        <w:rPr>
+          <w:lang w:val="fr_FR" w:bidi="fr_FR"/>
+        </w:rPr>
+      </w:r>
+      <w:r>
+        <w:rPr>
+          <w:lang w:val="fr_FR" w:bidi="fr_FR"/>
+        </w:rPr>
+        <w:t>Tout comme les nuées (</w:t>
+      </w:r>
+      <w:hyperlink r:id="rId41">
+        <w:r>
+          <w:rPr>
+            <w:lang w:val="fr_FR" w:bidi="fr_FR"/>
+          </w:rPr>
+          <w:rPr>
+            <w:color w:val="0000EE"/>
+            <w:u w:val="single"/>
+          </w:rPr>
+          <w:t>1.3</w:t>
+        </w:r>
+      </w:hyperlink>
+      <w:r>
+        <w:rPr>
+          <w:lang w:val="fr_FR" w:bidi="fr_FR"/>
+        </w:rPr>
+        <w:t>) et les montagnes (</w:t>
+      </w:r>
+      <w:hyperlink r:id="rId42">
+        <w:r>
+          <w:rPr>
+            <w:lang w:val="fr_FR" w:bidi="fr_FR"/>
+          </w:rPr>
+          <w:rPr>
+            <w:color w:val="0000EE"/>
+            <w:u w:val="single"/>
+          </w:rPr>
+          <w:t>1.5</w:t>
+        </w:r>
+      </w:hyperlink>
+      <w:r>
+        <w:rPr>
+          <w:lang w:val="fr_FR" w:bidi="fr_FR"/>
+        </w:rPr>
+        <w:t>), les océans et les rivières sont sous le contrôle souverain de Dieu. Les prophètes de l'Ancien Testament rappellent souvent les actions de Dieu contre les mers et les rivières lors de l'Exode (</w:t>
+      </w:r>
+      <w:hyperlink r:id="rId43">
+        <w:r>
+          <w:rPr>
+            <w:lang w:val="fr_FR" w:bidi="fr_FR"/>
+          </w:rPr>
+          <w:rPr>
+            <w:color w:val="0000EE"/>
+            <w:u w:val="single"/>
+          </w:rPr>
+          <w:t xml:space="preserve">Ex 15.8–10 </w:t>
+        </w:r>
+      </w:hyperlink>
+      <w:r>
+        <w:rPr>
+          <w:lang w:val="fr_FR" w:bidi="fr_FR"/>
+        </w:rPr>
+        <w:t xml:space="preserve">; </w:t>
+      </w:r>
+      <w:hyperlink r:id="rId44">
+        <w:r>
+          <w:rPr>
+            <w:lang w:val="fr_FR" w:bidi="fr_FR"/>
+          </w:rPr>
+          <w:rPr>
+            <w:color w:val="0000EE"/>
+            <w:u w:val="single"/>
+          </w:rPr>
+          <w:t xml:space="preserve">2S 22.16 </w:t>
+        </w:r>
+      </w:hyperlink>
+      <w:r>
+        <w:rPr>
+          <w:lang w:val="fr_FR" w:bidi="fr_FR"/>
+        </w:rPr>
+        <w:t xml:space="preserve">; </w:t>
+      </w:r>
+      <w:hyperlink r:id="rId45">
+        <w:r>
+          <w:rPr>
+            <w:lang w:val="fr_FR" w:bidi="fr_FR"/>
+          </w:rPr>
+          <w:rPr>
+            <w:color w:val="0000EE"/>
+            <w:u w:val="single"/>
+          </w:rPr>
+          <w:t xml:space="preserve">Ps 66.6 </w:t>
+        </w:r>
+      </w:hyperlink>
+      <w:r>
+        <w:rPr>
+          <w:lang w:val="fr_FR" w:bidi="fr_FR"/>
+        </w:rPr>
+        <w:t xml:space="preserve">; </w:t>
+      </w:r>
+      <w:hyperlink r:id="rId46">
+        <w:r>
+          <w:rPr>
+            <w:lang w:val="fr_FR" w:bidi="fr_FR"/>
+          </w:rPr>
+          <w:rPr>
+            <w:color w:val="0000EE"/>
+            <w:u w:val="single"/>
+          </w:rPr>
+          <w:t xml:space="preserve">77.17 </w:t>
+        </w:r>
+      </w:hyperlink>
+      <w:r>
+        <w:rPr>
+          <w:lang w:val="fr_FR" w:bidi="fr_FR"/>
+        </w:rPr>
+        <w:t xml:space="preserve">; </w:t>
+      </w:r>
+      <w:hyperlink r:id="rId47">
+        <w:r>
+          <w:rPr>
+            <w:lang w:val="fr_FR" w:bidi="fr_FR"/>
+          </w:rPr>
+          <w:rPr>
+            <w:color w:val="0000EE"/>
+            <w:u w:val="single"/>
+          </w:rPr>
+          <w:t>Ha 3.15</w:t>
+        </w:r>
+      </w:hyperlink>
+      <w:r>
+        <w:rPr>
+          <w:lang w:val="fr_FR" w:bidi="fr_FR"/>
+        </w:rPr>
+        <w:t xml:space="preserve">). Le pouvoir de Dieu sur les eaux réfute la mythologie des anciens Cananéens, qui croyaient que les océans et les rivières étaient sous le contrôle du dieu de la mer, Yam. • Le Basan, situé à l'est de la mer de Galilée, était connu pour ses pâturages verts, idéaux pour l'élevage de bétail (cf. </w:t>
+      </w:r>
+      <w:hyperlink r:id="rId48">
+        <w:r>
+          <w:rPr>
+            <w:lang w:val="fr_FR" w:bidi="fr_FR"/>
+          </w:rPr>
+          <w:rPr>
+            <w:color w:val="0000EE"/>
+            <w:u w:val="single"/>
+          </w:rPr>
+          <w:t>Mi 7.14</w:t>
+        </w:r>
+      </w:hyperlink>
+      <w:r>
+        <w:rPr>
+          <w:lang w:val="fr_FR" w:bidi="fr_FR"/>
+        </w:rPr>
+        <w:t>). • Le Carmel</w:t>
+      </w:r>
+      <w:r>
+        <w:rPr>
+          <w:i/>
+          <w:lang w:val="fr_FR" w:bidi="fr_FR"/>
+        </w:rPr>
+        <w:t>,</w:t>
+      </w:r>
+      <w:r>
+        <w:rPr>
+          <w:lang w:val="fr_FR" w:bidi="fr_FR"/>
+        </w:rPr>
+        <w:t xml:space="preserve"> sur la côte méditerranéenne, au cœur de Canaan, était réputé pour sa beauté et sa fertilité (</w:t>
+      </w:r>
+      <w:hyperlink r:id="rId49">
+        <w:r>
+          <w:rPr>
+            <w:lang w:val="fr_FR" w:bidi="fr_FR"/>
+          </w:rPr>
+          <w:rPr>
+            <w:color w:val="0000EE"/>
+            <w:u w:val="single"/>
+          </w:rPr>
+          <w:t xml:space="preserve">Ct 7.6 </w:t>
+        </w:r>
+      </w:hyperlink>
+      <w:r>
+        <w:rPr>
+          <w:lang w:val="fr_FR" w:bidi="fr_FR"/>
+        </w:rPr>
+        <w:t xml:space="preserve">; </w:t>
+      </w:r>
+      <w:hyperlink r:id="rId50">
+        <w:r>
+          <w:rPr>
+            <w:lang w:val="fr_FR" w:bidi="fr_FR"/>
+          </w:rPr>
+          <w:rPr>
+            <w:color w:val="0000EE"/>
+            <w:u w:val="single"/>
+          </w:rPr>
+          <w:t>Jr 50.19</w:t>
+        </w:r>
+      </w:hyperlink>
+      <w:r>
+        <w:rPr>
+          <w:lang w:val="fr_FR" w:bidi="fr_FR"/>
+        </w:rPr>
+        <w:t>). • Le Liban était célèbre pour ses grands cèdres (</w:t>
+      </w:r>
+      <w:hyperlink r:id="rId51">
+        <w:r>
+          <w:rPr>
+            <w:lang w:val="fr_FR" w:bidi="fr_FR"/>
+          </w:rPr>
+          <w:rPr>
+            <w:color w:val="0000EE"/>
+            <w:u w:val="single"/>
+          </w:rPr>
+          <w:t>1R 5.6–18</w:t>
+        </w:r>
+      </w:hyperlink>
+      <w:r>
+        <w:rPr>
+          <w:lang w:val="fr_FR" w:bidi="fr_FR"/>
+        </w:rPr>
+        <w:t>). Nahum énumère ces régions pour montrer que même les endroits les plus fertiles et féconds sur terre ne peuvent résister à la puissance du jugement de Dieu.</w:t>
+      </w:r>
+      <w:r>
+        <w:rPr>
+          <w:lang w:val="fr_FR" w:bidi="fr_FR"/>
+        </w:rPr>
+      </w:r>
+      <w:r>
+        <w:rPr>
+          <w:lang w:val="fr_FR" w:bidi="fr_FR"/>
+        </w:rPr>
+      </w:r>
+    </w:p>
+    <w:p>
+      <w:pPr/>
+      <w:r>
+        <w:rPr>
+          <w:lang w:val="fr_FR" w:bidi="fr_FR"/>
+        </w:rPr>
+      </w:r>
+    </w:p>
+    <w:p>
+      <w:pPr>
+        <w:pStyle w:val="Heading2"/>
+      </w:pPr>
+      <w:r>
+        <w:rPr>
+          <w:lang w:val="fr_FR" w:bidi="fr_FR"/>
+        </w:rPr>
+        <w:t>Nahum 1.5</w:t>
+      </w:r>
+      <w:r>
+        <w:rPr>
+          <w:lang w:val="fr_FR" w:bidi="fr_FR"/>
+        </w:rPr>
+      </w:r>
+    </w:p>
+    <w:p>
+      <w:pPr/>
+      <w:r>
+        <w:rPr>
+          <w:lang w:val="fr_FR" w:bidi="fr_FR"/>
+        </w:rPr>
+      </w:r>
+      <w:r>
+        <w:rPr>
+          <w:lang w:val="fr_FR" w:bidi="fr_FR"/>
+        </w:rPr>
+        <w:t xml:space="preserve">La poésie de l'Ancien Testament mentionne souvent le tremblement de la terre pour commémorer la période de l'Exode (voir par exemple, </w:t>
+      </w:r>
+      <w:hyperlink r:id="rId52">
+        <w:r>
+          <w:rPr>
+            <w:lang w:val="fr_FR" w:bidi="fr_FR"/>
+          </w:rPr>
+          <w:rPr>
+            <w:color w:val="0000EE"/>
+            <w:u w:val="single"/>
+          </w:rPr>
+          <w:t>Ps 18.8</w:t>
+        </w:r>
+      </w:hyperlink>
+      <w:r>
+        <w:rPr>
+          <w:lang w:val="fr_FR" w:bidi="fr_FR"/>
+        </w:rPr>
+        <w:t xml:space="preserve"> ; </w:t>
+      </w:r>
+      <w:hyperlink r:id="rId53">
+        <w:r>
+          <w:rPr>
+            <w:lang w:val="fr_FR" w:bidi="fr_FR"/>
+          </w:rPr>
+          <w:rPr>
+            <w:color w:val="0000EE"/>
+            <w:u w:val="single"/>
+          </w:rPr>
+          <w:t>Ha 3.6</w:t>
         </w:r>
       </w:hyperlink>
       <w:r>
@@ -368,16 +1305,16 @@
         </w:rPr>
         <w:t xml:space="preserve"> ; voir </w:t>
       </w:r>
-      <w:hyperlink r:id="rId19">
-        <w:r>
-          <w:rPr>
-            <w:lang w:val="fr_FR" w:bidi="fr_FR"/>
-          </w:rPr>
-          <w:rPr>
-            <w:color w:val="0000EE"/>
-            <w:u w:val="single"/>
-          </w:rPr>
-          <w:t>Es 40.1</w:t>
+      <w:hyperlink r:id="rId54">
+        <w:r>
+          <w:rPr>
+            <w:lang w:val="fr_FR" w:bidi="fr_FR"/>
+          </w:rPr>
+          <w:rPr>
+            <w:color w:val="0000EE"/>
+            <w:u w:val="single"/>
+          </w:rPr>
+          <w:t>Ex 19.18</w:t>
         </w:r>
       </w:hyperlink>
       <w:r>
@@ -413,7 +1350,7 @@
         <w:rPr>
           <w:lang w:val="fr_FR" w:bidi="fr_FR"/>
         </w:rPr>
-        <w:t>Nahum 1.2</w:t>
+        <w:t>Nahum 1.6</w:t>
       </w:r>
       <w:r>
         <w:rPr>
@@ -432,31 +1369,1370 @@
         <w:rPr>
           <w:lang w:val="fr_FR" w:bidi="fr_FR"/>
         </w:rPr>
-        <w:t xml:space="preserve">Jaloux (ou </w:t>
+        <w:t xml:space="preserve">Le mot hébreu traduit par « fureur » est répété à partir de </w:t>
+      </w:r>
+      <w:hyperlink r:id="rId55">
+        <w:r>
+          <w:rPr>
+            <w:lang w:val="fr_FR" w:bidi="fr_FR"/>
+          </w:rPr>
+          <w:rPr>
+            <w:color w:val="0000EE"/>
+            <w:u w:val="single"/>
+          </w:rPr>
+          <w:t>1.2</w:t>
+        </w:r>
+      </w:hyperlink>
+      <w:r>
+        <w:rPr>
+          <w:lang w:val="fr_FR" w:bidi="fr_FR"/>
+        </w:rPr>
+        <w:t xml:space="preserve">. Sa répétition encadre les versets </w:t>
+      </w:r>
+      <w:hyperlink r:id="rId26">
+        <w:r>
+          <w:rPr>
+            <w:lang w:val="fr_FR" w:bidi="fr_FR"/>
+          </w:rPr>
+          <w:rPr>
+            <w:color w:val="0000EE"/>
+            <w:u w:val="single"/>
+          </w:rPr>
+          <w:t>1.2–6</w:t>
+        </w:r>
+      </w:hyperlink>
+      <w:r>
+        <w:rPr>
+          <w:lang w:val="fr_FR" w:bidi="fr_FR"/>
+        </w:rPr>
+        <w:t xml:space="preserve"> comme une seule unité poétique.</w:t>
+      </w:r>
+      <w:r>
+        <w:rPr>
+          <w:lang w:val="fr_FR" w:bidi="fr_FR"/>
+        </w:rPr>
+      </w:r>
+      <w:r>
+        <w:rPr>
+          <w:lang w:val="fr_FR" w:bidi="fr_FR"/>
+        </w:rPr>
+      </w:r>
+    </w:p>
+    <w:p>
+      <w:pPr/>
+      <w:r>
+        <w:rPr>
+          <w:lang w:val="fr_FR" w:bidi="fr_FR"/>
+        </w:rPr>
+      </w:r>
+    </w:p>
+    <w:p>
+      <w:pPr>
+        <w:pStyle w:val="Heading2"/>
+      </w:pPr>
+      <w:r>
+        <w:rPr>
+          <w:lang w:val="fr_FR" w:bidi="fr_FR"/>
+        </w:rPr>
+        <w:t>Nahum 1.7</w:t>
+      </w:r>
+      <w:r>
+        <w:rPr>
+          <w:lang w:val="fr_FR" w:bidi="fr_FR"/>
+        </w:rPr>
+      </w:r>
+    </w:p>
+    <w:p>
+      <w:pPr/>
+      <w:r>
+        <w:rPr>
+          <w:lang w:val="fr_FR" w:bidi="fr_FR"/>
+        </w:rPr>
+      </w:r>
+      <w:r>
+        <w:rPr>
+          <w:lang w:val="fr_FR" w:bidi="fr_FR"/>
+        </w:rPr>
+        <w:t>L'Éternel est bon : Dieu agit équitablement lorsqu'il juge les méchants. Il offre également un refuge à ceux qui se confient en lui. Il les accueille et les protège au milieu des épreuves de la vie (</w:t>
+      </w:r>
+      <w:hyperlink r:id="rId56">
+        <w:r>
+          <w:rPr>
+            <w:lang w:val="fr_FR" w:bidi="fr_FR"/>
+          </w:rPr>
+          <w:rPr>
+            <w:color w:val="0000EE"/>
+            <w:u w:val="single"/>
+          </w:rPr>
+          <w:t>Ps 18.3</w:t>
+        </w:r>
+      </w:hyperlink>
+      <w:r>
+        <w:rPr>
+          <w:lang w:val="fr_FR" w:bidi="fr_FR"/>
+        </w:rPr>
+        <w:t xml:space="preserve"> ; </w:t>
+      </w:r>
+      <w:hyperlink r:id="rId57">
+        <w:r>
+          <w:rPr>
+            <w:lang w:val="fr_FR" w:bidi="fr_FR"/>
+          </w:rPr>
+          <w:rPr>
+            <w:color w:val="0000EE"/>
+            <w:u w:val="single"/>
+          </w:rPr>
+          <w:t>62.5–8</w:t>
+        </w:r>
+      </w:hyperlink>
+      <w:r>
+        <w:rPr>
+          <w:lang w:val="fr_FR" w:bidi="fr_FR"/>
+        </w:rPr>
+        <w:t>). La riche bonté de Dieu peut amener des hommes à la repentance (</w:t>
+      </w:r>
+      <w:hyperlink r:id="rId58">
+        <w:r>
+          <w:rPr>
+            <w:lang w:val="fr_FR" w:bidi="fr_FR"/>
+          </w:rPr>
+          <w:rPr>
+            <w:color w:val="0000EE"/>
+            <w:u w:val="single"/>
+          </w:rPr>
+          <w:t>Rm 2.2–4</w:t>
+        </w:r>
+      </w:hyperlink>
+      <w:r>
+        <w:rPr>
+          <w:lang w:val="fr_FR" w:bidi="fr_FR"/>
+        </w:rPr>
+        <w:t>).</w:t>
+      </w:r>
+      <w:r>
+        <w:rPr>
+          <w:lang w:val="fr_FR" w:bidi="fr_FR"/>
+        </w:rPr>
+      </w:r>
+      <w:r>
+        <w:rPr>
+          <w:lang w:val="fr_FR" w:bidi="fr_FR"/>
+        </w:rPr>
+      </w:r>
+    </w:p>
+    <w:p>
+      <w:pPr/>
+      <w:r>
+        <w:rPr>
+          <w:lang w:val="fr_FR" w:bidi="fr_FR"/>
+        </w:rPr>
+      </w:r>
+    </w:p>
+    <w:p>
+      <w:pPr>
+        <w:pStyle w:val="Heading2"/>
+      </w:pPr>
+      <w:r>
+        <w:rPr>
+          <w:lang w:val="fr_FR" w:bidi="fr_FR"/>
+        </w:rPr>
+        <w:t>Nahum 1.7–11</w:t>
+      </w:r>
+      <w:r>
+        <w:rPr>
+          <w:lang w:val="fr_FR" w:bidi="fr_FR"/>
+        </w:rPr>
+      </w:r>
+    </w:p>
+    <w:p>
+      <w:pPr/>
+      <w:r>
+        <w:rPr>
+          <w:lang w:val="fr_FR" w:bidi="fr_FR"/>
+        </w:rPr>
+      </w:r>
+      <w:r>
+        <w:rPr>
+          <w:lang w:val="fr_FR" w:bidi="fr_FR"/>
+        </w:rPr>
+        <w:t xml:space="preserve">Cette deuxième strophe (voir la </w:t>
+      </w:r>
+      <w:r>
+        <w:rPr>
+          <w:lang w:val="fr_FR" w:bidi="fr_FR"/>
+        </w:rPr>
+        <w:t>note d'étude sur 1.2–11</w:t>
+      </w:r>
+      <w:r>
+        <w:rPr>
+          <w:lang w:val="fr_FR" w:bidi="fr_FR"/>
+        </w:rPr>
+        <w:t>) met un point d'honneur sur la souveraineté, la justice et l'équité de Dieu envers tous.</w:t>
+      </w:r>
+      <w:r>
+        <w:rPr>
+          <w:lang w:val="fr_FR" w:bidi="fr_FR"/>
+        </w:rPr>
+      </w:r>
+      <w:r>
+        <w:rPr>
+          <w:lang w:val="fr_FR" w:bidi="fr_FR"/>
+        </w:rPr>
+      </w:r>
+    </w:p>
+    <w:p>
+      <w:pPr/>
+      <w:r>
+        <w:rPr>
+          <w:lang w:val="fr_FR" w:bidi="fr_FR"/>
+        </w:rPr>
+      </w:r>
+    </w:p>
+    <w:p>
+      <w:pPr>
+        <w:pStyle w:val="Heading2"/>
+      </w:pPr>
+      <w:r>
+        <w:rPr>
+          <w:lang w:val="fr_FR" w:bidi="fr_FR"/>
+        </w:rPr>
+        <w:t>Nahum 1.8</w:t>
+      </w:r>
+      <w:r>
+        <w:rPr>
+          <w:lang w:val="fr_FR" w:bidi="fr_FR"/>
+        </w:rPr>
+      </w:r>
+    </w:p>
+    <w:p>
+      <w:pPr/>
+      <w:r>
+        <w:rPr>
+          <w:lang w:val="fr_FR" w:bidi="fr_FR"/>
+        </w:rPr>
+      </w:r>
+      <w:r>
+        <w:rPr>
+          <w:lang w:val="fr_FR" w:bidi="fr_FR"/>
+        </w:rPr>
+        <w:t xml:space="preserve">Des flots qui déborderont : une métaphore pour la nature puissante du jugement de Dieu (voir </w:t>
+      </w:r>
+      <w:hyperlink r:id="rId59">
+        <w:r>
+          <w:rPr>
+            <w:lang w:val="fr_FR" w:bidi="fr_FR"/>
+          </w:rPr>
+          <w:rPr>
+            <w:color w:val="0000EE"/>
+            <w:u w:val="single"/>
+          </w:rPr>
+          <w:t>2.6</w:t>
+        </w:r>
+      </w:hyperlink>
+      <w:r>
+        <w:rPr>
+          <w:lang w:val="fr_FR" w:bidi="fr_FR"/>
+        </w:rPr>
+        <w:t>).</w:t>
+      </w:r>
+      <w:r>
+        <w:rPr>
+          <w:lang w:val="fr_FR" w:bidi="fr_FR"/>
+        </w:rPr>
+      </w:r>
+      <w:r>
+        <w:rPr>
+          <w:lang w:val="fr_FR" w:bidi="fr_FR"/>
+        </w:rPr>
+      </w:r>
+    </w:p>
+    <w:p>
+      <w:pPr/>
+      <w:r>
+        <w:rPr>
+          <w:lang w:val="fr_FR" w:bidi="fr_FR"/>
+        </w:rPr>
+      </w:r>
+    </w:p>
+    <w:p>
+      <w:pPr>
+        <w:pStyle w:val="Heading2"/>
+      </w:pPr>
+      <w:r>
+        <w:rPr>
+          <w:lang w:val="fr_FR" w:bidi="fr_FR"/>
+        </w:rPr>
+        <w:t>Nahum 1.9</w:t>
+      </w:r>
+      <w:r>
+        <w:rPr>
+          <w:lang w:val="fr_FR" w:bidi="fr_FR"/>
+        </w:rPr>
+      </w:r>
+    </w:p>
+    <w:p>
+      <w:pPr/>
+      <w:r>
+        <w:rPr>
+          <w:lang w:val="fr_FR" w:bidi="fr_FR"/>
+        </w:rPr>
+      </w:r>
+      <w:r>
+        <w:rPr>
+          <w:lang w:val="fr_FR" w:bidi="fr_FR"/>
+        </w:rPr>
+        <w:t>Que méditez-vous : aucun complot ni plan humain contre Dieu ne peut réussir. Les plans humains sont futiles s'ils ne correspondent pas à ceux de Dieu (</w:t>
+      </w:r>
+      <w:hyperlink r:id="rId60">
+        <w:r>
+          <w:rPr>
+            <w:lang w:val="fr_FR" w:bidi="fr_FR"/>
+          </w:rPr>
+          <w:rPr>
+            <w:color w:val="0000EE"/>
+            <w:u w:val="single"/>
+          </w:rPr>
+          <w:t>Ps 2</w:t>
+        </w:r>
+      </w:hyperlink>
+      <w:r>
+        <w:rPr>
+          <w:lang w:val="fr_FR" w:bidi="fr_FR"/>
+        </w:rPr>
+        <w:t xml:space="preserve"> ; </w:t>
+      </w:r>
+      <w:hyperlink r:id="rId61">
+        <w:r>
+          <w:rPr>
+            <w:lang w:val="fr_FR" w:bidi="fr_FR"/>
+          </w:rPr>
+          <w:rPr>
+            <w:color w:val="0000EE"/>
+            <w:u w:val="single"/>
+          </w:rPr>
+          <w:t>Es 14.26–27</w:t>
+        </w:r>
+      </w:hyperlink>
+      <w:r>
+        <w:rPr>
+          <w:lang w:val="fr_FR" w:bidi="fr_FR"/>
+        </w:rPr>
+        <w:t xml:space="preserve"> ; </w:t>
+      </w:r>
+      <w:hyperlink r:id="rId62">
+        <w:r>
+          <w:rPr>
+            <w:lang w:val="fr_FR" w:bidi="fr_FR"/>
+          </w:rPr>
+          <w:rPr>
+            <w:color w:val="0000EE"/>
+            <w:u w:val="single"/>
+          </w:rPr>
+          <w:t>23.9</w:t>
+        </w:r>
+      </w:hyperlink>
+      <w:r>
+        <w:rPr>
+          <w:lang w:val="fr_FR" w:bidi="fr_FR"/>
+        </w:rPr>
+        <w:t>).</w:t>
+      </w:r>
+      <w:r>
+        <w:rPr>
+          <w:lang w:val="fr_FR" w:bidi="fr_FR"/>
+        </w:rPr>
+      </w:r>
+      <w:r>
+        <w:rPr>
+          <w:lang w:val="fr_FR" w:bidi="fr_FR"/>
+        </w:rPr>
+      </w:r>
+    </w:p>
+    <w:p>
+      <w:pPr/>
+      <w:r>
+        <w:rPr>
+          <w:lang w:val="fr_FR" w:bidi="fr_FR"/>
+        </w:rPr>
+      </w:r>
+    </w:p>
+    <w:p>
+      <w:pPr>
+        <w:pStyle w:val="Heading2"/>
+      </w:pPr>
+      <w:r>
+        <w:rPr>
+          <w:lang w:val="fr_FR" w:bidi="fr_FR"/>
+        </w:rPr>
+        <w:t>Nahum 1.11</w:t>
+      </w:r>
+      <w:r>
+        <w:rPr>
+          <w:lang w:val="fr_FR" w:bidi="fr_FR"/>
+        </w:rPr>
+      </w:r>
+    </w:p>
+    <w:p>
+      <w:pPr/>
+      <w:r>
+        <w:rPr>
+          <w:lang w:val="fr_FR" w:bidi="fr_FR"/>
+        </w:rPr>
+      </w:r>
+      <w:r>
+        <w:rPr>
+          <w:lang w:val="fr_FR" w:bidi="fr_FR"/>
+        </w:rPr>
+        <w:t xml:space="preserve">L'homme qui médite le mal contre l'Éternel est le roi assyrien. Dieu avait également eu affaire à la vaine arrogance d'un roi assyrien à l'époque d'Ézéchias (vers 701 av. J.‑C. ; voir </w:t>
+      </w:r>
+      <w:hyperlink r:id="rId63">
+        <w:r>
+          <w:rPr>
+            <w:lang w:val="fr_FR" w:bidi="fr_FR"/>
+          </w:rPr>
+          <w:rPr>
+            <w:color w:val="0000EE"/>
+            <w:u w:val="single"/>
+          </w:rPr>
+          <w:t>2R 19.35–36</w:t>
+        </w:r>
+      </w:hyperlink>
+      <w:r>
+        <w:rPr>
+          <w:lang w:val="fr_FR" w:bidi="fr_FR"/>
+        </w:rPr>
+        <w:t>). Celui qui médite le mal contre l'Éternel s'oppose au Messie à venir, le Roi qui est un « Admirable Conseiller » (</w:t>
+      </w:r>
+      <w:hyperlink r:id="rId64">
+        <w:r>
+          <w:rPr>
+            <w:lang w:val="fr_FR" w:bidi="fr_FR"/>
+          </w:rPr>
+          <w:rPr>
+            <w:color w:val="0000EE"/>
+            <w:u w:val="single"/>
+          </w:rPr>
+          <w:t>Es 9.6</w:t>
+        </w:r>
+      </w:hyperlink>
+      <w:r>
+        <w:rPr>
+          <w:lang w:val="fr_FR" w:bidi="fr_FR"/>
+        </w:rPr>
+        <w:t>).</w:t>
+      </w:r>
+      <w:r>
+        <w:rPr>
+          <w:lang w:val="fr_FR" w:bidi="fr_FR"/>
+        </w:rPr>
+      </w:r>
+      <w:r>
+        <w:rPr>
+          <w:lang w:val="fr_FR" w:bidi="fr_FR"/>
+        </w:rPr>
+      </w:r>
+    </w:p>
+    <w:p>
+      <w:pPr/>
+      <w:r>
+        <w:rPr>
+          <w:lang w:val="fr_FR" w:bidi="fr_FR"/>
+        </w:rPr>
+      </w:r>
+    </w:p>
+    <w:p>
+      <w:pPr>
+        <w:pStyle w:val="Heading2"/>
+      </w:pPr>
+      <w:r>
+        <w:rPr>
+          <w:lang w:val="fr_FR" w:bidi="fr_FR"/>
+        </w:rPr>
+        <w:t>Nahum 1.12</w:t>
+      </w:r>
+      <w:r>
+        <w:rPr>
+          <w:lang w:val="fr_FR" w:bidi="fr_FR"/>
+        </w:rPr>
+      </w:r>
+    </w:p>
+    <w:p>
+      <w:pPr/>
+      <w:r>
+        <w:rPr>
+          <w:lang w:val="fr_FR" w:bidi="fr_FR"/>
+        </w:rPr>
+      </w:r>
+      <w:r>
+        <w:rPr>
+          <w:lang w:val="fr_FR" w:bidi="fr_FR"/>
+        </w:rPr>
+        <w:t xml:space="preserve">Les alliés des Assyriens étaient des royaumes vassaux ou subordonnés, y compris l'Égypte, autrefois puissante. Ironiquement, c'est une coalition d'anciens alliés qui a progressivement renversé le grand empire néo-assyrien entre 625 et 605 av. J.‑C. • </w:t>
+      </w:r>
+      <w:r>
+        <w:rPr>
+          <w:lang w:val="fr_FR" w:bidi="fr_FR"/>
+        </w:rPr>
+        <w:t>Je veux t’humilier, Pour ne plus avoir à t’humilier :</w:t>
+      </w:r>
+      <w:r>
+        <w:rPr>
+          <w:lang w:val="fr_FR" w:bidi="fr_FR"/>
+        </w:rPr>
+        <w:t xml:space="preserve"> Dieu avait précédemment puni Juda lorsque le roi assyrien Sanchérib (704–681 av. J.‑C.) a lancé une campagne (701 av. J.‑C.) contre les États occidentaux du Proche-Orient. Si Sanchérib a échoué à prendre Jérusalem (</w:t>
+      </w:r>
+      <w:hyperlink r:id="rId65">
+        <w:r>
+          <w:rPr>
+            <w:lang w:val="fr_FR" w:bidi="fr_FR"/>
+          </w:rPr>
+          <w:rPr>
+            <w:color w:val="0000EE"/>
+            <w:u w:val="single"/>
+          </w:rPr>
+          <w:t>2R 19.32–36</w:t>
+        </w:r>
+      </w:hyperlink>
+      <w:r>
+        <w:rPr>
+          <w:lang w:val="fr_FR" w:bidi="fr_FR"/>
+        </w:rPr>
+        <w:t>), il se vante dans ses annales d'avoir emporté le tribut de Jérusalem et une bonne quantité du butin pris de quarante-six villes de Juda. Bien que Juda ait ainsi été réduit à la vassalité, faisant constamment face à une possible attaque, l'Assyrie n'a pas réussi à prendre le royaume du sud. C'est Babylone qui en a eu raison, en 586 av. J.‑C. Malheureusement, ni Israël ni Juda n'a tenu compte des avertissements répétés de Dieu, proclamant que leur refus de repentance entraînerait un jugement (</w:t>
+      </w:r>
+      <w:hyperlink r:id="rId66">
+        <w:r>
+          <w:rPr>
+            <w:lang w:val="fr_FR" w:bidi="fr_FR"/>
+          </w:rPr>
+          <w:rPr>
+            <w:color w:val="0000EE"/>
+            <w:u w:val="single"/>
+          </w:rPr>
+          <w:t>Os 11.5</w:t>
+        </w:r>
+      </w:hyperlink>
+      <w:r>
+        <w:rPr>
+          <w:lang w:val="fr_FR" w:bidi="fr_FR"/>
+        </w:rPr>
+        <w:t xml:space="preserve"> ; </w:t>
+      </w:r>
+      <w:hyperlink r:id="rId67">
+        <w:r>
+          <w:rPr>
+            <w:lang w:val="fr_FR" w:bidi="fr_FR"/>
+          </w:rPr>
+          <w:rPr>
+            <w:color w:val="0000EE"/>
+            <w:u w:val="single"/>
+          </w:rPr>
+          <w:t>Jl 2.1–27</w:t>
+        </w:r>
+      </w:hyperlink>
+      <w:r>
+        <w:rPr>
+          <w:lang w:val="fr_FR" w:bidi="fr_FR"/>
+        </w:rPr>
+        <w:t>).</w:t>
+      </w:r>
+      <w:r>
+        <w:rPr>
+          <w:lang w:val="fr_FR" w:bidi="fr_FR"/>
+        </w:rPr>
+      </w:r>
+      <w:r>
+        <w:rPr>
+          <w:lang w:val="fr_FR" w:bidi="fr_FR"/>
+        </w:rPr>
+      </w:r>
+    </w:p>
+    <w:p>
+      <w:pPr/>
+      <w:r>
+        <w:rPr>
+          <w:lang w:val="fr_FR" w:bidi="fr_FR"/>
+        </w:rPr>
+      </w:r>
+    </w:p>
+    <w:p>
+      <w:pPr>
+        <w:pStyle w:val="Heading2"/>
+      </w:pPr>
+      <w:r>
+        <w:rPr>
+          <w:lang w:val="fr_FR" w:bidi="fr_FR"/>
+        </w:rPr>
+        <w:t>Nahum 1.14</w:t>
+      </w:r>
+      <w:r>
+        <w:rPr>
+          <w:lang w:val="fr_FR" w:bidi="fr_FR"/>
+        </w:rPr>
+      </w:r>
+    </w:p>
+    <w:p>
+      <w:pPr/>
+      <w:r>
+        <w:rPr>
+          <w:lang w:val="fr_FR" w:bidi="fr_FR"/>
+        </w:rPr>
+      </w:r>
+      <w:r>
+        <w:rPr>
+          <w:lang w:val="fr_FR" w:bidi="fr_FR"/>
+        </w:rPr>
+        <w:t>Plus de descendants : Ninive sera complètement anéantie. Retrancher un nom en le laissant sans descendant signifie sa destruction totale (</w:t>
+      </w:r>
+      <w:hyperlink r:id="rId68">
+        <w:r>
+          <w:rPr>
+            <w:lang w:val="fr_FR" w:bidi="fr_FR"/>
+          </w:rPr>
+          <w:rPr>
+            <w:color w:val="0000EE"/>
+            <w:u w:val="single"/>
+          </w:rPr>
+          <w:t>1S 24.22</w:t>
+        </w:r>
+      </w:hyperlink>
+      <w:r>
+        <w:rPr>
+          <w:lang w:val="fr_FR" w:bidi="fr_FR"/>
+        </w:rPr>
+        <w:t xml:space="preserve"> ; </w:t>
+      </w:r>
+      <w:hyperlink r:id="rId69">
+        <w:r>
+          <w:rPr>
+            <w:lang w:val="fr_FR" w:bidi="fr_FR"/>
+          </w:rPr>
+          <w:rPr>
+            <w:color w:val="0000EE"/>
+            <w:u w:val="single"/>
+          </w:rPr>
+          <w:t>Jb 18.17</w:t>
+        </w:r>
+      </w:hyperlink>
+      <w:r>
+        <w:rPr>
+          <w:lang w:val="fr_FR" w:bidi="fr_FR"/>
+        </w:rPr>
+        <w:t xml:space="preserve"> ; </w:t>
+      </w:r>
+      <w:hyperlink r:id="rId70">
+        <w:r>
+          <w:rPr>
+            <w:lang w:val="fr_FR" w:bidi="fr_FR"/>
+          </w:rPr>
+          <w:rPr>
+            <w:color w:val="0000EE"/>
+            <w:u w:val="single"/>
+          </w:rPr>
+          <w:t>Es 14.22</w:t>
+        </w:r>
+      </w:hyperlink>
+      <w:r>
+        <w:rPr>
+          <w:lang w:val="fr_FR" w:bidi="fr_FR"/>
+        </w:rPr>
+        <w:t>). • Aucun des dieux vénérés d'Assyrie ne peut délivrer Ninive de la sentence de mort prononcée par Dieu. • Dieu prépare déjà une tombe pour Ninive et dirige les ennemis de l'Assyrie pour détruire la ville. Les fières villes de l'Assyrie tombent une à une sous les attaques combinées des Chaldéens, des Mèdes et des Ummanmanda. Ninive elle-même tombe en 612 av. J.‑C.</w:t>
+      </w:r>
+      <w:r>
+        <w:rPr>
+          <w:lang w:val="fr_FR" w:bidi="fr_FR"/>
+        </w:rPr>
+      </w:r>
+      <w:r>
+        <w:rPr>
+          <w:lang w:val="fr_FR" w:bidi="fr_FR"/>
+        </w:rPr>
+      </w:r>
+    </w:p>
+    <w:p>
+      <w:pPr/>
+      <w:r>
+        <w:rPr>
+          <w:lang w:val="fr_FR" w:bidi="fr_FR"/>
+        </w:rPr>
+      </w:r>
+    </w:p>
+    <w:p>
+      <w:pPr>
+        <w:pStyle w:val="Heading2"/>
+      </w:pPr>
+      <w:r>
+        <w:rPr>
+          <w:lang w:val="fr_FR" w:bidi="fr_FR"/>
+        </w:rPr>
+        <w:t>Nahum 2.1</w:t>
+      </w:r>
+      <w:r>
+        <w:rPr>
+          <w:lang w:val="fr_FR" w:bidi="fr_FR"/>
+        </w:rPr>
+      </w:r>
+    </w:p>
+    <w:p>
+      <w:pPr/>
+      <w:r>
+        <w:rPr>
+          <w:lang w:val="fr_FR" w:bidi="fr_FR"/>
+        </w:rPr>
+      </w:r>
+      <w:r>
+        <w:rPr>
+          <w:lang w:val="fr_FR" w:bidi="fr_FR"/>
+        </w:rPr>
+        <w:t>Nahum précise sa prophétie sur la libération de Juda de la servitude (</w:t>
+      </w:r>
+      <w:hyperlink r:id="rId71">
+        <w:r>
+          <w:rPr>
+            <w:lang w:val="fr_FR" w:bidi="fr_FR"/>
+          </w:rPr>
+          <w:rPr>
+            <w:color w:val="0000EE"/>
+            <w:u w:val="single"/>
+          </w:rPr>
+          <w:t>1.13</w:t>
+        </w:r>
+      </w:hyperlink>
+      <w:r>
+        <w:rPr>
+          <w:lang w:val="fr_FR" w:bidi="fr_FR"/>
+        </w:rPr>
+        <w:t xml:space="preserve">) en prédisant l'arrivée d'un messager porteur de la bonne nouvelle d'une paix restaurée (voir aussi </w:t>
+      </w:r>
+      <w:hyperlink r:id="rId72">
+        <w:r>
+          <w:rPr>
+            <w:lang w:val="fr_FR" w:bidi="fr_FR"/>
+          </w:rPr>
+          <w:rPr>
+            <w:color w:val="0000EE"/>
+            <w:u w:val="single"/>
+          </w:rPr>
+          <w:t>Es 52.7</w:t>
+        </w:r>
+      </w:hyperlink>
+      <w:r>
+        <w:rPr>
+          <w:lang w:val="fr_FR" w:bidi="fr_FR"/>
+        </w:rPr>
+        <w:t>). Ce message de paix annonce que la domination de l'Assyrie sur Juda sera brisée et que le peuple de Dieu sera libéré de son fardeau. C'est ce qui s'est produit lors du règne de Josias (640–609 av. J.‑C.), après la mort du roi assyrien Osnappar en 626 av. J.‑C. Ce message politique donne un avant-goût de la victoire finale de Dieu sur le mal, lorsque son peuple sera libéré de la servitude du péché par l'œuvre salvatrice du Messie et recevra la paix éternelle (</w:t>
+      </w:r>
+      <w:hyperlink r:id="rId73">
+        <w:r>
+          <w:rPr>
+            <w:lang w:val="fr_FR" w:bidi="fr_FR"/>
+          </w:rPr>
+          <w:rPr>
+            <w:color w:val="0000EE"/>
+            <w:u w:val="single"/>
+          </w:rPr>
+          <w:t xml:space="preserve">So 3.13 </w:t>
+        </w:r>
+      </w:hyperlink>
+      <w:r>
+        <w:rPr>
+          <w:lang w:val="fr_FR" w:bidi="fr_FR"/>
+        </w:rPr>
+        <w:t xml:space="preserve">; </w:t>
+      </w:r>
+      <w:hyperlink r:id="rId74">
+        <w:r>
+          <w:rPr>
+            <w:lang w:val="fr_FR" w:bidi="fr_FR"/>
+          </w:rPr>
+          <w:rPr>
+            <w:color w:val="0000EE"/>
+            <w:u w:val="single"/>
+          </w:rPr>
+          <w:t xml:space="preserve">Lc 2.10–14 </w:t>
+        </w:r>
+      </w:hyperlink>
+      <w:r>
+        <w:rPr>
+          <w:lang w:val="fr_FR" w:bidi="fr_FR"/>
+        </w:rPr>
+        <w:t xml:space="preserve">; </w:t>
+      </w:r>
+      <w:hyperlink r:id="rId75">
+        <w:r>
+          <w:rPr>
+            <w:lang w:val="fr_FR" w:bidi="fr_FR"/>
+          </w:rPr>
+          <w:rPr>
+            <w:color w:val="0000EE"/>
+            <w:u w:val="single"/>
+          </w:rPr>
+          <w:t xml:space="preserve">Ac 10.34–43 </w:t>
+        </w:r>
+      </w:hyperlink>
+      <w:r>
+        <w:rPr>
+          <w:lang w:val="fr_FR" w:bidi="fr_FR"/>
+        </w:rPr>
+        <w:t xml:space="preserve">; </w:t>
+      </w:r>
+      <w:hyperlink r:id="rId76">
+        <w:r>
+          <w:rPr>
+            <w:lang w:val="fr_FR" w:bidi="fr_FR"/>
+          </w:rPr>
+          <w:rPr>
+            <w:color w:val="0000EE"/>
+            <w:u w:val="single"/>
+          </w:rPr>
+          <w:t xml:space="preserve">Rm 10.15 </w:t>
+        </w:r>
+      </w:hyperlink>
+      <w:r>
+        <w:rPr>
+          <w:lang w:val="fr_FR" w:bidi="fr_FR"/>
+        </w:rPr>
+        <w:t xml:space="preserve">; </w:t>
+      </w:r>
+      <w:hyperlink r:id="rId77">
+        <w:r>
+          <w:rPr>
+            <w:lang w:val="fr_FR" w:bidi="fr_FR"/>
+          </w:rPr>
+          <w:rPr>
+            <w:color w:val="0000EE"/>
+            <w:u w:val="single"/>
+          </w:rPr>
+          <w:t>Ep 2.14–18</w:t>
+        </w:r>
+      </w:hyperlink>
+      <w:r>
+        <w:rPr>
+          <w:lang w:val="fr_FR" w:bidi="fr_FR"/>
+        </w:rPr>
+        <w:t>).</w:t>
+      </w:r>
+      <w:r>
+        <w:rPr>
+          <w:lang w:val="fr_FR" w:bidi="fr_FR"/>
+        </w:rPr>
+      </w:r>
+      <w:r>
+        <w:rPr>
+          <w:lang w:val="fr_FR" w:bidi="fr_FR"/>
+        </w:rPr>
+      </w:r>
+    </w:p>
+    <w:p>
+      <w:pPr/>
+      <w:r>
+        <w:rPr>
+          <w:lang w:val="fr_FR" w:bidi="fr_FR"/>
+        </w:rPr>
+      </w:r>
+    </w:p>
+    <w:p>
+      <w:pPr>
+        <w:pStyle w:val="Heading2"/>
+      </w:pPr>
+      <w:r>
+        <w:rPr>
+          <w:lang w:val="fr_FR" w:bidi="fr_FR"/>
+        </w:rPr>
+        <w:t>Nahum 2.2</w:t>
+      </w:r>
+      <w:r>
+        <w:rPr>
+          <w:lang w:val="fr_FR" w:bidi="fr_FR"/>
+        </w:rPr>
+      </w:r>
+    </w:p>
+    <w:p>
+      <w:pPr/>
+      <w:r>
+        <w:rPr>
+          <w:lang w:val="fr_FR" w:bidi="fr_FR"/>
+        </w:rPr>
+      </w:r>
+      <w:r>
+        <w:rPr>
+          <w:lang w:val="fr_FR" w:bidi="fr_FR"/>
+        </w:rPr>
+        <w:t>Si les défenseurs de Ninive se préparent amplement à protéger la ville par leur forteresse... les routes... leur courage et leur force sont voués à l'échec (</w:t>
+      </w:r>
+      <w:hyperlink r:id="rId78">
+        <w:r>
+          <w:rPr>
+            <w:lang w:val="fr_FR" w:bidi="fr_FR"/>
+          </w:rPr>
+          <w:rPr>
+            <w:color w:val="0000EE"/>
+            <w:u w:val="single"/>
+          </w:rPr>
+          <w:t>1.1–14</w:t>
+        </w:r>
+      </w:hyperlink>
+      <w:r>
+        <w:rPr>
+          <w:lang w:val="fr_FR" w:bidi="fr_FR"/>
+        </w:rPr>
+        <w:t>).</w:t>
+      </w:r>
+      <w:r>
+        <w:rPr>
+          <w:lang w:val="fr_FR" w:bidi="fr_FR"/>
+        </w:rPr>
+      </w:r>
+      <w:r>
+        <w:rPr>
+          <w:lang w:val="fr_FR" w:bidi="fr_FR"/>
+        </w:rPr>
+      </w:r>
+    </w:p>
+    <w:p>
+      <w:pPr/>
+      <w:r>
+        <w:rPr>
+          <w:lang w:val="fr_FR" w:bidi="fr_FR"/>
+        </w:rPr>
+      </w:r>
+    </w:p>
+    <w:p>
+      <w:pPr>
+        <w:pStyle w:val="Heading2"/>
+      </w:pPr>
+      <w:r>
+        <w:rPr>
+          <w:lang w:val="fr_FR" w:bidi="fr_FR"/>
+        </w:rPr>
+        <w:t>Nahum 2.3</w:t>
+      </w:r>
+      <w:r>
+        <w:rPr>
+          <w:lang w:val="fr_FR" w:bidi="fr_FR"/>
+        </w:rPr>
+      </w:r>
+    </w:p>
+    <w:p>
+      <w:pPr/>
+      <w:r>
+        <w:rPr>
+          <w:lang w:val="fr_FR" w:bidi="fr_FR"/>
+        </w:rPr>
+      </w:r>
+      <w:r>
+        <w:rPr>
+          <w:lang w:val="fr_FR" w:bidi="fr_FR"/>
+        </w:rPr>
+        <w:t>Une vigne pleine de ceps symbolise la bénédiction de Dieu pour son peuple (</w:t>
+      </w:r>
+      <w:hyperlink r:id="rId79">
+        <w:r>
+          <w:rPr>
+            <w:lang w:val="fr_FR" w:bidi="fr_FR"/>
+          </w:rPr>
+          <w:rPr>
+            <w:color w:val="0000EE"/>
+            <w:u w:val="single"/>
+          </w:rPr>
+          <w:t>Es 27.2–6</w:t>
+        </w:r>
+      </w:hyperlink>
+      <w:r>
+        <w:rPr>
+          <w:lang w:val="fr_FR" w:bidi="fr_FR"/>
+        </w:rPr>
+        <w:t>), tandis que la vigne dépouillée rappelle le précédent châtiment de Dieu envers eux (</w:t>
+      </w:r>
+      <w:hyperlink r:id="rId80">
+        <w:r>
+          <w:rPr>
+            <w:lang w:val="fr_FR" w:bidi="fr_FR"/>
+          </w:rPr>
+          <w:rPr>
+            <w:color w:val="0000EE"/>
+            <w:u w:val="single"/>
+          </w:rPr>
+          <w:t>Es 5.1–7</w:t>
+        </w:r>
+      </w:hyperlink>
+      <w:r>
+        <w:rPr>
+          <w:lang w:val="fr_FR" w:bidi="fr_FR"/>
+        </w:rPr>
+        <w:t>). Les enfants d'Israël sont dans un triste état comparé aux jours glorieux des rois David et Salomon, mais Dieu promet de restaurer la splendeur de son peuple.</w:t>
+      </w:r>
+      <w:r>
+        <w:rPr>
+          <w:lang w:val="fr_FR" w:bidi="fr_FR"/>
+        </w:rPr>
+      </w:r>
+      <w:r>
+        <w:rPr>
+          <w:lang w:val="fr_FR" w:bidi="fr_FR"/>
+        </w:rPr>
+      </w:r>
+    </w:p>
+    <w:p>
+      <w:pPr/>
+      <w:r>
+        <w:rPr>
+          <w:lang w:val="fr_FR" w:bidi="fr_FR"/>
+        </w:rPr>
+      </w:r>
+    </w:p>
+    <w:p>
+      <w:pPr>
+        <w:pStyle w:val="Heading2"/>
+      </w:pPr>
+      <w:r>
+        <w:rPr>
+          <w:lang w:val="fr_FR" w:bidi="fr_FR"/>
+        </w:rPr>
+        <w:t>Nahum 2.4</w:t>
+      </w:r>
+      <w:r>
+        <w:rPr>
+          <w:lang w:val="fr_FR" w:bidi="fr_FR"/>
+        </w:rPr>
+      </w:r>
+    </w:p>
+    <w:p>
+      <w:pPr/>
+      <w:r>
+        <w:rPr>
+          <w:lang w:val="fr_FR" w:bidi="fr_FR"/>
+        </w:rPr>
+      </w:r>
+      <w:r>
+        <w:rPr>
+          <w:lang w:val="fr_FR" w:bidi="fr_FR"/>
+        </w:rPr>
+        <w:t>Les chars étaient pratiquement invincibles au combat en raison de l'aisance de leur maniabilité et de leur puissance.</w:t>
+      </w:r>
+      <w:r>
+        <w:rPr>
+          <w:lang w:val="fr_FR" w:bidi="fr_FR"/>
+        </w:rPr>
+      </w:r>
+      <w:r>
+        <w:rPr>
+          <w:lang w:val="fr_FR" w:bidi="fr_FR"/>
+        </w:rPr>
+      </w:r>
+    </w:p>
+    <w:p>
+      <w:pPr/>
+      <w:r>
+        <w:rPr>
+          <w:lang w:val="fr_FR" w:bidi="fr_FR"/>
+        </w:rPr>
+      </w:r>
+    </w:p>
+    <w:p>
+      <w:pPr>
+        <w:pStyle w:val="Heading2"/>
+      </w:pPr>
+      <w:r>
+        <w:rPr>
+          <w:lang w:val="fr_FR" w:bidi="fr_FR"/>
+        </w:rPr>
+        <w:t>Nahum 2.5</w:t>
+      </w:r>
+      <w:r>
+        <w:rPr>
+          <w:lang w:val="fr_FR" w:bidi="fr_FR"/>
+        </w:rPr>
+      </w:r>
+    </w:p>
+    <w:p>
+      <w:pPr/>
+      <w:r>
+        <w:rPr>
+          <w:lang w:val="fr_FR" w:bidi="fr_FR"/>
+        </w:rPr>
+      </w:r>
+      <w:r>
+        <w:rPr>
+          <w:lang w:val="fr_FR" w:bidi="fr_FR"/>
+        </w:rPr>
+        <w:t xml:space="preserve">Le roi assyrien surmonte le choc de l'attaque sur Ninive et crie à ses officiers. Lui et la ville ont été pris au dépourvu et ils se hâtent vers les murs pour contrecarrer le siège. • on se prépare à la défense (littéralement </w:t>
       </w:r>
       <w:r>
         <w:rPr>
           <w:i/>
           <w:lang w:val="fr_FR" w:bidi="fr_FR"/>
         </w:rPr>
-        <w:t>zélé</w:t>
-      </w:r>
-      <w:r>
-        <w:rPr>
-          <w:lang w:val="fr_FR" w:bidi="fr_FR"/>
-        </w:rPr>
-        <w:t xml:space="preserve">) : Dieu veille avec zèle sur le bien-être de son peuple et désire ardemment leur fidélité (voir </w:t>
-      </w:r>
-      <w:hyperlink r:id="rId20">
-        <w:r>
-          <w:rPr>
-            <w:lang w:val="fr_FR" w:bidi="fr_FR"/>
-          </w:rPr>
-          <w:rPr>
-            <w:color w:val="0000EE"/>
-            <w:u w:val="single"/>
-          </w:rPr>
-          <w:t>Ex 20.4–5</w:t>
+        <w:t>la couverture est préparée</w:t>
+      </w:r>
+      <w:r>
+        <w:rPr>
+          <w:lang w:val="fr_FR" w:bidi="fr_FR"/>
+        </w:rPr>
+        <w:t xml:space="preserve">) : le sens du terme hébreu est ici incertain. Le mot </w:t>
+      </w:r>
+      <w:r>
+        <w:rPr>
+          <w:i/>
+          <w:lang w:val="fr_FR" w:bidi="fr_FR"/>
+        </w:rPr>
+        <w:t>couverture</w:t>
+      </w:r>
+      <w:r>
+        <w:rPr>
+          <w:lang w:val="fr_FR" w:bidi="fr_FR"/>
+        </w:rPr>
+        <w:t xml:space="preserve"> fait probablement référence à quelque chose que les attaquants ou les défenseurs utilisaient pour se protéger de l'armement lancé dans les airs.</w:t>
+      </w:r>
+      <w:r>
+        <w:rPr>
+          <w:lang w:val="fr_FR" w:bidi="fr_FR"/>
+        </w:rPr>
+      </w:r>
+      <w:r>
+        <w:rPr>
+          <w:lang w:val="fr_FR" w:bidi="fr_FR"/>
+        </w:rPr>
+      </w:r>
+    </w:p>
+    <w:p>
+      <w:pPr/>
+      <w:r>
+        <w:rPr>
+          <w:lang w:val="fr_FR" w:bidi="fr_FR"/>
+        </w:rPr>
+      </w:r>
+    </w:p>
+    <w:p>
+      <w:pPr>
+        <w:pStyle w:val="Heading2"/>
+      </w:pPr>
+      <w:r>
+        <w:rPr>
+          <w:lang w:val="fr_FR" w:bidi="fr_FR"/>
+        </w:rPr>
+        <w:t>Nahum 2.7</w:t>
+      </w:r>
+      <w:r>
+        <w:rPr>
+          <w:lang w:val="fr_FR" w:bidi="fr_FR"/>
+        </w:rPr>
+      </w:r>
+    </w:p>
+    <w:p>
+      <w:pPr/>
+      <w:r>
+        <w:rPr>
+          <w:lang w:val="fr_FR" w:bidi="fr_FR"/>
+        </w:rPr>
+      </w:r>
+      <w:r>
+        <w:rPr>
+          <w:lang w:val="fr_FR" w:bidi="fr_FR"/>
+        </w:rPr>
+        <w:t>La hâte pour se défendre (</w:t>
+      </w:r>
+      <w:hyperlink r:id="rId81">
+        <w:r>
+          <w:rPr>
+            <w:lang w:val="fr_FR" w:bidi="fr_FR"/>
+          </w:rPr>
+          <w:rPr>
+            <w:color w:val="0000EE"/>
+            <w:u w:val="single"/>
+          </w:rPr>
+          <w:t>2.6</w:t>
+        </w:r>
+      </w:hyperlink>
+      <w:r>
+        <w:rPr>
+          <w:lang w:val="fr_FR" w:bidi="fr_FR"/>
+        </w:rPr>
+        <w:t>) survient trop tard : les défenses sont déjà franchies. • Ninive était desservie par un réservoir formé par un double barrage sur la rivière Khosr, un affluent du Tigre qui traversait la ville. Le réservoir était agrémenté d'une série de portes servant de vannes. L'historien grec Diodore rapporte qu'à cette époque, des pluies torrentielles avaient déjà largement rempli le système fluvial de la ville. En fermant d'abord, puis en ouvrant les vannes, les assaillants de Ninive ont pu libérer l'eau accumulée et l'utiliser comme un bélier contre les murs de la ville.</w:t>
+      </w:r>
+      <w:r>
+        <w:rPr>
+          <w:lang w:val="fr_FR" w:bidi="fr_FR"/>
+        </w:rPr>
+      </w:r>
+      <w:r>
+        <w:rPr>
+          <w:lang w:val="fr_FR" w:bidi="fr_FR"/>
+        </w:rPr>
+      </w:r>
+    </w:p>
+    <w:p>
+      <w:pPr/>
+      <w:r>
+        <w:rPr>
+          <w:lang w:val="fr_FR" w:bidi="fr_FR"/>
+        </w:rPr>
+      </w:r>
+    </w:p>
+    <w:p>
+      <w:pPr>
+        <w:pStyle w:val="Heading2"/>
+      </w:pPr>
+      <w:r>
+        <w:rPr>
+          <w:lang w:val="fr_FR" w:bidi="fr_FR"/>
+        </w:rPr>
+        <w:t>Nahum 2.8</w:t>
+      </w:r>
+      <w:r>
+        <w:rPr>
+          <w:lang w:val="fr_FR" w:bidi="fr_FR"/>
+        </w:rPr>
+      </w:r>
+    </w:p>
+    <w:p>
+      <w:pPr/>
+      <w:r>
+        <w:rPr>
+          <w:lang w:val="fr_FR" w:bidi="fr_FR"/>
+        </w:rPr>
+      </w:r>
+      <w:r>
+        <w:rPr>
+          <w:lang w:val="fr_FR" w:bidi="fr_FR"/>
+        </w:rPr>
+        <w:t xml:space="preserve">Parce que l'exil de Ninive a été décrété par Dieu, il est certain que cela se produira. • Se frapper la poitrine était un signe courant de deuil (voir, par exemple, </w:t>
+      </w:r>
+      <w:hyperlink r:id="rId82">
+        <w:r>
+          <w:rPr>
+            <w:lang w:val="fr_FR" w:bidi="fr_FR"/>
+          </w:rPr>
+          <w:rPr>
+            <w:color w:val="0000EE"/>
+            <w:u w:val="single"/>
+          </w:rPr>
+          <w:t>Lc 18.13</w:t>
+        </w:r>
+      </w:hyperlink>
+      <w:r>
+        <w:rPr>
+          <w:lang w:val="fr_FR" w:bidi="fr_FR"/>
+        </w:rPr>
+        <w:t>).</w:t>
+      </w:r>
+      <w:r>
+        <w:rPr>
+          <w:lang w:val="fr_FR" w:bidi="fr_FR"/>
+        </w:rPr>
+      </w:r>
+      <w:r>
+        <w:rPr>
+          <w:lang w:val="fr_FR" w:bidi="fr_FR"/>
+        </w:rPr>
+      </w:r>
+    </w:p>
+    <w:p>
+      <w:pPr/>
+      <w:r>
+        <w:rPr>
+          <w:lang w:val="fr_FR" w:bidi="fr_FR"/>
+        </w:rPr>
+      </w:r>
+    </w:p>
+    <w:p>
+      <w:pPr>
+        <w:pStyle w:val="Heading2"/>
+      </w:pPr>
+      <w:r>
+        <w:rPr>
+          <w:lang w:val="fr_FR" w:bidi="fr_FR"/>
+        </w:rPr>
+        <w:t>Nahum 2.9</w:t>
+      </w:r>
+      <w:r>
+        <w:rPr>
+          <w:lang w:val="fr_FR" w:bidi="fr_FR"/>
+        </w:rPr>
+      </w:r>
+    </w:p>
+    <w:p>
+      <w:pPr/>
+      <w:r>
+        <w:rPr>
+          <w:lang w:val="fr_FR" w:bidi="fr_FR"/>
+        </w:rPr>
+      </w:r>
+      <w:r>
+        <w:rPr>
+          <w:lang w:val="fr_FR" w:bidi="fr_FR"/>
+        </w:rPr>
+        <w:t xml:space="preserve">Les hommes s'enfuient comme l'eau fuit du réservoir brisé (voir la </w:t>
+      </w:r>
+      <w:r>
+        <w:rPr>
+          <w:lang w:val="fr_FR" w:bidi="fr_FR"/>
+        </w:rPr>
+        <w:t>note d'étude sur 2.6</w:t>
+      </w:r>
+      <w:r>
+        <w:rPr>
+          <w:lang w:val="fr_FR" w:bidi="fr_FR"/>
+        </w:rPr>
+        <w:t>).</w:t>
+      </w:r>
+      <w:r>
+        <w:rPr>
+          <w:lang w:val="fr_FR" w:bidi="fr_FR"/>
+        </w:rPr>
+      </w:r>
+      <w:r>
+        <w:rPr>
+          <w:lang w:val="fr_FR" w:bidi="fr_FR"/>
+        </w:rPr>
+      </w:r>
+    </w:p>
+    <w:p>
+      <w:pPr/>
+      <w:r>
+        <w:rPr>
+          <w:lang w:val="fr_FR" w:bidi="fr_FR"/>
+        </w:rPr>
+      </w:r>
+    </w:p>
+    <w:p>
+      <w:pPr>
+        <w:pStyle w:val="Heading2"/>
+      </w:pPr>
+      <w:r>
+        <w:rPr>
+          <w:lang w:val="fr_FR" w:bidi="fr_FR"/>
+        </w:rPr>
+        <w:t>Nahum 2.10</w:t>
+      </w:r>
+      <w:r>
+        <w:rPr>
+          <w:lang w:val="fr_FR" w:bidi="fr_FR"/>
+        </w:rPr>
+      </w:r>
+    </w:p>
+    <w:p>
+      <w:pPr/>
+      <w:r>
+        <w:rPr>
+          <w:lang w:val="fr_FR" w:bidi="fr_FR"/>
+        </w:rPr>
+      </w:r>
+      <w:r>
+        <w:rPr>
+          <w:lang w:val="fr_FR" w:bidi="fr_FR"/>
+        </w:rPr>
+        <w:t>La vaste richesse incommensurable des autres nations afflue dans la capitale assyrienne sous forme de commerce, de tribut et de butin - mais, en un instant, elle n'est plus. L'agressivité impitoyable et la méchanceté peuvent prospérer pour un temps, mais elles finiront indéniablement par être détruites (</w:t>
+      </w:r>
+      <w:hyperlink r:id="rId83">
+        <w:r>
+          <w:rPr>
+            <w:lang w:val="fr_FR" w:bidi="fr_FR"/>
+          </w:rPr>
+          <w:rPr>
+            <w:color w:val="0000EE"/>
+            <w:u w:val="single"/>
+          </w:rPr>
+          <w:t>Pr 13.22</w:t>
         </w:r>
       </w:hyperlink>
       <w:r>
@@ -465,16 +2741,16 @@
         </w:rPr>
         <w:t xml:space="preserve"> ; </w:t>
       </w:r>
-      <w:hyperlink r:id="rId21">
-        <w:r>
-          <w:rPr>
-            <w:lang w:val="fr_FR" w:bidi="fr_FR"/>
-          </w:rPr>
-          <w:rPr>
-            <w:color w:val="0000EE"/>
-            <w:u w:val="single"/>
-          </w:rPr>
-          <w:t>Dt 4.23–24</w:t>
+      <w:hyperlink r:id="rId84">
+        <w:r>
+          <w:rPr>
+            <w:lang w:val="fr_FR" w:bidi="fr_FR"/>
+          </w:rPr>
+          <w:rPr>
+            <w:color w:val="0000EE"/>
+            <w:u w:val="single"/>
+          </w:rPr>
+          <w:t>Ab 1.15</w:t>
         </w:r>
       </w:hyperlink>
       <w:r>
@@ -483,16 +2759,413 @@
         </w:rPr>
         <w:t xml:space="preserve"> ; </w:t>
       </w:r>
-      <w:hyperlink r:id="rId22">
-        <w:r>
-          <w:rPr>
-            <w:lang w:val="fr_FR" w:bidi="fr_FR"/>
-          </w:rPr>
-          <w:rPr>
-            <w:color w:val="0000EE"/>
-            <w:u w:val="single"/>
-          </w:rPr>
-          <w:t>6.4</w:t>
+      <w:hyperlink r:id="rId85">
+        <w:r>
+          <w:rPr>
+            <w:lang w:val="fr_FR" w:bidi="fr_FR"/>
+          </w:rPr>
+          <w:rPr>
+            <w:color w:val="0000EE"/>
+            <w:u w:val="single"/>
+          </w:rPr>
+          <w:t>Lc 12.16–20</w:t>
+        </w:r>
+      </w:hyperlink>
+      <w:r>
+        <w:rPr>
+          <w:lang w:val="fr_FR" w:bidi="fr_FR"/>
+        </w:rPr>
+        <w:t>).</w:t>
+      </w:r>
+      <w:r>
+        <w:rPr>
+          <w:lang w:val="fr_FR" w:bidi="fr_FR"/>
+        </w:rPr>
+      </w:r>
+      <w:r>
+        <w:rPr>
+          <w:lang w:val="fr_FR" w:bidi="fr_FR"/>
+        </w:rPr>
+      </w:r>
+    </w:p>
+    <w:p>
+      <w:pPr/>
+      <w:r>
+        <w:rPr>
+          <w:lang w:val="fr_FR" w:bidi="fr_FR"/>
+        </w:rPr>
+      </w:r>
+    </w:p>
+    <w:p>
+      <w:pPr>
+        <w:pStyle w:val="Heading2"/>
+      </w:pPr>
+      <w:r>
+        <w:rPr>
+          <w:lang w:val="fr_FR" w:bidi="fr_FR"/>
+        </w:rPr>
+        <w:t>Nahum 2.11</w:t>
+      </w:r>
+      <w:r>
+        <w:rPr>
+          <w:lang w:val="fr_FR" w:bidi="fr_FR"/>
+        </w:rPr>
+      </w:r>
+    </w:p>
+    <w:p>
+      <w:pPr/>
+      <w:r>
+        <w:rPr>
+          <w:lang w:val="fr_FR" w:bidi="fr_FR"/>
+        </w:rPr>
+      </w:r>
+      <w:r>
+        <w:rPr>
+          <w:lang w:val="fr_FR" w:bidi="fr_FR"/>
+        </w:rPr>
+        <w:t>On pille, on dévaste, on ravage</w:t>
+      </w:r>
+      <w:r>
+        <w:rPr>
+          <w:lang w:val="fr_FR" w:bidi="fr_FR"/>
+        </w:rPr>
+        <w:t xml:space="preserve"> : l'hébreu ici compte une allitération pour donner de l'effet : </w:t>
+      </w:r>
+      <w:r>
+        <w:rPr>
+          <w:i/>
+          <w:lang w:val="fr_FR" w:bidi="fr_FR"/>
+        </w:rPr>
+        <w:t>buqah umbuqah umbullaqah</w:t>
+      </w:r>
+      <w:r>
+        <w:rPr>
+          <w:lang w:val="fr_FR" w:bidi="fr_FR"/>
+        </w:rPr>
+        <w:t>. On pourrait traduire cet effet, en français, par « dévasté, dépouillé et détruit ».</w:t>
+      </w:r>
+      <w:r>
+        <w:rPr>
+          <w:lang w:val="fr_FR" w:bidi="fr_FR"/>
+        </w:rPr>
+      </w:r>
+      <w:r>
+        <w:rPr>
+          <w:lang w:val="fr_FR" w:bidi="fr_FR"/>
+        </w:rPr>
+      </w:r>
+    </w:p>
+    <w:p>
+      <w:pPr/>
+      <w:r>
+        <w:rPr>
+          <w:lang w:val="fr_FR" w:bidi="fr_FR"/>
+        </w:rPr>
+      </w:r>
+    </w:p>
+    <w:p>
+      <w:pPr>
+        <w:pStyle w:val="Heading2"/>
+      </w:pPr>
+      <w:r>
+        <w:rPr>
+          <w:lang w:val="fr_FR" w:bidi="fr_FR"/>
+        </w:rPr>
+        <w:t>Nahum 2:12–14</w:t>
+      </w:r>
+      <w:r>
+        <w:rPr>
+          <w:lang w:val="fr_FR" w:bidi="fr_FR"/>
+        </w:rPr>
+      </w:r>
+    </w:p>
+    <w:p>
+      <w:pPr/>
+      <w:r>
+        <w:rPr>
+          <w:lang w:val="fr_FR" w:bidi="fr_FR"/>
+        </w:rPr>
+      </w:r>
+      <w:r>
+        <w:rPr>
+          <w:lang w:val="fr_FR" w:bidi="fr_FR"/>
+        </w:rPr>
+        <w:t>Après la description de la chute de Ninive (</w:t>
+      </w:r>
+      <w:hyperlink r:id="rId86">
+        <w:r>
+          <w:rPr>
+            <w:lang w:val="fr_FR" w:bidi="fr_FR"/>
+          </w:rPr>
+          <w:rPr>
+            <w:color w:val="0000EE"/>
+            <w:u w:val="single"/>
+          </w:rPr>
+          <w:t>2.2–11</w:t>
+        </w:r>
+      </w:hyperlink>
+      <w:r>
+        <w:rPr>
+          <w:lang w:val="fr_FR" w:bidi="fr_FR"/>
+        </w:rPr>
+        <w:t xml:space="preserve">), Nahum insère le premier de trois chants de provocation (voir aussi </w:t>
+      </w:r>
+      <w:hyperlink r:id="rId87">
+        <w:r>
+          <w:rPr>
+            <w:lang w:val="fr_FR" w:bidi="fr_FR"/>
+          </w:rPr>
+          <w:rPr>
+            <w:color w:val="0000EE"/>
+            <w:u w:val="single"/>
+          </w:rPr>
+          <w:t>3.8–13</w:t>
+        </w:r>
+      </w:hyperlink>
+      <w:r>
+        <w:rPr>
+          <w:lang w:val="fr_FR" w:bidi="fr_FR"/>
+        </w:rPr>
+        <w:t xml:space="preserve">, </w:t>
+      </w:r>
+      <w:hyperlink r:id="rId88">
+        <w:r>
+          <w:rPr>
+            <w:lang w:val="fr_FR" w:bidi="fr_FR"/>
+          </w:rPr>
+          <w:rPr>
+            <w:color w:val="0000EE"/>
+            <w:u w:val="single"/>
+          </w:rPr>
+          <w:t>14–19</w:t>
+        </w:r>
+      </w:hyperlink>
+      <w:r>
+        <w:rPr>
+          <w:lang w:val="fr_FR" w:bidi="fr_FR"/>
+        </w:rPr>
+        <w:t xml:space="preserve"> ; c'était une poésie courante dans l'ancien Proche-Orient). Par une satire mordante, il compare Ninive à un pâturage pour les lions. Le roi Sanchérib et d'autres rois assyriens se comparaient à des lions, décorant même leurs palais avec des représentations artistiques de lions et d'eux-mêmes lors de chasses aux lions. Cependant, avec Dieu pour ennemi, Ninive ne sera plus l'antre d'un prédateur invincible.</w:t>
+      </w:r>
+      <w:r>
+        <w:rPr>
+          <w:lang w:val="fr_FR" w:bidi="fr_FR"/>
+        </w:rPr>
+      </w:r>
+      <w:r>
+        <w:rPr>
+          <w:lang w:val="fr_FR" w:bidi="fr_FR"/>
+        </w:rPr>
+      </w:r>
+    </w:p>
+    <w:p>
+      <w:pPr/>
+      <w:r>
+        <w:rPr>
+          <w:lang w:val="fr_FR" w:bidi="fr_FR"/>
+        </w:rPr>
+      </w:r>
+    </w:p>
+    <w:p>
+      <w:pPr>
+        <w:pStyle w:val="Heading2"/>
+      </w:pPr>
+      <w:r>
+        <w:rPr>
+          <w:lang w:val="fr_FR" w:bidi="fr_FR"/>
+        </w:rPr>
+        <w:t>Nahum 2.14</w:t>
+      </w:r>
+      <w:r>
+        <w:rPr>
+          <w:lang w:val="fr_FR" w:bidi="fr_FR"/>
+        </w:rPr>
+      </w:r>
+    </w:p>
+    <w:p>
+      <w:pPr/>
+      <w:r>
+        <w:rPr>
+          <w:lang w:val="fr_FR" w:bidi="fr_FR"/>
+        </w:rPr>
+      </w:r>
+      <w:r>
+        <w:rPr>
+          <w:lang w:val="fr_FR" w:bidi="fr_FR"/>
+        </w:rPr>
+        <w:t xml:space="preserve">Des exemples de voix des messagers d'Assyrie se trouvent dans </w:t>
+      </w:r>
+      <w:hyperlink r:id="rId89">
+        <w:r>
+          <w:rPr>
+            <w:lang w:val="fr_FR" w:bidi="fr_FR"/>
+          </w:rPr>
+          <w:rPr>
+            <w:color w:val="0000EE"/>
+            <w:u w:val="single"/>
+          </w:rPr>
+          <w:t>2R 18.19–19.13</w:t>
+        </w:r>
+      </w:hyperlink>
+      <w:r>
+        <w:rPr>
+          <w:lang w:val="fr_FR" w:bidi="fr_FR"/>
+        </w:rPr>
+        <w:t>.</w:t>
+      </w:r>
+      <w:r>
+        <w:rPr>
+          <w:lang w:val="fr_FR" w:bidi="fr_FR"/>
+        </w:rPr>
+      </w:r>
+      <w:r>
+        <w:rPr>
+          <w:lang w:val="fr_FR" w:bidi="fr_FR"/>
+        </w:rPr>
+      </w:r>
+    </w:p>
+    <w:p>
+      <w:pPr/>
+      <w:r>
+        <w:rPr>
+          <w:lang w:val="fr_FR" w:bidi="fr_FR"/>
+        </w:rPr>
+      </w:r>
+    </w:p>
+    <w:p>
+      <w:pPr>
+        <w:pStyle w:val="Heading2"/>
+      </w:pPr>
+      <w:r>
+        <w:rPr>
+          <w:lang w:val="fr_FR" w:bidi="fr_FR"/>
+        </w:rPr>
+        <w:t>Nahum 3.1</w:t>
+      </w:r>
+      <w:r>
+        <w:rPr>
+          <w:lang w:val="fr_FR" w:bidi="fr_FR"/>
+        </w:rPr>
+      </w:r>
+    </w:p>
+    <w:p>
+      <w:pPr/>
+      <w:r>
+        <w:rPr>
+          <w:lang w:val="fr_FR" w:bidi="fr_FR"/>
+        </w:rPr>
+      </w:r>
+      <w:r>
+        <w:rPr>
+          <w:lang w:val="fr_FR" w:bidi="fr_FR"/>
+        </w:rPr>
+        <w:t>Ville sanguinaire : la cruauté visible des Assyriens est bien documentée. Leurs pratiques comprenaient la coupe de parties externes du corps, telles que le nez, les oreilles, les mains et les pieds, ainsi que l'exécution par empalement sur des pieux. Ils entassaient les têtes coupées devant les portes de villes assiégées. On crevait aussi les yeux des victimes et on leur arrachait la peau du corps, alors même qu'elles étaient encore vivantes.</w:t>
+      </w:r>
+      <w:r>
+        <w:rPr>
+          <w:lang w:val="fr_FR" w:bidi="fr_FR"/>
+        </w:rPr>
+      </w:r>
+      <w:r>
+        <w:rPr>
+          <w:lang w:val="fr_FR" w:bidi="fr_FR"/>
+        </w:rPr>
+      </w:r>
+    </w:p>
+    <w:p>
+      <w:pPr/>
+      <w:r>
+        <w:rPr>
+          <w:lang w:val="fr_FR" w:bidi="fr_FR"/>
+        </w:rPr>
+      </w:r>
+    </w:p>
+    <w:p>
+      <w:pPr>
+        <w:pStyle w:val="Heading2"/>
+      </w:pPr>
+      <w:r>
+        <w:rPr>
+          <w:lang w:val="fr_FR" w:bidi="fr_FR"/>
+        </w:rPr>
+        <w:t>Nahum 3.2–3</w:t>
+      </w:r>
+      <w:r>
+        <w:rPr>
+          <w:lang w:val="fr_FR" w:bidi="fr_FR"/>
+        </w:rPr>
+      </w:r>
+    </w:p>
+    <w:p>
+      <w:pPr/>
+      <w:r>
+        <w:rPr>
+          <w:lang w:val="fr_FR" w:bidi="fr_FR"/>
+        </w:rPr>
+      </w:r>
+      <w:r>
+        <w:rPr>
+          <w:lang w:val="fr_FR" w:bidi="fr_FR"/>
+        </w:rPr>
+        <w:t>Ces propositions courtes et saccadées renforcent l'effet dramatique de la vision et du bruit de la bataille. • Les chars et les cavaliers assyriens étaient redoutés de partout.</w:t>
+      </w:r>
+      <w:r>
+        <w:rPr>
+          <w:lang w:val="fr_FR" w:bidi="fr_FR"/>
+        </w:rPr>
+      </w:r>
+      <w:r>
+        <w:rPr>
+          <w:lang w:val="fr_FR" w:bidi="fr_FR"/>
+        </w:rPr>
+      </w:r>
+    </w:p>
+    <w:p>
+      <w:pPr/>
+      <w:r>
+        <w:rPr>
+          <w:lang w:val="fr_FR" w:bidi="fr_FR"/>
+        </w:rPr>
+      </w:r>
+    </w:p>
+    <w:p>
+      <w:pPr>
+        <w:pStyle w:val="Heading2"/>
+      </w:pPr>
+      <w:r>
+        <w:rPr>
+          <w:lang w:val="fr_FR" w:bidi="fr_FR"/>
+        </w:rPr>
+        <w:t>Nahum 3.4</w:t>
+      </w:r>
+      <w:r>
+        <w:rPr>
+          <w:lang w:val="fr_FR" w:bidi="fr_FR"/>
+        </w:rPr>
+      </w:r>
+    </w:p>
+    <w:p>
+      <w:pPr/>
+      <w:r>
+        <w:rPr>
+          <w:lang w:val="fr_FR" w:bidi="fr_FR"/>
+        </w:rPr>
+      </w:r>
+      <w:r>
+        <w:rPr>
+          <w:lang w:val="fr_FR" w:bidi="fr_FR"/>
+        </w:rPr>
+        <w:t xml:space="preserve">Pleine d'attraits, habile enchanteresse : les Assyriens séduisaient les autres nations par des richesses et des promesses de sécurité et de prospérité, puis les victimisaient par force militaire et exploitation économique. Par conséquent, leur punition sert de juste réparation pour leurs actes (voir </w:t>
+      </w:r>
+      <w:hyperlink r:id="rId90">
+        <w:r>
+          <w:rPr>
+            <w:lang w:val="fr_FR" w:bidi="fr_FR"/>
+          </w:rPr>
+          <w:rPr>
+            <w:color w:val="0000EE"/>
+            <w:u w:val="single"/>
+          </w:rPr>
+          <w:t>Pr 24.12</w:t>
         </w:r>
       </w:hyperlink>
       <w:r>
@@ -501,70 +3174,16 @@
         </w:rPr>
         <w:t xml:space="preserve"> ; </w:t>
       </w:r>
-      <w:hyperlink r:id="rId23">
-        <w:r>
-          <w:rPr>
-            <w:lang w:val="fr_FR" w:bidi="fr_FR"/>
-          </w:rPr>
-          <w:rPr>
-            <w:color w:val="0000EE"/>
-            <w:u w:val="single"/>
-          </w:rPr>
-          <w:t>Jr 2.1–3.5</w:t>
-        </w:r>
-      </w:hyperlink>
-      <w:r>
-        <w:rPr>
-          <w:lang w:val="fr_FR" w:bidi="fr_FR"/>
-        </w:rPr>
-        <w:t>). • La vengeance et la colère de Dieu ne sont pas à confondre avec l'attitude humaine de « vouloir rendre la pareille ». Les actions de Dieu découlent de sa sainteté (</w:t>
-      </w:r>
-      <w:hyperlink r:id="rId24">
-        <w:r>
-          <w:rPr>
-            <w:lang w:val="fr_FR" w:bidi="fr_FR"/>
-          </w:rPr>
-          <w:rPr>
-            <w:color w:val="0000EE"/>
-            <w:u w:val="single"/>
-          </w:rPr>
-          <w:t>Jr 50.28–29</w:t>
-        </w:r>
-      </w:hyperlink>
-      <w:r>
-        <w:rPr>
-          <w:lang w:val="fr_FR" w:bidi="fr_FR"/>
-        </w:rPr>
-        <w:t>), de sa justice (</w:t>
-      </w:r>
-      <w:hyperlink r:id="rId25">
-        <w:r>
-          <w:rPr>
-            <w:lang w:val="fr_FR" w:bidi="fr_FR"/>
-          </w:rPr>
-          <w:rPr>
-            <w:color w:val="0000EE"/>
-            <w:u w:val="single"/>
-          </w:rPr>
-          <w:t>Es 63.1–9</w:t>
-        </w:r>
-      </w:hyperlink>
-      <w:r>
-        <w:rPr>
-          <w:lang w:val="fr_FR" w:bidi="fr_FR"/>
-        </w:rPr>
-        <w:t>) et de sa fidélité envers l'alliance avec son peuple (</w:t>
-      </w:r>
-      <w:hyperlink r:id="rId26">
-        <w:r>
-          <w:rPr>
-            <w:lang w:val="fr_FR" w:bidi="fr_FR"/>
-          </w:rPr>
-          <w:rPr>
-            <w:color w:val="0000EE"/>
-            <w:u w:val="single"/>
-          </w:rPr>
-          <w:t>Lv 26.23–25</w:t>
+      <w:hyperlink r:id="rId91">
+        <w:r>
+          <w:rPr>
+            <w:lang w:val="fr_FR" w:bidi="fr_FR"/>
+          </w:rPr>
+          <w:rPr>
+            <w:color w:val="0000EE"/>
+            <w:u w:val="single"/>
+          </w:rPr>
+          <w:t>Jl 3.4–8</w:t>
         </w:r>
       </w:hyperlink>
       <w:r>
@@ -573,23 +3192,41 @@
         </w:rPr>
         <w:t xml:space="preserve"> ; </w:t>
       </w:r>
-      <w:hyperlink r:id="rId27">
-        <w:r>
-          <w:rPr>
-            <w:lang w:val="fr_FR" w:bidi="fr_FR"/>
-          </w:rPr>
-          <w:rPr>
-            <w:color w:val="0000EE"/>
-            <w:u w:val="single"/>
-          </w:rPr>
-          <w:t>Es 1.24–26</w:t>
-        </w:r>
-      </w:hyperlink>
-      <w:r>
-        <w:rPr>
-          <w:lang w:val="fr_FR" w:bidi="fr_FR"/>
-        </w:rPr>
-        <w:t>). Sa vengeance n'est jamais arbitraire.</w:t>
+      <w:hyperlink r:id="rId92">
+        <w:r>
+          <w:rPr>
+            <w:lang w:val="fr_FR" w:bidi="fr_FR"/>
+          </w:rPr>
+          <w:rPr>
+            <w:color w:val="0000EE"/>
+            <w:u w:val="single"/>
+          </w:rPr>
+          <w:t>Ap 18.6</w:t>
+        </w:r>
+      </w:hyperlink>
+      <w:r>
+        <w:rPr>
+          <w:lang w:val="fr_FR" w:bidi="fr_FR"/>
+        </w:rPr>
+        <w:t xml:space="preserve"> ; </w:t>
+      </w:r>
+      <w:hyperlink r:id="rId93">
+        <w:r>
+          <w:rPr>
+            <w:lang w:val="fr_FR" w:bidi="fr_FR"/>
+          </w:rPr>
+          <w:rPr>
+            <w:color w:val="0000EE"/>
+            <w:u w:val="single"/>
+          </w:rPr>
+          <w:t>20.12</w:t>
+        </w:r>
+      </w:hyperlink>
+      <w:r>
+        <w:rPr>
+          <w:lang w:val="fr_FR" w:bidi="fr_FR"/>
+        </w:rPr>
+        <w:t>).</w:t>
       </w:r>
       <w:r>
         <w:rPr>
@@ -618,7 +3255,7 @@
         <w:rPr>
           <w:lang w:val="fr_FR" w:bidi="fr_FR"/>
         </w:rPr>
-        <w:t>Nahum 1.2–6</w:t>
+        <w:t>Nahum 3.5</w:t>
       </w:r>
       <w:r>
         <w:rPr>
@@ -637,7 +3274,115 @@
         <w:rPr>
           <w:lang w:val="fr_FR" w:bidi="fr_FR"/>
         </w:rPr>
-        <w:t>La première strophe du cantique s'inspire de textes bibliques commémorant l'exode d'Israël hors d'Égypte. Il rappelle que tout dans la création est soumis au pouvoir souverain de Dieu, et que Dieu veillera à ce que ceux qui s'opposent à lui soient punis.</w:t>
+        <w:t xml:space="preserve">Deux fois, Dieu sous-entend à Ninive qu'il est son ennemi (aussi en </w:t>
+      </w:r>
+      <w:hyperlink r:id="rId94">
+        <w:r>
+          <w:rPr>
+            <w:lang w:val="fr_FR" w:bidi="fr_FR"/>
+          </w:rPr>
+          <w:rPr>
+            <w:color w:val="0000EE"/>
+            <w:u w:val="single"/>
+          </w:rPr>
+          <w:t>2.14</w:t>
+        </w:r>
+      </w:hyperlink>
+      <w:r>
+        <w:rPr>
+          <w:lang w:val="fr_FR" w:bidi="fr_FR"/>
+        </w:rPr>
+        <w:t>). Le jugement de Ninive sert de rappel historique que l'Éternel abhorre le péché et traitera les hommes et les nations selon leurs actes (</w:t>
+      </w:r>
+      <w:hyperlink r:id="rId95">
+        <w:r>
+          <w:rPr>
+            <w:lang w:val="fr_FR" w:bidi="fr_FR"/>
+          </w:rPr>
+          <w:rPr>
+            <w:color w:val="0000EE"/>
+            <w:u w:val="single"/>
+          </w:rPr>
+          <w:t xml:space="preserve">Ps 9.8–9 </w:t>
+        </w:r>
+      </w:hyperlink>
+      <w:r>
+        <w:rPr>
+          <w:lang w:val="fr_FR" w:bidi="fr_FR"/>
+        </w:rPr>
+        <w:t xml:space="preserve">; </w:t>
+      </w:r>
+      <w:hyperlink r:id="rId96">
+        <w:r>
+          <w:rPr>
+            <w:lang w:val="fr_FR" w:bidi="fr_FR"/>
+          </w:rPr>
+          <w:rPr>
+            <w:color w:val="0000EE"/>
+            <w:u w:val="single"/>
+          </w:rPr>
+          <w:t xml:space="preserve">62.13 </w:t>
+        </w:r>
+      </w:hyperlink>
+      <w:r>
+        <w:rPr>
+          <w:lang w:val="fr_FR" w:bidi="fr_FR"/>
+        </w:rPr>
+        <w:t xml:space="preserve">; </w:t>
+      </w:r>
+      <w:hyperlink r:id="rId97">
+        <w:r>
+          <w:rPr>
+            <w:lang w:val="fr_FR" w:bidi="fr_FR"/>
+          </w:rPr>
+          <w:rPr>
+            <w:color w:val="0000EE"/>
+            <w:u w:val="single"/>
+          </w:rPr>
+          <w:t xml:space="preserve">Jr 46.28 </w:t>
+        </w:r>
+      </w:hyperlink>
+      <w:r>
+        <w:rPr>
+          <w:lang w:val="fr_FR" w:bidi="fr_FR"/>
+        </w:rPr>
+        <w:t xml:space="preserve">; </w:t>
+      </w:r>
+      <w:hyperlink r:id="rId98">
+        <w:r>
+          <w:rPr>
+            <w:lang w:val="fr_FR" w:bidi="fr_FR"/>
+          </w:rPr>
+          <w:rPr>
+            <w:color w:val="0000EE"/>
+            <w:u w:val="single"/>
+          </w:rPr>
+          <w:t>Ac 17.31</w:t>
+        </w:r>
+      </w:hyperlink>
+      <w:r>
+        <w:rPr>
+          <w:lang w:val="fr_FR" w:bidi="fr_FR"/>
+        </w:rPr>
+        <w:t>). Un jour, la justice de Dieu retombera sur le monde entier, sur ceux qui se sont rebellés contre lui (</w:t>
+      </w:r>
+      <w:hyperlink r:id="rId99">
+        <w:r>
+          <w:rPr>
+            <w:lang w:val="fr_FR" w:bidi="fr_FR"/>
+          </w:rPr>
+          <w:rPr>
+            <w:color w:val="0000EE"/>
+            <w:u w:val="single"/>
+          </w:rPr>
+          <w:t>Ap 17–19</w:t>
+        </w:r>
+      </w:hyperlink>
+      <w:r>
+        <w:rPr>
+          <w:lang w:val="fr_FR" w:bidi="fr_FR"/>
+        </w:rPr>
+        <w:t>).</w:t>
       </w:r>
       <w:r>
         <w:rPr>
@@ -666,7 +3411,7 @@
         <w:rPr>
           <w:lang w:val="fr_FR" w:bidi="fr_FR"/>
         </w:rPr>
-        <w:t>Nahum 1.2–11</w:t>
+        <w:t>Nahum 3.8</w:t>
       </w:r>
       <w:r>
         <w:rPr>
@@ -685,18 +3430,115 @@
         <w:rPr>
           <w:lang w:val="fr_FR" w:bidi="fr_FR"/>
         </w:rPr>
-        <w:t>Ce court cantique de deux strophes (</w:t>
-      </w:r>
-      <w:hyperlink r:id="rId28">
-        <w:r>
-          <w:rPr>
-            <w:lang w:val="fr_FR" w:bidi="fr_FR"/>
-          </w:rPr>
-          <w:rPr>
-            <w:color w:val="0000EE"/>
-            <w:u w:val="single"/>
-          </w:rPr>
-          <w:t>1.2–6</w:t>
+        <w:t>Thèbes</w:t>
+      </w:r>
+      <w:r>
+        <w:rPr>
+          <w:i/>
+          <w:lang w:val="fr_FR" w:bidi="fr_FR"/>
+        </w:rPr>
+        <w:t>,</w:t>
+      </w:r>
+      <w:r>
+        <w:rPr>
+          <w:lang w:val="fr_FR" w:bidi="fr_FR"/>
+        </w:rPr>
+        <w:t xml:space="preserve"> l'historique capitale de l'Égypte, se situait des deux côtés du Nil dans la Haute-Égypte. Elle avait gagné sa renommée en tant que centre politique, religieux et culturel du puissant Nouvel Empire égyptien (1550–1069 av. J.‑C.). Bien qu'elle ne fût plus la capitale de l'Égypte dans les années suivant 600 av. J.‑C., la ville prospérait encore comme métropole.</w:t>
+      </w:r>
+      <w:r>
+        <w:rPr>
+          <w:lang w:val="fr_FR" w:bidi="fr_FR"/>
+        </w:rPr>
+      </w:r>
+      <w:r>
+        <w:rPr>
+          <w:lang w:val="fr_FR" w:bidi="fr_FR"/>
+        </w:rPr>
+      </w:r>
+    </w:p>
+    <w:p>
+      <w:pPr/>
+      <w:r>
+        <w:rPr>
+          <w:lang w:val="fr_FR" w:bidi="fr_FR"/>
+        </w:rPr>
+      </w:r>
+    </w:p>
+    <w:p>
+      <w:pPr>
+        <w:pStyle w:val="Heading2"/>
+      </w:pPr>
+      <w:r>
+        <w:rPr>
+          <w:lang w:val="fr_FR" w:bidi="fr_FR"/>
+        </w:rPr>
+        <w:t>Nahum 3.9–10</w:t>
+      </w:r>
+      <w:r>
+        <w:rPr>
+          <w:lang w:val="fr_FR" w:bidi="fr_FR"/>
+        </w:rPr>
+      </w:r>
+    </w:p>
+    <w:p>
+      <w:pPr/>
+      <w:r>
+        <w:rPr>
+          <w:lang w:val="fr_FR" w:bidi="fr_FR"/>
+        </w:rPr>
+      </w:r>
+      <w:r>
+        <w:rPr>
+          <w:lang w:val="fr_FR" w:bidi="fr_FR"/>
+        </w:rPr>
+        <w:t>Thèbes est tombée aux mains des Assyriens sous le roi Osnappar en 663 av. J.‑C. Avant la conquête d'Osnappar, les défenses de Thèbes semblaient inébranlables, ainsi que l'aide de toute l'Égypte et de ses alliés : l'Éthiopie, Puth (peut-être le légendaire pays de Pount, situé près de ce qui est maintenant la côte somalienne) et la Libye. Aucun d'eux, cependant, n'a su protéger Thèbes. • Ses enfants ont été écrasés : les anciens conquérants avaient l'abominable tendance à tuer les nourrissons de leurs adversaires de cette manière (</w:t>
+      </w:r>
+      <w:hyperlink r:id="rId100">
+        <w:r>
+          <w:rPr>
+            <w:lang w:val="fr_FR" w:bidi="fr_FR"/>
+          </w:rPr>
+          <w:rPr>
+            <w:color w:val="0000EE"/>
+            <w:u w:val="single"/>
+          </w:rPr>
+          <w:t xml:space="preserve">2R 8.12 </w:t>
+        </w:r>
+      </w:hyperlink>
+      <w:r>
+        <w:rPr>
+          <w:lang w:val="fr_FR" w:bidi="fr_FR"/>
+        </w:rPr>
+        <w:t xml:space="preserve">; </w:t>
+      </w:r>
+      <w:hyperlink r:id="rId101">
+        <w:r>
+          <w:rPr>
+            <w:lang w:val="fr_FR" w:bidi="fr_FR"/>
+          </w:rPr>
+          <w:rPr>
+            <w:color w:val="0000EE"/>
+            <w:u w:val="single"/>
+          </w:rPr>
+          <w:t xml:space="preserve">Ps 137.9 </w:t>
+        </w:r>
+      </w:hyperlink>
+      <w:r>
+        <w:rPr>
+          <w:lang w:val="fr_FR" w:bidi="fr_FR"/>
+        </w:rPr>
+        <w:t xml:space="preserve">; </w:t>
+      </w:r>
+      <w:hyperlink r:id="rId102">
+        <w:r>
+          <w:rPr>
+            <w:lang w:val="fr_FR" w:bidi="fr_FR"/>
+          </w:rPr>
+          <w:rPr>
+            <w:color w:val="0000EE"/>
+            <w:u w:val="single"/>
+          </w:rPr>
+          <w:t>Es 13.16</w:t>
         </w:r>
       </w:hyperlink>
       <w:r>
@@ -705,23 +3547,113 @@
         </w:rPr>
         <w:t xml:space="preserve">, </w:t>
       </w:r>
-      <w:hyperlink r:id="rId29">
-        <w:r>
-          <w:rPr>
-            <w:lang w:val="fr_FR" w:bidi="fr_FR"/>
-          </w:rPr>
-          <w:rPr>
-            <w:color w:val="0000EE"/>
-            <w:u w:val="single"/>
-          </w:rPr>
-          <w:t>7–11</w:t>
-        </w:r>
-      </w:hyperlink>
-      <w:r>
-        <w:rPr>
-          <w:lang w:val="fr_FR" w:bidi="fr_FR"/>
-        </w:rPr>
-        <w:t>) nous parle du pouvoir souverain de Dieu.</w:t>
+      <w:hyperlink r:id="rId103">
+        <w:r>
+          <w:rPr>
+            <w:lang w:val="fr_FR" w:bidi="fr_FR"/>
+          </w:rPr>
+          <w:rPr>
+            <w:color w:val="0000EE"/>
+            <w:u w:val="single"/>
+          </w:rPr>
+          <w:t>18</w:t>
+        </w:r>
+      </w:hyperlink>
+      <w:r>
+        <w:rPr>
+          <w:lang w:val="fr_FR" w:bidi="fr_FR"/>
+        </w:rPr>
+        <w:t xml:space="preserve">). • Les soldats lançaient les dés pour tirer au sort le butin de guerre, tandis que les chefs du peuple conquis étaient enchaînés (voir </w:t>
+      </w:r>
+      <w:hyperlink r:id="rId104">
+        <w:r>
+          <w:rPr>
+            <w:lang w:val="fr_FR" w:bidi="fr_FR"/>
+          </w:rPr>
+          <w:rPr>
+            <w:color w:val="0000EE"/>
+            <w:u w:val="single"/>
+          </w:rPr>
+          <w:t xml:space="preserve">2R 25.7 </w:t>
+        </w:r>
+      </w:hyperlink>
+      <w:r>
+        <w:rPr>
+          <w:lang w:val="fr_FR" w:bidi="fr_FR"/>
+        </w:rPr>
+        <w:t xml:space="preserve">; </w:t>
+      </w:r>
+      <w:hyperlink r:id="rId105">
+        <w:r>
+          <w:rPr>
+            <w:lang w:val="fr_FR" w:bidi="fr_FR"/>
+          </w:rPr>
+          <w:rPr>
+            <w:color w:val="0000EE"/>
+            <w:u w:val="single"/>
+          </w:rPr>
+          <w:t>Jr 40.1</w:t>
+        </w:r>
+      </w:hyperlink>
+      <w:r>
+        <w:rPr>
+          <w:lang w:val="fr_FR" w:bidi="fr_FR"/>
+        </w:rPr>
+        <w:t xml:space="preserve">, </w:t>
+      </w:r>
+      <w:hyperlink r:id="rId106">
+        <w:r>
+          <w:rPr>
+            <w:lang w:val="fr_FR" w:bidi="fr_FR"/>
+          </w:rPr>
+          <w:rPr>
+            <w:color w:val="0000EE"/>
+            <w:u w:val="single"/>
+          </w:rPr>
+          <w:t xml:space="preserve">4 </w:t>
+        </w:r>
+      </w:hyperlink>
+      <w:r>
+        <w:rPr>
+          <w:lang w:val="fr_FR" w:bidi="fr_FR"/>
+        </w:rPr>
+        <w:t xml:space="preserve">; </w:t>
+      </w:r>
+      <w:hyperlink r:id="rId107">
+        <w:r>
+          <w:rPr>
+            <w:lang w:val="fr_FR" w:bidi="fr_FR"/>
+          </w:rPr>
+          <w:rPr>
+            <w:color w:val="0000EE"/>
+            <w:u w:val="single"/>
+          </w:rPr>
+          <w:t xml:space="preserve">Jl 3.3 </w:t>
+        </w:r>
+      </w:hyperlink>
+      <w:r>
+        <w:rPr>
+          <w:lang w:val="fr_FR" w:bidi="fr_FR"/>
+        </w:rPr>
+        <w:t xml:space="preserve">; </w:t>
+      </w:r>
+      <w:hyperlink r:id="rId108">
+        <w:r>
+          <w:rPr>
+            <w:lang w:val="fr_FR" w:bidi="fr_FR"/>
+          </w:rPr>
+          <w:rPr>
+            <w:color w:val="0000EE"/>
+            <w:u w:val="single"/>
+          </w:rPr>
+          <w:t>Ab 1.11</w:t>
+        </w:r>
+      </w:hyperlink>
+      <w:r>
+        <w:rPr>
+          <w:lang w:val="fr_FR" w:bidi="fr_FR"/>
+        </w:rPr>
+        <w:t>).</w:t>
       </w:r>
       <w:r>
         <w:rPr>
@@ -750,7 +3682,7 @@
         <w:rPr>
           <w:lang w:val="fr_FR" w:bidi="fr_FR"/>
         </w:rPr>
-        <w:t>Nahum 1.3</w:t>
+        <w:t>Nahum 3.12</w:t>
       </w:r>
       <w:r>
         <w:rPr>
@@ -769,18 +3701,18 @@
         <w:rPr>
           <w:lang w:val="fr_FR" w:bidi="fr_FR"/>
         </w:rPr>
-        <w:t>Lent à la colère : la patience de Dieu face à la désobéissance s'explique par son amour fidèle (</w:t>
-      </w:r>
-      <w:hyperlink r:id="rId30">
-        <w:r>
-          <w:rPr>
-            <w:lang w:val="fr_FR" w:bidi="fr_FR"/>
-          </w:rPr>
-          <w:rPr>
-            <w:color w:val="0000EE"/>
-            <w:u w:val="single"/>
-          </w:rPr>
-          <w:t>Ex 34.6</w:t>
+        <w:t xml:space="preserve">Des figuiers... quand on les secoue : cf. </w:t>
+      </w:r>
+      <w:hyperlink r:id="rId109">
+        <w:r>
+          <w:rPr>
+            <w:lang w:val="fr_FR" w:bidi="fr_FR"/>
+          </w:rPr>
+          <w:rPr>
+            <w:color w:val="0000EE"/>
+            <w:u w:val="single"/>
+          </w:rPr>
+          <w:t>Am 8.1–2</w:t>
         </w:r>
       </w:hyperlink>
       <w:r>
@@ -789,16 +3721,311 @@
         </w:rPr>
         <w:t xml:space="preserve"> ; </w:t>
       </w:r>
-      <w:hyperlink r:id="rId31">
-        <w:r>
-          <w:rPr>
-            <w:lang w:val="fr_FR" w:bidi="fr_FR"/>
-          </w:rPr>
-          <w:rPr>
-            <w:color w:val="0000EE"/>
-            <w:u w:val="single"/>
-          </w:rPr>
-          <w:t>Nb 14.18</w:t>
+      <w:hyperlink r:id="rId110">
+        <w:r>
+          <w:rPr>
+            <w:lang w:val="fr_FR" w:bidi="fr_FR"/>
+          </w:rPr>
+          <w:rPr>
+            <w:color w:val="0000EE"/>
+            <w:u w:val="single"/>
+          </w:rPr>
+          <w:t>Ap 6.13</w:t>
+        </w:r>
+      </w:hyperlink>
+      <w:r>
+        <w:rPr>
+          <w:lang w:val="fr_FR" w:bidi="fr_FR"/>
+        </w:rPr>
+        <w:t>.</w:t>
+      </w:r>
+      <w:r>
+        <w:rPr>
+          <w:lang w:val="fr_FR" w:bidi="fr_FR"/>
+        </w:rPr>
+      </w:r>
+      <w:r>
+        <w:rPr>
+          <w:lang w:val="fr_FR" w:bidi="fr_FR"/>
+        </w:rPr>
+      </w:r>
+    </w:p>
+    <w:p>
+      <w:pPr/>
+      <w:r>
+        <w:rPr>
+          <w:lang w:val="fr_FR" w:bidi="fr_FR"/>
+        </w:rPr>
+      </w:r>
+    </w:p>
+    <w:p>
+      <w:pPr>
+        <w:pStyle w:val="Heading2"/>
+      </w:pPr>
+      <w:r>
+        <w:rPr>
+          <w:lang w:val="fr_FR" w:bidi="fr_FR"/>
+        </w:rPr>
+        <w:t>Nahum 3.14</w:t>
+      </w:r>
+      <w:r>
+        <w:rPr>
+          <w:lang w:val="fr_FR" w:bidi="fr_FR"/>
+        </w:rPr>
+      </w:r>
+    </w:p>
+    <w:p>
+      <w:pPr/>
+      <w:r>
+        <w:rPr>
+          <w:lang w:val="fr_FR" w:bidi="fr_FR"/>
+        </w:rPr>
+      </w:r>
+      <w:r>
+        <w:rPr>
+          <w:lang w:val="fr_FR" w:bidi="fr_FR"/>
+        </w:rPr>
+        <w:t xml:space="preserve">Répare... Rétablis : Nahum utilise le sarcasme pour souligner qu'aucune préparation ne permettra aux Assyriens de résister à la colère de Dieu (notez le même ton sarcastique en </w:t>
+      </w:r>
+      <w:hyperlink r:id="rId111">
+        <w:r>
+          <w:rPr>
+            <w:lang w:val="fr_FR" w:bidi="fr_FR"/>
+          </w:rPr>
+          <w:rPr>
+            <w:color w:val="0000EE"/>
+            <w:u w:val="single"/>
+          </w:rPr>
+          <w:t>2.12–14</w:t>
+        </w:r>
+      </w:hyperlink>
+      <w:r>
+        <w:rPr>
+          <w:lang w:val="fr_FR" w:bidi="fr_FR"/>
+        </w:rPr>
+        <w:t>).</w:t>
+      </w:r>
+      <w:r>
+        <w:rPr>
+          <w:lang w:val="fr_FR" w:bidi="fr_FR"/>
+        </w:rPr>
+      </w:r>
+      <w:r>
+        <w:rPr>
+          <w:lang w:val="fr_FR" w:bidi="fr_FR"/>
+        </w:rPr>
+      </w:r>
+    </w:p>
+    <w:p>
+      <w:pPr/>
+      <w:r>
+        <w:rPr>
+          <w:lang w:val="fr_FR" w:bidi="fr_FR"/>
+        </w:rPr>
+      </w:r>
+    </w:p>
+    <w:p>
+      <w:pPr>
+        <w:pStyle w:val="Heading2"/>
+      </w:pPr>
+      <w:r>
+        <w:rPr>
+          <w:lang w:val="fr_FR" w:bidi="fr_FR"/>
+        </w:rPr>
+        <w:t>Nahum 3.15</w:t>
+      </w:r>
+      <w:r>
+        <w:rPr>
+          <w:lang w:val="fr_FR" w:bidi="fr_FR"/>
+        </w:rPr>
+      </w:r>
+    </w:p>
+    <w:p>
+      <w:pPr/>
+      <w:r>
+        <w:rPr>
+          <w:lang w:val="fr_FR" w:bidi="fr_FR"/>
+        </w:rPr>
+      </w:r>
+      <w:r>
+        <w:rPr>
+          <w:lang w:val="fr_FR" w:bidi="fr_FR"/>
+        </w:rPr>
+        <w:t xml:space="preserve">L'Ancien Testament utilise souvent l'image des sauterelles pour parler des armées de manière métaphorique (voir </w:t>
+      </w:r>
+      <w:hyperlink r:id="rId112">
+        <w:r>
+          <w:rPr>
+            <w:lang w:val="fr_FR" w:bidi="fr_FR"/>
+          </w:rPr>
+          <w:rPr>
+            <w:color w:val="0000EE"/>
+            <w:u w:val="single"/>
+          </w:rPr>
+          <w:t>Jl 2.1–11</w:t>
+        </w:r>
+      </w:hyperlink>
+      <w:r>
+        <w:rPr>
+          <w:lang w:val="fr_FR" w:bidi="fr_FR"/>
+        </w:rPr>
+        <w:t>).</w:t>
+      </w:r>
+      <w:r>
+        <w:rPr>
+          <w:lang w:val="fr_FR" w:bidi="fr_FR"/>
+        </w:rPr>
+      </w:r>
+      <w:r>
+        <w:rPr>
+          <w:lang w:val="fr_FR" w:bidi="fr_FR"/>
+        </w:rPr>
+      </w:r>
+    </w:p>
+    <w:p>
+      <w:pPr/>
+      <w:r>
+        <w:rPr>
+          <w:lang w:val="fr_FR" w:bidi="fr_FR"/>
+        </w:rPr>
+      </w:r>
+    </w:p>
+    <w:p>
+      <w:pPr>
+        <w:pStyle w:val="Heading2"/>
+      </w:pPr>
+      <w:r>
+        <w:rPr>
+          <w:lang w:val="fr_FR" w:bidi="fr_FR"/>
+        </w:rPr>
+        <w:t>Nahum 3.16</w:t>
+      </w:r>
+      <w:r>
+        <w:rPr>
+          <w:lang w:val="fr_FR" w:bidi="fr_FR"/>
+        </w:rPr>
+      </w:r>
+    </w:p>
+    <w:p>
+      <w:pPr/>
+      <w:r>
+        <w:rPr>
+          <w:lang w:val="fr_FR" w:bidi="fr_FR"/>
+        </w:rPr>
+      </w:r>
+      <w:r>
+        <w:rPr>
+          <w:lang w:val="fr_FR" w:bidi="fr_FR"/>
+        </w:rPr>
+        <w:t>Les marchands assyriens se répandaient dans le Proche-Orient comme des sauterelles, remplissant Ninive de richesses incommensurables. Mais tout comme la sauterelle ne cherche qu'à satisfaire ses insatiables appétits avant de s'envoler, les marchands emportent leurs marchandises et prennent la fuite au moment de la désolation de Ninive, laissant derrière eux une population dans le besoin.</w:t>
+      </w:r>
+      <w:r>
+        <w:rPr>
+          <w:lang w:val="fr_FR" w:bidi="fr_FR"/>
+        </w:rPr>
+      </w:r>
+      <w:r>
+        <w:rPr>
+          <w:lang w:val="fr_FR" w:bidi="fr_FR"/>
+        </w:rPr>
+      </w:r>
+    </w:p>
+    <w:p>
+      <w:pPr/>
+      <w:r>
+        <w:rPr>
+          <w:lang w:val="fr_FR" w:bidi="fr_FR"/>
+        </w:rPr>
+      </w:r>
+    </w:p>
+    <w:p>
+      <w:pPr>
+        <w:pStyle w:val="Heading2"/>
+      </w:pPr>
+      <w:r>
+        <w:rPr>
+          <w:lang w:val="fr_FR" w:bidi="fr_FR"/>
+        </w:rPr>
+        <w:t>Nahum 3.18</w:t>
+      </w:r>
+      <w:r>
+        <w:rPr>
+          <w:lang w:val="fr_FR" w:bidi="fr_FR"/>
+        </w:rPr>
+      </w:r>
+    </w:p>
+    <w:p>
+      <w:pPr/>
+      <w:r>
+        <w:rPr>
+          <w:lang w:val="fr_FR" w:bidi="fr_FR"/>
+        </w:rPr>
+      </w:r>
+      <w:r>
+        <w:rPr>
+          <w:lang w:val="fr_FR" w:bidi="fr_FR"/>
+        </w:rPr>
+        <w:t xml:space="preserve">Bergers : les dirigeants partis, le peuple de Ninive sera dispersé comme des moutons. • reposent (littéralement </w:t>
+      </w:r>
+      <w:r>
+        <w:rPr>
+          <w:i/>
+          <w:lang w:val="fr_FR" w:bidi="fr_FR"/>
+        </w:rPr>
+        <w:t xml:space="preserve">dorment </w:t>
+      </w:r>
+      <w:r>
+        <w:rPr>
+          <w:lang w:val="fr_FR" w:bidi="fr_FR"/>
+        </w:rPr>
+        <w:t xml:space="preserve">; voir </w:t>
+      </w:r>
+      <w:hyperlink r:id="rId113">
+        <w:r>
+          <w:rPr>
+            <w:lang w:val="fr_FR" w:bidi="fr_FR"/>
+          </w:rPr>
+          <w:rPr>
+            <w:color w:val="0000EE"/>
+            <w:u w:val="single"/>
+          </w:rPr>
+          <w:t>Jn 11.11–14</w:t>
+        </w:r>
+      </w:hyperlink>
+      <w:r>
+        <w:rPr>
+          <w:lang w:val="fr_FR" w:bidi="fr_FR"/>
+        </w:rPr>
+        <w:t>) : les dirigeants d'Assyrie qui se reposent pendant la crise qui frappe Ninive, s'endormiront dans la mort. Par opposition, le Berger d'Israël ne sommeille pas (</w:t>
+      </w:r>
+      <w:hyperlink r:id="rId114">
+        <w:r>
+          <w:rPr>
+            <w:lang w:val="fr_FR" w:bidi="fr_FR"/>
+          </w:rPr>
+          <w:rPr>
+            <w:color w:val="0000EE"/>
+            <w:u w:val="single"/>
+          </w:rPr>
+          <w:t>Ps 121.3</w:t>
+        </w:r>
+      </w:hyperlink>
+      <w:r>
+        <w:rPr>
+          <w:lang w:val="fr_FR" w:bidi="fr_FR"/>
+        </w:rPr>
+        <w:t>), et il rassemblera les brebis perdues d'Israël (</w:t>
+      </w:r>
+      <w:hyperlink r:id="rId115">
+        <w:r>
+          <w:rPr>
+            <w:lang w:val="fr_FR" w:bidi="fr_FR"/>
+          </w:rPr>
+          <w:rPr>
+            <w:color w:val="0000EE"/>
+            <w:u w:val="single"/>
+          </w:rPr>
+          <w:t>Jr 23.3</w:t>
         </w:r>
       </w:hyperlink>
       <w:r>
@@ -807,16 +4034,100 @@
         </w:rPr>
         <w:t xml:space="preserve"> ; </w:t>
       </w:r>
-      <w:hyperlink r:id="rId32">
-        <w:r>
-          <w:rPr>
-            <w:lang w:val="fr_FR" w:bidi="fr_FR"/>
-          </w:rPr>
-          <w:rPr>
-            <w:color w:val="0000EE"/>
-            <w:u w:val="single"/>
-          </w:rPr>
-          <w:t>Ps 103.8</w:t>
+      <w:hyperlink r:id="rId116">
+        <w:r>
+          <w:rPr>
+            <w:lang w:val="fr_FR" w:bidi="fr_FR"/>
+          </w:rPr>
+          <w:rPr>
+            <w:color w:val="0000EE"/>
+            <w:u w:val="single"/>
+          </w:rPr>
+          <w:t>Ez 36.35</w:t>
+        </w:r>
+      </w:hyperlink>
+      <w:r>
+        <w:rPr>
+          <w:lang w:val="fr_FR" w:bidi="fr_FR"/>
+        </w:rPr>
+        <w:t>).</w:t>
+      </w:r>
+      <w:r>
+        <w:rPr>
+          <w:lang w:val="fr_FR" w:bidi="fr_FR"/>
+        </w:rPr>
+      </w:r>
+      <w:r>
+        <w:rPr>
+          <w:lang w:val="fr_FR" w:bidi="fr_FR"/>
+        </w:rPr>
+      </w:r>
+    </w:p>
+    <w:p>
+      <w:pPr/>
+      <w:r>
+        <w:rPr>
+          <w:lang w:val="fr_FR" w:bidi="fr_FR"/>
+        </w:rPr>
+      </w:r>
+    </w:p>
+    <w:p>
+      <w:pPr>
+        <w:pStyle w:val="Heading2"/>
+      </w:pPr>
+      <w:r>
+        <w:rPr>
+          <w:lang w:val="fr_FR" w:bidi="fr_FR"/>
+        </w:rPr>
+        <w:t>Nahum 3.19</w:t>
+      </w:r>
+      <w:r>
+        <w:rPr>
+          <w:lang w:val="fr_FR" w:bidi="fr_FR"/>
+        </w:rPr>
+      </w:r>
+    </w:p>
+    <w:p>
+      <w:pPr/>
+      <w:r>
+        <w:rPr>
+          <w:lang w:val="fr_FR" w:bidi="fr_FR"/>
+        </w:rPr>
+      </w:r>
+      <w:r>
+        <w:rPr>
+          <w:lang w:val="fr_FR" w:bidi="fr_FR"/>
+        </w:rPr>
+        <w:t>Ninive mérite la destruction plutôt que la guérison. Bien que Dieu se soit montré patient avec Ninive à l'époque de Jonas (</w:t>
+      </w:r>
+      <w:hyperlink r:id="rId117">
+        <w:r>
+          <w:rPr>
+            <w:lang w:val="fr_FR" w:bidi="fr_FR"/>
+          </w:rPr>
+          <w:rPr>
+            <w:color w:val="0000EE"/>
+            <w:u w:val="single"/>
+          </w:rPr>
+          <w:t>Jon 3.10</w:t>
+        </w:r>
+      </w:hyperlink>
+      <w:r>
+        <w:rPr>
+          <w:lang w:val="fr_FR" w:bidi="fr_FR"/>
+        </w:rPr>
+        <w:t xml:space="preserve">), les Assyriens se sont de nouveau livrés à la cruauté et doivent récolter les fruits de leur propre mal (voir </w:t>
+      </w:r>
+      <w:hyperlink r:id="rId118">
+        <w:r>
+          <w:rPr>
+            <w:lang w:val="fr_FR" w:bidi="fr_FR"/>
+          </w:rPr>
+          <w:rPr>
+            <w:color w:val="0000EE"/>
+            <w:u w:val="single"/>
+          </w:rPr>
+          <w:t>Pr 11.16–19</w:t>
         </w:r>
       </w:hyperlink>
       <w:r>
@@ -825,52 +4136,16 @@
         </w:rPr>
         <w:t xml:space="preserve"> ; </w:t>
       </w:r>
-      <w:hyperlink r:id="rId33">
-        <w:r>
-          <w:rPr>
-            <w:lang w:val="fr_FR" w:bidi="fr_FR"/>
-          </w:rPr>
-          <w:rPr>
-            <w:color w:val="0000EE"/>
-            <w:u w:val="single"/>
-          </w:rPr>
-          <w:t>Jl 2.13</w:t>
-        </w:r>
-      </w:hyperlink>
-      <w:r>
-        <w:rPr>
-          <w:lang w:val="fr_FR" w:bidi="fr_FR"/>
-        </w:rPr>
-        <w:t>). C'est ce qui avait déçu Jonas, souhaitant que Ninive soit détruite immédiatement (</w:t>
-      </w:r>
-      <w:hyperlink r:id="rId34">
-        <w:r>
-          <w:rPr>
-            <w:lang w:val="fr_FR" w:bidi="fr_FR"/>
-          </w:rPr>
-          <w:rPr>
-            <w:color w:val="0000EE"/>
-            <w:u w:val="single"/>
-          </w:rPr>
-          <w:t>Jon 4.2</w:t>
-        </w:r>
-      </w:hyperlink>
-      <w:r>
-        <w:rPr>
-          <w:lang w:val="fr_FR" w:bidi="fr_FR"/>
-        </w:rPr>
-        <w:t>). Car Dieu est patient, il retarde parfois la punition méritée des pécheurs (</w:t>
-      </w:r>
-      <w:hyperlink r:id="rId35">
-        <w:r>
-          <w:rPr>
-            <w:lang w:val="fr_FR" w:bidi="fr_FR"/>
-          </w:rPr>
-          <w:rPr>
-            <w:color w:val="0000EE"/>
-            <w:u w:val="single"/>
-          </w:rPr>
-          <w:t>Né 9.29–30</w:t>
+      <w:hyperlink r:id="rId119">
+        <w:r>
+          <w:rPr>
+            <w:lang w:val="fr_FR" w:bidi="fr_FR"/>
+          </w:rPr>
+          <w:rPr>
+            <w:color w:val="0000EE"/>
+            <w:u w:val="single"/>
+          </w:rPr>
+          <w:t>Es 66.5–6</w:t>
         </w:r>
       </w:hyperlink>
       <w:r>
@@ -879,3325 +4154,7 @@
         </w:rPr>
         <w:t xml:space="preserve"> ; </w:t>
       </w:r>
-      <w:hyperlink r:id="rId36">
-        <w:r>
-          <w:rPr>
-            <w:lang w:val="fr_FR" w:bidi="fr_FR"/>
-          </w:rPr>
-          <w:rPr>
-            <w:color w:val="0000EE"/>
-            <w:u w:val="single"/>
-          </w:rPr>
-          <w:t>Rm 2.4</w:t>
-        </w:r>
-      </w:hyperlink>
-      <w:r>
-        <w:rPr>
-          <w:lang w:val="fr_FR" w:bidi="fr_FR"/>
-        </w:rPr>
-        <w:t xml:space="preserve"> ; </w:t>
-      </w:r>
-      <w:hyperlink r:id="rId37">
-        <w:r>
-          <w:rPr>
-            <w:lang w:val="fr_FR" w:bidi="fr_FR"/>
-          </w:rPr>
-          <w:rPr>
-            <w:color w:val="0000EE"/>
-            <w:u w:val="single"/>
-          </w:rPr>
-          <w:t>2P 3.9</w:t>
-        </w:r>
-      </w:hyperlink>
-      <w:r>
-        <w:rPr>
-          <w:lang w:val="fr_FR" w:bidi="fr_FR"/>
-        </w:rPr>
-        <w:t>), mais à la fin, ceux qui persistent dans le péché feront face à son jugement (</w:t>
-      </w:r>
-      <w:hyperlink r:id="rId38">
-        <w:r>
-          <w:rPr>
-            <w:lang w:val="fr_FR" w:bidi="fr_FR"/>
-          </w:rPr>
-          <w:rPr>
-            <w:color w:val="0000EE"/>
-            <w:u w:val="single"/>
-          </w:rPr>
-          <w:t>Ex 34.7</w:t>
-        </w:r>
-      </w:hyperlink>
-      <w:r>
-        <w:rPr>
-          <w:lang w:val="fr_FR" w:bidi="fr_FR"/>
-        </w:rPr>
-        <w:t xml:space="preserve"> ; </w:t>
-      </w:r>
-      <w:hyperlink r:id="rId39">
-        <w:r>
-          <w:rPr>
-            <w:lang w:val="fr_FR" w:bidi="fr_FR"/>
-          </w:rPr>
-          <w:rPr>
-            <w:color w:val="0000EE"/>
-            <w:u w:val="single"/>
-          </w:rPr>
-          <w:t>Rm 14.10</w:t>
-        </w:r>
-      </w:hyperlink>
-      <w:r>
-        <w:rPr>
-          <w:lang w:val="fr_FR" w:bidi="fr_FR"/>
-        </w:rPr>
-        <w:t xml:space="preserve"> ; </w:t>
-      </w:r>
-      <w:hyperlink r:id="rId40">
-        <w:r>
-          <w:rPr>
-            <w:lang w:val="fr_FR" w:bidi="fr_FR"/>
-          </w:rPr>
-          <w:rPr>
-            <w:color w:val="0000EE"/>
-            <w:u w:val="single"/>
-          </w:rPr>
-          <w:t>2Co 5.10</w:t>
-        </w:r>
-      </w:hyperlink>
-      <w:r>
-        <w:rPr>
-          <w:lang w:val="fr_FR" w:bidi="fr_FR"/>
-        </w:rPr>
-        <w:t xml:space="preserve"> ; </w:t>
-      </w:r>
-      <w:hyperlink r:id="rId41">
-        <w:r>
-          <w:rPr>
-            <w:lang w:val="fr_FR" w:bidi="fr_FR"/>
-          </w:rPr>
-          <w:rPr>
-            <w:color w:val="0000EE"/>
-            <w:u w:val="single"/>
-          </w:rPr>
-          <w:t>Ap 14.6–7</w:t>
-        </w:r>
-      </w:hyperlink>
-      <w:r>
-        <w:rPr>
-          <w:lang w:val="fr_FR" w:bidi="fr_FR"/>
-        </w:rPr>
-        <w:t xml:space="preserve">). • dans la tempête, dans le tourbillon : ces images décrivent la fureur du jugement de Dieu contre les méchants (voir aussi </w:t>
-      </w:r>
-      <w:hyperlink r:id="rId42">
-        <w:r>
-          <w:rPr>
-            <w:lang w:val="fr_FR" w:bidi="fr_FR"/>
-          </w:rPr>
-          <w:rPr>
-            <w:color w:val="0000EE"/>
-            <w:u w:val="single"/>
-          </w:rPr>
-          <w:t>Es 29.6</w:t>
-        </w:r>
-      </w:hyperlink>
-      <w:r>
-        <w:rPr>
-          <w:lang w:val="fr_FR" w:bidi="fr_FR"/>
-        </w:rPr>
-        <w:t>).</w:t>
-      </w:r>
-      <w:r>
-        <w:rPr>
-          <w:lang w:val="fr_FR" w:bidi="fr_FR"/>
-        </w:rPr>
-      </w:r>
-      <w:r>
-        <w:rPr>
-          <w:lang w:val="fr_FR" w:bidi="fr_FR"/>
-        </w:rPr>
-      </w:r>
-    </w:p>
-    <w:p>
-      <w:pPr/>
-      <w:r>
-        <w:rPr>
-          <w:lang w:val="fr_FR" w:bidi="fr_FR"/>
-        </w:rPr>
-      </w:r>
-    </w:p>
-    <w:p>
-      <w:pPr>
-        <w:pStyle w:val="Heading2"/>
-      </w:pPr>
-      <w:r>
-        <w:rPr>
-          <w:lang w:val="fr_FR" w:bidi="fr_FR"/>
-        </w:rPr>
-        <w:t>Nahum 1.4</w:t>
-      </w:r>
-      <w:r>
-        <w:rPr>
-          <w:lang w:val="fr_FR" w:bidi="fr_FR"/>
-        </w:rPr>
-      </w:r>
-    </w:p>
-    <w:p>
-      <w:pPr/>
-      <w:r>
-        <w:rPr>
-          <w:lang w:val="fr_FR" w:bidi="fr_FR"/>
-        </w:rPr>
-      </w:r>
-      <w:r>
-        <w:rPr>
-          <w:lang w:val="fr_FR" w:bidi="fr_FR"/>
-        </w:rPr>
-        <w:t>Tout comme les nuées (</w:t>
-      </w:r>
-      <w:hyperlink r:id="rId43">
-        <w:r>
-          <w:rPr>
-            <w:lang w:val="fr_FR" w:bidi="fr_FR"/>
-          </w:rPr>
-          <w:rPr>
-            <w:color w:val="0000EE"/>
-            <w:u w:val="single"/>
-          </w:rPr>
-          <w:t>1.3</w:t>
-        </w:r>
-      </w:hyperlink>
-      <w:r>
-        <w:rPr>
-          <w:lang w:val="fr_FR" w:bidi="fr_FR"/>
-        </w:rPr>
-        <w:t>) et les montagnes (</w:t>
-      </w:r>
-      <w:hyperlink r:id="rId44">
-        <w:r>
-          <w:rPr>
-            <w:lang w:val="fr_FR" w:bidi="fr_FR"/>
-          </w:rPr>
-          <w:rPr>
-            <w:color w:val="0000EE"/>
-            <w:u w:val="single"/>
-          </w:rPr>
-          <w:t>1.5</w:t>
-        </w:r>
-      </w:hyperlink>
-      <w:r>
-        <w:rPr>
-          <w:lang w:val="fr_FR" w:bidi="fr_FR"/>
-        </w:rPr>
-        <w:t>), les océans et les rivières sont sous le contrôle souverain de Dieu. Les prophètes de l'Ancien Testament rappellent souvent les actions de Dieu contre les mers et les rivières lors de l'Exode (</w:t>
-      </w:r>
-      <w:hyperlink r:id="rId45">
-        <w:r>
-          <w:rPr>
-            <w:lang w:val="fr_FR" w:bidi="fr_FR"/>
-          </w:rPr>
-          <w:rPr>
-            <w:color w:val="0000EE"/>
-            <w:u w:val="single"/>
-          </w:rPr>
-          <w:t xml:space="preserve">Ex 15.8–10 </w:t>
-        </w:r>
-      </w:hyperlink>
-      <w:r>
-        <w:rPr>
-          <w:lang w:val="fr_FR" w:bidi="fr_FR"/>
-        </w:rPr>
-        <w:t xml:space="preserve">; </w:t>
-      </w:r>
-      <w:hyperlink r:id="rId46">
-        <w:r>
-          <w:rPr>
-            <w:lang w:val="fr_FR" w:bidi="fr_FR"/>
-          </w:rPr>
-          <w:rPr>
-            <w:color w:val="0000EE"/>
-            <w:u w:val="single"/>
-          </w:rPr>
-          <w:t xml:space="preserve">2S 22.16 </w:t>
-        </w:r>
-      </w:hyperlink>
-      <w:r>
-        <w:rPr>
-          <w:lang w:val="fr_FR" w:bidi="fr_FR"/>
-        </w:rPr>
-        <w:t xml:space="preserve">; </w:t>
-      </w:r>
-      <w:hyperlink r:id="rId47">
-        <w:r>
-          <w:rPr>
-            <w:lang w:val="fr_FR" w:bidi="fr_FR"/>
-          </w:rPr>
-          <w:rPr>
-            <w:color w:val="0000EE"/>
-            <w:u w:val="single"/>
-          </w:rPr>
-          <w:t xml:space="preserve">Ps 66.6 </w:t>
-        </w:r>
-      </w:hyperlink>
-      <w:r>
-        <w:rPr>
-          <w:lang w:val="fr_FR" w:bidi="fr_FR"/>
-        </w:rPr>
-        <w:t xml:space="preserve">; </w:t>
-      </w:r>
-      <w:hyperlink r:id="rId48">
-        <w:r>
-          <w:rPr>
-            <w:lang w:val="fr_FR" w:bidi="fr_FR"/>
-          </w:rPr>
-          <w:rPr>
-            <w:color w:val="0000EE"/>
-            <w:u w:val="single"/>
-          </w:rPr>
-          <w:t xml:space="preserve">77.17 </w:t>
-        </w:r>
-      </w:hyperlink>
-      <w:r>
-        <w:rPr>
-          <w:lang w:val="fr_FR" w:bidi="fr_FR"/>
-        </w:rPr>
-        <w:t xml:space="preserve">; </w:t>
-      </w:r>
-      <w:hyperlink r:id="rId49">
-        <w:r>
-          <w:rPr>
-            <w:lang w:val="fr_FR" w:bidi="fr_FR"/>
-          </w:rPr>
-          <w:rPr>
-            <w:color w:val="0000EE"/>
-            <w:u w:val="single"/>
-          </w:rPr>
-          <w:t>Ha 3.15</w:t>
-        </w:r>
-      </w:hyperlink>
-      <w:r>
-        <w:rPr>
-          <w:lang w:val="fr_FR" w:bidi="fr_FR"/>
-        </w:rPr>
-        <w:t xml:space="preserve">). Le pouvoir de Dieu sur les eaux réfute la mythologie des anciens Cananéens, qui croyaient que les océans et les rivières étaient sous le contrôle du dieu de la mer, Yam. • Le Basan, situé à l'est de la mer de Galilée, était connu pour ses pâturages verts, idéaux pour l'élevage de bétail (cf. </w:t>
-      </w:r>
-      <w:hyperlink r:id="rId50">
-        <w:r>
-          <w:rPr>
-            <w:lang w:val="fr_FR" w:bidi="fr_FR"/>
-          </w:rPr>
-          <w:rPr>
-            <w:color w:val="0000EE"/>
-            <w:u w:val="single"/>
-          </w:rPr>
-          <w:t>Mi 7.14</w:t>
-        </w:r>
-      </w:hyperlink>
-      <w:r>
-        <w:rPr>
-          <w:lang w:val="fr_FR" w:bidi="fr_FR"/>
-        </w:rPr>
-        <w:t>). • Le Carmel</w:t>
-      </w:r>
-      <w:r>
-        <w:rPr>
-          <w:i/>
-          <w:lang w:val="fr_FR" w:bidi="fr_FR"/>
-        </w:rPr>
-        <w:t>,</w:t>
-      </w:r>
-      <w:r>
-        <w:rPr>
-          <w:lang w:val="fr_FR" w:bidi="fr_FR"/>
-        </w:rPr>
-        <w:t xml:space="preserve"> sur la côte méditerranéenne, au cœur de Canaan, était réputé pour sa beauté et sa fertilité (</w:t>
-      </w:r>
-      <w:hyperlink r:id="rId51">
-        <w:r>
-          <w:rPr>
-            <w:lang w:val="fr_FR" w:bidi="fr_FR"/>
-          </w:rPr>
-          <w:rPr>
-            <w:color w:val="0000EE"/>
-            <w:u w:val="single"/>
-          </w:rPr>
-          <w:t xml:space="preserve">Ct 7.6 </w:t>
-        </w:r>
-      </w:hyperlink>
-      <w:r>
-        <w:rPr>
-          <w:lang w:val="fr_FR" w:bidi="fr_FR"/>
-        </w:rPr>
-        <w:t xml:space="preserve">; </w:t>
-      </w:r>
-      <w:hyperlink r:id="rId52">
-        <w:r>
-          <w:rPr>
-            <w:lang w:val="fr_FR" w:bidi="fr_FR"/>
-          </w:rPr>
-          <w:rPr>
-            <w:color w:val="0000EE"/>
-            <w:u w:val="single"/>
-          </w:rPr>
-          <w:t>Jr 50.19</w:t>
-        </w:r>
-      </w:hyperlink>
-      <w:r>
-        <w:rPr>
-          <w:lang w:val="fr_FR" w:bidi="fr_FR"/>
-        </w:rPr>
-        <w:t>). • Le Liban était célèbre pour ses grands cèdres (</w:t>
-      </w:r>
-      <w:hyperlink r:id="rId53">
-        <w:r>
-          <w:rPr>
-            <w:lang w:val="fr_FR" w:bidi="fr_FR"/>
-          </w:rPr>
-          <w:rPr>
-            <w:color w:val="0000EE"/>
-            <w:u w:val="single"/>
-          </w:rPr>
-          <w:t>1R 5.6–18</w:t>
-        </w:r>
-      </w:hyperlink>
-      <w:r>
-        <w:rPr>
-          <w:lang w:val="fr_FR" w:bidi="fr_FR"/>
-        </w:rPr>
-        <w:t>). Nahum énumère ces régions pour montrer que même les endroits les plus fertiles et féconds sur terre ne peuvent résister à la puissance du jugement de Dieu.</w:t>
-      </w:r>
-      <w:r>
-        <w:rPr>
-          <w:lang w:val="fr_FR" w:bidi="fr_FR"/>
-        </w:rPr>
-      </w:r>
-      <w:r>
-        <w:rPr>
-          <w:lang w:val="fr_FR" w:bidi="fr_FR"/>
-        </w:rPr>
-      </w:r>
-    </w:p>
-    <w:p>
-      <w:pPr/>
-      <w:r>
-        <w:rPr>
-          <w:lang w:val="fr_FR" w:bidi="fr_FR"/>
-        </w:rPr>
-      </w:r>
-    </w:p>
-    <w:p>
-      <w:pPr>
-        <w:pStyle w:val="Heading2"/>
-      </w:pPr>
-      <w:r>
-        <w:rPr>
-          <w:lang w:val="fr_FR" w:bidi="fr_FR"/>
-        </w:rPr>
-        <w:t>Nahum 1.5</w:t>
-      </w:r>
-      <w:r>
-        <w:rPr>
-          <w:lang w:val="fr_FR" w:bidi="fr_FR"/>
-        </w:rPr>
-      </w:r>
-    </w:p>
-    <w:p>
-      <w:pPr/>
-      <w:r>
-        <w:rPr>
-          <w:lang w:val="fr_FR" w:bidi="fr_FR"/>
-        </w:rPr>
-      </w:r>
-      <w:r>
-        <w:rPr>
-          <w:lang w:val="fr_FR" w:bidi="fr_FR"/>
-        </w:rPr>
-        <w:t xml:space="preserve">La poésie de l'Ancien Testament mentionne souvent le tremblement de la terre pour commémorer la période de l'Exode (voir par exemple, </w:t>
-      </w:r>
-      <w:hyperlink r:id="rId54">
-        <w:r>
-          <w:rPr>
-            <w:lang w:val="fr_FR" w:bidi="fr_FR"/>
-          </w:rPr>
-          <w:rPr>
-            <w:color w:val="0000EE"/>
-            <w:u w:val="single"/>
-          </w:rPr>
-          <w:t>Ps 18.8</w:t>
-        </w:r>
-      </w:hyperlink>
-      <w:r>
-        <w:rPr>
-          <w:lang w:val="fr_FR" w:bidi="fr_FR"/>
-        </w:rPr>
-        <w:t xml:space="preserve"> ; </w:t>
-      </w:r>
-      <w:hyperlink r:id="rId55">
-        <w:r>
-          <w:rPr>
-            <w:lang w:val="fr_FR" w:bidi="fr_FR"/>
-          </w:rPr>
-          <w:rPr>
-            <w:color w:val="0000EE"/>
-            <w:u w:val="single"/>
-          </w:rPr>
-          <w:t>Ha 3.6</w:t>
-        </w:r>
-      </w:hyperlink>
-      <w:r>
-        <w:rPr>
-          <w:lang w:val="fr_FR" w:bidi="fr_FR"/>
-        </w:rPr>
-        <w:t xml:space="preserve"> ; voir </w:t>
-      </w:r>
-      <w:hyperlink r:id="rId56">
-        <w:r>
-          <w:rPr>
-            <w:lang w:val="fr_FR" w:bidi="fr_FR"/>
-          </w:rPr>
-          <w:rPr>
-            <w:color w:val="0000EE"/>
-            <w:u w:val="single"/>
-          </w:rPr>
-          <w:t>Ex 19.18</w:t>
-        </w:r>
-      </w:hyperlink>
-      <w:r>
-        <w:rPr>
-          <w:lang w:val="fr_FR" w:bidi="fr_FR"/>
-        </w:rPr>
-        <w:t>).</w:t>
-      </w:r>
-      <w:r>
-        <w:rPr>
-          <w:lang w:val="fr_FR" w:bidi="fr_FR"/>
-        </w:rPr>
-      </w:r>
-      <w:r>
-        <w:rPr>
-          <w:lang w:val="fr_FR" w:bidi="fr_FR"/>
-        </w:rPr>
-      </w:r>
-    </w:p>
-    <w:p>
-      <w:pPr/>
-      <w:r>
-        <w:rPr>
-          <w:lang w:val="fr_FR" w:bidi="fr_FR"/>
-        </w:rPr>
-      </w:r>
-    </w:p>
-    <w:p>
-      <w:pPr>
-        <w:pStyle w:val="Heading2"/>
-      </w:pPr>
-      <w:r>
-        <w:rPr>
-          <w:lang w:val="fr_FR" w:bidi="fr_FR"/>
-        </w:rPr>
-        <w:t>Nahum 1.6</w:t>
-      </w:r>
-      <w:r>
-        <w:rPr>
-          <w:lang w:val="fr_FR" w:bidi="fr_FR"/>
-        </w:rPr>
-      </w:r>
-    </w:p>
-    <w:p>
-      <w:pPr/>
-      <w:r>
-        <w:rPr>
-          <w:lang w:val="fr_FR" w:bidi="fr_FR"/>
-        </w:rPr>
-      </w:r>
-      <w:r>
-        <w:rPr>
-          <w:lang w:val="fr_FR" w:bidi="fr_FR"/>
-        </w:rPr>
-        <w:t xml:space="preserve">Le mot hébreu traduit par « fureur » est répété à partir de </w:t>
-      </w:r>
-      <w:hyperlink r:id="rId57">
-        <w:r>
-          <w:rPr>
-            <w:lang w:val="fr_FR" w:bidi="fr_FR"/>
-          </w:rPr>
-          <w:rPr>
-            <w:color w:val="0000EE"/>
-            <w:u w:val="single"/>
-          </w:rPr>
-          <w:t>1.2</w:t>
-        </w:r>
-      </w:hyperlink>
-      <w:r>
-        <w:rPr>
-          <w:lang w:val="fr_FR" w:bidi="fr_FR"/>
-        </w:rPr>
-        <w:t xml:space="preserve">. Sa répétition encadre les versets </w:t>
-      </w:r>
-      <w:hyperlink r:id="rId28">
-        <w:r>
-          <w:rPr>
-            <w:lang w:val="fr_FR" w:bidi="fr_FR"/>
-          </w:rPr>
-          <w:rPr>
-            <w:color w:val="0000EE"/>
-            <w:u w:val="single"/>
-          </w:rPr>
-          <w:t>1.2–6</w:t>
-        </w:r>
-      </w:hyperlink>
-      <w:r>
-        <w:rPr>
-          <w:lang w:val="fr_FR" w:bidi="fr_FR"/>
-        </w:rPr>
-        <w:t xml:space="preserve"> comme une seule unité poétique.</w:t>
-      </w:r>
-      <w:r>
-        <w:rPr>
-          <w:lang w:val="fr_FR" w:bidi="fr_FR"/>
-        </w:rPr>
-      </w:r>
-      <w:r>
-        <w:rPr>
-          <w:lang w:val="fr_FR" w:bidi="fr_FR"/>
-        </w:rPr>
-      </w:r>
-    </w:p>
-    <w:p>
-      <w:pPr/>
-      <w:r>
-        <w:rPr>
-          <w:lang w:val="fr_FR" w:bidi="fr_FR"/>
-        </w:rPr>
-      </w:r>
-    </w:p>
-    <w:p>
-      <w:pPr>
-        <w:pStyle w:val="Heading2"/>
-      </w:pPr>
-      <w:r>
-        <w:rPr>
-          <w:lang w:val="fr_FR" w:bidi="fr_FR"/>
-        </w:rPr>
-        <w:t>Nahum 1.7</w:t>
-      </w:r>
-      <w:r>
-        <w:rPr>
-          <w:lang w:val="fr_FR" w:bidi="fr_FR"/>
-        </w:rPr>
-      </w:r>
-    </w:p>
-    <w:p>
-      <w:pPr/>
-      <w:r>
-        <w:rPr>
-          <w:lang w:val="fr_FR" w:bidi="fr_FR"/>
-        </w:rPr>
-      </w:r>
-      <w:r>
-        <w:rPr>
-          <w:lang w:val="fr_FR" w:bidi="fr_FR"/>
-        </w:rPr>
-        <w:t>L'Éternel est bon : Dieu agit équitablement lorsqu'il juge les méchants. Il offre également un refuge à ceux qui se confient en lui. Il les accueille et les protège au milieu des épreuves de la vie (</w:t>
-      </w:r>
-      <w:hyperlink r:id="rId58">
-        <w:r>
-          <w:rPr>
-            <w:lang w:val="fr_FR" w:bidi="fr_FR"/>
-          </w:rPr>
-          <w:rPr>
-            <w:color w:val="0000EE"/>
-            <w:u w:val="single"/>
-          </w:rPr>
-          <w:t>Ps 18.3</w:t>
-        </w:r>
-      </w:hyperlink>
-      <w:r>
-        <w:rPr>
-          <w:lang w:val="fr_FR" w:bidi="fr_FR"/>
-        </w:rPr>
-        <w:t xml:space="preserve"> ; </w:t>
-      </w:r>
-      <w:hyperlink r:id="rId59">
-        <w:r>
-          <w:rPr>
-            <w:lang w:val="fr_FR" w:bidi="fr_FR"/>
-          </w:rPr>
-          <w:rPr>
-            <w:color w:val="0000EE"/>
-            <w:u w:val="single"/>
-          </w:rPr>
-          <w:t>62.5–8</w:t>
-        </w:r>
-      </w:hyperlink>
-      <w:r>
-        <w:rPr>
-          <w:lang w:val="fr_FR" w:bidi="fr_FR"/>
-        </w:rPr>
-        <w:t>). La riche bonté de Dieu peut amener des hommes à la repentance (</w:t>
-      </w:r>
-      <w:hyperlink r:id="rId60">
-        <w:r>
-          <w:rPr>
-            <w:lang w:val="fr_FR" w:bidi="fr_FR"/>
-          </w:rPr>
-          <w:rPr>
-            <w:color w:val="0000EE"/>
-            <w:u w:val="single"/>
-          </w:rPr>
-          <w:t>Rm 2.2–4</w:t>
-        </w:r>
-      </w:hyperlink>
-      <w:r>
-        <w:rPr>
-          <w:lang w:val="fr_FR" w:bidi="fr_FR"/>
-        </w:rPr>
-        <w:t>).</w:t>
-      </w:r>
-      <w:r>
-        <w:rPr>
-          <w:lang w:val="fr_FR" w:bidi="fr_FR"/>
-        </w:rPr>
-      </w:r>
-      <w:r>
-        <w:rPr>
-          <w:lang w:val="fr_FR" w:bidi="fr_FR"/>
-        </w:rPr>
-      </w:r>
-    </w:p>
-    <w:p>
-      <w:pPr/>
-      <w:r>
-        <w:rPr>
-          <w:lang w:val="fr_FR" w:bidi="fr_FR"/>
-        </w:rPr>
-      </w:r>
-    </w:p>
-    <w:p>
-      <w:pPr>
-        <w:pStyle w:val="Heading2"/>
-      </w:pPr>
-      <w:r>
-        <w:rPr>
-          <w:lang w:val="fr_FR" w:bidi="fr_FR"/>
-        </w:rPr>
-        <w:t>Nahum 1.7–11</w:t>
-      </w:r>
-      <w:r>
-        <w:rPr>
-          <w:lang w:val="fr_FR" w:bidi="fr_FR"/>
-        </w:rPr>
-      </w:r>
-    </w:p>
-    <w:p>
-      <w:pPr/>
-      <w:r>
-        <w:rPr>
-          <w:lang w:val="fr_FR" w:bidi="fr_FR"/>
-        </w:rPr>
-      </w:r>
-      <w:r>
-        <w:rPr>
-          <w:lang w:val="fr_FR" w:bidi="fr_FR"/>
-        </w:rPr>
-        <w:t xml:space="preserve">Cette deuxième strophe (voir la </w:t>
-      </w:r>
-      <w:r>
-        <w:rPr>
-          <w:lang w:val="fr_FR" w:bidi="fr_FR"/>
-        </w:rPr>
-        <w:t>note d'étude sur 1.2–11</w:t>
-      </w:r>
-      <w:r>
-        <w:rPr>
-          <w:lang w:val="fr_FR" w:bidi="fr_FR"/>
-        </w:rPr>
-        <w:t>) met un point d'honneur sur la souveraineté, la justice et l'équité de Dieu envers tous.</w:t>
-      </w:r>
-      <w:r>
-        <w:rPr>
-          <w:lang w:val="fr_FR" w:bidi="fr_FR"/>
-        </w:rPr>
-      </w:r>
-      <w:r>
-        <w:rPr>
-          <w:lang w:val="fr_FR" w:bidi="fr_FR"/>
-        </w:rPr>
-      </w:r>
-    </w:p>
-    <w:p>
-      <w:pPr/>
-      <w:r>
-        <w:rPr>
-          <w:lang w:val="fr_FR" w:bidi="fr_FR"/>
-        </w:rPr>
-      </w:r>
-    </w:p>
-    <w:p>
-      <w:pPr>
-        <w:pStyle w:val="Heading2"/>
-      </w:pPr>
-      <w:r>
-        <w:rPr>
-          <w:lang w:val="fr_FR" w:bidi="fr_FR"/>
-        </w:rPr>
-        <w:t>Nahum 1.8</w:t>
-      </w:r>
-      <w:r>
-        <w:rPr>
-          <w:lang w:val="fr_FR" w:bidi="fr_FR"/>
-        </w:rPr>
-      </w:r>
-    </w:p>
-    <w:p>
-      <w:pPr/>
-      <w:r>
-        <w:rPr>
-          <w:lang w:val="fr_FR" w:bidi="fr_FR"/>
-        </w:rPr>
-      </w:r>
-      <w:r>
-        <w:rPr>
-          <w:lang w:val="fr_FR" w:bidi="fr_FR"/>
-        </w:rPr>
-        <w:t xml:space="preserve">Des flots qui déborderont : une métaphore pour la nature puissante du jugement de Dieu (voir </w:t>
-      </w:r>
-      <w:hyperlink r:id="rId61">
-        <w:r>
-          <w:rPr>
-            <w:lang w:val="fr_FR" w:bidi="fr_FR"/>
-          </w:rPr>
-          <w:rPr>
-            <w:color w:val="0000EE"/>
-            <w:u w:val="single"/>
-          </w:rPr>
-          <w:t>2.6</w:t>
-        </w:r>
-      </w:hyperlink>
-      <w:r>
-        <w:rPr>
-          <w:lang w:val="fr_FR" w:bidi="fr_FR"/>
-        </w:rPr>
-        <w:t>).</w:t>
-      </w:r>
-      <w:r>
-        <w:rPr>
-          <w:lang w:val="fr_FR" w:bidi="fr_FR"/>
-        </w:rPr>
-      </w:r>
-      <w:r>
-        <w:rPr>
-          <w:lang w:val="fr_FR" w:bidi="fr_FR"/>
-        </w:rPr>
-      </w:r>
-    </w:p>
-    <w:p>
-      <w:pPr/>
-      <w:r>
-        <w:rPr>
-          <w:lang w:val="fr_FR" w:bidi="fr_FR"/>
-        </w:rPr>
-      </w:r>
-    </w:p>
-    <w:p>
-      <w:pPr>
-        <w:pStyle w:val="Heading2"/>
-      </w:pPr>
-      <w:r>
-        <w:rPr>
-          <w:lang w:val="fr_FR" w:bidi="fr_FR"/>
-        </w:rPr>
-        <w:t>Nahum 1.9</w:t>
-      </w:r>
-      <w:r>
-        <w:rPr>
-          <w:lang w:val="fr_FR" w:bidi="fr_FR"/>
-        </w:rPr>
-      </w:r>
-    </w:p>
-    <w:p>
-      <w:pPr/>
-      <w:r>
-        <w:rPr>
-          <w:lang w:val="fr_FR" w:bidi="fr_FR"/>
-        </w:rPr>
-      </w:r>
-      <w:r>
-        <w:rPr>
-          <w:lang w:val="fr_FR" w:bidi="fr_FR"/>
-        </w:rPr>
-        <w:t>Que méditez-vous : aucun complot ni plan humain contre Dieu ne peut réussir. Les plans humains sont futiles s'ils ne correspondent pas à ceux de Dieu (</w:t>
-      </w:r>
-      <w:hyperlink r:id="rId62">
-        <w:r>
-          <w:rPr>
-            <w:lang w:val="fr_FR" w:bidi="fr_FR"/>
-          </w:rPr>
-          <w:rPr>
-            <w:color w:val="0000EE"/>
-            <w:u w:val="single"/>
-          </w:rPr>
-          <w:t>Ps 2</w:t>
-        </w:r>
-      </w:hyperlink>
-      <w:r>
-        <w:rPr>
-          <w:lang w:val="fr_FR" w:bidi="fr_FR"/>
-        </w:rPr>
-        <w:t xml:space="preserve"> ; </w:t>
-      </w:r>
-      <w:hyperlink r:id="rId63">
-        <w:r>
-          <w:rPr>
-            <w:lang w:val="fr_FR" w:bidi="fr_FR"/>
-          </w:rPr>
-          <w:rPr>
-            <w:color w:val="0000EE"/>
-            <w:u w:val="single"/>
-          </w:rPr>
-          <w:t>Es 14.26–27</w:t>
-        </w:r>
-      </w:hyperlink>
-      <w:r>
-        <w:rPr>
-          <w:lang w:val="fr_FR" w:bidi="fr_FR"/>
-        </w:rPr>
-        <w:t xml:space="preserve"> ; </w:t>
-      </w:r>
-      <w:hyperlink r:id="rId64">
-        <w:r>
-          <w:rPr>
-            <w:lang w:val="fr_FR" w:bidi="fr_FR"/>
-          </w:rPr>
-          <w:rPr>
-            <w:color w:val="0000EE"/>
-            <w:u w:val="single"/>
-          </w:rPr>
-          <w:t>23.9</w:t>
-        </w:r>
-      </w:hyperlink>
-      <w:r>
-        <w:rPr>
-          <w:lang w:val="fr_FR" w:bidi="fr_FR"/>
-        </w:rPr>
-        <w:t>).</w:t>
-      </w:r>
-      <w:r>
-        <w:rPr>
-          <w:lang w:val="fr_FR" w:bidi="fr_FR"/>
-        </w:rPr>
-      </w:r>
-      <w:r>
-        <w:rPr>
-          <w:lang w:val="fr_FR" w:bidi="fr_FR"/>
-        </w:rPr>
-      </w:r>
-    </w:p>
-    <w:p>
-      <w:pPr/>
-      <w:r>
-        <w:rPr>
-          <w:lang w:val="fr_FR" w:bidi="fr_FR"/>
-        </w:rPr>
-      </w:r>
-    </w:p>
-    <w:p>
-      <w:pPr>
-        <w:pStyle w:val="Heading2"/>
-      </w:pPr>
-      <w:r>
-        <w:rPr>
-          <w:lang w:val="fr_FR" w:bidi="fr_FR"/>
-        </w:rPr>
-        <w:t>Nahum 1.11</w:t>
-      </w:r>
-      <w:r>
-        <w:rPr>
-          <w:lang w:val="fr_FR" w:bidi="fr_FR"/>
-        </w:rPr>
-      </w:r>
-    </w:p>
-    <w:p>
-      <w:pPr/>
-      <w:r>
-        <w:rPr>
-          <w:lang w:val="fr_FR" w:bidi="fr_FR"/>
-        </w:rPr>
-      </w:r>
-      <w:r>
-        <w:rPr>
-          <w:lang w:val="fr_FR" w:bidi="fr_FR"/>
-        </w:rPr>
-        <w:t xml:space="preserve">L'homme qui médite le mal contre l'Éternel est le roi assyrien. Dieu avait également eu affaire à la vaine arrogance d'un roi assyrien à l'époque d'Ézéchias (vers 701 av. J.‑C. ; voir </w:t>
-      </w:r>
-      <w:hyperlink r:id="rId65">
-        <w:r>
-          <w:rPr>
-            <w:lang w:val="fr_FR" w:bidi="fr_FR"/>
-          </w:rPr>
-          <w:rPr>
-            <w:color w:val="0000EE"/>
-            <w:u w:val="single"/>
-          </w:rPr>
-          <w:t>2R 19.35–36</w:t>
-        </w:r>
-      </w:hyperlink>
-      <w:r>
-        <w:rPr>
-          <w:lang w:val="fr_FR" w:bidi="fr_FR"/>
-        </w:rPr>
-        <w:t>). Celui qui médite le mal contre l'Éternel s'oppose au Messie à venir, le Roi qui est un « Admirable Conseiller » (</w:t>
-      </w:r>
-      <w:hyperlink r:id="rId66">
-        <w:r>
-          <w:rPr>
-            <w:lang w:val="fr_FR" w:bidi="fr_FR"/>
-          </w:rPr>
-          <w:rPr>
-            <w:color w:val="0000EE"/>
-            <w:u w:val="single"/>
-          </w:rPr>
-          <w:t>Es 9.6</w:t>
-        </w:r>
-      </w:hyperlink>
-      <w:r>
-        <w:rPr>
-          <w:lang w:val="fr_FR" w:bidi="fr_FR"/>
-        </w:rPr>
-        <w:t>).</w:t>
-      </w:r>
-      <w:r>
-        <w:rPr>
-          <w:lang w:val="fr_FR" w:bidi="fr_FR"/>
-        </w:rPr>
-      </w:r>
-      <w:r>
-        <w:rPr>
-          <w:lang w:val="fr_FR" w:bidi="fr_FR"/>
-        </w:rPr>
-      </w:r>
-    </w:p>
-    <w:p>
-      <w:pPr/>
-      <w:r>
-        <w:rPr>
-          <w:lang w:val="fr_FR" w:bidi="fr_FR"/>
-        </w:rPr>
-      </w:r>
-    </w:p>
-    <w:p>
-      <w:pPr>
-        <w:pStyle w:val="Heading2"/>
-      </w:pPr>
-      <w:r>
-        <w:rPr>
-          <w:lang w:val="fr_FR" w:bidi="fr_FR"/>
-        </w:rPr>
-        <w:t>Nahum 1.12</w:t>
-      </w:r>
-      <w:r>
-        <w:rPr>
-          <w:lang w:val="fr_FR" w:bidi="fr_FR"/>
-        </w:rPr>
-      </w:r>
-    </w:p>
-    <w:p>
-      <w:pPr/>
-      <w:r>
-        <w:rPr>
-          <w:lang w:val="fr_FR" w:bidi="fr_FR"/>
-        </w:rPr>
-      </w:r>
-      <w:r>
-        <w:rPr>
-          <w:lang w:val="fr_FR" w:bidi="fr_FR"/>
-        </w:rPr>
-        <w:t xml:space="preserve">Les alliés des Assyriens étaient des royaumes vassaux ou subordonnés, y compris l'Égypte, autrefois puissante. Ironiquement, c'est une coalition d'anciens alliés qui a progressivement renversé le grand empire néo-assyrien entre 625 et 605 av. J.‑C. • </w:t>
-      </w:r>
-      <w:r>
-        <w:rPr>
-          <w:lang w:val="fr_FR" w:bidi="fr_FR"/>
-        </w:rPr>
-        <w:t>Je veux t’humilier, Pour ne plus avoir à t’humilier :</w:t>
-      </w:r>
-      <w:r>
-        <w:rPr>
-          <w:lang w:val="fr_FR" w:bidi="fr_FR"/>
-        </w:rPr>
-        <w:t xml:space="preserve"> Dieu avait précédemment puni Juda lorsque le roi assyrien Sanchérib (704–681 av. J.‑C.) a lancé une campagne (701 av. J.‑C.) contre les États occidentaux du Proche-Orient. Si Sanchérib a échoué à prendre Jérusalem (</w:t>
-      </w:r>
-      <w:hyperlink r:id="rId67">
-        <w:r>
-          <w:rPr>
-            <w:lang w:val="fr_FR" w:bidi="fr_FR"/>
-          </w:rPr>
-          <w:rPr>
-            <w:color w:val="0000EE"/>
-            <w:u w:val="single"/>
-          </w:rPr>
-          <w:t>2R 19.32–36</w:t>
-        </w:r>
-      </w:hyperlink>
-      <w:r>
-        <w:rPr>
-          <w:lang w:val="fr_FR" w:bidi="fr_FR"/>
-        </w:rPr>
-        <w:t>), il se vante dans ses annales d'avoir emporté le tribut de Jérusalem et une bonne quantité du butin pris de quarante-six villes de Juda. Bien que Juda ait ainsi été réduit à la vassalité, faisant constamment face à une possible attaque, l'Assyrie n'a pas réussi à prendre le royaume du sud. C'est Babylone qui en a eu raison, en 586 av. J.‑C. Malheureusement, ni Israël ni Juda n'a tenu compte des avertissements répétés de Dieu, proclamant que leur refus de repentance entraînerait un jugement (</w:t>
-      </w:r>
-      <w:hyperlink r:id="rId68">
-        <w:r>
-          <w:rPr>
-            <w:lang w:val="fr_FR" w:bidi="fr_FR"/>
-          </w:rPr>
-          <w:rPr>
-            <w:color w:val="0000EE"/>
-            <w:u w:val="single"/>
-          </w:rPr>
-          <w:t>Os 11.5</w:t>
-        </w:r>
-      </w:hyperlink>
-      <w:r>
-        <w:rPr>
-          <w:lang w:val="fr_FR" w:bidi="fr_FR"/>
-        </w:rPr>
-        <w:t xml:space="preserve"> ; </w:t>
-      </w:r>
-      <w:hyperlink r:id="rId69">
-        <w:r>
-          <w:rPr>
-            <w:lang w:val="fr_FR" w:bidi="fr_FR"/>
-          </w:rPr>
-          <w:rPr>
-            <w:color w:val="0000EE"/>
-            <w:u w:val="single"/>
-          </w:rPr>
-          <w:t>Jl 2.1–27</w:t>
-        </w:r>
-      </w:hyperlink>
-      <w:r>
-        <w:rPr>
-          <w:lang w:val="fr_FR" w:bidi="fr_FR"/>
-        </w:rPr>
-        <w:t>).</w:t>
-      </w:r>
-      <w:r>
-        <w:rPr>
-          <w:lang w:val="fr_FR" w:bidi="fr_FR"/>
-        </w:rPr>
-      </w:r>
-      <w:r>
-        <w:rPr>
-          <w:lang w:val="fr_FR" w:bidi="fr_FR"/>
-        </w:rPr>
-      </w:r>
-    </w:p>
-    <w:p>
-      <w:pPr/>
-      <w:r>
-        <w:rPr>
-          <w:lang w:val="fr_FR" w:bidi="fr_FR"/>
-        </w:rPr>
-      </w:r>
-    </w:p>
-    <w:p>
-      <w:pPr>
-        <w:pStyle w:val="Heading2"/>
-      </w:pPr>
-      <w:r>
-        <w:rPr>
-          <w:lang w:val="fr_FR" w:bidi="fr_FR"/>
-        </w:rPr>
-        <w:t>Nahum 1.14</w:t>
-      </w:r>
-      <w:r>
-        <w:rPr>
-          <w:lang w:val="fr_FR" w:bidi="fr_FR"/>
-        </w:rPr>
-      </w:r>
-    </w:p>
-    <w:p>
-      <w:pPr/>
-      <w:r>
-        <w:rPr>
-          <w:lang w:val="fr_FR" w:bidi="fr_FR"/>
-        </w:rPr>
-      </w:r>
-      <w:r>
-        <w:rPr>
-          <w:lang w:val="fr_FR" w:bidi="fr_FR"/>
-        </w:rPr>
-        <w:t>Plus de descendants : Ninive sera complètement anéantie. Retrancher un nom en le laissant sans descendant signifie sa destruction totale (</w:t>
-      </w:r>
-      <w:hyperlink r:id="rId70">
-        <w:r>
-          <w:rPr>
-            <w:lang w:val="fr_FR" w:bidi="fr_FR"/>
-          </w:rPr>
-          <w:rPr>
-            <w:color w:val="0000EE"/>
-            <w:u w:val="single"/>
-          </w:rPr>
-          <w:t>1S 24.22</w:t>
-        </w:r>
-      </w:hyperlink>
-      <w:r>
-        <w:rPr>
-          <w:lang w:val="fr_FR" w:bidi="fr_FR"/>
-        </w:rPr>
-        <w:t xml:space="preserve"> ; </w:t>
-      </w:r>
-      <w:hyperlink r:id="rId71">
-        <w:r>
-          <w:rPr>
-            <w:lang w:val="fr_FR" w:bidi="fr_FR"/>
-          </w:rPr>
-          <w:rPr>
-            <w:color w:val="0000EE"/>
-            <w:u w:val="single"/>
-          </w:rPr>
-          <w:t>Jb 18.17</w:t>
-        </w:r>
-      </w:hyperlink>
-      <w:r>
-        <w:rPr>
-          <w:lang w:val="fr_FR" w:bidi="fr_FR"/>
-        </w:rPr>
-        <w:t xml:space="preserve"> ; </w:t>
-      </w:r>
-      <w:hyperlink r:id="rId72">
-        <w:r>
-          <w:rPr>
-            <w:lang w:val="fr_FR" w:bidi="fr_FR"/>
-          </w:rPr>
-          <w:rPr>
-            <w:color w:val="0000EE"/>
-            <w:u w:val="single"/>
-          </w:rPr>
-          <w:t>Es 14.22</w:t>
-        </w:r>
-      </w:hyperlink>
-      <w:r>
-        <w:rPr>
-          <w:lang w:val="fr_FR" w:bidi="fr_FR"/>
-        </w:rPr>
-        <w:t>). • Aucun des dieux vénérés d'Assyrie ne peut délivrer Ninive de la sentence de mort prononcée par Dieu. • Dieu prépare déjà une tombe pour Ninive et dirige les ennemis de l'Assyrie pour détruire la ville. Les fières villes de l'Assyrie tombent une à une sous les attaques combinées des Chaldéens, des Mèdes et des Ummanmanda. Ninive elle-même tombe en 612 av. J.‑C.</w:t>
-      </w:r>
-      <w:r>
-        <w:rPr>
-          <w:lang w:val="fr_FR" w:bidi="fr_FR"/>
-        </w:rPr>
-      </w:r>
-      <w:r>
-        <w:rPr>
-          <w:lang w:val="fr_FR" w:bidi="fr_FR"/>
-        </w:rPr>
-      </w:r>
-    </w:p>
-    <w:p>
-      <w:pPr/>
-      <w:r>
-        <w:rPr>
-          <w:lang w:val="fr_FR" w:bidi="fr_FR"/>
-        </w:rPr>
-      </w:r>
-    </w:p>
-    <w:p>
-      <w:pPr>
-        <w:pStyle w:val="Heading2"/>
-      </w:pPr>
-      <w:r>
-        <w:rPr>
-          <w:lang w:val="fr_FR" w:bidi="fr_FR"/>
-        </w:rPr>
-        <w:t>Nahum 2.1</w:t>
-      </w:r>
-      <w:r>
-        <w:rPr>
-          <w:lang w:val="fr_FR" w:bidi="fr_FR"/>
-        </w:rPr>
-      </w:r>
-    </w:p>
-    <w:p>
-      <w:pPr/>
-      <w:r>
-        <w:rPr>
-          <w:lang w:val="fr_FR" w:bidi="fr_FR"/>
-        </w:rPr>
-      </w:r>
-      <w:r>
-        <w:rPr>
-          <w:lang w:val="fr_FR" w:bidi="fr_FR"/>
-        </w:rPr>
-        <w:t>Nahum précise sa prophétie sur la libération de Juda de la servitude (</w:t>
-      </w:r>
-      <w:hyperlink r:id="rId73">
-        <w:r>
-          <w:rPr>
-            <w:lang w:val="fr_FR" w:bidi="fr_FR"/>
-          </w:rPr>
-          <w:rPr>
-            <w:color w:val="0000EE"/>
-            <w:u w:val="single"/>
-          </w:rPr>
-          <w:t>1.13</w:t>
-        </w:r>
-      </w:hyperlink>
-      <w:r>
-        <w:rPr>
-          <w:lang w:val="fr_FR" w:bidi="fr_FR"/>
-        </w:rPr>
-        <w:t xml:space="preserve">) en prédisant l'arrivée d'un messager porteur de la bonne nouvelle d'une paix restaurée (voir aussi </w:t>
-      </w:r>
-      <w:hyperlink r:id="rId74">
-        <w:r>
-          <w:rPr>
-            <w:lang w:val="fr_FR" w:bidi="fr_FR"/>
-          </w:rPr>
-          <w:rPr>
-            <w:color w:val="0000EE"/>
-            <w:u w:val="single"/>
-          </w:rPr>
-          <w:t>Es 52.7</w:t>
-        </w:r>
-      </w:hyperlink>
-      <w:r>
-        <w:rPr>
-          <w:lang w:val="fr_FR" w:bidi="fr_FR"/>
-        </w:rPr>
-        <w:t>). Ce message de paix annonce que la domination de l'Assyrie sur Juda sera brisée et que le peuple de Dieu sera libéré de son fardeau. C'est ce qui s'est produit lors du règne de Josias (640–609 av. J.‑C.), après la mort du roi assyrien Osnappar en 626 av. J.‑C. Ce message politique donne un avant-goût de la victoire finale de Dieu sur le mal, lorsque son peuple sera libéré de la servitude du péché par l'œuvre salvatrice du Messie et recevra la paix éternelle (</w:t>
-      </w:r>
-      <w:hyperlink r:id="rId75">
-        <w:r>
-          <w:rPr>
-            <w:lang w:val="fr_FR" w:bidi="fr_FR"/>
-          </w:rPr>
-          <w:rPr>
-            <w:color w:val="0000EE"/>
-            <w:u w:val="single"/>
-          </w:rPr>
-          <w:t xml:space="preserve">So 3.13 </w:t>
-        </w:r>
-      </w:hyperlink>
-      <w:r>
-        <w:rPr>
-          <w:lang w:val="fr_FR" w:bidi="fr_FR"/>
-        </w:rPr>
-        <w:t xml:space="preserve">; </w:t>
-      </w:r>
-      <w:hyperlink r:id="rId76">
-        <w:r>
-          <w:rPr>
-            <w:lang w:val="fr_FR" w:bidi="fr_FR"/>
-          </w:rPr>
-          <w:rPr>
-            <w:color w:val="0000EE"/>
-            <w:u w:val="single"/>
-          </w:rPr>
-          <w:t xml:space="preserve">Lc 2.10–14 </w:t>
-        </w:r>
-      </w:hyperlink>
-      <w:r>
-        <w:rPr>
-          <w:lang w:val="fr_FR" w:bidi="fr_FR"/>
-        </w:rPr>
-        <w:t xml:space="preserve">; </w:t>
-      </w:r>
-      <w:hyperlink r:id="rId77">
-        <w:r>
-          <w:rPr>
-            <w:lang w:val="fr_FR" w:bidi="fr_FR"/>
-          </w:rPr>
-          <w:rPr>
-            <w:color w:val="0000EE"/>
-            <w:u w:val="single"/>
-          </w:rPr>
-          <w:t xml:space="preserve">Ac 10.34–43 </w:t>
-        </w:r>
-      </w:hyperlink>
-      <w:r>
-        <w:rPr>
-          <w:lang w:val="fr_FR" w:bidi="fr_FR"/>
-        </w:rPr>
-        <w:t xml:space="preserve">; </w:t>
-      </w:r>
-      <w:hyperlink r:id="rId78">
-        <w:r>
-          <w:rPr>
-            <w:lang w:val="fr_FR" w:bidi="fr_FR"/>
-          </w:rPr>
-          <w:rPr>
-            <w:color w:val="0000EE"/>
-            <w:u w:val="single"/>
-          </w:rPr>
-          <w:t xml:space="preserve">Rm 10.15 </w:t>
-        </w:r>
-      </w:hyperlink>
-      <w:r>
-        <w:rPr>
-          <w:lang w:val="fr_FR" w:bidi="fr_FR"/>
-        </w:rPr>
-        <w:t xml:space="preserve">; </w:t>
-      </w:r>
-      <w:hyperlink r:id="rId79">
-        <w:r>
-          <w:rPr>
-            <w:lang w:val="fr_FR" w:bidi="fr_FR"/>
-          </w:rPr>
-          <w:rPr>
-            <w:color w:val="0000EE"/>
-            <w:u w:val="single"/>
-          </w:rPr>
-          <w:t>Ep 2.14–18</w:t>
-        </w:r>
-      </w:hyperlink>
-      <w:r>
-        <w:rPr>
-          <w:lang w:val="fr_FR" w:bidi="fr_FR"/>
-        </w:rPr>
-        <w:t>).</w:t>
-      </w:r>
-      <w:r>
-        <w:rPr>
-          <w:lang w:val="fr_FR" w:bidi="fr_FR"/>
-        </w:rPr>
-      </w:r>
-      <w:r>
-        <w:rPr>
-          <w:lang w:val="fr_FR" w:bidi="fr_FR"/>
-        </w:rPr>
-      </w:r>
-    </w:p>
-    <w:p>
-      <w:pPr/>
-      <w:r>
-        <w:rPr>
-          <w:lang w:val="fr_FR" w:bidi="fr_FR"/>
-        </w:rPr>
-      </w:r>
-    </w:p>
-    <w:p>
-      <w:pPr>
-        <w:pStyle w:val="Heading2"/>
-      </w:pPr>
-      <w:r>
-        <w:rPr>
-          <w:lang w:val="fr_FR" w:bidi="fr_FR"/>
-        </w:rPr>
-        <w:t>Nahum 2.2</w:t>
-      </w:r>
-      <w:r>
-        <w:rPr>
-          <w:lang w:val="fr_FR" w:bidi="fr_FR"/>
-        </w:rPr>
-      </w:r>
-    </w:p>
-    <w:p>
-      <w:pPr/>
-      <w:r>
-        <w:rPr>
-          <w:lang w:val="fr_FR" w:bidi="fr_FR"/>
-        </w:rPr>
-      </w:r>
-      <w:r>
-        <w:rPr>
-          <w:lang w:val="fr_FR" w:bidi="fr_FR"/>
-        </w:rPr>
-        <w:t>Si les défenseurs de Ninive se préparent amplement à protéger la ville par leur forteresse... les routes... leur courage et leur force sont voués à l'échec (</w:t>
-      </w:r>
-      <w:hyperlink r:id="rId80">
-        <w:r>
-          <w:rPr>
-            <w:lang w:val="fr_FR" w:bidi="fr_FR"/>
-          </w:rPr>
-          <w:rPr>
-            <w:color w:val="0000EE"/>
-            <w:u w:val="single"/>
-          </w:rPr>
-          <w:t>1.1–14</w:t>
-        </w:r>
-      </w:hyperlink>
-      <w:r>
-        <w:rPr>
-          <w:lang w:val="fr_FR" w:bidi="fr_FR"/>
-        </w:rPr>
-        <w:t>).</w:t>
-      </w:r>
-      <w:r>
-        <w:rPr>
-          <w:lang w:val="fr_FR" w:bidi="fr_FR"/>
-        </w:rPr>
-      </w:r>
-      <w:r>
-        <w:rPr>
-          <w:lang w:val="fr_FR" w:bidi="fr_FR"/>
-        </w:rPr>
-      </w:r>
-    </w:p>
-    <w:p>
-      <w:pPr/>
-      <w:r>
-        <w:rPr>
-          <w:lang w:val="fr_FR" w:bidi="fr_FR"/>
-        </w:rPr>
-      </w:r>
-    </w:p>
-    <w:p>
-      <w:pPr>
-        <w:pStyle w:val="Heading2"/>
-      </w:pPr>
-      <w:r>
-        <w:rPr>
-          <w:lang w:val="fr_FR" w:bidi="fr_FR"/>
-        </w:rPr>
-        <w:t>Nahum 2.3</w:t>
-      </w:r>
-      <w:r>
-        <w:rPr>
-          <w:lang w:val="fr_FR" w:bidi="fr_FR"/>
-        </w:rPr>
-      </w:r>
-    </w:p>
-    <w:p>
-      <w:pPr/>
-      <w:r>
-        <w:rPr>
-          <w:lang w:val="fr_FR" w:bidi="fr_FR"/>
-        </w:rPr>
-      </w:r>
-      <w:r>
-        <w:rPr>
-          <w:lang w:val="fr_FR" w:bidi="fr_FR"/>
-        </w:rPr>
-        <w:t>Une vigne pleine de ceps symbolise la bénédiction de Dieu pour son peuple (</w:t>
-      </w:r>
-      <w:hyperlink r:id="rId81">
-        <w:r>
-          <w:rPr>
-            <w:lang w:val="fr_FR" w:bidi="fr_FR"/>
-          </w:rPr>
-          <w:rPr>
-            <w:color w:val="0000EE"/>
-            <w:u w:val="single"/>
-          </w:rPr>
-          <w:t>Es 27.2–6</w:t>
-        </w:r>
-      </w:hyperlink>
-      <w:r>
-        <w:rPr>
-          <w:lang w:val="fr_FR" w:bidi="fr_FR"/>
-        </w:rPr>
-        <w:t>), tandis que la vigne dépouillée rappelle le précédent châtiment de Dieu envers eux (</w:t>
-      </w:r>
-      <w:hyperlink r:id="rId82">
-        <w:r>
-          <w:rPr>
-            <w:lang w:val="fr_FR" w:bidi="fr_FR"/>
-          </w:rPr>
-          <w:rPr>
-            <w:color w:val="0000EE"/>
-            <w:u w:val="single"/>
-          </w:rPr>
-          <w:t>Es 5.1–7</w:t>
-        </w:r>
-      </w:hyperlink>
-      <w:r>
-        <w:rPr>
-          <w:lang w:val="fr_FR" w:bidi="fr_FR"/>
-        </w:rPr>
-        <w:t>). Les enfants d'Israël sont dans un triste état comparé aux jours glorieux des rois David et Salomon, mais Dieu promet de restaurer la splendeur de son peuple.</w:t>
-      </w:r>
-      <w:r>
-        <w:rPr>
-          <w:lang w:val="fr_FR" w:bidi="fr_FR"/>
-        </w:rPr>
-      </w:r>
-      <w:r>
-        <w:rPr>
-          <w:lang w:val="fr_FR" w:bidi="fr_FR"/>
-        </w:rPr>
-      </w:r>
-    </w:p>
-    <w:p>
-      <w:pPr/>
-      <w:r>
-        <w:rPr>
-          <w:lang w:val="fr_FR" w:bidi="fr_FR"/>
-        </w:rPr>
-      </w:r>
-    </w:p>
-    <w:p>
-      <w:pPr>
-        <w:pStyle w:val="Heading2"/>
-      </w:pPr>
-      <w:r>
-        <w:rPr>
-          <w:lang w:val="fr_FR" w:bidi="fr_FR"/>
-        </w:rPr>
-        <w:t>Nahum 2.4</w:t>
-      </w:r>
-      <w:r>
-        <w:rPr>
-          <w:lang w:val="fr_FR" w:bidi="fr_FR"/>
-        </w:rPr>
-      </w:r>
-    </w:p>
-    <w:p>
-      <w:pPr/>
-      <w:r>
-        <w:rPr>
-          <w:lang w:val="fr_FR" w:bidi="fr_FR"/>
-        </w:rPr>
-      </w:r>
-      <w:r>
-        <w:rPr>
-          <w:lang w:val="fr_FR" w:bidi="fr_FR"/>
-        </w:rPr>
-        <w:t>Les chars étaient pratiquement invincibles au combat en raison de l'aisance de leur maniabilité et de leur puissance.</w:t>
-      </w:r>
-      <w:r>
-        <w:rPr>
-          <w:lang w:val="fr_FR" w:bidi="fr_FR"/>
-        </w:rPr>
-      </w:r>
-      <w:r>
-        <w:rPr>
-          <w:lang w:val="fr_FR" w:bidi="fr_FR"/>
-        </w:rPr>
-      </w:r>
-    </w:p>
-    <w:p>
-      <w:pPr/>
-      <w:r>
-        <w:rPr>
-          <w:lang w:val="fr_FR" w:bidi="fr_FR"/>
-        </w:rPr>
-      </w:r>
-    </w:p>
-    <w:p>
-      <w:pPr>
-        <w:pStyle w:val="Heading2"/>
-      </w:pPr>
-      <w:r>
-        <w:rPr>
-          <w:lang w:val="fr_FR" w:bidi="fr_FR"/>
-        </w:rPr>
-        <w:t>Nahum 2.5</w:t>
-      </w:r>
-      <w:r>
-        <w:rPr>
-          <w:lang w:val="fr_FR" w:bidi="fr_FR"/>
-        </w:rPr>
-      </w:r>
-    </w:p>
-    <w:p>
-      <w:pPr/>
-      <w:r>
-        <w:rPr>
-          <w:lang w:val="fr_FR" w:bidi="fr_FR"/>
-        </w:rPr>
-      </w:r>
-      <w:r>
-        <w:rPr>
-          <w:lang w:val="fr_FR" w:bidi="fr_FR"/>
-        </w:rPr>
-        <w:t xml:space="preserve">Le roi assyrien surmonte le choc de l'attaque sur Ninive et crie à ses officiers. Lui et la ville ont été pris au dépourvu et ils se hâtent vers les murs pour contrecarrer le siège. • on se prépare à la défense (littéralement </w:t>
-      </w:r>
-      <w:r>
-        <w:rPr>
-          <w:i/>
-          <w:lang w:val="fr_FR" w:bidi="fr_FR"/>
-        </w:rPr>
-        <w:t>la couverture est préparée</w:t>
-      </w:r>
-      <w:r>
-        <w:rPr>
-          <w:lang w:val="fr_FR" w:bidi="fr_FR"/>
-        </w:rPr>
-        <w:t xml:space="preserve">) : le sens du terme hébreu est ici incertain. Le mot </w:t>
-      </w:r>
-      <w:r>
-        <w:rPr>
-          <w:i/>
-          <w:lang w:val="fr_FR" w:bidi="fr_FR"/>
-        </w:rPr>
-        <w:t>couverture</w:t>
-      </w:r>
-      <w:r>
-        <w:rPr>
-          <w:lang w:val="fr_FR" w:bidi="fr_FR"/>
-        </w:rPr>
-        <w:t xml:space="preserve"> fait probablement référence à quelque chose que les attaquants ou les défenseurs utilisaient pour se protéger de l'armement lancé dans les airs.</w:t>
-      </w:r>
-      <w:r>
-        <w:rPr>
-          <w:lang w:val="fr_FR" w:bidi="fr_FR"/>
-        </w:rPr>
-      </w:r>
-      <w:r>
-        <w:rPr>
-          <w:lang w:val="fr_FR" w:bidi="fr_FR"/>
-        </w:rPr>
-      </w:r>
-    </w:p>
-    <w:p>
-      <w:pPr/>
-      <w:r>
-        <w:rPr>
-          <w:lang w:val="fr_FR" w:bidi="fr_FR"/>
-        </w:rPr>
-      </w:r>
-    </w:p>
-    <w:p>
-      <w:pPr>
-        <w:pStyle w:val="Heading2"/>
-      </w:pPr>
-      <w:r>
-        <w:rPr>
-          <w:lang w:val="fr_FR" w:bidi="fr_FR"/>
-        </w:rPr>
-        <w:t>Nahum 2.7</w:t>
-      </w:r>
-      <w:r>
-        <w:rPr>
-          <w:lang w:val="fr_FR" w:bidi="fr_FR"/>
-        </w:rPr>
-      </w:r>
-    </w:p>
-    <w:p>
-      <w:pPr/>
-      <w:r>
-        <w:rPr>
-          <w:lang w:val="fr_FR" w:bidi="fr_FR"/>
-        </w:rPr>
-      </w:r>
-      <w:r>
-        <w:rPr>
-          <w:lang w:val="fr_FR" w:bidi="fr_FR"/>
-        </w:rPr>
-        <w:t>La hâte pour se défendre (</w:t>
-      </w:r>
-      <w:hyperlink r:id="rId83">
-        <w:r>
-          <w:rPr>
-            <w:lang w:val="fr_FR" w:bidi="fr_FR"/>
-          </w:rPr>
-          <w:rPr>
-            <w:color w:val="0000EE"/>
-            <w:u w:val="single"/>
-          </w:rPr>
-          <w:t>2.6</w:t>
-        </w:r>
-      </w:hyperlink>
-      <w:r>
-        <w:rPr>
-          <w:lang w:val="fr_FR" w:bidi="fr_FR"/>
-        </w:rPr>
-        <w:t>) survient trop tard : les défenses sont déjà franchies. • Ninive était desservie par un réservoir formé par un double barrage sur la rivière Khosr, un affluent du Tigre qui traversait la ville. Le réservoir était agrémenté d'une série de portes servant de vannes. L'historien grec Diodore rapporte qu'à cette époque, des pluies torrentielles avaient déjà largement rempli le système fluvial de la ville. En fermant d'abord, puis en ouvrant les vannes, les assaillants de Ninive ont pu libérer l'eau accumulée et l'utiliser comme un bélier contre les murs de la ville.</w:t>
-      </w:r>
-      <w:r>
-        <w:rPr>
-          <w:lang w:val="fr_FR" w:bidi="fr_FR"/>
-        </w:rPr>
-      </w:r>
-      <w:r>
-        <w:rPr>
-          <w:lang w:val="fr_FR" w:bidi="fr_FR"/>
-        </w:rPr>
-      </w:r>
-    </w:p>
-    <w:p>
-      <w:pPr/>
-      <w:r>
-        <w:rPr>
-          <w:lang w:val="fr_FR" w:bidi="fr_FR"/>
-        </w:rPr>
-      </w:r>
-    </w:p>
-    <w:p>
-      <w:pPr>
-        <w:pStyle w:val="Heading2"/>
-      </w:pPr>
-      <w:r>
-        <w:rPr>
-          <w:lang w:val="fr_FR" w:bidi="fr_FR"/>
-        </w:rPr>
-        <w:t>Nahum 2.8</w:t>
-      </w:r>
-      <w:r>
-        <w:rPr>
-          <w:lang w:val="fr_FR" w:bidi="fr_FR"/>
-        </w:rPr>
-      </w:r>
-    </w:p>
-    <w:p>
-      <w:pPr/>
-      <w:r>
-        <w:rPr>
-          <w:lang w:val="fr_FR" w:bidi="fr_FR"/>
-        </w:rPr>
-      </w:r>
-      <w:r>
-        <w:rPr>
-          <w:lang w:val="fr_FR" w:bidi="fr_FR"/>
-        </w:rPr>
-        <w:t xml:space="preserve">Parce que l'exil de Ninive a été décrété par Dieu, il est certain que cela se produira. • Se frapper la poitrine était un signe courant de deuil (voir, par exemple, </w:t>
-      </w:r>
-      <w:hyperlink r:id="rId84">
-        <w:r>
-          <w:rPr>
-            <w:lang w:val="fr_FR" w:bidi="fr_FR"/>
-          </w:rPr>
-          <w:rPr>
-            <w:color w:val="0000EE"/>
-            <w:u w:val="single"/>
-          </w:rPr>
-          <w:t>Lc 18.13</w:t>
-        </w:r>
-      </w:hyperlink>
-      <w:r>
-        <w:rPr>
-          <w:lang w:val="fr_FR" w:bidi="fr_FR"/>
-        </w:rPr>
-        <w:t>).</w:t>
-      </w:r>
-      <w:r>
-        <w:rPr>
-          <w:lang w:val="fr_FR" w:bidi="fr_FR"/>
-        </w:rPr>
-      </w:r>
-      <w:r>
-        <w:rPr>
-          <w:lang w:val="fr_FR" w:bidi="fr_FR"/>
-        </w:rPr>
-      </w:r>
-    </w:p>
-    <w:p>
-      <w:pPr/>
-      <w:r>
-        <w:rPr>
-          <w:lang w:val="fr_FR" w:bidi="fr_FR"/>
-        </w:rPr>
-      </w:r>
-    </w:p>
-    <w:p>
-      <w:pPr>
-        <w:pStyle w:val="Heading2"/>
-      </w:pPr>
-      <w:r>
-        <w:rPr>
-          <w:lang w:val="fr_FR" w:bidi="fr_FR"/>
-        </w:rPr>
-        <w:t>Nahum 2.9</w:t>
-      </w:r>
-      <w:r>
-        <w:rPr>
-          <w:lang w:val="fr_FR" w:bidi="fr_FR"/>
-        </w:rPr>
-      </w:r>
-    </w:p>
-    <w:p>
-      <w:pPr/>
-      <w:r>
-        <w:rPr>
-          <w:lang w:val="fr_FR" w:bidi="fr_FR"/>
-        </w:rPr>
-      </w:r>
-      <w:r>
-        <w:rPr>
-          <w:lang w:val="fr_FR" w:bidi="fr_FR"/>
-        </w:rPr>
-        <w:t xml:space="preserve">Les hommes s'enfuient comme l'eau fuit du réservoir brisé (voir la </w:t>
-      </w:r>
-      <w:r>
-        <w:rPr>
-          <w:lang w:val="fr_FR" w:bidi="fr_FR"/>
-        </w:rPr>
-        <w:t>note d'étude sur 2.6</w:t>
-      </w:r>
-      <w:r>
-        <w:rPr>
-          <w:lang w:val="fr_FR" w:bidi="fr_FR"/>
-        </w:rPr>
-        <w:t>).</w:t>
-      </w:r>
-      <w:r>
-        <w:rPr>
-          <w:lang w:val="fr_FR" w:bidi="fr_FR"/>
-        </w:rPr>
-      </w:r>
-      <w:r>
-        <w:rPr>
-          <w:lang w:val="fr_FR" w:bidi="fr_FR"/>
-        </w:rPr>
-      </w:r>
-    </w:p>
-    <w:p>
-      <w:pPr/>
-      <w:r>
-        <w:rPr>
-          <w:lang w:val="fr_FR" w:bidi="fr_FR"/>
-        </w:rPr>
-      </w:r>
-    </w:p>
-    <w:p>
-      <w:pPr>
-        <w:pStyle w:val="Heading2"/>
-      </w:pPr>
-      <w:r>
-        <w:rPr>
-          <w:lang w:val="fr_FR" w:bidi="fr_FR"/>
-        </w:rPr>
-        <w:t>Nahum 2.10</w:t>
-      </w:r>
-      <w:r>
-        <w:rPr>
-          <w:lang w:val="fr_FR" w:bidi="fr_FR"/>
-        </w:rPr>
-      </w:r>
-    </w:p>
-    <w:p>
-      <w:pPr/>
-      <w:r>
-        <w:rPr>
-          <w:lang w:val="fr_FR" w:bidi="fr_FR"/>
-        </w:rPr>
-      </w:r>
-      <w:r>
-        <w:rPr>
-          <w:lang w:val="fr_FR" w:bidi="fr_FR"/>
-        </w:rPr>
-        <w:t>La vaste richesse incommensurable des autres nations afflue dans la capitale assyrienne sous forme de commerce, de tribut et de butin - mais, en un instant, elle n'est plus. L'agressivité impitoyable et la méchanceté peuvent prospérer pour un temps, mais elles finiront indéniablement par être détruites (</w:t>
-      </w:r>
-      <w:hyperlink r:id="rId85">
-        <w:r>
-          <w:rPr>
-            <w:lang w:val="fr_FR" w:bidi="fr_FR"/>
-          </w:rPr>
-          <w:rPr>
-            <w:color w:val="0000EE"/>
-            <w:u w:val="single"/>
-          </w:rPr>
-          <w:t>Pr 13.22</w:t>
-        </w:r>
-      </w:hyperlink>
-      <w:r>
-        <w:rPr>
-          <w:lang w:val="fr_FR" w:bidi="fr_FR"/>
-        </w:rPr>
-        <w:t xml:space="preserve"> ; </w:t>
-      </w:r>
-      <w:hyperlink r:id="rId86">
-        <w:r>
-          <w:rPr>
-            <w:lang w:val="fr_FR" w:bidi="fr_FR"/>
-          </w:rPr>
-          <w:rPr>
-            <w:color w:val="0000EE"/>
-            <w:u w:val="single"/>
-          </w:rPr>
-          <w:t>Ab 1.15</w:t>
-        </w:r>
-      </w:hyperlink>
-      <w:r>
-        <w:rPr>
-          <w:lang w:val="fr_FR" w:bidi="fr_FR"/>
-        </w:rPr>
-        <w:t xml:space="preserve"> ; </w:t>
-      </w:r>
-      <w:hyperlink r:id="rId87">
-        <w:r>
-          <w:rPr>
-            <w:lang w:val="fr_FR" w:bidi="fr_FR"/>
-          </w:rPr>
-          <w:rPr>
-            <w:color w:val="0000EE"/>
-            <w:u w:val="single"/>
-          </w:rPr>
-          <w:t>Lc 12.16–20</w:t>
-        </w:r>
-      </w:hyperlink>
-      <w:r>
-        <w:rPr>
-          <w:lang w:val="fr_FR" w:bidi="fr_FR"/>
-        </w:rPr>
-        <w:t>).</w:t>
-      </w:r>
-      <w:r>
-        <w:rPr>
-          <w:lang w:val="fr_FR" w:bidi="fr_FR"/>
-        </w:rPr>
-      </w:r>
-      <w:r>
-        <w:rPr>
-          <w:lang w:val="fr_FR" w:bidi="fr_FR"/>
-        </w:rPr>
-      </w:r>
-    </w:p>
-    <w:p>
-      <w:pPr/>
-      <w:r>
-        <w:rPr>
-          <w:lang w:val="fr_FR" w:bidi="fr_FR"/>
-        </w:rPr>
-      </w:r>
-    </w:p>
-    <w:p>
-      <w:pPr>
-        <w:pStyle w:val="Heading2"/>
-      </w:pPr>
-      <w:r>
-        <w:rPr>
-          <w:lang w:val="fr_FR" w:bidi="fr_FR"/>
-        </w:rPr>
-        <w:t>Nahum 2.11</w:t>
-      </w:r>
-      <w:r>
-        <w:rPr>
-          <w:lang w:val="fr_FR" w:bidi="fr_FR"/>
-        </w:rPr>
-      </w:r>
-    </w:p>
-    <w:p>
-      <w:pPr/>
-      <w:r>
-        <w:rPr>
-          <w:lang w:val="fr_FR" w:bidi="fr_FR"/>
-        </w:rPr>
-      </w:r>
-      <w:r>
-        <w:rPr>
-          <w:lang w:val="fr_FR" w:bidi="fr_FR"/>
-        </w:rPr>
-        <w:t>On pille, on dévaste, on ravage</w:t>
-      </w:r>
-      <w:r>
-        <w:rPr>
-          <w:lang w:val="fr_FR" w:bidi="fr_FR"/>
-        </w:rPr>
-        <w:t xml:space="preserve"> : l'hébreu ici compte une allitération pour donner de l'effet : </w:t>
-      </w:r>
-      <w:r>
-        <w:rPr>
-          <w:i/>
-          <w:lang w:val="fr_FR" w:bidi="fr_FR"/>
-        </w:rPr>
-        <w:t>buqah umbuqah umbullaqah</w:t>
-      </w:r>
-      <w:r>
-        <w:rPr>
-          <w:lang w:val="fr_FR" w:bidi="fr_FR"/>
-        </w:rPr>
-        <w:t>. On pourrait traduire cet effet, en français, par « dévasté, dépouillé et détruit ».</w:t>
-      </w:r>
-      <w:r>
-        <w:rPr>
-          <w:lang w:val="fr_FR" w:bidi="fr_FR"/>
-        </w:rPr>
-      </w:r>
-      <w:r>
-        <w:rPr>
-          <w:lang w:val="fr_FR" w:bidi="fr_FR"/>
-        </w:rPr>
-      </w:r>
-    </w:p>
-    <w:p>
-      <w:pPr/>
-      <w:r>
-        <w:rPr>
-          <w:lang w:val="fr_FR" w:bidi="fr_FR"/>
-        </w:rPr>
-      </w:r>
-    </w:p>
-    <w:p>
-      <w:pPr>
-        <w:pStyle w:val="Heading2"/>
-      </w:pPr>
-      <w:r>
-        <w:rPr>
-          <w:lang w:val="fr_FR" w:bidi="fr_FR"/>
-        </w:rPr>
-        <w:t>Nahum 2:12–14</w:t>
-      </w:r>
-      <w:r>
-        <w:rPr>
-          <w:lang w:val="fr_FR" w:bidi="fr_FR"/>
-        </w:rPr>
-      </w:r>
-    </w:p>
-    <w:p>
-      <w:pPr/>
-      <w:r>
-        <w:rPr>
-          <w:lang w:val="fr_FR" w:bidi="fr_FR"/>
-        </w:rPr>
-      </w:r>
-      <w:r>
-        <w:rPr>
-          <w:lang w:val="fr_FR" w:bidi="fr_FR"/>
-        </w:rPr>
-        <w:t>Après la description de la chute de Ninive (</w:t>
-      </w:r>
-      <w:hyperlink r:id="rId88">
-        <w:r>
-          <w:rPr>
-            <w:lang w:val="fr_FR" w:bidi="fr_FR"/>
-          </w:rPr>
-          <w:rPr>
-            <w:color w:val="0000EE"/>
-            <w:u w:val="single"/>
-          </w:rPr>
-          <w:t>2.2–11</w:t>
-        </w:r>
-      </w:hyperlink>
-      <w:r>
-        <w:rPr>
-          <w:lang w:val="fr_FR" w:bidi="fr_FR"/>
-        </w:rPr>
-        <w:t xml:space="preserve">), Nahum insère le premier de trois chants de provocation (voir aussi </w:t>
-      </w:r>
-      <w:hyperlink r:id="rId89">
-        <w:r>
-          <w:rPr>
-            <w:lang w:val="fr_FR" w:bidi="fr_FR"/>
-          </w:rPr>
-          <w:rPr>
-            <w:color w:val="0000EE"/>
-            <w:u w:val="single"/>
-          </w:rPr>
-          <w:t>3.8–13</w:t>
-        </w:r>
-      </w:hyperlink>
-      <w:r>
-        <w:rPr>
-          <w:lang w:val="fr_FR" w:bidi="fr_FR"/>
-        </w:rPr>
-        <w:t xml:space="preserve">, </w:t>
-      </w:r>
-      <w:hyperlink r:id="rId90">
-        <w:r>
-          <w:rPr>
-            <w:lang w:val="fr_FR" w:bidi="fr_FR"/>
-          </w:rPr>
-          <w:rPr>
-            <w:color w:val="0000EE"/>
-            <w:u w:val="single"/>
-          </w:rPr>
-          <w:t>14–19</w:t>
-        </w:r>
-      </w:hyperlink>
-      <w:r>
-        <w:rPr>
-          <w:lang w:val="fr_FR" w:bidi="fr_FR"/>
-        </w:rPr>
-        <w:t xml:space="preserve"> ; c'était une poésie courante dans l'ancien Proche-Orient). Par une satire mordante, il compare Ninive à un pâturage pour les lions. Le roi Sanchérib et d'autres rois assyriens se comparaient à des lions, décorant même leurs palais avec des représentations artistiques de lions et d'eux-mêmes lors de chasses aux lions. Cependant, avec Dieu pour ennemi, Ninive ne sera plus l'antre d'un prédateur invincible.</w:t>
-      </w:r>
-      <w:r>
-        <w:rPr>
-          <w:lang w:val="fr_FR" w:bidi="fr_FR"/>
-        </w:rPr>
-      </w:r>
-      <w:r>
-        <w:rPr>
-          <w:lang w:val="fr_FR" w:bidi="fr_FR"/>
-        </w:rPr>
-      </w:r>
-    </w:p>
-    <w:p>
-      <w:pPr/>
-      <w:r>
-        <w:rPr>
-          <w:lang w:val="fr_FR" w:bidi="fr_FR"/>
-        </w:rPr>
-      </w:r>
-    </w:p>
-    <w:p>
-      <w:pPr>
-        <w:pStyle w:val="Heading2"/>
-      </w:pPr>
-      <w:r>
-        <w:rPr>
-          <w:lang w:val="fr_FR" w:bidi="fr_FR"/>
-        </w:rPr>
-        <w:t>Nahum 2.14</w:t>
-      </w:r>
-      <w:r>
-        <w:rPr>
-          <w:lang w:val="fr_FR" w:bidi="fr_FR"/>
-        </w:rPr>
-      </w:r>
-    </w:p>
-    <w:p>
-      <w:pPr/>
-      <w:r>
-        <w:rPr>
-          <w:lang w:val="fr_FR" w:bidi="fr_FR"/>
-        </w:rPr>
-      </w:r>
-      <w:r>
-        <w:rPr>
-          <w:lang w:val="fr_FR" w:bidi="fr_FR"/>
-        </w:rPr>
-        <w:t xml:space="preserve">Des exemples de voix des messagers d'Assyrie se trouvent dans </w:t>
-      </w:r>
-      <w:hyperlink r:id="rId91">
-        <w:r>
-          <w:rPr>
-            <w:lang w:val="fr_FR" w:bidi="fr_FR"/>
-          </w:rPr>
-          <w:rPr>
-            <w:color w:val="0000EE"/>
-            <w:u w:val="single"/>
-          </w:rPr>
-          <w:t>2R 18.19–19.13</w:t>
-        </w:r>
-      </w:hyperlink>
-      <w:r>
-        <w:rPr>
-          <w:lang w:val="fr_FR" w:bidi="fr_FR"/>
-        </w:rPr>
-        <w:t>.</w:t>
-      </w:r>
-      <w:r>
-        <w:rPr>
-          <w:lang w:val="fr_FR" w:bidi="fr_FR"/>
-        </w:rPr>
-      </w:r>
-      <w:r>
-        <w:rPr>
-          <w:lang w:val="fr_FR" w:bidi="fr_FR"/>
-        </w:rPr>
-      </w:r>
-    </w:p>
-    <w:p>
-      <w:pPr/>
-      <w:r>
-        <w:rPr>
-          <w:lang w:val="fr_FR" w:bidi="fr_FR"/>
-        </w:rPr>
-      </w:r>
-    </w:p>
-    <w:p>
-      <w:pPr>
-        <w:pStyle w:val="Heading2"/>
-      </w:pPr>
-      <w:r>
-        <w:rPr>
-          <w:lang w:val="fr_FR" w:bidi="fr_FR"/>
-        </w:rPr>
-        <w:t>Nahum 3.1</w:t>
-      </w:r>
-      <w:r>
-        <w:rPr>
-          <w:lang w:val="fr_FR" w:bidi="fr_FR"/>
-        </w:rPr>
-      </w:r>
-    </w:p>
-    <w:p>
-      <w:pPr/>
-      <w:r>
-        <w:rPr>
-          <w:lang w:val="fr_FR" w:bidi="fr_FR"/>
-        </w:rPr>
-      </w:r>
-      <w:r>
-        <w:rPr>
-          <w:lang w:val="fr_FR" w:bidi="fr_FR"/>
-        </w:rPr>
-        <w:t>Ville sanguinaire : la cruauté visible des Assyriens est bien documentée. Leurs pratiques comprenaient la coupe de parties externes du corps, telles que le nez, les oreilles, les mains et les pieds, ainsi que l'exécution par empalement sur des pieux. Ils entassaient les têtes coupées devant les portes de villes assiégées. On crevait aussi les yeux des victimes et on leur arrachait la peau du corps, alors même qu'elles étaient encore vivantes.</w:t>
-      </w:r>
-      <w:r>
-        <w:rPr>
-          <w:lang w:val="fr_FR" w:bidi="fr_FR"/>
-        </w:rPr>
-      </w:r>
-      <w:r>
-        <w:rPr>
-          <w:lang w:val="fr_FR" w:bidi="fr_FR"/>
-        </w:rPr>
-      </w:r>
-    </w:p>
-    <w:p>
-      <w:pPr/>
-      <w:r>
-        <w:rPr>
-          <w:lang w:val="fr_FR" w:bidi="fr_FR"/>
-        </w:rPr>
-      </w:r>
-    </w:p>
-    <w:p>
-      <w:pPr>
-        <w:pStyle w:val="Heading2"/>
-      </w:pPr>
-      <w:r>
-        <w:rPr>
-          <w:lang w:val="fr_FR" w:bidi="fr_FR"/>
-        </w:rPr>
-        <w:t>Nahum 3.2–3</w:t>
-      </w:r>
-      <w:r>
-        <w:rPr>
-          <w:lang w:val="fr_FR" w:bidi="fr_FR"/>
-        </w:rPr>
-      </w:r>
-    </w:p>
-    <w:p>
-      <w:pPr/>
-      <w:r>
-        <w:rPr>
-          <w:lang w:val="fr_FR" w:bidi="fr_FR"/>
-        </w:rPr>
-      </w:r>
-      <w:r>
-        <w:rPr>
-          <w:lang w:val="fr_FR" w:bidi="fr_FR"/>
-        </w:rPr>
-        <w:t>Ces propositions courtes et saccadées renforcent l'effet dramatique de la vision et du bruit de la bataille. • Les chars et les cavaliers assyriens étaient redoutés de partout.</w:t>
-      </w:r>
-      <w:r>
-        <w:rPr>
-          <w:lang w:val="fr_FR" w:bidi="fr_FR"/>
-        </w:rPr>
-      </w:r>
-      <w:r>
-        <w:rPr>
-          <w:lang w:val="fr_FR" w:bidi="fr_FR"/>
-        </w:rPr>
-      </w:r>
-    </w:p>
-    <w:p>
-      <w:pPr/>
-      <w:r>
-        <w:rPr>
-          <w:lang w:val="fr_FR" w:bidi="fr_FR"/>
-        </w:rPr>
-      </w:r>
-    </w:p>
-    <w:p>
-      <w:pPr>
-        <w:pStyle w:val="Heading2"/>
-      </w:pPr>
-      <w:r>
-        <w:rPr>
-          <w:lang w:val="fr_FR" w:bidi="fr_FR"/>
-        </w:rPr>
-        <w:t>Nahum 3.4</w:t>
-      </w:r>
-      <w:r>
-        <w:rPr>
-          <w:lang w:val="fr_FR" w:bidi="fr_FR"/>
-        </w:rPr>
-      </w:r>
-    </w:p>
-    <w:p>
-      <w:pPr/>
-      <w:r>
-        <w:rPr>
-          <w:lang w:val="fr_FR" w:bidi="fr_FR"/>
-        </w:rPr>
-      </w:r>
-      <w:r>
-        <w:rPr>
-          <w:lang w:val="fr_FR" w:bidi="fr_FR"/>
-        </w:rPr>
-        <w:t xml:space="preserve">Pleine d'attraits, habile enchanteresse : les Assyriens séduisaient les autres nations par des richesses et des promesses de sécurité et de prospérité, puis les victimisaient par force militaire et exploitation économique. Par conséquent, leur punition sert de juste réparation pour leurs actes (voir </w:t>
-      </w:r>
-      <w:hyperlink r:id="rId92">
-        <w:r>
-          <w:rPr>
-            <w:lang w:val="fr_FR" w:bidi="fr_FR"/>
-          </w:rPr>
-          <w:rPr>
-            <w:color w:val="0000EE"/>
-            <w:u w:val="single"/>
-          </w:rPr>
-          <w:t>Pr 24.12</w:t>
-        </w:r>
-      </w:hyperlink>
-      <w:r>
-        <w:rPr>
-          <w:lang w:val="fr_FR" w:bidi="fr_FR"/>
-        </w:rPr>
-        <w:t xml:space="preserve"> ; </w:t>
-      </w:r>
-      <w:hyperlink r:id="rId93">
-        <w:r>
-          <w:rPr>
-            <w:lang w:val="fr_FR" w:bidi="fr_FR"/>
-          </w:rPr>
-          <w:rPr>
-            <w:color w:val="0000EE"/>
-            <w:u w:val="single"/>
-          </w:rPr>
-          <w:t>Jl 3.4–8</w:t>
-        </w:r>
-      </w:hyperlink>
-      <w:r>
-        <w:rPr>
-          <w:lang w:val="fr_FR" w:bidi="fr_FR"/>
-        </w:rPr>
-        <w:t xml:space="preserve"> ; </w:t>
-      </w:r>
-      <w:hyperlink r:id="rId94">
-        <w:r>
-          <w:rPr>
-            <w:lang w:val="fr_FR" w:bidi="fr_FR"/>
-          </w:rPr>
-          <w:rPr>
-            <w:color w:val="0000EE"/>
-            <w:u w:val="single"/>
-          </w:rPr>
-          <w:t>Ap 18.6</w:t>
-        </w:r>
-      </w:hyperlink>
-      <w:r>
-        <w:rPr>
-          <w:lang w:val="fr_FR" w:bidi="fr_FR"/>
-        </w:rPr>
-        <w:t xml:space="preserve"> ; </w:t>
-      </w:r>
-      <w:hyperlink r:id="rId95">
-        <w:r>
-          <w:rPr>
-            <w:lang w:val="fr_FR" w:bidi="fr_FR"/>
-          </w:rPr>
-          <w:rPr>
-            <w:color w:val="0000EE"/>
-            <w:u w:val="single"/>
-          </w:rPr>
-          <w:t>20.12</w:t>
-        </w:r>
-      </w:hyperlink>
-      <w:r>
-        <w:rPr>
-          <w:lang w:val="fr_FR" w:bidi="fr_FR"/>
-        </w:rPr>
-        <w:t>).</w:t>
-      </w:r>
-      <w:r>
-        <w:rPr>
-          <w:lang w:val="fr_FR" w:bidi="fr_FR"/>
-        </w:rPr>
-      </w:r>
-      <w:r>
-        <w:rPr>
-          <w:lang w:val="fr_FR" w:bidi="fr_FR"/>
-        </w:rPr>
-      </w:r>
-    </w:p>
-    <w:p>
-      <w:pPr/>
-      <w:r>
-        <w:rPr>
-          <w:lang w:val="fr_FR" w:bidi="fr_FR"/>
-        </w:rPr>
-      </w:r>
-    </w:p>
-    <w:p>
-      <w:pPr>
-        <w:pStyle w:val="Heading2"/>
-      </w:pPr>
-      <w:r>
-        <w:rPr>
-          <w:lang w:val="fr_FR" w:bidi="fr_FR"/>
-        </w:rPr>
-        <w:t>Nahum 3.5</w:t>
-      </w:r>
-      <w:r>
-        <w:rPr>
-          <w:lang w:val="fr_FR" w:bidi="fr_FR"/>
-        </w:rPr>
-      </w:r>
-    </w:p>
-    <w:p>
-      <w:pPr/>
-      <w:r>
-        <w:rPr>
-          <w:lang w:val="fr_FR" w:bidi="fr_FR"/>
-        </w:rPr>
-      </w:r>
-      <w:r>
-        <w:rPr>
-          <w:lang w:val="fr_FR" w:bidi="fr_FR"/>
-        </w:rPr>
-        <w:t xml:space="preserve">Deux fois, Dieu sous-entend à Ninive qu'il est son ennemi (aussi en </w:t>
-      </w:r>
-      <w:hyperlink r:id="rId96">
-        <w:r>
-          <w:rPr>
-            <w:lang w:val="fr_FR" w:bidi="fr_FR"/>
-          </w:rPr>
-          <w:rPr>
-            <w:color w:val="0000EE"/>
-            <w:u w:val="single"/>
-          </w:rPr>
-          <w:t>2.14</w:t>
-        </w:r>
-      </w:hyperlink>
-      <w:r>
-        <w:rPr>
-          <w:lang w:val="fr_FR" w:bidi="fr_FR"/>
-        </w:rPr>
-        <w:t>). Le jugement de Ninive sert de rappel historique que l'Éternel abhorre le péché et traitera les hommes et les nations selon leurs actes (</w:t>
-      </w:r>
-      <w:hyperlink r:id="rId97">
-        <w:r>
-          <w:rPr>
-            <w:lang w:val="fr_FR" w:bidi="fr_FR"/>
-          </w:rPr>
-          <w:rPr>
-            <w:color w:val="0000EE"/>
-            <w:u w:val="single"/>
-          </w:rPr>
-          <w:t xml:space="preserve">Ps 9.8–9 </w:t>
-        </w:r>
-      </w:hyperlink>
-      <w:r>
-        <w:rPr>
-          <w:lang w:val="fr_FR" w:bidi="fr_FR"/>
-        </w:rPr>
-        <w:t xml:space="preserve">; </w:t>
-      </w:r>
-      <w:hyperlink r:id="rId98">
-        <w:r>
-          <w:rPr>
-            <w:lang w:val="fr_FR" w:bidi="fr_FR"/>
-          </w:rPr>
-          <w:rPr>
-            <w:color w:val="0000EE"/>
-            <w:u w:val="single"/>
-          </w:rPr>
-          <w:t xml:space="preserve">62.13 </w:t>
-        </w:r>
-      </w:hyperlink>
-      <w:r>
-        <w:rPr>
-          <w:lang w:val="fr_FR" w:bidi="fr_FR"/>
-        </w:rPr>
-        <w:t xml:space="preserve">; </w:t>
-      </w:r>
-      <w:hyperlink r:id="rId99">
-        <w:r>
-          <w:rPr>
-            <w:lang w:val="fr_FR" w:bidi="fr_FR"/>
-          </w:rPr>
-          <w:rPr>
-            <w:color w:val="0000EE"/>
-            <w:u w:val="single"/>
-          </w:rPr>
-          <w:t xml:space="preserve">Jr 46.28 </w:t>
-        </w:r>
-      </w:hyperlink>
-      <w:r>
-        <w:rPr>
-          <w:lang w:val="fr_FR" w:bidi="fr_FR"/>
-        </w:rPr>
-        <w:t xml:space="preserve">; </w:t>
-      </w:r>
-      <w:hyperlink r:id="rId100">
-        <w:r>
-          <w:rPr>
-            <w:lang w:val="fr_FR" w:bidi="fr_FR"/>
-          </w:rPr>
-          <w:rPr>
-            <w:color w:val="0000EE"/>
-            <w:u w:val="single"/>
-          </w:rPr>
-          <w:t>Ac 17.31</w:t>
-        </w:r>
-      </w:hyperlink>
-      <w:r>
-        <w:rPr>
-          <w:lang w:val="fr_FR" w:bidi="fr_FR"/>
-        </w:rPr>
-        <w:t>). Un jour, la justice de Dieu retombera sur le monde entier, sur ceux qui se sont rebellés contre lui (</w:t>
-      </w:r>
-      <w:hyperlink r:id="rId101">
-        <w:r>
-          <w:rPr>
-            <w:lang w:val="fr_FR" w:bidi="fr_FR"/>
-          </w:rPr>
-          <w:rPr>
-            <w:color w:val="0000EE"/>
-            <w:u w:val="single"/>
-          </w:rPr>
-          <w:t>Ap 17–19</w:t>
-        </w:r>
-      </w:hyperlink>
-      <w:r>
-        <w:rPr>
-          <w:lang w:val="fr_FR" w:bidi="fr_FR"/>
-        </w:rPr>
-        <w:t>).</w:t>
-      </w:r>
-      <w:r>
-        <w:rPr>
-          <w:lang w:val="fr_FR" w:bidi="fr_FR"/>
-        </w:rPr>
-      </w:r>
-      <w:r>
-        <w:rPr>
-          <w:lang w:val="fr_FR" w:bidi="fr_FR"/>
-        </w:rPr>
-      </w:r>
-    </w:p>
-    <w:p>
-      <w:pPr/>
-      <w:r>
-        <w:rPr>
-          <w:lang w:val="fr_FR" w:bidi="fr_FR"/>
-        </w:rPr>
-      </w:r>
-    </w:p>
-    <w:p>
-      <w:pPr>
-        <w:pStyle w:val="Heading2"/>
-      </w:pPr>
-      <w:r>
-        <w:rPr>
-          <w:lang w:val="fr_FR" w:bidi="fr_FR"/>
-        </w:rPr>
-        <w:t>Nahum 3.8</w:t>
-      </w:r>
-      <w:r>
-        <w:rPr>
-          <w:lang w:val="fr_FR" w:bidi="fr_FR"/>
-        </w:rPr>
-      </w:r>
-    </w:p>
-    <w:p>
-      <w:pPr/>
-      <w:r>
-        <w:rPr>
-          <w:lang w:val="fr_FR" w:bidi="fr_FR"/>
-        </w:rPr>
-      </w:r>
-      <w:r>
-        <w:rPr>
-          <w:lang w:val="fr_FR" w:bidi="fr_FR"/>
-        </w:rPr>
-        <w:t>Thèbes</w:t>
-      </w:r>
-      <w:r>
-        <w:rPr>
-          <w:i/>
-          <w:lang w:val="fr_FR" w:bidi="fr_FR"/>
-        </w:rPr>
-        <w:t>,</w:t>
-      </w:r>
-      <w:r>
-        <w:rPr>
-          <w:lang w:val="fr_FR" w:bidi="fr_FR"/>
-        </w:rPr>
-        <w:t xml:space="preserve"> l'historique capitale de l'Égypte, se situait des deux côtés du Nil dans la Haute-Égypte. Elle avait gagné sa renommée en tant que centre politique, religieux et culturel du puissant Nouvel Empire égyptien (1550–1069 av. J.‑C.). Bien qu'elle ne fût plus la capitale de l'Égypte dans les années suivant 600 av. J.‑C., la ville prospérait encore comme métropole.</w:t>
-      </w:r>
-      <w:r>
-        <w:rPr>
-          <w:lang w:val="fr_FR" w:bidi="fr_FR"/>
-        </w:rPr>
-      </w:r>
-      <w:r>
-        <w:rPr>
-          <w:lang w:val="fr_FR" w:bidi="fr_FR"/>
-        </w:rPr>
-      </w:r>
-    </w:p>
-    <w:p>
-      <w:pPr/>
-      <w:r>
-        <w:rPr>
-          <w:lang w:val="fr_FR" w:bidi="fr_FR"/>
-        </w:rPr>
-      </w:r>
-    </w:p>
-    <w:p>
-      <w:pPr>
-        <w:pStyle w:val="Heading2"/>
-      </w:pPr>
-      <w:r>
-        <w:rPr>
-          <w:lang w:val="fr_FR" w:bidi="fr_FR"/>
-        </w:rPr>
-        <w:t>Nahum 3.9–10</w:t>
-      </w:r>
-      <w:r>
-        <w:rPr>
-          <w:lang w:val="fr_FR" w:bidi="fr_FR"/>
-        </w:rPr>
-      </w:r>
-    </w:p>
-    <w:p>
-      <w:pPr/>
-      <w:r>
-        <w:rPr>
-          <w:lang w:val="fr_FR" w:bidi="fr_FR"/>
-        </w:rPr>
-      </w:r>
-      <w:r>
-        <w:rPr>
-          <w:lang w:val="fr_FR" w:bidi="fr_FR"/>
-        </w:rPr>
-        <w:t>Thèbes est tombée aux mains des Assyriens sous le roi Osnappar en 663 av. J.‑C. Avant la conquête d'Osnappar, les défenses de Thèbes semblaient inébranlables, ainsi que l'aide de toute l'Égypte et de ses alliés : l'Éthiopie, Puth (peut-être le légendaire pays de Pount, situé près de ce qui est maintenant la côte somalienne) et la Libye. Aucun d'eux, cependant, n'a su protéger Thèbes. • Ses enfants ont été écrasés : les anciens conquérants avaient l'abominable tendance à tuer les nourrissons de leurs adversaires de cette manière (</w:t>
-      </w:r>
-      <w:hyperlink r:id="rId102">
-        <w:r>
-          <w:rPr>
-            <w:lang w:val="fr_FR" w:bidi="fr_FR"/>
-          </w:rPr>
-          <w:rPr>
-            <w:color w:val="0000EE"/>
-            <w:u w:val="single"/>
-          </w:rPr>
-          <w:t xml:space="preserve">2R 8.12 </w:t>
-        </w:r>
-      </w:hyperlink>
-      <w:r>
-        <w:rPr>
-          <w:lang w:val="fr_FR" w:bidi="fr_FR"/>
-        </w:rPr>
-        <w:t xml:space="preserve">; </w:t>
-      </w:r>
-      <w:hyperlink r:id="rId103">
-        <w:r>
-          <w:rPr>
-            <w:lang w:val="fr_FR" w:bidi="fr_FR"/>
-          </w:rPr>
-          <w:rPr>
-            <w:color w:val="0000EE"/>
-            <w:u w:val="single"/>
-          </w:rPr>
-          <w:t xml:space="preserve">Ps 137.9 </w:t>
-        </w:r>
-      </w:hyperlink>
-      <w:r>
-        <w:rPr>
-          <w:lang w:val="fr_FR" w:bidi="fr_FR"/>
-        </w:rPr>
-        <w:t xml:space="preserve">; </w:t>
-      </w:r>
-      <w:hyperlink r:id="rId104">
-        <w:r>
-          <w:rPr>
-            <w:lang w:val="fr_FR" w:bidi="fr_FR"/>
-          </w:rPr>
-          <w:rPr>
-            <w:color w:val="0000EE"/>
-            <w:u w:val="single"/>
-          </w:rPr>
-          <w:t>Es 13.16</w:t>
-        </w:r>
-      </w:hyperlink>
-      <w:r>
-        <w:rPr>
-          <w:lang w:val="fr_FR" w:bidi="fr_FR"/>
-        </w:rPr>
-        <w:t xml:space="preserve">, </w:t>
-      </w:r>
-      <w:hyperlink r:id="rId105">
-        <w:r>
-          <w:rPr>
-            <w:lang w:val="fr_FR" w:bidi="fr_FR"/>
-          </w:rPr>
-          <w:rPr>
-            <w:color w:val="0000EE"/>
-            <w:u w:val="single"/>
-          </w:rPr>
-          <w:t>18</w:t>
-        </w:r>
-      </w:hyperlink>
-      <w:r>
-        <w:rPr>
-          <w:lang w:val="fr_FR" w:bidi="fr_FR"/>
-        </w:rPr>
-        <w:t xml:space="preserve">). • Les soldats lançaient les dés pour tirer au sort le butin de guerre, tandis que les chefs du peuple conquis étaient enchaînés (voir </w:t>
-      </w:r>
-      <w:hyperlink r:id="rId106">
-        <w:r>
-          <w:rPr>
-            <w:lang w:val="fr_FR" w:bidi="fr_FR"/>
-          </w:rPr>
-          <w:rPr>
-            <w:color w:val="0000EE"/>
-            <w:u w:val="single"/>
-          </w:rPr>
-          <w:t xml:space="preserve">2R 25.7 </w:t>
-        </w:r>
-      </w:hyperlink>
-      <w:r>
-        <w:rPr>
-          <w:lang w:val="fr_FR" w:bidi="fr_FR"/>
-        </w:rPr>
-        <w:t xml:space="preserve">; </w:t>
-      </w:r>
-      <w:hyperlink r:id="rId107">
-        <w:r>
-          <w:rPr>
-            <w:lang w:val="fr_FR" w:bidi="fr_FR"/>
-          </w:rPr>
-          <w:rPr>
-            <w:color w:val="0000EE"/>
-            <w:u w:val="single"/>
-          </w:rPr>
-          <w:t>Jr 40.1</w:t>
-        </w:r>
-      </w:hyperlink>
-      <w:r>
-        <w:rPr>
-          <w:lang w:val="fr_FR" w:bidi="fr_FR"/>
-        </w:rPr>
-        <w:t xml:space="preserve">, </w:t>
-      </w:r>
-      <w:hyperlink r:id="rId108">
-        <w:r>
-          <w:rPr>
-            <w:lang w:val="fr_FR" w:bidi="fr_FR"/>
-          </w:rPr>
-          <w:rPr>
-            <w:color w:val="0000EE"/>
-            <w:u w:val="single"/>
-          </w:rPr>
-          <w:t xml:space="preserve">4 </w:t>
-        </w:r>
-      </w:hyperlink>
-      <w:r>
-        <w:rPr>
-          <w:lang w:val="fr_FR" w:bidi="fr_FR"/>
-        </w:rPr>
-        <w:t xml:space="preserve">; </w:t>
-      </w:r>
-      <w:hyperlink r:id="rId109">
-        <w:r>
-          <w:rPr>
-            <w:lang w:val="fr_FR" w:bidi="fr_FR"/>
-          </w:rPr>
-          <w:rPr>
-            <w:color w:val="0000EE"/>
-            <w:u w:val="single"/>
-          </w:rPr>
-          <w:t xml:space="preserve">Jl 3.3 </w:t>
-        </w:r>
-      </w:hyperlink>
-      <w:r>
-        <w:rPr>
-          <w:lang w:val="fr_FR" w:bidi="fr_FR"/>
-        </w:rPr>
-        <w:t xml:space="preserve">; </w:t>
-      </w:r>
-      <w:hyperlink r:id="rId110">
-        <w:r>
-          <w:rPr>
-            <w:lang w:val="fr_FR" w:bidi="fr_FR"/>
-          </w:rPr>
-          <w:rPr>
-            <w:color w:val="0000EE"/>
-            <w:u w:val="single"/>
-          </w:rPr>
-          <w:t>Ab 1.11</w:t>
-        </w:r>
-      </w:hyperlink>
-      <w:r>
-        <w:rPr>
-          <w:lang w:val="fr_FR" w:bidi="fr_FR"/>
-        </w:rPr>
-        <w:t>).</w:t>
-      </w:r>
-      <w:r>
-        <w:rPr>
-          <w:lang w:val="fr_FR" w:bidi="fr_FR"/>
-        </w:rPr>
-      </w:r>
-      <w:r>
-        <w:rPr>
-          <w:lang w:val="fr_FR" w:bidi="fr_FR"/>
-        </w:rPr>
-      </w:r>
-    </w:p>
-    <w:p>
-      <w:pPr/>
-      <w:r>
-        <w:rPr>
-          <w:lang w:val="fr_FR" w:bidi="fr_FR"/>
-        </w:rPr>
-      </w:r>
-    </w:p>
-    <w:p>
-      <w:pPr>
-        <w:pStyle w:val="Heading2"/>
-      </w:pPr>
-      <w:r>
-        <w:rPr>
-          <w:lang w:val="fr_FR" w:bidi="fr_FR"/>
-        </w:rPr>
-        <w:t>Nahum 3.12</w:t>
-      </w:r>
-      <w:r>
-        <w:rPr>
-          <w:lang w:val="fr_FR" w:bidi="fr_FR"/>
-        </w:rPr>
-      </w:r>
-    </w:p>
-    <w:p>
-      <w:pPr/>
-      <w:r>
-        <w:rPr>
-          <w:lang w:val="fr_FR" w:bidi="fr_FR"/>
-        </w:rPr>
-      </w:r>
-      <w:r>
-        <w:rPr>
-          <w:lang w:val="fr_FR" w:bidi="fr_FR"/>
-        </w:rPr>
-        <w:t xml:space="preserve">Des figuiers... quand on les secoue : cf. </w:t>
-      </w:r>
-      <w:hyperlink r:id="rId111">
-        <w:r>
-          <w:rPr>
-            <w:lang w:val="fr_FR" w:bidi="fr_FR"/>
-          </w:rPr>
-          <w:rPr>
-            <w:color w:val="0000EE"/>
-            <w:u w:val="single"/>
-          </w:rPr>
-          <w:t>Am 8.1–2</w:t>
-        </w:r>
-      </w:hyperlink>
-      <w:r>
-        <w:rPr>
-          <w:lang w:val="fr_FR" w:bidi="fr_FR"/>
-        </w:rPr>
-        <w:t xml:space="preserve"> ; </w:t>
-      </w:r>
-      <w:hyperlink r:id="rId112">
-        <w:r>
-          <w:rPr>
-            <w:lang w:val="fr_FR" w:bidi="fr_FR"/>
-          </w:rPr>
-          <w:rPr>
-            <w:color w:val="0000EE"/>
-            <w:u w:val="single"/>
-          </w:rPr>
-          <w:t>Ap 6.13</w:t>
-        </w:r>
-      </w:hyperlink>
-      <w:r>
-        <w:rPr>
-          <w:lang w:val="fr_FR" w:bidi="fr_FR"/>
-        </w:rPr>
-        <w:t>.</w:t>
-      </w:r>
-      <w:r>
-        <w:rPr>
-          <w:lang w:val="fr_FR" w:bidi="fr_FR"/>
-        </w:rPr>
-      </w:r>
-      <w:r>
-        <w:rPr>
-          <w:lang w:val="fr_FR" w:bidi="fr_FR"/>
-        </w:rPr>
-      </w:r>
-    </w:p>
-    <w:p>
-      <w:pPr/>
-      <w:r>
-        <w:rPr>
-          <w:lang w:val="fr_FR" w:bidi="fr_FR"/>
-        </w:rPr>
-      </w:r>
-    </w:p>
-    <w:p>
-      <w:pPr>
-        <w:pStyle w:val="Heading2"/>
-      </w:pPr>
-      <w:r>
-        <w:rPr>
-          <w:lang w:val="fr_FR" w:bidi="fr_FR"/>
-        </w:rPr>
-        <w:t>Nahum 3.14</w:t>
-      </w:r>
-      <w:r>
-        <w:rPr>
-          <w:lang w:val="fr_FR" w:bidi="fr_FR"/>
-        </w:rPr>
-      </w:r>
-    </w:p>
-    <w:p>
-      <w:pPr/>
-      <w:r>
-        <w:rPr>
-          <w:lang w:val="fr_FR" w:bidi="fr_FR"/>
-        </w:rPr>
-      </w:r>
-      <w:r>
-        <w:rPr>
-          <w:lang w:val="fr_FR" w:bidi="fr_FR"/>
-        </w:rPr>
-        <w:t xml:space="preserve">Répare... Rétablis : Nahum utilise le sarcasme pour souligner qu'aucune préparation ne permettra aux Assyriens de résister à la colère de Dieu (notez le même ton sarcastique en </w:t>
-      </w:r>
-      <w:hyperlink r:id="rId113">
-        <w:r>
-          <w:rPr>
-            <w:lang w:val="fr_FR" w:bidi="fr_FR"/>
-          </w:rPr>
-          <w:rPr>
-            <w:color w:val="0000EE"/>
-            <w:u w:val="single"/>
-          </w:rPr>
-          <w:t>2.12–14</w:t>
-        </w:r>
-      </w:hyperlink>
-      <w:r>
-        <w:rPr>
-          <w:lang w:val="fr_FR" w:bidi="fr_FR"/>
-        </w:rPr>
-        <w:t>).</w:t>
-      </w:r>
-      <w:r>
-        <w:rPr>
-          <w:lang w:val="fr_FR" w:bidi="fr_FR"/>
-        </w:rPr>
-      </w:r>
-      <w:r>
-        <w:rPr>
-          <w:lang w:val="fr_FR" w:bidi="fr_FR"/>
-        </w:rPr>
-      </w:r>
-    </w:p>
-    <w:p>
-      <w:pPr/>
-      <w:r>
-        <w:rPr>
-          <w:lang w:val="fr_FR" w:bidi="fr_FR"/>
-        </w:rPr>
-      </w:r>
-    </w:p>
-    <w:p>
-      <w:pPr>
-        <w:pStyle w:val="Heading2"/>
-      </w:pPr>
-      <w:r>
-        <w:rPr>
-          <w:lang w:val="fr_FR" w:bidi="fr_FR"/>
-        </w:rPr>
-        <w:t>Nahum 3.15</w:t>
-      </w:r>
-      <w:r>
-        <w:rPr>
-          <w:lang w:val="fr_FR" w:bidi="fr_FR"/>
-        </w:rPr>
-      </w:r>
-    </w:p>
-    <w:p>
-      <w:pPr/>
-      <w:r>
-        <w:rPr>
-          <w:lang w:val="fr_FR" w:bidi="fr_FR"/>
-        </w:rPr>
-      </w:r>
-      <w:r>
-        <w:rPr>
-          <w:lang w:val="fr_FR" w:bidi="fr_FR"/>
-        </w:rPr>
-        <w:t xml:space="preserve">L'Ancien Testament utilise souvent l'image des sauterelles pour parler des armées de manière métaphorique (voir </w:t>
-      </w:r>
-      <w:hyperlink r:id="rId114">
-        <w:r>
-          <w:rPr>
-            <w:lang w:val="fr_FR" w:bidi="fr_FR"/>
-          </w:rPr>
-          <w:rPr>
-            <w:color w:val="0000EE"/>
-            <w:u w:val="single"/>
-          </w:rPr>
-          <w:t>Jl 2.1–11</w:t>
-        </w:r>
-      </w:hyperlink>
-      <w:r>
-        <w:rPr>
-          <w:lang w:val="fr_FR" w:bidi="fr_FR"/>
-        </w:rPr>
-        <w:t>).</w:t>
-      </w:r>
-      <w:r>
-        <w:rPr>
-          <w:lang w:val="fr_FR" w:bidi="fr_FR"/>
-        </w:rPr>
-      </w:r>
-      <w:r>
-        <w:rPr>
-          <w:lang w:val="fr_FR" w:bidi="fr_FR"/>
-        </w:rPr>
-      </w:r>
-    </w:p>
-    <w:p>
-      <w:pPr/>
-      <w:r>
-        <w:rPr>
-          <w:lang w:val="fr_FR" w:bidi="fr_FR"/>
-        </w:rPr>
-      </w:r>
-    </w:p>
-    <w:p>
-      <w:pPr>
-        <w:pStyle w:val="Heading2"/>
-      </w:pPr>
-      <w:r>
-        <w:rPr>
-          <w:lang w:val="fr_FR" w:bidi="fr_FR"/>
-        </w:rPr>
-        <w:t>Nahum 3.16</w:t>
-      </w:r>
-      <w:r>
-        <w:rPr>
-          <w:lang w:val="fr_FR" w:bidi="fr_FR"/>
-        </w:rPr>
-      </w:r>
-    </w:p>
-    <w:p>
-      <w:pPr/>
-      <w:r>
-        <w:rPr>
-          <w:lang w:val="fr_FR" w:bidi="fr_FR"/>
-        </w:rPr>
-      </w:r>
-      <w:r>
-        <w:rPr>
-          <w:lang w:val="fr_FR" w:bidi="fr_FR"/>
-        </w:rPr>
-        <w:t>Les marchands assyriens se répandaient dans le Proche-Orient comme des sauterelles, remplissant Ninive de richesses incommensurables. Mais tout comme la sauterelle ne cherche qu'à satisfaire ses insatiables appétits avant de s'envoler, les marchands emportent leurs marchandises et prennent la fuite au moment de la désolation de Ninive, laissant derrière eux une population dans le besoin.</w:t>
-      </w:r>
-      <w:r>
-        <w:rPr>
-          <w:lang w:val="fr_FR" w:bidi="fr_FR"/>
-        </w:rPr>
-      </w:r>
-      <w:r>
-        <w:rPr>
-          <w:lang w:val="fr_FR" w:bidi="fr_FR"/>
-        </w:rPr>
-      </w:r>
-    </w:p>
-    <w:p>
-      <w:pPr/>
-      <w:r>
-        <w:rPr>
-          <w:lang w:val="fr_FR" w:bidi="fr_FR"/>
-        </w:rPr>
-      </w:r>
-    </w:p>
-    <w:p>
-      <w:pPr>
-        <w:pStyle w:val="Heading2"/>
-      </w:pPr>
-      <w:r>
-        <w:rPr>
-          <w:lang w:val="fr_FR" w:bidi="fr_FR"/>
-        </w:rPr>
-        <w:t>Nahum 3.18</w:t>
-      </w:r>
-      <w:r>
-        <w:rPr>
-          <w:lang w:val="fr_FR" w:bidi="fr_FR"/>
-        </w:rPr>
-      </w:r>
-    </w:p>
-    <w:p>
-      <w:pPr/>
-      <w:r>
-        <w:rPr>
-          <w:lang w:val="fr_FR" w:bidi="fr_FR"/>
-        </w:rPr>
-      </w:r>
-      <w:r>
-        <w:rPr>
-          <w:lang w:val="fr_FR" w:bidi="fr_FR"/>
-        </w:rPr>
-        <w:t xml:space="preserve">Bergers : les dirigeants partis, le peuple de Ninive sera dispersé comme des moutons. • reposent (littéralement </w:t>
-      </w:r>
-      <w:r>
-        <w:rPr>
-          <w:i/>
-          <w:lang w:val="fr_FR" w:bidi="fr_FR"/>
-        </w:rPr>
-        <w:t xml:space="preserve">dorment </w:t>
-      </w:r>
-      <w:r>
-        <w:rPr>
-          <w:lang w:val="fr_FR" w:bidi="fr_FR"/>
-        </w:rPr>
-        <w:t xml:space="preserve">; voir </w:t>
-      </w:r>
-      <w:hyperlink r:id="rId115">
-        <w:r>
-          <w:rPr>
-            <w:lang w:val="fr_FR" w:bidi="fr_FR"/>
-          </w:rPr>
-          <w:rPr>
-            <w:color w:val="0000EE"/>
-            <w:u w:val="single"/>
-          </w:rPr>
-          <w:t>Jn 11.11–14</w:t>
-        </w:r>
-      </w:hyperlink>
-      <w:r>
-        <w:rPr>
-          <w:lang w:val="fr_FR" w:bidi="fr_FR"/>
-        </w:rPr>
-        <w:t>) : les dirigeants d'Assyrie qui se reposent pendant la crise qui frappe Ninive, s'endormiront dans la mort. Par opposition, le Berger d'Israël ne sommeille pas (</w:t>
-      </w:r>
-      <w:hyperlink r:id="rId116">
-        <w:r>
-          <w:rPr>
-            <w:lang w:val="fr_FR" w:bidi="fr_FR"/>
-          </w:rPr>
-          <w:rPr>
-            <w:color w:val="0000EE"/>
-            <w:u w:val="single"/>
-          </w:rPr>
-          <w:t>Ps 121.3</w:t>
-        </w:r>
-      </w:hyperlink>
-      <w:r>
-        <w:rPr>
-          <w:lang w:val="fr_FR" w:bidi="fr_FR"/>
-        </w:rPr>
-        <w:t>), et il rassemblera les brebis perdues d'Israël (</w:t>
-      </w:r>
-      <w:hyperlink r:id="rId117">
-        <w:r>
-          <w:rPr>
-            <w:lang w:val="fr_FR" w:bidi="fr_FR"/>
-          </w:rPr>
-          <w:rPr>
-            <w:color w:val="0000EE"/>
-            <w:u w:val="single"/>
-          </w:rPr>
-          <w:t>Jr 23.3</w:t>
-        </w:r>
-      </w:hyperlink>
-      <w:r>
-        <w:rPr>
-          <w:lang w:val="fr_FR" w:bidi="fr_FR"/>
-        </w:rPr>
-        <w:t xml:space="preserve"> ; </w:t>
-      </w:r>
-      <w:hyperlink r:id="rId118">
-        <w:r>
-          <w:rPr>
-            <w:lang w:val="fr_FR" w:bidi="fr_FR"/>
-          </w:rPr>
-          <w:rPr>
-            <w:color w:val="0000EE"/>
-            <w:u w:val="single"/>
-          </w:rPr>
-          <w:t>Ez 36.35</w:t>
-        </w:r>
-      </w:hyperlink>
-      <w:r>
-        <w:rPr>
-          <w:lang w:val="fr_FR" w:bidi="fr_FR"/>
-        </w:rPr>
-        <w:t>).</w:t>
-      </w:r>
-      <w:r>
-        <w:rPr>
-          <w:lang w:val="fr_FR" w:bidi="fr_FR"/>
-        </w:rPr>
-      </w:r>
-      <w:r>
-        <w:rPr>
-          <w:lang w:val="fr_FR" w:bidi="fr_FR"/>
-        </w:rPr>
-      </w:r>
-    </w:p>
-    <w:p>
-      <w:pPr/>
-      <w:r>
-        <w:rPr>
-          <w:lang w:val="fr_FR" w:bidi="fr_FR"/>
-        </w:rPr>
-      </w:r>
-    </w:p>
-    <w:p>
-      <w:pPr>
-        <w:pStyle w:val="Heading2"/>
-      </w:pPr>
-      <w:r>
-        <w:rPr>
-          <w:lang w:val="fr_FR" w:bidi="fr_FR"/>
-        </w:rPr>
-        <w:t>Nahum 3.19</w:t>
-      </w:r>
-      <w:r>
-        <w:rPr>
-          <w:lang w:val="fr_FR" w:bidi="fr_FR"/>
-        </w:rPr>
-      </w:r>
-    </w:p>
-    <w:p>
-      <w:pPr/>
-      <w:r>
-        <w:rPr>
-          <w:lang w:val="fr_FR" w:bidi="fr_FR"/>
-        </w:rPr>
-      </w:r>
-      <w:r>
-        <w:rPr>
-          <w:lang w:val="fr_FR" w:bidi="fr_FR"/>
-        </w:rPr>
-        <w:t>Ninive mérite la destruction plutôt que la guérison. Bien que Dieu se soit montré patient avec Ninive à l'époque de Jonas (</w:t>
-      </w:r>
-      <w:hyperlink r:id="rId119">
-        <w:r>
-          <w:rPr>
-            <w:lang w:val="fr_FR" w:bidi="fr_FR"/>
-          </w:rPr>
-          <w:rPr>
-            <w:color w:val="0000EE"/>
-            <w:u w:val="single"/>
-          </w:rPr>
-          <w:t>Jon 3.10</w:t>
-        </w:r>
-      </w:hyperlink>
-      <w:r>
-        <w:rPr>
-          <w:lang w:val="fr_FR" w:bidi="fr_FR"/>
-        </w:rPr>
-        <w:t xml:space="preserve">), les Assyriens se sont de nouveau livrés à la cruauté et doivent récolter les fruits de leur propre mal (voir </w:t>
-      </w:r>
       <w:hyperlink r:id="rId120">
-        <w:r>
-          <w:rPr>
-            <w:lang w:val="fr_FR" w:bidi="fr_FR"/>
-          </w:rPr>
-          <w:rPr>
-            <w:color w:val="0000EE"/>
-            <w:u w:val="single"/>
-          </w:rPr>
-          <w:t>Pr 11.16–19</w:t>
-        </w:r>
-      </w:hyperlink>
-      <w:r>
-        <w:rPr>
-          <w:lang w:val="fr_FR" w:bidi="fr_FR"/>
-        </w:rPr>
-        <w:t xml:space="preserve"> ; </w:t>
-      </w:r>
-      <w:hyperlink r:id="rId121">
-        <w:r>
-          <w:rPr>
-            <w:lang w:val="fr_FR" w:bidi="fr_FR"/>
-          </w:rPr>
-          <w:rPr>
-            <w:color w:val="0000EE"/>
-            <w:u w:val="single"/>
-          </w:rPr>
-          <w:t>Es 66.5–6</w:t>
-        </w:r>
-      </w:hyperlink>
-      <w:r>
-        <w:rPr>
-          <w:lang w:val="fr_FR" w:bidi="fr_FR"/>
-        </w:rPr>
-        <w:t xml:space="preserve"> ; </w:t>
-      </w:r>
-      <w:hyperlink r:id="rId122">
         <w:r>
           <w:rPr>
             <w:lang w:val="fr_FR" w:bidi="fr_FR"/>

--- a/fra/docx/34.content.docx
+++ b/fra/docx/34.content.docx
@@ -163,13 +163,6 @@
         <w:rPr>
           <w:lang w:val="fr_FR" w:bidi="fr_FR"/>
         </w:rPr>
-      </w:r>
-      <w:r>
-        <w:rPr>
-          <w:i/>
-          <w:lang w:val="fr_FR" w:bidi="fr_FR"/>
-        </w:rPr>
-        <w:t>Nahum 1.1, Nahum 1.2, Nahum 1.2–6, Nahum 1.2–11, Nahum 1.3, Nahum 1.4, Nahum 1.5, Nahum 1.6, Nahum 1.7, Nahum 1.7–11, Nahum 1.8, Nahum 1.9, Nahum 1.11, Nahum 1.12, Nahum 1.14, Nahum 2.1, Nahum 2.2, Nahum 2.3, Nahum 2.4, Nahum 2.5, Nahum 2.7, Nahum 2.8, Nahum 2.9, Nahum 2.10, Nahum 2.11, Nahum 2:12–14, Nahum 2.14, Nahum 3.1, Nahum 3.2–3, Nahum 3.4, Nahum 3.5, Nahum 3.8, Nahum 3.9–10, Nahum 3.12, Nahum 3.14, Nahum 3.15, Nahum 3.16, Nahum 3.18, Nahum 3.19</w:t>
       </w:r>
       <w:r>
         <w:rPr>

--- a/fra/docx/34.content.docx
+++ b/fra/docx/34.content.docx
@@ -150,19 +150,6 @@
           <w:lang w:val="fr_FR" w:bidi="fr_FR"/>
         </w:rPr>
         <w:t>NAM</w:t>
-      </w:r>
-      <w:r>
-        <w:rPr>
-          <w:lang w:val="fr_FR" w:bidi="fr_FR"/>
-        </w:rPr>
-      </w:r>
-    </w:p>
-    <w:p>
-      <w:pPr/>
-      <w:r>
-        <w:rPr>
-          <w:lang w:val="fr_FR" w:bidi="fr_FR"/>
-        </w:rPr>
       </w:r>
       <w:r>
         <w:rPr>

--- a/fra/docx/34.content.docx
+++ b/fra/docx/34.content.docx
@@ -19,7 +19,7 @@
         <w:rPr>
           <w:lang w:val="fr_FR" w:bidi="fr_FR"/>
         </w:rPr>
-        <w:t>Resource: Notes d'étude (Tyndale)</w:t>
+        <w:t>Resource: Tyndale Open Study Notes</w:t>
       </w:r>
       <w:r>
         <w:rPr>
@@ -112,7 +112,7 @@
         <w:rPr>
           <w:lang w:val="fr_FR" w:bidi="fr_FR"/>
         </w:rPr>
-        <w:t>Notes d'étude (Tyndale)</w:t>
+        <w:t>Tyndale Open Study Notes</w:t>
       </w:r>
     </w:p>
     <w:p>

--- a/fra/docx/34.content.docx
+++ b/fra/docx/34.content.docx
@@ -19,7 +19,7 @@
         <w:rPr>
           <w:lang w:val="fr_FR" w:bidi="fr_FR"/>
         </w:rPr>
-        <w:t>Resource: Tyndale Open Study Notes</w:t>
+        <w:t>Resource: Aquifer Open Study Notes</w:t>
       </w:r>
       <w:r>
         <w:rPr>
@@ -112,7 +112,7 @@
         <w:rPr>
           <w:lang w:val="fr_FR" w:bidi="fr_FR"/>
         </w:rPr>
-        <w:t>Tyndale Open Study Notes</w:t>
+        <w:t>Aquifer Open Study Notes</w:t>
       </w:r>
     </w:p>
     <w:p>

--- a/fra/docx/34.content.docx
+++ b/fra/docx/34.content.docx
@@ -233,90 +233,60 @@
         </w:rPr>
         <w:t xml:space="preserve">Oracle... prophétie : cette introduction, similaire à celle d'autres livres prophétiques (cf. </w:t>
       </w:r>
-      <w:hyperlink r:id="rId13">
-        <w:r>
-          <w:rPr>
-            <w:lang w:val="fr_FR" w:bidi="fr_FR"/>
-          </w:rPr>
-          <w:rPr>
-            <w:color w:val="0000EE"/>
-            <w:u w:val="single"/>
-          </w:rPr>
-          <w:t>Abd 1.1</w:t>
-        </w:r>
-      </w:hyperlink>
+      <w:r>
+        <w:rPr>
+          <w:lang w:val="fr_FR" w:bidi="fr_FR"/>
+        </w:rPr>
+        <w:t>Abd 1.1</w:t>
+      </w:r>
       <w:r>
         <w:rPr>
           <w:lang w:val="fr_FR" w:bidi="fr_FR"/>
         </w:rPr>
         <w:t xml:space="preserve"> ; </w:t>
       </w:r>
-      <w:hyperlink r:id="rId14">
-        <w:r>
-          <w:rPr>
-            <w:lang w:val="fr_FR" w:bidi="fr_FR"/>
-          </w:rPr>
-          <w:rPr>
-            <w:color w:val="0000EE"/>
-            <w:u w:val="single"/>
-          </w:rPr>
-          <w:t>Ha 1.1</w:t>
-        </w:r>
-      </w:hyperlink>
+      <w:r>
+        <w:rPr>
+          <w:lang w:val="fr_FR" w:bidi="fr_FR"/>
+        </w:rPr>
+        <w:t>Ha 1.1</w:t>
+      </w:r>
       <w:r>
         <w:rPr>
           <w:lang w:val="fr_FR" w:bidi="fr_FR"/>
         </w:rPr>
         <w:t xml:space="preserve"> ; </w:t>
       </w:r>
-      <w:hyperlink r:id="rId15">
-        <w:r>
-          <w:rPr>
-            <w:lang w:val="fr_FR" w:bidi="fr_FR"/>
-          </w:rPr>
-          <w:rPr>
-            <w:color w:val="0000EE"/>
-            <w:u w:val="single"/>
-          </w:rPr>
-          <w:t>Ml 1.1</w:t>
-        </w:r>
-      </w:hyperlink>
+      <w:r>
+        <w:rPr>
+          <w:lang w:val="fr_FR" w:bidi="fr_FR"/>
+        </w:rPr>
+        <w:t>Ml 1.1</w:t>
+      </w:r>
       <w:r>
         <w:rPr>
           <w:lang w:val="fr_FR" w:bidi="fr_FR"/>
         </w:rPr>
         <w:t>), identifie Nahum comme un prophète, proclamant des paroles de Dieu. • Ninive est devenue la capitale de l'empire assyrien peu après 705 av. J.‑C., et ce jusqu'à sa destruction en 612 av. J.‑C. • Le nom Nahum signifie « réconfort » ou « encouragement ». Un thème important de son livre prophétique est que Dieu réconfortera son peuple par la chute de Ninive (</w:t>
       </w:r>
-      <w:hyperlink r:id="rId16">
-        <w:r>
-          <w:rPr>
-            <w:lang w:val="fr_FR" w:bidi="fr_FR"/>
-          </w:rPr>
-          <w:rPr>
-            <w:color w:val="0000EE"/>
-            <w:u w:val="single"/>
-          </w:rPr>
-          <w:t>Na 1.12–2.1</w:t>
-        </w:r>
-      </w:hyperlink>
+      <w:r>
+        <w:rPr>
+          <w:lang w:val="fr_FR" w:bidi="fr_FR"/>
+        </w:rPr>
+        <w:t>Na 1.12–2.1</w:t>
+      </w:r>
       <w:r>
         <w:rPr>
           <w:lang w:val="fr_FR" w:bidi="fr_FR"/>
         </w:rPr>
         <w:t xml:space="preserve"> ; voir </w:t>
       </w:r>
-      <w:hyperlink r:id="rId17">
-        <w:r>
-          <w:rPr>
-            <w:lang w:val="fr_FR" w:bidi="fr_FR"/>
-          </w:rPr>
-          <w:rPr>
-            <w:color w:val="0000EE"/>
-            <w:u w:val="single"/>
-          </w:rPr>
-          <w:t>Es 40.1</w:t>
-        </w:r>
-      </w:hyperlink>
+      <w:r>
+        <w:rPr>
+          <w:lang w:val="fr_FR" w:bidi="fr_FR"/>
+        </w:rPr>
+        <w:t>Es 40.1</w:t>
+      </w:r>
       <w:r>
         <w:rPr>
           <w:lang w:val="fr_FR" w:bidi="fr_FR"/>
@@ -384,144 +354,96 @@
         </w:rPr>
         <w:t xml:space="preserve">) : Dieu veille avec zèle sur le bien-être de son peuple et désire ardemment leur fidélité (voir </w:t>
       </w:r>
-      <w:hyperlink r:id="rId18">
-        <w:r>
-          <w:rPr>
-            <w:lang w:val="fr_FR" w:bidi="fr_FR"/>
-          </w:rPr>
-          <w:rPr>
-            <w:color w:val="0000EE"/>
-            <w:u w:val="single"/>
-          </w:rPr>
-          <w:t>Ex 20.4–5</w:t>
-        </w:r>
-      </w:hyperlink>
+      <w:r>
+        <w:rPr>
+          <w:lang w:val="fr_FR" w:bidi="fr_FR"/>
+        </w:rPr>
+        <w:t>Ex 20.4–5</w:t>
+      </w:r>
       <w:r>
         <w:rPr>
           <w:lang w:val="fr_FR" w:bidi="fr_FR"/>
         </w:rPr>
         <w:t xml:space="preserve"> ; </w:t>
       </w:r>
-      <w:hyperlink r:id="rId19">
-        <w:r>
-          <w:rPr>
-            <w:lang w:val="fr_FR" w:bidi="fr_FR"/>
-          </w:rPr>
-          <w:rPr>
-            <w:color w:val="0000EE"/>
-            <w:u w:val="single"/>
-          </w:rPr>
-          <w:t>Dt 4.23–24</w:t>
-        </w:r>
-      </w:hyperlink>
+      <w:r>
+        <w:rPr>
+          <w:lang w:val="fr_FR" w:bidi="fr_FR"/>
+        </w:rPr>
+        <w:t>Dt 4.23–24</w:t>
+      </w:r>
       <w:r>
         <w:rPr>
           <w:lang w:val="fr_FR" w:bidi="fr_FR"/>
         </w:rPr>
         <w:t xml:space="preserve"> ; </w:t>
       </w:r>
-      <w:hyperlink r:id="rId20">
-        <w:r>
-          <w:rPr>
-            <w:lang w:val="fr_FR" w:bidi="fr_FR"/>
-          </w:rPr>
-          <w:rPr>
-            <w:color w:val="0000EE"/>
-            <w:u w:val="single"/>
-          </w:rPr>
-          <w:t>6.4</w:t>
-        </w:r>
-      </w:hyperlink>
+      <w:r>
+        <w:rPr>
+          <w:lang w:val="fr_FR" w:bidi="fr_FR"/>
+        </w:rPr>
+        <w:t>6.4</w:t>
+      </w:r>
       <w:r>
         <w:rPr>
           <w:lang w:val="fr_FR" w:bidi="fr_FR"/>
         </w:rPr>
         <w:t xml:space="preserve"> ; </w:t>
       </w:r>
-      <w:hyperlink r:id="rId21">
-        <w:r>
-          <w:rPr>
-            <w:lang w:val="fr_FR" w:bidi="fr_FR"/>
-          </w:rPr>
-          <w:rPr>
-            <w:color w:val="0000EE"/>
-            <w:u w:val="single"/>
-          </w:rPr>
-          <w:t>Jr 2.1–3.5</w:t>
-        </w:r>
-      </w:hyperlink>
+      <w:r>
+        <w:rPr>
+          <w:lang w:val="fr_FR" w:bidi="fr_FR"/>
+        </w:rPr>
+        <w:t>Jr 2.1–3.5</w:t>
+      </w:r>
       <w:r>
         <w:rPr>
           <w:lang w:val="fr_FR" w:bidi="fr_FR"/>
         </w:rPr>
         <w:t>). • La vengeance et la colère de Dieu ne sont pas à confondre avec l'attitude humaine de « vouloir rendre la pareille ». Les actions de Dieu découlent de sa sainteté (</w:t>
       </w:r>
-      <w:hyperlink r:id="rId22">
-        <w:r>
-          <w:rPr>
-            <w:lang w:val="fr_FR" w:bidi="fr_FR"/>
-          </w:rPr>
-          <w:rPr>
-            <w:color w:val="0000EE"/>
-            <w:u w:val="single"/>
-          </w:rPr>
-          <w:t>Jr 50.28–29</w:t>
-        </w:r>
-      </w:hyperlink>
+      <w:r>
+        <w:rPr>
+          <w:lang w:val="fr_FR" w:bidi="fr_FR"/>
+        </w:rPr>
+        <w:t>Jr 50.28–29</w:t>
+      </w:r>
       <w:r>
         <w:rPr>
           <w:lang w:val="fr_FR" w:bidi="fr_FR"/>
         </w:rPr>
         <w:t>), de sa justice (</w:t>
       </w:r>
-      <w:hyperlink r:id="rId23">
-        <w:r>
-          <w:rPr>
-            <w:lang w:val="fr_FR" w:bidi="fr_FR"/>
-          </w:rPr>
-          <w:rPr>
-            <w:color w:val="0000EE"/>
-            <w:u w:val="single"/>
-          </w:rPr>
-          <w:t>Es 63.1–9</w:t>
-        </w:r>
-      </w:hyperlink>
+      <w:r>
+        <w:rPr>
+          <w:lang w:val="fr_FR" w:bidi="fr_FR"/>
+        </w:rPr>
+        <w:t>Es 63.1–9</w:t>
+      </w:r>
       <w:r>
         <w:rPr>
           <w:lang w:val="fr_FR" w:bidi="fr_FR"/>
         </w:rPr>
         <w:t>) et de sa fidélité envers l'alliance avec son peuple (</w:t>
       </w:r>
-      <w:hyperlink r:id="rId24">
-        <w:r>
-          <w:rPr>
-            <w:lang w:val="fr_FR" w:bidi="fr_FR"/>
-          </w:rPr>
-          <w:rPr>
-            <w:color w:val="0000EE"/>
-            <w:u w:val="single"/>
-          </w:rPr>
-          <w:t>Lv 26.23–25</w:t>
-        </w:r>
-      </w:hyperlink>
+      <w:r>
+        <w:rPr>
+          <w:lang w:val="fr_FR" w:bidi="fr_FR"/>
+        </w:rPr>
+        <w:t>Lv 26.23–25</w:t>
+      </w:r>
       <w:r>
         <w:rPr>
           <w:lang w:val="fr_FR" w:bidi="fr_FR"/>
         </w:rPr>
         <w:t xml:space="preserve"> ; </w:t>
       </w:r>
-      <w:hyperlink r:id="rId25">
-        <w:r>
-          <w:rPr>
-            <w:lang w:val="fr_FR" w:bidi="fr_FR"/>
-          </w:rPr>
-          <w:rPr>
-            <w:color w:val="0000EE"/>
-            <w:u w:val="single"/>
-          </w:rPr>
-          <w:t>Es 1.24–26</w:t>
-        </w:r>
-      </w:hyperlink>
+      <w:r>
+        <w:rPr>
+          <w:lang w:val="fr_FR" w:bidi="fr_FR"/>
+        </w:rPr>
+        <w:t>Es 1.24–26</w:t>
+      </w:r>
       <w:r>
         <w:rPr>
           <w:lang w:val="fr_FR" w:bidi="fr_FR"/>
@@ -624,36 +546,24 @@
         </w:rPr>
         <w:t>Ce court cantique de deux strophes (</w:t>
       </w:r>
-      <w:hyperlink r:id="rId26">
-        <w:r>
-          <w:rPr>
-            <w:lang w:val="fr_FR" w:bidi="fr_FR"/>
-          </w:rPr>
-          <w:rPr>
-            <w:color w:val="0000EE"/>
-            <w:u w:val="single"/>
-          </w:rPr>
-          <w:t>1.2–6</w:t>
-        </w:r>
-      </w:hyperlink>
+      <w:r>
+        <w:rPr>
+          <w:lang w:val="fr_FR" w:bidi="fr_FR"/>
+        </w:rPr>
+        <w:t>1.2–6</w:t>
+      </w:r>
       <w:r>
         <w:rPr>
           <w:lang w:val="fr_FR" w:bidi="fr_FR"/>
         </w:rPr>
         <w:t xml:space="preserve">, </w:t>
       </w:r>
-      <w:hyperlink r:id="rId27">
-        <w:r>
-          <w:rPr>
-            <w:lang w:val="fr_FR" w:bidi="fr_FR"/>
-          </w:rPr>
-          <w:rPr>
-            <w:color w:val="0000EE"/>
-            <w:u w:val="single"/>
-          </w:rPr>
-          <w:t>7–11</w:t>
-        </w:r>
-      </w:hyperlink>
+      <w:r>
+        <w:rPr>
+          <w:lang w:val="fr_FR" w:bidi="fr_FR"/>
+        </w:rPr>
+        <w:t>7–11</w:t>
+      </w:r>
       <w:r>
         <w:rPr>
           <w:lang w:val="fr_FR" w:bidi="fr_FR"/>
@@ -708,234 +618,156 @@
         </w:rPr>
         <w:t>Lent à la colère : la patience de Dieu face à la désobéissance s'explique par son amour fidèle (</w:t>
       </w:r>
-      <w:hyperlink r:id="rId28">
-        <w:r>
-          <w:rPr>
-            <w:lang w:val="fr_FR" w:bidi="fr_FR"/>
-          </w:rPr>
-          <w:rPr>
-            <w:color w:val="0000EE"/>
-            <w:u w:val="single"/>
-          </w:rPr>
-          <w:t>Ex 34.6</w:t>
-        </w:r>
-      </w:hyperlink>
+      <w:r>
+        <w:rPr>
+          <w:lang w:val="fr_FR" w:bidi="fr_FR"/>
+        </w:rPr>
+        <w:t>Ex 34.6</w:t>
+      </w:r>
       <w:r>
         <w:rPr>
           <w:lang w:val="fr_FR" w:bidi="fr_FR"/>
         </w:rPr>
         <w:t xml:space="preserve"> ; </w:t>
       </w:r>
-      <w:hyperlink r:id="rId29">
-        <w:r>
-          <w:rPr>
-            <w:lang w:val="fr_FR" w:bidi="fr_FR"/>
-          </w:rPr>
-          <w:rPr>
-            <w:color w:val="0000EE"/>
-            <w:u w:val="single"/>
-          </w:rPr>
-          <w:t>Nb 14.18</w:t>
-        </w:r>
-      </w:hyperlink>
+      <w:r>
+        <w:rPr>
+          <w:lang w:val="fr_FR" w:bidi="fr_FR"/>
+        </w:rPr>
+        <w:t>Nb 14.18</w:t>
+      </w:r>
       <w:r>
         <w:rPr>
           <w:lang w:val="fr_FR" w:bidi="fr_FR"/>
         </w:rPr>
         <w:t xml:space="preserve"> ; </w:t>
       </w:r>
-      <w:hyperlink r:id="rId30">
-        <w:r>
-          <w:rPr>
-            <w:lang w:val="fr_FR" w:bidi="fr_FR"/>
-          </w:rPr>
-          <w:rPr>
-            <w:color w:val="0000EE"/>
-            <w:u w:val="single"/>
-          </w:rPr>
-          <w:t>Ps 103.8</w:t>
-        </w:r>
-      </w:hyperlink>
+      <w:r>
+        <w:rPr>
+          <w:lang w:val="fr_FR" w:bidi="fr_FR"/>
+        </w:rPr>
+        <w:t>Ps 103.8</w:t>
+      </w:r>
       <w:r>
         <w:rPr>
           <w:lang w:val="fr_FR" w:bidi="fr_FR"/>
         </w:rPr>
         <w:t xml:space="preserve"> ; </w:t>
       </w:r>
-      <w:hyperlink r:id="rId31">
-        <w:r>
-          <w:rPr>
-            <w:lang w:val="fr_FR" w:bidi="fr_FR"/>
-          </w:rPr>
-          <w:rPr>
-            <w:color w:val="0000EE"/>
-            <w:u w:val="single"/>
-          </w:rPr>
-          <w:t>Jl 2.13</w:t>
-        </w:r>
-      </w:hyperlink>
+      <w:r>
+        <w:rPr>
+          <w:lang w:val="fr_FR" w:bidi="fr_FR"/>
+        </w:rPr>
+        <w:t>Jl 2.13</w:t>
+      </w:r>
       <w:r>
         <w:rPr>
           <w:lang w:val="fr_FR" w:bidi="fr_FR"/>
         </w:rPr>
         <w:t>). C'est ce qui avait déçu Jonas, souhaitant que Ninive soit détruite immédiatement (</w:t>
       </w:r>
-      <w:hyperlink r:id="rId32">
-        <w:r>
-          <w:rPr>
-            <w:lang w:val="fr_FR" w:bidi="fr_FR"/>
-          </w:rPr>
-          <w:rPr>
-            <w:color w:val="0000EE"/>
-            <w:u w:val="single"/>
-          </w:rPr>
-          <w:t>Jon 4.2</w:t>
-        </w:r>
-      </w:hyperlink>
+      <w:r>
+        <w:rPr>
+          <w:lang w:val="fr_FR" w:bidi="fr_FR"/>
+        </w:rPr>
+        <w:t>Jon 4.2</w:t>
+      </w:r>
       <w:r>
         <w:rPr>
           <w:lang w:val="fr_FR" w:bidi="fr_FR"/>
         </w:rPr>
         <w:t>). Car Dieu est patient, il retarde parfois la punition méritée des pécheurs (</w:t>
       </w:r>
-      <w:hyperlink r:id="rId33">
-        <w:r>
-          <w:rPr>
-            <w:lang w:val="fr_FR" w:bidi="fr_FR"/>
-          </w:rPr>
-          <w:rPr>
-            <w:color w:val="0000EE"/>
-            <w:u w:val="single"/>
-          </w:rPr>
-          <w:t>Né 9.29–30</w:t>
-        </w:r>
-      </w:hyperlink>
+      <w:r>
+        <w:rPr>
+          <w:lang w:val="fr_FR" w:bidi="fr_FR"/>
+        </w:rPr>
+        <w:t>Né 9.29–30</w:t>
+      </w:r>
       <w:r>
         <w:rPr>
           <w:lang w:val="fr_FR" w:bidi="fr_FR"/>
         </w:rPr>
         <w:t xml:space="preserve"> ; </w:t>
       </w:r>
-      <w:hyperlink r:id="rId34">
-        <w:r>
-          <w:rPr>
-            <w:lang w:val="fr_FR" w:bidi="fr_FR"/>
-          </w:rPr>
-          <w:rPr>
-            <w:color w:val="0000EE"/>
-            <w:u w:val="single"/>
-          </w:rPr>
-          <w:t>Rm 2.4</w:t>
-        </w:r>
-      </w:hyperlink>
+      <w:r>
+        <w:rPr>
+          <w:lang w:val="fr_FR" w:bidi="fr_FR"/>
+        </w:rPr>
+        <w:t>Rm 2.4</w:t>
+      </w:r>
       <w:r>
         <w:rPr>
           <w:lang w:val="fr_FR" w:bidi="fr_FR"/>
         </w:rPr>
         <w:t xml:space="preserve"> ; </w:t>
       </w:r>
-      <w:hyperlink r:id="rId35">
-        <w:r>
-          <w:rPr>
-            <w:lang w:val="fr_FR" w:bidi="fr_FR"/>
-          </w:rPr>
-          <w:rPr>
-            <w:color w:val="0000EE"/>
-            <w:u w:val="single"/>
-          </w:rPr>
-          <w:t>2P 3.9</w:t>
-        </w:r>
-      </w:hyperlink>
+      <w:r>
+        <w:rPr>
+          <w:lang w:val="fr_FR" w:bidi="fr_FR"/>
+        </w:rPr>
+        <w:t>2P 3.9</w:t>
+      </w:r>
       <w:r>
         <w:rPr>
           <w:lang w:val="fr_FR" w:bidi="fr_FR"/>
         </w:rPr>
         <w:t>), mais à la fin, ceux qui persistent dans le péché feront face à son jugement (</w:t>
       </w:r>
-      <w:hyperlink r:id="rId36">
-        <w:r>
-          <w:rPr>
-            <w:lang w:val="fr_FR" w:bidi="fr_FR"/>
-          </w:rPr>
-          <w:rPr>
-            <w:color w:val="0000EE"/>
-            <w:u w:val="single"/>
-          </w:rPr>
-          <w:t>Ex 34.7</w:t>
-        </w:r>
-      </w:hyperlink>
+      <w:r>
+        <w:rPr>
+          <w:lang w:val="fr_FR" w:bidi="fr_FR"/>
+        </w:rPr>
+        <w:t>Ex 34.7</w:t>
+      </w:r>
       <w:r>
         <w:rPr>
           <w:lang w:val="fr_FR" w:bidi="fr_FR"/>
         </w:rPr>
         <w:t xml:space="preserve"> ; </w:t>
       </w:r>
-      <w:hyperlink r:id="rId37">
-        <w:r>
-          <w:rPr>
-            <w:lang w:val="fr_FR" w:bidi="fr_FR"/>
-          </w:rPr>
-          <w:rPr>
-            <w:color w:val="0000EE"/>
-            <w:u w:val="single"/>
-          </w:rPr>
-          <w:t>Rm 14.10</w:t>
-        </w:r>
-      </w:hyperlink>
+      <w:r>
+        <w:rPr>
+          <w:lang w:val="fr_FR" w:bidi="fr_FR"/>
+        </w:rPr>
+        <w:t>Rm 14.10</w:t>
+      </w:r>
       <w:r>
         <w:rPr>
           <w:lang w:val="fr_FR" w:bidi="fr_FR"/>
         </w:rPr>
         <w:t xml:space="preserve"> ; </w:t>
       </w:r>
-      <w:hyperlink r:id="rId38">
-        <w:r>
-          <w:rPr>
-            <w:lang w:val="fr_FR" w:bidi="fr_FR"/>
-          </w:rPr>
-          <w:rPr>
-            <w:color w:val="0000EE"/>
-            <w:u w:val="single"/>
-          </w:rPr>
-          <w:t>2Co 5.10</w:t>
-        </w:r>
-      </w:hyperlink>
+      <w:r>
+        <w:rPr>
+          <w:lang w:val="fr_FR" w:bidi="fr_FR"/>
+        </w:rPr>
+        <w:t>2Co 5.10</w:t>
+      </w:r>
       <w:r>
         <w:rPr>
           <w:lang w:val="fr_FR" w:bidi="fr_FR"/>
         </w:rPr>
         <w:t xml:space="preserve"> ; </w:t>
       </w:r>
-      <w:hyperlink r:id="rId39">
-        <w:r>
-          <w:rPr>
-            <w:lang w:val="fr_FR" w:bidi="fr_FR"/>
-          </w:rPr>
-          <w:rPr>
-            <w:color w:val="0000EE"/>
-            <w:u w:val="single"/>
-          </w:rPr>
-          <w:t>Ap 14.6–7</w:t>
-        </w:r>
-      </w:hyperlink>
+      <w:r>
+        <w:rPr>
+          <w:lang w:val="fr_FR" w:bidi="fr_FR"/>
+        </w:rPr>
+        <w:t>Ap 14.6–7</w:t>
+      </w:r>
       <w:r>
         <w:rPr>
           <w:lang w:val="fr_FR" w:bidi="fr_FR"/>
         </w:rPr>
         <w:t xml:space="preserve">). • dans la tempête, dans le tourbillon : ces images décrivent la fureur du jugement de Dieu contre les méchants (voir aussi </w:t>
       </w:r>
-      <w:hyperlink r:id="rId40">
-        <w:r>
-          <w:rPr>
-            <w:lang w:val="fr_FR" w:bidi="fr_FR"/>
-          </w:rPr>
-          <w:rPr>
-            <w:color w:val="0000EE"/>
-            <w:u w:val="single"/>
-          </w:rPr>
-          <w:t>Es 29.6</w:t>
-        </w:r>
-      </w:hyperlink>
+      <w:r>
+        <w:rPr>
+          <w:lang w:val="fr_FR" w:bidi="fr_FR"/>
+        </w:rPr>
+        <w:t>Es 29.6</w:t>
+      </w:r>
       <w:r>
         <w:rPr>
           <w:lang w:val="fr_FR" w:bidi="fr_FR"/>
@@ -990,144 +822,96 @@
         </w:rPr>
         <w:t>Tout comme les nuées (</w:t>
       </w:r>
-      <w:hyperlink r:id="rId41">
-        <w:r>
-          <w:rPr>
-            <w:lang w:val="fr_FR" w:bidi="fr_FR"/>
-          </w:rPr>
-          <w:rPr>
-            <w:color w:val="0000EE"/>
-            <w:u w:val="single"/>
-          </w:rPr>
-          <w:t>1.3</w:t>
-        </w:r>
-      </w:hyperlink>
+      <w:r>
+        <w:rPr>
+          <w:lang w:val="fr_FR" w:bidi="fr_FR"/>
+        </w:rPr>
+        <w:t>1.3</w:t>
+      </w:r>
       <w:r>
         <w:rPr>
           <w:lang w:val="fr_FR" w:bidi="fr_FR"/>
         </w:rPr>
         <w:t>) et les montagnes (</w:t>
       </w:r>
-      <w:hyperlink r:id="rId42">
-        <w:r>
-          <w:rPr>
-            <w:lang w:val="fr_FR" w:bidi="fr_FR"/>
-          </w:rPr>
-          <w:rPr>
-            <w:color w:val="0000EE"/>
-            <w:u w:val="single"/>
-          </w:rPr>
-          <w:t>1.5</w:t>
-        </w:r>
-      </w:hyperlink>
+      <w:r>
+        <w:rPr>
+          <w:lang w:val="fr_FR" w:bidi="fr_FR"/>
+        </w:rPr>
+        <w:t>1.5</w:t>
+      </w:r>
       <w:r>
         <w:rPr>
           <w:lang w:val="fr_FR" w:bidi="fr_FR"/>
         </w:rPr>
         <w:t>), les océans et les rivières sont sous le contrôle souverain de Dieu. Les prophètes de l'Ancien Testament rappellent souvent les actions de Dieu contre les mers et les rivières lors de l'Exode (</w:t>
       </w:r>
-      <w:hyperlink r:id="rId43">
-        <w:r>
-          <w:rPr>
-            <w:lang w:val="fr_FR" w:bidi="fr_FR"/>
-          </w:rPr>
-          <w:rPr>
-            <w:color w:val="0000EE"/>
-            <w:u w:val="single"/>
-          </w:rPr>
-          <w:t xml:space="preserve">Ex 15.8–10 </w:t>
-        </w:r>
-      </w:hyperlink>
+      <w:r>
+        <w:rPr>
+          <w:lang w:val="fr_FR" w:bidi="fr_FR"/>
+        </w:rPr>
+        <w:t xml:space="preserve">Ex 15.8–10 </w:t>
+      </w:r>
       <w:r>
         <w:rPr>
           <w:lang w:val="fr_FR" w:bidi="fr_FR"/>
         </w:rPr>
         <w:t xml:space="preserve">; </w:t>
       </w:r>
-      <w:hyperlink r:id="rId44">
-        <w:r>
-          <w:rPr>
-            <w:lang w:val="fr_FR" w:bidi="fr_FR"/>
-          </w:rPr>
-          <w:rPr>
-            <w:color w:val="0000EE"/>
-            <w:u w:val="single"/>
-          </w:rPr>
-          <w:t xml:space="preserve">2S 22.16 </w:t>
-        </w:r>
-      </w:hyperlink>
+      <w:r>
+        <w:rPr>
+          <w:lang w:val="fr_FR" w:bidi="fr_FR"/>
+        </w:rPr>
+        <w:t xml:space="preserve">2S 22.16 </w:t>
+      </w:r>
       <w:r>
         <w:rPr>
           <w:lang w:val="fr_FR" w:bidi="fr_FR"/>
         </w:rPr>
         <w:t xml:space="preserve">; </w:t>
       </w:r>
-      <w:hyperlink r:id="rId45">
-        <w:r>
-          <w:rPr>
-            <w:lang w:val="fr_FR" w:bidi="fr_FR"/>
-          </w:rPr>
-          <w:rPr>
-            <w:color w:val="0000EE"/>
-            <w:u w:val="single"/>
-          </w:rPr>
-          <w:t xml:space="preserve">Ps 66.6 </w:t>
-        </w:r>
-      </w:hyperlink>
+      <w:r>
+        <w:rPr>
+          <w:lang w:val="fr_FR" w:bidi="fr_FR"/>
+        </w:rPr>
+        <w:t xml:space="preserve">Ps 66.6 </w:t>
+      </w:r>
       <w:r>
         <w:rPr>
           <w:lang w:val="fr_FR" w:bidi="fr_FR"/>
         </w:rPr>
         <w:t xml:space="preserve">; </w:t>
       </w:r>
-      <w:hyperlink r:id="rId46">
-        <w:r>
-          <w:rPr>
-            <w:lang w:val="fr_FR" w:bidi="fr_FR"/>
-          </w:rPr>
-          <w:rPr>
-            <w:color w:val="0000EE"/>
-            <w:u w:val="single"/>
-          </w:rPr>
-          <w:t xml:space="preserve">77.17 </w:t>
-        </w:r>
-      </w:hyperlink>
+      <w:r>
+        <w:rPr>
+          <w:lang w:val="fr_FR" w:bidi="fr_FR"/>
+        </w:rPr>
+        <w:t xml:space="preserve">77.17 </w:t>
+      </w:r>
       <w:r>
         <w:rPr>
           <w:lang w:val="fr_FR" w:bidi="fr_FR"/>
         </w:rPr>
         <w:t xml:space="preserve">; </w:t>
       </w:r>
-      <w:hyperlink r:id="rId47">
-        <w:r>
-          <w:rPr>
-            <w:lang w:val="fr_FR" w:bidi="fr_FR"/>
-          </w:rPr>
-          <w:rPr>
-            <w:color w:val="0000EE"/>
-            <w:u w:val="single"/>
-          </w:rPr>
-          <w:t>Ha 3.15</w:t>
-        </w:r>
-      </w:hyperlink>
+      <w:r>
+        <w:rPr>
+          <w:lang w:val="fr_FR" w:bidi="fr_FR"/>
+        </w:rPr>
+        <w:t>Ha 3.15</w:t>
+      </w:r>
       <w:r>
         <w:rPr>
           <w:lang w:val="fr_FR" w:bidi="fr_FR"/>
         </w:rPr>
         <w:t xml:space="preserve">). Le pouvoir de Dieu sur les eaux réfute la mythologie des anciens Cananéens, qui croyaient que les océans et les rivières étaient sous le contrôle du dieu de la mer, Yam. • Le Basan, situé à l'est de la mer de Galilée, était connu pour ses pâturages verts, idéaux pour l'élevage de bétail (cf. </w:t>
       </w:r>
-      <w:hyperlink r:id="rId48">
-        <w:r>
-          <w:rPr>
-            <w:lang w:val="fr_FR" w:bidi="fr_FR"/>
-          </w:rPr>
-          <w:rPr>
-            <w:color w:val="0000EE"/>
-            <w:u w:val="single"/>
-          </w:rPr>
-          <w:t>Mi 7.14</w:t>
-        </w:r>
-      </w:hyperlink>
+      <w:r>
+        <w:rPr>
+          <w:lang w:val="fr_FR" w:bidi="fr_FR"/>
+        </w:rPr>
+        <w:t>Mi 7.14</w:t>
+      </w:r>
       <w:r>
         <w:rPr>
           <w:lang w:val="fr_FR" w:bidi="fr_FR"/>
@@ -1147,54 +931,36 @@
         </w:rPr>
         <w:t xml:space="preserve"> sur la côte méditerranéenne, au cœur de Canaan, était réputé pour sa beauté et sa fertilité (</w:t>
       </w:r>
-      <w:hyperlink r:id="rId49">
-        <w:r>
-          <w:rPr>
-            <w:lang w:val="fr_FR" w:bidi="fr_FR"/>
-          </w:rPr>
-          <w:rPr>
-            <w:color w:val="0000EE"/>
-            <w:u w:val="single"/>
-          </w:rPr>
-          <w:t xml:space="preserve">Ct 7.6 </w:t>
-        </w:r>
-      </w:hyperlink>
+      <w:r>
+        <w:rPr>
+          <w:lang w:val="fr_FR" w:bidi="fr_FR"/>
+        </w:rPr>
+        <w:t xml:space="preserve">Ct 7.6 </w:t>
+      </w:r>
       <w:r>
         <w:rPr>
           <w:lang w:val="fr_FR" w:bidi="fr_FR"/>
         </w:rPr>
         <w:t xml:space="preserve">; </w:t>
       </w:r>
-      <w:hyperlink r:id="rId50">
-        <w:r>
-          <w:rPr>
-            <w:lang w:val="fr_FR" w:bidi="fr_FR"/>
-          </w:rPr>
-          <w:rPr>
-            <w:color w:val="0000EE"/>
-            <w:u w:val="single"/>
-          </w:rPr>
-          <w:t>Jr 50.19</w:t>
-        </w:r>
-      </w:hyperlink>
+      <w:r>
+        <w:rPr>
+          <w:lang w:val="fr_FR" w:bidi="fr_FR"/>
+        </w:rPr>
+        <w:t>Jr 50.19</w:t>
+      </w:r>
       <w:r>
         <w:rPr>
           <w:lang w:val="fr_FR" w:bidi="fr_FR"/>
         </w:rPr>
         <w:t>). • Le Liban était célèbre pour ses grands cèdres (</w:t>
       </w:r>
-      <w:hyperlink r:id="rId51">
-        <w:r>
-          <w:rPr>
-            <w:lang w:val="fr_FR" w:bidi="fr_FR"/>
-          </w:rPr>
-          <w:rPr>
-            <w:color w:val="0000EE"/>
-            <w:u w:val="single"/>
-          </w:rPr>
-          <w:t>1R 5.6–18</w:t>
-        </w:r>
-      </w:hyperlink>
+      <w:r>
+        <w:rPr>
+          <w:lang w:val="fr_FR" w:bidi="fr_FR"/>
+        </w:rPr>
+        <w:t>1R 5.6–18</w:t>
+      </w:r>
       <w:r>
         <w:rPr>
           <w:lang w:val="fr_FR" w:bidi="fr_FR"/>
@@ -1249,54 +1015,36 @@
         </w:rPr>
         <w:t xml:space="preserve">La poésie de l'Ancien Testament mentionne souvent le tremblement de la terre pour commémorer la période de l'Exode (voir par exemple, </w:t>
       </w:r>
-      <w:hyperlink r:id="rId52">
-        <w:r>
-          <w:rPr>
-            <w:lang w:val="fr_FR" w:bidi="fr_FR"/>
-          </w:rPr>
-          <w:rPr>
-            <w:color w:val="0000EE"/>
-            <w:u w:val="single"/>
-          </w:rPr>
-          <w:t>Ps 18.8</w:t>
-        </w:r>
-      </w:hyperlink>
+      <w:r>
+        <w:rPr>
+          <w:lang w:val="fr_FR" w:bidi="fr_FR"/>
+        </w:rPr>
+        <w:t>Ps 18.8</w:t>
+      </w:r>
       <w:r>
         <w:rPr>
           <w:lang w:val="fr_FR" w:bidi="fr_FR"/>
         </w:rPr>
         <w:t xml:space="preserve"> ; </w:t>
       </w:r>
-      <w:hyperlink r:id="rId53">
-        <w:r>
-          <w:rPr>
-            <w:lang w:val="fr_FR" w:bidi="fr_FR"/>
-          </w:rPr>
-          <w:rPr>
-            <w:color w:val="0000EE"/>
-            <w:u w:val="single"/>
-          </w:rPr>
-          <w:t>Ha 3.6</w:t>
-        </w:r>
-      </w:hyperlink>
+      <w:r>
+        <w:rPr>
+          <w:lang w:val="fr_FR" w:bidi="fr_FR"/>
+        </w:rPr>
+        <w:t>Ha 3.6</w:t>
+      </w:r>
       <w:r>
         <w:rPr>
           <w:lang w:val="fr_FR" w:bidi="fr_FR"/>
         </w:rPr>
         <w:t xml:space="preserve"> ; voir </w:t>
       </w:r>
-      <w:hyperlink r:id="rId54">
-        <w:r>
-          <w:rPr>
-            <w:lang w:val="fr_FR" w:bidi="fr_FR"/>
-          </w:rPr>
-          <w:rPr>
-            <w:color w:val="0000EE"/>
-            <w:u w:val="single"/>
-          </w:rPr>
-          <w:t>Ex 19.18</w:t>
-        </w:r>
-      </w:hyperlink>
+      <w:r>
+        <w:rPr>
+          <w:lang w:val="fr_FR" w:bidi="fr_FR"/>
+        </w:rPr>
+        <w:t>Ex 19.18</w:t>
+      </w:r>
       <w:r>
         <w:rPr>
           <w:lang w:val="fr_FR" w:bidi="fr_FR"/>
@@ -1351,36 +1099,24 @@
         </w:rPr>
         <w:t xml:space="preserve">Le mot hébreu traduit par « fureur » est répété à partir de </w:t>
       </w:r>
-      <w:hyperlink r:id="rId55">
-        <w:r>
-          <w:rPr>
-            <w:lang w:val="fr_FR" w:bidi="fr_FR"/>
-          </w:rPr>
-          <w:rPr>
-            <w:color w:val="0000EE"/>
-            <w:u w:val="single"/>
-          </w:rPr>
-          <w:t>1.2</w:t>
-        </w:r>
-      </w:hyperlink>
+      <w:r>
+        <w:rPr>
+          <w:lang w:val="fr_FR" w:bidi="fr_FR"/>
+        </w:rPr>
+        <w:t>1.2</w:t>
+      </w:r>
       <w:r>
         <w:rPr>
           <w:lang w:val="fr_FR" w:bidi="fr_FR"/>
         </w:rPr>
         <w:t xml:space="preserve">. Sa répétition encadre les versets </w:t>
       </w:r>
-      <w:hyperlink r:id="rId26">
-        <w:r>
-          <w:rPr>
-            <w:lang w:val="fr_FR" w:bidi="fr_FR"/>
-          </w:rPr>
-          <w:rPr>
-            <w:color w:val="0000EE"/>
-            <w:u w:val="single"/>
-          </w:rPr>
-          <w:t>1.2–6</w:t>
-        </w:r>
-      </w:hyperlink>
+      <w:r>
+        <w:rPr>
+          <w:lang w:val="fr_FR" w:bidi="fr_FR"/>
+        </w:rPr>
+        <w:t>1.2–6</w:t>
+      </w:r>
       <w:r>
         <w:rPr>
           <w:lang w:val="fr_FR" w:bidi="fr_FR"/>
@@ -1435,54 +1171,36 @@
         </w:rPr>
         <w:t>L'Éternel est bon : Dieu agit équitablement lorsqu'il juge les méchants. Il offre également un refuge à ceux qui se confient en lui. Il les accueille et les protège au milieu des épreuves de la vie (</w:t>
       </w:r>
-      <w:hyperlink r:id="rId56">
-        <w:r>
-          <w:rPr>
-            <w:lang w:val="fr_FR" w:bidi="fr_FR"/>
-          </w:rPr>
-          <w:rPr>
-            <w:color w:val="0000EE"/>
-            <w:u w:val="single"/>
-          </w:rPr>
-          <w:t>Ps 18.3</w:t>
-        </w:r>
-      </w:hyperlink>
+      <w:r>
+        <w:rPr>
+          <w:lang w:val="fr_FR" w:bidi="fr_FR"/>
+        </w:rPr>
+        <w:t>Ps 18.3</w:t>
+      </w:r>
       <w:r>
         <w:rPr>
           <w:lang w:val="fr_FR" w:bidi="fr_FR"/>
         </w:rPr>
         <w:t xml:space="preserve"> ; </w:t>
       </w:r>
-      <w:hyperlink r:id="rId57">
-        <w:r>
-          <w:rPr>
-            <w:lang w:val="fr_FR" w:bidi="fr_FR"/>
-          </w:rPr>
-          <w:rPr>
-            <w:color w:val="0000EE"/>
-            <w:u w:val="single"/>
-          </w:rPr>
-          <w:t>62.5–8</w:t>
-        </w:r>
-      </w:hyperlink>
+      <w:r>
+        <w:rPr>
+          <w:lang w:val="fr_FR" w:bidi="fr_FR"/>
+        </w:rPr>
+        <w:t>62.5–8</w:t>
+      </w:r>
       <w:r>
         <w:rPr>
           <w:lang w:val="fr_FR" w:bidi="fr_FR"/>
         </w:rPr>
         <w:t>). La riche bonté de Dieu peut amener des hommes à la repentance (</w:t>
       </w:r>
-      <w:hyperlink r:id="rId58">
-        <w:r>
-          <w:rPr>
-            <w:lang w:val="fr_FR" w:bidi="fr_FR"/>
-          </w:rPr>
-          <w:rPr>
-            <w:color w:val="0000EE"/>
-            <w:u w:val="single"/>
-          </w:rPr>
-          <w:t>Rm 2.2–4</w:t>
-        </w:r>
-      </w:hyperlink>
+      <w:r>
+        <w:rPr>
+          <w:lang w:val="fr_FR" w:bidi="fr_FR"/>
+        </w:rPr>
+        <w:t>Rm 2.2–4</w:t>
+      </w:r>
       <w:r>
         <w:rPr>
           <w:lang w:val="fr_FR" w:bidi="fr_FR"/>
@@ -1597,18 +1315,12 @@
         </w:rPr>
         <w:t xml:space="preserve">Des flots qui déborderont : une métaphore pour la nature puissante du jugement de Dieu (voir </w:t>
       </w:r>
-      <w:hyperlink r:id="rId59">
-        <w:r>
-          <w:rPr>
-            <w:lang w:val="fr_FR" w:bidi="fr_FR"/>
-          </w:rPr>
-          <w:rPr>
-            <w:color w:val="0000EE"/>
-            <w:u w:val="single"/>
-          </w:rPr>
-          <w:t>2.6</w:t>
-        </w:r>
-      </w:hyperlink>
+      <w:r>
+        <w:rPr>
+          <w:lang w:val="fr_FR" w:bidi="fr_FR"/>
+        </w:rPr>
+        <w:t>2.6</w:t>
+      </w:r>
       <w:r>
         <w:rPr>
           <w:lang w:val="fr_FR" w:bidi="fr_FR"/>
@@ -1663,54 +1375,36 @@
         </w:rPr>
         <w:t>Que méditez-vous : aucun complot ni plan humain contre Dieu ne peut réussir. Les plans humains sont futiles s'ils ne correspondent pas à ceux de Dieu (</w:t>
       </w:r>
-      <w:hyperlink r:id="rId60">
-        <w:r>
-          <w:rPr>
-            <w:lang w:val="fr_FR" w:bidi="fr_FR"/>
-          </w:rPr>
-          <w:rPr>
-            <w:color w:val="0000EE"/>
-            <w:u w:val="single"/>
-          </w:rPr>
-          <w:t>Ps 2</w:t>
-        </w:r>
-      </w:hyperlink>
+      <w:r>
+        <w:rPr>
+          <w:lang w:val="fr_FR" w:bidi="fr_FR"/>
+        </w:rPr>
+        <w:t>Ps 2</w:t>
+      </w:r>
       <w:r>
         <w:rPr>
           <w:lang w:val="fr_FR" w:bidi="fr_FR"/>
         </w:rPr>
         <w:t xml:space="preserve"> ; </w:t>
       </w:r>
-      <w:hyperlink r:id="rId61">
-        <w:r>
-          <w:rPr>
-            <w:lang w:val="fr_FR" w:bidi="fr_FR"/>
-          </w:rPr>
-          <w:rPr>
-            <w:color w:val="0000EE"/>
-            <w:u w:val="single"/>
-          </w:rPr>
-          <w:t>Es 14.26–27</w:t>
-        </w:r>
-      </w:hyperlink>
+      <w:r>
+        <w:rPr>
+          <w:lang w:val="fr_FR" w:bidi="fr_FR"/>
+        </w:rPr>
+        <w:t>Es 14.26–27</w:t>
+      </w:r>
       <w:r>
         <w:rPr>
           <w:lang w:val="fr_FR" w:bidi="fr_FR"/>
         </w:rPr>
         <w:t xml:space="preserve"> ; </w:t>
       </w:r>
-      <w:hyperlink r:id="rId62">
-        <w:r>
-          <w:rPr>
-            <w:lang w:val="fr_FR" w:bidi="fr_FR"/>
-          </w:rPr>
-          <w:rPr>
-            <w:color w:val="0000EE"/>
-            <w:u w:val="single"/>
-          </w:rPr>
-          <w:t>23.9</w:t>
-        </w:r>
-      </w:hyperlink>
+      <w:r>
+        <w:rPr>
+          <w:lang w:val="fr_FR" w:bidi="fr_FR"/>
+        </w:rPr>
+        <w:t>23.9</w:t>
+      </w:r>
       <w:r>
         <w:rPr>
           <w:lang w:val="fr_FR" w:bidi="fr_FR"/>
@@ -1765,36 +1459,24 @@
         </w:rPr>
         <w:t xml:space="preserve">L'homme qui médite le mal contre l'Éternel est le roi assyrien. Dieu avait également eu affaire à la vaine arrogance d'un roi assyrien à l'époque d'Ézéchias (vers 701 av. J.‑C. ; voir </w:t>
       </w:r>
-      <w:hyperlink r:id="rId63">
-        <w:r>
-          <w:rPr>
-            <w:lang w:val="fr_FR" w:bidi="fr_FR"/>
-          </w:rPr>
-          <w:rPr>
-            <w:color w:val="0000EE"/>
-            <w:u w:val="single"/>
-          </w:rPr>
-          <w:t>2R 19.35–36</w:t>
-        </w:r>
-      </w:hyperlink>
+      <w:r>
+        <w:rPr>
+          <w:lang w:val="fr_FR" w:bidi="fr_FR"/>
+        </w:rPr>
+        <w:t>2R 19.35–36</w:t>
+      </w:r>
       <w:r>
         <w:rPr>
           <w:lang w:val="fr_FR" w:bidi="fr_FR"/>
         </w:rPr>
         <w:t>). Celui qui médite le mal contre l'Éternel s'oppose au Messie à venir, le Roi qui est un « Admirable Conseiller » (</w:t>
       </w:r>
-      <w:hyperlink r:id="rId64">
-        <w:r>
-          <w:rPr>
-            <w:lang w:val="fr_FR" w:bidi="fr_FR"/>
-          </w:rPr>
-          <w:rPr>
-            <w:color w:val="0000EE"/>
-            <w:u w:val="single"/>
-          </w:rPr>
-          <w:t>Es 9.6</w:t>
-        </w:r>
-      </w:hyperlink>
+      <w:r>
+        <w:rPr>
+          <w:lang w:val="fr_FR" w:bidi="fr_FR"/>
+        </w:rPr>
+        <w:t>Es 9.6</w:t>
+      </w:r>
       <w:r>
         <w:rPr>
           <w:lang w:val="fr_FR" w:bidi="fr_FR"/>
@@ -1861,54 +1543,36 @@
         </w:rPr>
         <w:t xml:space="preserve"> Dieu avait précédemment puni Juda lorsque le roi assyrien Sanchérib (704–681 av. J.‑C.) a lancé une campagne (701 av. J.‑C.) contre les États occidentaux du Proche-Orient. Si Sanchérib a échoué à prendre Jérusalem (</w:t>
       </w:r>
-      <w:hyperlink r:id="rId65">
-        <w:r>
-          <w:rPr>
-            <w:lang w:val="fr_FR" w:bidi="fr_FR"/>
-          </w:rPr>
-          <w:rPr>
-            <w:color w:val="0000EE"/>
-            <w:u w:val="single"/>
-          </w:rPr>
-          <w:t>2R 19.32–36</w:t>
-        </w:r>
-      </w:hyperlink>
+      <w:r>
+        <w:rPr>
+          <w:lang w:val="fr_FR" w:bidi="fr_FR"/>
+        </w:rPr>
+        <w:t>2R 19.32–36</w:t>
+      </w:r>
       <w:r>
         <w:rPr>
           <w:lang w:val="fr_FR" w:bidi="fr_FR"/>
         </w:rPr>
         <w:t>), il se vante dans ses annales d'avoir emporté le tribut de Jérusalem et une bonne quantité du butin pris de quarante-six villes de Juda. Bien que Juda ait ainsi été réduit à la vassalité, faisant constamment face à une possible attaque, l'Assyrie n'a pas réussi à prendre le royaume du sud. C'est Babylone qui en a eu raison, en 586 av. J.‑C. Malheureusement, ni Israël ni Juda n'a tenu compte des avertissements répétés de Dieu, proclamant que leur refus de repentance entraînerait un jugement (</w:t>
       </w:r>
-      <w:hyperlink r:id="rId66">
-        <w:r>
-          <w:rPr>
-            <w:lang w:val="fr_FR" w:bidi="fr_FR"/>
-          </w:rPr>
-          <w:rPr>
-            <w:color w:val="0000EE"/>
-            <w:u w:val="single"/>
-          </w:rPr>
-          <w:t>Os 11.5</w:t>
-        </w:r>
-      </w:hyperlink>
+      <w:r>
+        <w:rPr>
+          <w:lang w:val="fr_FR" w:bidi="fr_FR"/>
+        </w:rPr>
+        <w:t>Os 11.5</w:t>
+      </w:r>
       <w:r>
         <w:rPr>
           <w:lang w:val="fr_FR" w:bidi="fr_FR"/>
         </w:rPr>
         <w:t xml:space="preserve"> ; </w:t>
       </w:r>
-      <w:hyperlink r:id="rId67">
-        <w:r>
-          <w:rPr>
-            <w:lang w:val="fr_FR" w:bidi="fr_FR"/>
-          </w:rPr>
-          <w:rPr>
-            <w:color w:val="0000EE"/>
-            <w:u w:val="single"/>
-          </w:rPr>
-          <w:t>Jl 2.1–27</w:t>
-        </w:r>
-      </w:hyperlink>
+      <w:r>
+        <w:rPr>
+          <w:lang w:val="fr_FR" w:bidi="fr_FR"/>
+        </w:rPr>
+        <w:t>Jl 2.1–27</w:t>
+      </w:r>
       <w:r>
         <w:rPr>
           <w:lang w:val="fr_FR" w:bidi="fr_FR"/>
@@ -1963,54 +1627,36 @@
         </w:rPr>
         <w:t>Plus de descendants : Ninive sera complètement anéantie. Retrancher un nom en le laissant sans descendant signifie sa destruction totale (</w:t>
       </w:r>
-      <w:hyperlink r:id="rId68">
-        <w:r>
-          <w:rPr>
-            <w:lang w:val="fr_FR" w:bidi="fr_FR"/>
-          </w:rPr>
-          <w:rPr>
-            <w:color w:val="0000EE"/>
-            <w:u w:val="single"/>
-          </w:rPr>
-          <w:t>1S 24.22</w:t>
-        </w:r>
-      </w:hyperlink>
+      <w:r>
+        <w:rPr>
+          <w:lang w:val="fr_FR" w:bidi="fr_FR"/>
+        </w:rPr>
+        <w:t>1S 24.22</w:t>
+      </w:r>
       <w:r>
         <w:rPr>
           <w:lang w:val="fr_FR" w:bidi="fr_FR"/>
         </w:rPr>
         <w:t xml:space="preserve"> ; </w:t>
       </w:r>
-      <w:hyperlink r:id="rId69">
-        <w:r>
-          <w:rPr>
-            <w:lang w:val="fr_FR" w:bidi="fr_FR"/>
-          </w:rPr>
-          <w:rPr>
-            <w:color w:val="0000EE"/>
-            <w:u w:val="single"/>
-          </w:rPr>
-          <w:t>Jb 18.17</w:t>
-        </w:r>
-      </w:hyperlink>
+      <w:r>
+        <w:rPr>
+          <w:lang w:val="fr_FR" w:bidi="fr_FR"/>
+        </w:rPr>
+        <w:t>Jb 18.17</w:t>
+      </w:r>
       <w:r>
         <w:rPr>
           <w:lang w:val="fr_FR" w:bidi="fr_FR"/>
         </w:rPr>
         <w:t xml:space="preserve"> ; </w:t>
       </w:r>
-      <w:hyperlink r:id="rId70">
-        <w:r>
-          <w:rPr>
-            <w:lang w:val="fr_FR" w:bidi="fr_FR"/>
-          </w:rPr>
-          <w:rPr>
-            <w:color w:val="0000EE"/>
-            <w:u w:val="single"/>
-          </w:rPr>
-          <w:t>Es 14.22</w:t>
-        </w:r>
-      </w:hyperlink>
+      <w:r>
+        <w:rPr>
+          <w:lang w:val="fr_FR" w:bidi="fr_FR"/>
+        </w:rPr>
+        <w:t>Es 14.22</w:t>
+      </w:r>
       <w:r>
         <w:rPr>
           <w:lang w:val="fr_FR" w:bidi="fr_FR"/>
@@ -2065,126 +1711,84 @@
         </w:rPr>
         <w:t>Nahum précise sa prophétie sur la libération de Juda de la servitude (</w:t>
       </w:r>
-      <w:hyperlink r:id="rId71">
-        <w:r>
-          <w:rPr>
-            <w:lang w:val="fr_FR" w:bidi="fr_FR"/>
-          </w:rPr>
-          <w:rPr>
-            <w:color w:val="0000EE"/>
-            <w:u w:val="single"/>
-          </w:rPr>
-          <w:t>1.13</w:t>
-        </w:r>
-      </w:hyperlink>
+      <w:r>
+        <w:rPr>
+          <w:lang w:val="fr_FR" w:bidi="fr_FR"/>
+        </w:rPr>
+        <w:t>1.13</w:t>
+      </w:r>
       <w:r>
         <w:rPr>
           <w:lang w:val="fr_FR" w:bidi="fr_FR"/>
         </w:rPr>
         <w:t xml:space="preserve">) en prédisant l'arrivée d'un messager porteur de la bonne nouvelle d'une paix restaurée (voir aussi </w:t>
       </w:r>
-      <w:hyperlink r:id="rId72">
-        <w:r>
-          <w:rPr>
-            <w:lang w:val="fr_FR" w:bidi="fr_FR"/>
-          </w:rPr>
-          <w:rPr>
-            <w:color w:val="0000EE"/>
-            <w:u w:val="single"/>
-          </w:rPr>
-          <w:t>Es 52.7</w:t>
-        </w:r>
-      </w:hyperlink>
+      <w:r>
+        <w:rPr>
+          <w:lang w:val="fr_FR" w:bidi="fr_FR"/>
+        </w:rPr>
+        <w:t>Es 52.7</w:t>
+      </w:r>
       <w:r>
         <w:rPr>
           <w:lang w:val="fr_FR" w:bidi="fr_FR"/>
         </w:rPr>
         <w:t>). Ce message de paix annonce que la domination de l'Assyrie sur Juda sera brisée et que le peuple de Dieu sera libéré de son fardeau. C'est ce qui s'est produit lors du règne de Josias (640–609 av. J.‑C.), après la mort du roi assyrien Osnappar en 626 av. J.‑C. Ce message politique donne un avant-goût de la victoire finale de Dieu sur le mal, lorsque son peuple sera libéré de la servitude du péché par l'œuvre salvatrice du Messie et recevra la paix éternelle (</w:t>
       </w:r>
-      <w:hyperlink r:id="rId73">
-        <w:r>
-          <w:rPr>
-            <w:lang w:val="fr_FR" w:bidi="fr_FR"/>
-          </w:rPr>
-          <w:rPr>
-            <w:color w:val="0000EE"/>
-            <w:u w:val="single"/>
-          </w:rPr>
-          <w:t xml:space="preserve">So 3.13 </w:t>
-        </w:r>
-      </w:hyperlink>
+      <w:r>
+        <w:rPr>
+          <w:lang w:val="fr_FR" w:bidi="fr_FR"/>
+        </w:rPr>
+        <w:t xml:space="preserve">So 3.13 </w:t>
+      </w:r>
       <w:r>
         <w:rPr>
           <w:lang w:val="fr_FR" w:bidi="fr_FR"/>
         </w:rPr>
         <w:t xml:space="preserve">; </w:t>
       </w:r>
-      <w:hyperlink r:id="rId74">
-        <w:r>
-          <w:rPr>
-            <w:lang w:val="fr_FR" w:bidi="fr_FR"/>
-          </w:rPr>
-          <w:rPr>
-            <w:color w:val="0000EE"/>
-            <w:u w:val="single"/>
-          </w:rPr>
-          <w:t xml:space="preserve">Lc 2.10–14 </w:t>
-        </w:r>
-      </w:hyperlink>
+      <w:r>
+        <w:rPr>
+          <w:lang w:val="fr_FR" w:bidi="fr_FR"/>
+        </w:rPr>
+        <w:t xml:space="preserve">Lc 2.10–14 </w:t>
+      </w:r>
       <w:r>
         <w:rPr>
           <w:lang w:val="fr_FR" w:bidi="fr_FR"/>
         </w:rPr>
         <w:t xml:space="preserve">; </w:t>
       </w:r>
-      <w:hyperlink r:id="rId75">
-        <w:r>
-          <w:rPr>
-            <w:lang w:val="fr_FR" w:bidi="fr_FR"/>
-          </w:rPr>
-          <w:rPr>
-            <w:color w:val="0000EE"/>
-            <w:u w:val="single"/>
-          </w:rPr>
-          <w:t xml:space="preserve">Ac 10.34–43 </w:t>
-        </w:r>
-      </w:hyperlink>
+      <w:r>
+        <w:rPr>
+          <w:lang w:val="fr_FR" w:bidi="fr_FR"/>
+        </w:rPr>
+        <w:t xml:space="preserve">Ac 10.34–43 </w:t>
+      </w:r>
       <w:r>
         <w:rPr>
           <w:lang w:val="fr_FR" w:bidi="fr_FR"/>
         </w:rPr>
         <w:t xml:space="preserve">; </w:t>
       </w:r>
-      <w:hyperlink r:id="rId76">
-        <w:r>
-          <w:rPr>
-            <w:lang w:val="fr_FR" w:bidi="fr_FR"/>
-          </w:rPr>
-          <w:rPr>
-            <w:color w:val="0000EE"/>
-            <w:u w:val="single"/>
-          </w:rPr>
-          <w:t xml:space="preserve">Rm 10.15 </w:t>
-        </w:r>
-      </w:hyperlink>
+      <w:r>
+        <w:rPr>
+          <w:lang w:val="fr_FR" w:bidi="fr_FR"/>
+        </w:rPr>
+        <w:t xml:space="preserve">Rm 10.15 </w:t>
+      </w:r>
       <w:r>
         <w:rPr>
           <w:lang w:val="fr_FR" w:bidi="fr_FR"/>
         </w:rPr>
         <w:t xml:space="preserve">; </w:t>
       </w:r>
-      <w:hyperlink r:id="rId77">
-        <w:r>
-          <w:rPr>
-            <w:lang w:val="fr_FR" w:bidi="fr_FR"/>
-          </w:rPr>
-          <w:rPr>
-            <w:color w:val="0000EE"/>
-            <w:u w:val="single"/>
-          </w:rPr>
-          <w:t>Ep 2.14–18</w:t>
-        </w:r>
-      </w:hyperlink>
+      <w:r>
+        <w:rPr>
+          <w:lang w:val="fr_FR" w:bidi="fr_FR"/>
+        </w:rPr>
+        <w:t>Ep 2.14–18</w:t>
+      </w:r>
       <w:r>
         <w:rPr>
           <w:lang w:val="fr_FR" w:bidi="fr_FR"/>
@@ -2239,18 +1843,12 @@
         </w:rPr>
         <w:t>Si les défenseurs de Ninive se préparent amplement à protéger la ville par leur forteresse... les routes... leur courage et leur force sont voués à l'échec (</w:t>
       </w:r>
-      <w:hyperlink r:id="rId78">
-        <w:r>
-          <w:rPr>
-            <w:lang w:val="fr_FR" w:bidi="fr_FR"/>
-          </w:rPr>
-          <w:rPr>
-            <w:color w:val="0000EE"/>
-            <w:u w:val="single"/>
-          </w:rPr>
-          <w:t>1.1–14</w:t>
-        </w:r>
-      </w:hyperlink>
+      <w:r>
+        <w:rPr>
+          <w:lang w:val="fr_FR" w:bidi="fr_FR"/>
+        </w:rPr>
+        <w:t>1.1–14</w:t>
+      </w:r>
       <w:r>
         <w:rPr>
           <w:lang w:val="fr_FR" w:bidi="fr_FR"/>
@@ -2305,36 +1903,24 @@
         </w:rPr>
         <w:t>Une vigne pleine de ceps symbolise la bénédiction de Dieu pour son peuple (</w:t>
       </w:r>
-      <w:hyperlink r:id="rId79">
-        <w:r>
-          <w:rPr>
-            <w:lang w:val="fr_FR" w:bidi="fr_FR"/>
-          </w:rPr>
-          <w:rPr>
-            <w:color w:val="0000EE"/>
-            <w:u w:val="single"/>
-          </w:rPr>
-          <w:t>Es 27.2–6</w:t>
-        </w:r>
-      </w:hyperlink>
+      <w:r>
+        <w:rPr>
+          <w:lang w:val="fr_FR" w:bidi="fr_FR"/>
+        </w:rPr>
+        <w:t>Es 27.2–6</w:t>
+      </w:r>
       <w:r>
         <w:rPr>
           <w:lang w:val="fr_FR" w:bidi="fr_FR"/>
         </w:rPr>
         <w:t>), tandis que la vigne dépouillée rappelle le précédent châtiment de Dieu envers eux (</w:t>
       </w:r>
-      <w:hyperlink r:id="rId80">
-        <w:r>
-          <w:rPr>
-            <w:lang w:val="fr_FR" w:bidi="fr_FR"/>
-          </w:rPr>
-          <w:rPr>
-            <w:color w:val="0000EE"/>
-            <w:u w:val="single"/>
-          </w:rPr>
-          <w:t>Es 5.1–7</w:t>
-        </w:r>
-      </w:hyperlink>
+      <w:r>
+        <w:rPr>
+          <w:lang w:val="fr_FR" w:bidi="fr_FR"/>
+        </w:rPr>
+        <w:t>Es 5.1–7</w:t>
+      </w:r>
       <w:r>
         <w:rPr>
           <w:lang w:val="fr_FR" w:bidi="fr_FR"/>
@@ -2511,18 +2097,12 @@
         </w:rPr>
         <w:t>La hâte pour se défendre (</w:t>
       </w:r>
-      <w:hyperlink r:id="rId81">
-        <w:r>
-          <w:rPr>
-            <w:lang w:val="fr_FR" w:bidi="fr_FR"/>
-          </w:rPr>
-          <w:rPr>
-            <w:color w:val="0000EE"/>
-            <w:u w:val="single"/>
-          </w:rPr>
-          <w:t>2.6</w:t>
-        </w:r>
-      </w:hyperlink>
+      <w:r>
+        <w:rPr>
+          <w:lang w:val="fr_FR" w:bidi="fr_FR"/>
+        </w:rPr>
+        <w:t>2.6</w:t>
+      </w:r>
       <w:r>
         <w:rPr>
           <w:lang w:val="fr_FR" w:bidi="fr_FR"/>
@@ -2577,18 +2157,12 @@
         </w:rPr>
         <w:t xml:space="preserve">Parce que l'exil de Ninive a été décrété par Dieu, il est certain que cela se produira. • Se frapper la poitrine était un signe courant de deuil (voir, par exemple, </w:t>
       </w:r>
-      <w:hyperlink r:id="rId82">
-        <w:r>
-          <w:rPr>
-            <w:lang w:val="fr_FR" w:bidi="fr_FR"/>
-          </w:rPr>
-          <w:rPr>
-            <w:color w:val="0000EE"/>
-            <w:u w:val="single"/>
-          </w:rPr>
-          <w:t>Lc 18.13</w:t>
-        </w:r>
-      </w:hyperlink>
+      <w:r>
+        <w:rPr>
+          <w:lang w:val="fr_FR" w:bidi="fr_FR"/>
+        </w:rPr>
+        <w:t>Lc 18.13</w:t>
+      </w:r>
       <w:r>
         <w:rPr>
           <w:lang w:val="fr_FR" w:bidi="fr_FR"/>
@@ -2703,54 +2277,36 @@
         </w:rPr>
         <w:t>La vaste richesse incommensurable des autres nations afflue dans la capitale assyrienne sous forme de commerce, de tribut et de butin - mais, en un instant, elle n'est plus. L'agressivité impitoyable et la méchanceté peuvent prospérer pour un temps, mais elles finiront indéniablement par être détruites (</w:t>
       </w:r>
-      <w:hyperlink r:id="rId83">
-        <w:r>
-          <w:rPr>
-            <w:lang w:val="fr_FR" w:bidi="fr_FR"/>
-          </w:rPr>
-          <w:rPr>
-            <w:color w:val="0000EE"/>
-            <w:u w:val="single"/>
-          </w:rPr>
-          <w:t>Pr 13.22</w:t>
-        </w:r>
-      </w:hyperlink>
+      <w:r>
+        <w:rPr>
+          <w:lang w:val="fr_FR" w:bidi="fr_FR"/>
+        </w:rPr>
+        <w:t>Pr 13.22</w:t>
+      </w:r>
       <w:r>
         <w:rPr>
           <w:lang w:val="fr_FR" w:bidi="fr_FR"/>
         </w:rPr>
         <w:t xml:space="preserve"> ; </w:t>
       </w:r>
-      <w:hyperlink r:id="rId84">
-        <w:r>
-          <w:rPr>
-            <w:lang w:val="fr_FR" w:bidi="fr_FR"/>
-          </w:rPr>
-          <w:rPr>
-            <w:color w:val="0000EE"/>
-            <w:u w:val="single"/>
-          </w:rPr>
-          <w:t>Ab 1.15</w:t>
-        </w:r>
-      </w:hyperlink>
+      <w:r>
+        <w:rPr>
+          <w:lang w:val="fr_FR" w:bidi="fr_FR"/>
+        </w:rPr>
+        <w:t>Ab 1.15</w:t>
+      </w:r>
       <w:r>
         <w:rPr>
           <w:lang w:val="fr_FR" w:bidi="fr_FR"/>
         </w:rPr>
         <w:t xml:space="preserve"> ; </w:t>
       </w:r>
-      <w:hyperlink r:id="rId85">
-        <w:r>
-          <w:rPr>
-            <w:lang w:val="fr_FR" w:bidi="fr_FR"/>
-          </w:rPr>
-          <w:rPr>
-            <w:color w:val="0000EE"/>
-            <w:u w:val="single"/>
-          </w:rPr>
-          <w:t>Lc 12.16–20</w:t>
-        </w:r>
-      </w:hyperlink>
+      <w:r>
+        <w:rPr>
+          <w:lang w:val="fr_FR" w:bidi="fr_FR"/>
+        </w:rPr>
+        <w:t>Lc 12.16–20</w:t>
+      </w:r>
       <w:r>
         <w:rPr>
           <w:lang w:val="fr_FR" w:bidi="fr_FR"/>
@@ -2872,54 +2428,36 @@
         </w:rPr>
         <w:t>Après la description de la chute de Ninive (</w:t>
       </w:r>
-      <w:hyperlink r:id="rId86">
-        <w:r>
-          <w:rPr>
-            <w:lang w:val="fr_FR" w:bidi="fr_FR"/>
-          </w:rPr>
-          <w:rPr>
-            <w:color w:val="0000EE"/>
-            <w:u w:val="single"/>
-          </w:rPr>
-          <w:t>2.2–11</w:t>
-        </w:r>
-      </w:hyperlink>
+      <w:r>
+        <w:rPr>
+          <w:lang w:val="fr_FR" w:bidi="fr_FR"/>
+        </w:rPr>
+        <w:t>2.2–11</w:t>
+      </w:r>
       <w:r>
         <w:rPr>
           <w:lang w:val="fr_FR" w:bidi="fr_FR"/>
         </w:rPr>
         <w:t xml:space="preserve">), Nahum insère le premier de trois chants de provocation (voir aussi </w:t>
       </w:r>
-      <w:hyperlink r:id="rId87">
-        <w:r>
-          <w:rPr>
-            <w:lang w:val="fr_FR" w:bidi="fr_FR"/>
-          </w:rPr>
-          <w:rPr>
-            <w:color w:val="0000EE"/>
-            <w:u w:val="single"/>
-          </w:rPr>
-          <w:t>3.8–13</w:t>
-        </w:r>
-      </w:hyperlink>
+      <w:r>
+        <w:rPr>
+          <w:lang w:val="fr_FR" w:bidi="fr_FR"/>
+        </w:rPr>
+        <w:t>3.8–13</w:t>
+      </w:r>
       <w:r>
         <w:rPr>
           <w:lang w:val="fr_FR" w:bidi="fr_FR"/>
         </w:rPr>
         <w:t xml:space="preserve">, </w:t>
       </w:r>
-      <w:hyperlink r:id="rId88">
-        <w:r>
-          <w:rPr>
-            <w:lang w:val="fr_FR" w:bidi="fr_FR"/>
-          </w:rPr>
-          <w:rPr>
-            <w:color w:val="0000EE"/>
-            <w:u w:val="single"/>
-          </w:rPr>
-          <w:t>14–19</w:t>
-        </w:r>
-      </w:hyperlink>
+      <w:r>
+        <w:rPr>
+          <w:lang w:val="fr_FR" w:bidi="fr_FR"/>
+        </w:rPr>
+        <w:t>14–19</w:t>
+      </w:r>
       <w:r>
         <w:rPr>
           <w:lang w:val="fr_FR" w:bidi="fr_FR"/>
@@ -2974,18 +2512,12 @@
         </w:rPr>
         <w:t xml:space="preserve">Des exemples de voix des messagers d'Assyrie se trouvent dans </w:t>
       </w:r>
-      <w:hyperlink r:id="rId89">
-        <w:r>
-          <w:rPr>
-            <w:lang w:val="fr_FR" w:bidi="fr_FR"/>
-          </w:rPr>
-          <w:rPr>
-            <w:color w:val="0000EE"/>
-            <w:u w:val="single"/>
-          </w:rPr>
-          <w:t>2R 18.19–19.13</w:t>
-        </w:r>
-      </w:hyperlink>
+      <w:r>
+        <w:rPr>
+          <w:lang w:val="fr_FR" w:bidi="fr_FR"/>
+        </w:rPr>
+        <w:t>2R 18.19–19.13</w:t>
+      </w:r>
       <w:r>
         <w:rPr>
           <w:lang w:val="fr_FR" w:bidi="fr_FR"/>
@@ -3136,72 +2668,48 @@
         </w:rPr>
         <w:t xml:space="preserve">Pleine d'attraits, habile enchanteresse : les Assyriens séduisaient les autres nations par des richesses et des promesses de sécurité et de prospérité, puis les victimisaient par force militaire et exploitation économique. Par conséquent, leur punition sert de juste réparation pour leurs actes (voir </w:t>
       </w:r>
-      <w:hyperlink r:id="rId90">
-        <w:r>
-          <w:rPr>
-            <w:lang w:val="fr_FR" w:bidi="fr_FR"/>
-          </w:rPr>
-          <w:rPr>
-            <w:color w:val="0000EE"/>
-            <w:u w:val="single"/>
-          </w:rPr>
-          <w:t>Pr 24.12</w:t>
-        </w:r>
-      </w:hyperlink>
+      <w:r>
+        <w:rPr>
+          <w:lang w:val="fr_FR" w:bidi="fr_FR"/>
+        </w:rPr>
+        <w:t>Pr 24.12</w:t>
+      </w:r>
       <w:r>
         <w:rPr>
           <w:lang w:val="fr_FR" w:bidi="fr_FR"/>
         </w:rPr>
         <w:t xml:space="preserve"> ; </w:t>
       </w:r>
-      <w:hyperlink r:id="rId91">
-        <w:r>
-          <w:rPr>
-            <w:lang w:val="fr_FR" w:bidi="fr_FR"/>
-          </w:rPr>
-          <w:rPr>
-            <w:color w:val="0000EE"/>
-            <w:u w:val="single"/>
-          </w:rPr>
-          <w:t>Jl 3.4–8</w:t>
-        </w:r>
-      </w:hyperlink>
+      <w:r>
+        <w:rPr>
+          <w:lang w:val="fr_FR" w:bidi="fr_FR"/>
+        </w:rPr>
+        <w:t>Jl 3.4–8</w:t>
+      </w:r>
       <w:r>
         <w:rPr>
           <w:lang w:val="fr_FR" w:bidi="fr_FR"/>
         </w:rPr>
         <w:t xml:space="preserve"> ; </w:t>
       </w:r>
-      <w:hyperlink r:id="rId92">
-        <w:r>
-          <w:rPr>
-            <w:lang w:val="fr_FR" w:bidi="fr_FR"/>
-          </w:rPr>
-          <w:rPr>
-            <w:color w:val="0000EE"/>
-            <w:u w:val="single"/>
-          </w:rPr>
-          <w:t>Ap 18.6</w:t>
-        </w:r>
-      </w:hyperlink>
+      <w:r>
+        <w:rPr>
+          <w:lang w:val="fr_FR" w:bidi="fr_FR"/>
+        </w:rPr>
+        <w:t>Ap 18.6</w:t>
+      </w:r>
       <w:r>
         <w:rPr>
           <w:lang w:val="fr_FR" w:bidi="fr_FR"/>
         </w:rPr>
         <w:t xml:space="preserve"> ; </w:t>
       </w:r>
-      <w:hyperlink r:id="rId93">
-        <w:r>
-          <w:rPr>
-            <w:lang w:val="fr_FR" w:bidi="fr_FR"/>
-          </w:rPr>
-          <w:rPr>
-            <w:color w:val="0000EE"/>
-            <w:u w:val="single"/>
-          </w:rPr>
-          <w:t>20.12</w:t>
-        </w:r>
-      </w:hyperlink>
+      <w:r>
+        <w:rPr>
+          <w:lang w:val="fr_FR" w:bidi="fr_FR"/>
+        </w:rPr>
+        <w:t>20.12</w:t>
+      </w:r>
       <w:r>
         <w:rPr>
           <w:lang w:val="fr_FR" w:bidi="fr_FR"/>
@@ -3256,108 +2764,72 @@
         </w:rPr>
         <w:t xml:space="preserve">Deux fois, Dieu sous-entend à Ninive qu'il est son ennemi (aussi en </w:t>
       </w:r>
-      <w:hyperlink r:id="rId94">
-        <w:r>
-          <w:rPr>
-            <w:lang w:val="fr_FR" w:bidi="fr_FR"/>
-          </w:rPr>
-          <w:rPr>
-            <w:color w:val="0000EE"/>
-            <w:u w:val="single"/>
-          </w:rPr>
-          <w:t>2.14</w:t>
-        </w:r>
-      </w:hyperlink>
+      <w:r>
+        <w:rPr>
+          <w:lang w:val="fr_FR" w:bidi="fr_FR"/>
+        </w:rPr>
+        <w:t>2.14</w:t>
+      </w:r>
       <w:r>
         <w:rPr>
           <w:lang w:val="fr_FR" w:bidi="fr_FR"/>
         </w:rPr>
         <w:t>). Le jugement de Ninive sert de rappel historique que l'Éternel abhorre le péché et traitera les hommes et les nations selon leurs actes (</w:t>
       </w:r>
-      <w:hyperlink r:id="rId95">
-        <w:r>
-          <w:rPr>
-            <w:lang w:val="fr_FR" w:bidi="fr_FR"/>
-          </w:rPr>
-          <w:rPr>
-            <w:color w:val="0000EE"/>
-            <w:u w:val="single"/>
-          </w:rPr>
-          <w:t xml:space="preserve">Ps 9.8–9 </w:t>
-        </w:r>
-      </w:hyperlink>
+      <w:r>
+        <w:rPr>
+          <w:lang w:val="fr_FR" w:bidi="fr_FR"/>
+        </w:rPr>
+        <w:t xml:space="preserve">Ps 9.8–9 </w:t>
+      </w:r>
       <w:r>
         <w:rPr>
           <w:lang w:val="fr_FR" w:bidi="fr_FR"/>
         </w:rPr>
         <w:t xml:space="preserve">; </w:t>
       </w:r>
-      <w:hyperlink r:id="rId96">
-        <w:r>
-          <w:rPr>
-            <w:lang w:val="fr_FR" w:bidi="fr_FR"/>
-          </w:rPr>
-          <w:rPr>
-            <w:color w:val="0000EE"/>
-            <w:u w:val="single"/>
-          </w:rPr>
-          <w:t xml:space="preserve">62.13 </w:t>
-        </w:r>
-      </w:hyperlink>
+      <w:r>
+        <w:rPr>
+          <w:lang w:val="fr_FR" w:bidi="fr_FR"/>
+        </w:rPr>
+        <w:t xml:space="preserve">62.13 </w:t>
+      </w:r>
       <w:r>
         <w:rPr>
           <w:lang w:val="fr_FR" w:bidi="fr_FR"/>
         </w:rPr>
         <w:t xml:space="preserve">; </w:t>
       </w:r>
-      <w:hyperlink r:id="rId97">
-        <w:r>
-          <w:rPr>
-            <w:lang w:val="fr_FR" w:bidi="fr_FR"/>
-          </w:rPr>
-          <w:rPr>
-            <w:color w:val="0000EE"/>
-            <w:u w:val="single"/>
-          </w:rPr>
-          <w:t xml:space="preserve">Jr 46.28 </w:t>
-        </w:r>
-      </w:hyperlink>
+      <w:r>
+        <w:rPr>
+          <w:lang w:val="fr_FR" w:bidi="fr_FR"/>
+        </w:rPr>
+        <w:t xml:space="preserve">Jr 46.28 </w:t>
+      </w:r>
       <w:r>
         <w:rPr>
           <w:lang w:val="fr_FR" w:bidi="fr_FR"/>
         </w:rPr>
         <w:t xml:space="preserve">; </w:t>
       </w:r>
-      <w:hyperlink r:id="rId98">
-        <w:r>
-          <w:rPr>
-            <w:lang w:val="fr_FR" w:bidi="fr_FR"/>
-          </w:rPr>
-          <w:rPr>
-            <w:color w:val="0000EE"/>
-            <w:u w:val="single"/>
-          </w:rPr>
-          <w:t>Ac 17.31</w:t>
-        </w:r>
-      </w:hyperlink>
+      <w:r>
+        <w:rPr>
+          <w:lang w:val="fr_FR" w:bidi="fr_FR"/>
+        </w:rPr>
+        <w:t>Ac 17.31</w:t>
+      </w:r>
       <w:r>
         <w:rPr>
           <w:lang w:val="fr_FR" w:bidi="fr_FR"/>
         </w:rPr>
         <w:t>). Un jour, la justice de Dieu retombera sur le monde entier, sur ceux qui se sont rebellés contre lui (</w:t>
       </w:r>
-      <w:hyperlink r:id="rId99">
-        <w:r>
-          <w:rPr>
-            <w:lang w:val="fr_FR" w:bidi="fr_FR"/>
-          </w:rPr>
-          <w:rPr>
-            <w:color w:val="0000EE"/>
-            <w:u w:val="single"/>
-          </w:rPr>
-          <w:t>Ap 17–19</w:t>
-        </w:r>
-      </w:hyperlink>
+      <w:r>
+        <w:rPr>
+          <w:lang w:val="fr_FR" w:bidi="fr_FR"/>
+        </w:rPr>
+        <w:t>Ap 17–19</w:t>
+      </w:r>
       <w:r>
         <w:rPr>
           <w:lang w:val="fr_FR" w:bidi="fr_FR"/>
@@ -3473,162 +2945,108 @@
         </w:rPr>
         <w:t>Thèbes est tombée aux mains des Assyriens sous le roi Osnappar en 663 av. J.‑C. Avant la conquête d'Osnappar, les défenses de Thèbes semblaient inébranlables, ainsi que l'aide de toute l'Égypte et de ses alliés : l'Éthiopie, Puth (peut-être le légendaire pays de Pount, situé près de ce qui est maintenant la côte somalienne) et la Libye. Aucun d'eux, cependant, n'a su protéger Thèbes. • Ses enfants ont été écrasés : les anciens conquérants avaient l'abominable tendance à tuer les nourrissons de leurs adversaires de cette manière (</w:t>
       </w:r>
-      <w:hyperlink r:id="rId100">
-        <w:r>
-          <w:rPr>
-            <w:lang w:val="fr_FR" w:bidi="fr_FR"/>
-          </w:rPr>
-          <w:rPr>
-            <w:color w:val="0000EE"/>
-            <w:u w:val="single"/>
-          </w:rPr>
-          <w:t xml:space="preserve">2R 8.12 </w:t>
-        </w:r>
-      </w:hyperlink>
+      <w:r>
+        <w:rPr>
+          <w:lang w:val="fr_FR" w:bidi="fr_FR"/>
+        </w:rPr>
+        <w:t xml:space="preserve">2R 8.12 </w:t>
+      </w:r>
       <w:r>
         <w:rPr>
           <w:lang w:val="fr_FR" w:bidi="fr_FR"/>
         </w:rPr>
         <w:t xml:space="preserve">; </w:t>
       </w:r>
-      <w:hyperlink r:id="rId101">
-        <w:r>
-          <w:rPr>
-            <w:lang w:val="fr_FR" w:bidi="fr_FR"/>
-          </w:rPr>
-          <w:rPr>
-            <w:color w:val="0000EE"/>
-            <w:u w:val="single"/>
-          </w:rPr>
-          <w:t xml:space="preserve">Ps 137.9 </w:t>
-        </w:r>
-      </w:hyperlink>
+      <w:r>
+        <w:rPr>
+          <w:lang w:val="fr_FR" w:bidi="fr_FR"/>
+        </w:rPr>
+        <w:t xml:space="preserve">Ps 137.9 </w:t>
+      </w:r>
       <w:r>
         <w:rPr>
           <w:lang w:val="fr_FR" w:bidi="fr_FR"/>
         </w:rPr>
         <w:t xml:space="preserve">; </w:t>
       </w:r>
-      <w:hyperlink r:id="rId102">
-        <w:r>
-          <w:rPr>
-            <w:lang w:val="fr_FR" w:bidi="fr_FR"/>
-          </w:rPr>
-          <w:rPr>
-            <w:color w:val="0000EE"/>
-            <w:u w:val="single"/>
-          </w:rPr>
-          <w:t>Es 13.16</w:t>
-        </w:r>
-      </w:hyperlink>
+      <w:r>
+        <w:rPr>
+          <w:lang w:val="fr_FR" w:bidi="fr_FR"/>
+        </w:rPr>
+        <w:t>Es 13.16</w:t>
+      </w:r>
       <w:r>
         <w:rPr>
           <w:lang w:val="fr_FR" w:bidi="fr_FR"/>
         </w:rPr>
         <w:t xml:space="preserve">, </w:t>
       </w:r>
-      <w:hyperlink r:id="rId103">
-        <w:r>
-          <w:rPr>
-            <w:lang w:val="fr_FR" w:bidi="fr_FR"/>
-          </w:rPr>
-          <w:rPr>
-            <w:color w:val="0000EE"/>
-            <w:u w:val="single"/>
-          </w:rPr>
-          <w:t>18</w:t>
-        </w:r>
-      </w:hyperlink>
+      <w:r>
+        <w:rPr>
+          <w:lang w:val="fr_FR" w:bidi="fr_FR"/>
+        </w:rPr>
+        <w:t>18</w:t>
+      </w:r>
       <w:r>
         <w:rPr>
           <w:lang w:val="fr_FR" w:bidi="fr_FR"/>
         </w:rPr>
         <w:t xml:space="preserve">). • Les soldats lançaient les dés pour tirer au sort le butin de guerre, tandis que les chefs du peuple conquis étaient enchaînés (voir </w:t>
       </w:r>
-      <w:hyperlink r:id="rId104">
-        <w:r>
-          <w:rPr>
-            <w:lang w:val="fr_FR" w:bidi="fr_FR"/>
-          </w:rPr>
-          <w:rPr>
-            <w:color w:val="0000EE"/>
-            <w:u w:val="single"/>
-          </w:rPr>
-          <w:t xml:space="preserve">2R 25.7 </w:t>
-        </w:r>
-      </w:hyperlink>
+      <w:r>
+        <w:rPr>
+          <w:lang w:val="fr_FR" w:bidi="fr_FR"/>
+        </w:rPr>
+        <w:t xml:space="preserve">2R 25.7 </w:t>
+      </w:r>
       <w:r>
         <w:rPr>
           <w:lang w:val="fr_FR" w:bidi="fr_FR"/>
         </w:rPr>
         <w:t xml:space="preserve">; </w:t>
       </w:r>
-      <w:hyperlink r:id="rId105">
-        <w:r>
-          <w:rPr>
-            <w:lang w:val="fr_FR" w:bidi="fr_FR"/>
-          </w:rPr>
-          <w:rPr>
-            <w:color w:val="0000EE"/>
-            <w:u w:val="single"/>
-          </w:rPr>
-          <w:t>Jr 40.1</w:t>
-        </w:r>
-      </w:hyperlink>
+      <w:r>
+        <w:rPr>
+          <w:lang w:val="fr_FR" w:bidi="fr_FR"/>
+        </w:rPr>
+        <w:t>Jr 40.1</w:t>
+      </w:r>
       <w:r>
         <w:rPr>
           <w:lang w:val="fr_FR" w:bidi="fr_FR"/>
         </w:rPr>
         <w:t xml:space="preserve">, </w:t>
       </w:r>
-      <w:hyperlink r:id="rId106">
-        <w:r>
-          <w:rPr>
-            <w:lang w:val="fr_FR" w:bidi="fr_FR"/>
-          </w:rPr>
-          <w:rPr>
-            <w:color w:val="0000EE"/>
-            <w:u w:val="single"/>
-          </w:rPr>
-          <w:t xml:space="preserve">4 </w:t>
-        </w:r>
-      </w:hyperlink>
+      <w:r>
+        <w:rPr>
+          <w:lang w:val="fr_FR" w:bidi="fr_FR"/>
+        </w:rPr>
+        <w:t xml:space="preserve">4 </w:t>
+      </w:r>
       <w:r>
         <w:rPr>
           <w:lang w:val="fr_FR" w:bidi="fr_FR"/>
         </w:rPr>
         <w:t xml:space="preserve">; </w:t>
       </w:r>
-      <w:hyperlink r:id="rId107">
-        <w:r>
-          <w:rPr>
-            <w:lang w:val="fr_FR" w:bidi="fr_FR"/>
-          </w:rPr>
-          <w:rPr>
-            <w:color w:val="0000EE"/>
-            <w:u w:val="single"/>
-          </w:rPr>
-          <w:t xml:space="preserve">Jl 3.3 </w:t>
-        </w:r>
-      </w:hyperlink>
+      <w:r>
+        <w:rPr>
+          <w:lang w:val="fr_FR" w:bidi="fr_FR"/>
+        </w:rPr>
+        <w:t xml:space="preserve">Jl 3.3 </w:t>
+      </w:r>
       <w:r>
         <w:rPr>
           <w:lang w:val="fr_FR" w:bidi="fr_FR"/>
         </w:rPr>
         <w:t xml:space="preserve">; </w:t>
       </w:r>
-      <w:hyperlink r:id="rId108">
-        <w:r>
-          <w:rPr>
-            <w:lang w:val="fr_FR" w:bidi="fr_FR"/>
-          </w:rPr>
-          <w:rPr>
-            <w:color w:val="0000EE"/>
-            <w:u w:val="single"/>
-          </w:rPr>
-          <w:t>Ab 1.11</w:t>
-        </w:r>
-      </w:hyperlink>
+      <w:r>
+        <w:rPr>
+          <w:lang w:val="fr_FR" w:bidi="fr_FR"/>
+        </w:rPr>
+        <w:t>Ab 1.11</w:t>
+      </w:r>
       <w:r>
         <w:rPr>
           <w:lang w:val="fr_FR" w:bidi="fr_FR"/>
@@ -3683,36 +3101,24 @@
         </w:rPr>
         <w:t xml:space="preserve">Des figuiers... quand on les secoue : cf. </w:t>
       </w:r>
-      <w:hyperlink r:id="rId109">
-        <w:r>
-          <w:rPr>
-            <w:lang w:val="fr_FR" w:bidi="fr_FR"/>
-          </w:rPr>
-          <w:rPr>
-            <w:color w:val="0000EE"/>
-            <w:u w:val="single"/>
-          </w:rPr>
-          <w:t>Am 8.1–2</w:t>
-        </w:r>
-      </w:hyperlink>
+      <w:r>
+        <w:rPr>
+          <w:lang w:val="fr_FR" w:bidi="fr_FR"/>
+        </w:rPr>
+        <w:t>Am 8.1–2</w:t>
+      </w:r>
       <w:r>
         <w:rPr>
           <w:lang w:val="fr_FR" w:bidi="fr_FR"/>
         </w:rPr>
         <w:t xml:space="preserve"> ; </w:t>
       </w:r>
-      <w:hyperlink r:id="rId110">
-        <w:r>
-          <w:rPr>
-            <w:lang w:val="fr_FR" w:bidi="fr_FR"/>
-          </w:rPr>
-          <w:rPr>
-            <w:color w:val="0000EE"/>
-            <w:u w:val="single"/>
-          </w:rPr>
-          <w:t>Ap 6.13</w:t>
-        </w:r>
-      </w:hyperlink>
+      <w:r>
+        <w:rPr>
+          <w:lang w:val="fr_FR" w:bidi="fr_FR"/>
+        </w:rPr>
+        <w:t>Ap 6.13</w:t>
+      </w:r>
       <w:r>
         <w:rPr>
           <w:lang w:val="fr_FR" w:bidi="fr_FR"/>
@@ -3767,18 +3173,12 @@
         </w:rPr>
         <w:t xml:space="preserve">Répare... Rétablis : Nahum utilise le sarcasme pour souligner qu'aucune préparation ne permettra aux Assyriens de résister à la colère de Dieu (notez le même ton sarcastique en </w:t>
       </w:r>
-      <w:hyperlink r:id="rId111">
-        <w:r>
-          <w:rPr>
-            <w:lang w:val="fr_FR" w:bidi="fr_FR"/>
-          </w:rPr>
-          <w:rPr>
-            <w:color w:val="0000EE"/>
-            <w:u w:val="single"/>
-          </w:rPr>
-          <w:t>2.12–14</w:t>
-        </w:r>
-      </w:hyperlink>
+      <w:r>
+        <w:rPr>
+          <w:lang w:val="fr_FR" w:bidi="fr_FR"/>
+        </w:rPr>
+        <w:t>2.12–14</w:t>
+      </w:r>
       <w:r>
         <w:rPr>
           <w:lang w:val="fr_FR" w:bidi="fr_FR"/>
@@ -3833,18 +3233,12 @@
         </w:rPr>
         <w:t xml:space="preserve">L'Ancien Testament utilise souvent l'image des sauterelles pour parler des armées de manière métaphorique (voir </w:t>
       </w:r>
-      <w:hyperlink r:id="rId112">
-        <w:r>
-          <w:rPr>
-            <w:lang w:val="fr_FR" w:bidi="fr_FR"/>
-          </w:rPr>
-          <w:rPr>
-            <w:color w:val="0000EE"/>
-            <w:u w:val="single"/>
-          </w:rPr>
-          <w:t>Jl 2.1–11</w:t>
-        </w:r>
-      </w:hyperlink>
+      <w:r>
+        <w:rPr>
+          <w:lang w:val="fr_FR" w:bidi="fr_FR"/>
+        </w:rPr>
+        <w:t>Jl 2.1–11</w:t>
+      </w:r>
       <w:r>
         <w:rPr>
           <w:lang w:val="fr_FR" w:bidi="fr_FR"/>
@@ -3960,72 +3354,48 @@
         </w:rPr>
         <w:t xml:space="preserve">; voir </w:t>
       </w:r>
-      <w:hyperlink r:id="rId113">
-        <w:r>
-          <w:rPr>
-            <w:lang w:val="fr_FR" w:bidi="fr_FR"/>
-          </w:rPr>
-          <w:rPr>
-            <w:color w:val="0000EE"/>
-            <w:u w:val="single"/>
-          </w:rPr>
-          <w:t>Jn 11.11–14</w:t>
-        </w:r>
-      </w:hyperlink>
+      <w:r>
+        <w:rPr>
+          <w:lang w:val="fr_FR" w:bidi="fr_FR"/>
+        </w:rPr>
+        <w:t>Jn 11.11–14</w:t>
+      </w:r>
       <w:r>
         <w:rPr>
           <w:lang w:val="fr_FR" w:bidi="fr_FR"/>
         </w:rPr>
         <w:t>) : les dirigeants d'Assyrie qui se reposent pendant la crise qui frappe Ninive, s'endormiront dans la mort. Par opposition, le Berger d'Israël ne sommeille pas (</w:t>
       </w:r>
-      <w:hyperlink r:id="rId114">
-        <w:r>
-          <w:rPr>
-            <w:lang w:val="fr_FR" w:bidi="fr_FR"/>
-          </w:rPr>
-          <w:rPr>
-            <w:color w:val="0000EE"/>
-            <w:u w:val="single"/>
-          </w:rPr>
-          <w:t>Ps 121.3</w:t>
-        </w:r>
-      </w:hyperlink>
+      <w:r>
+        <w:rPr>
+          <w:lang w:val="fr_FR" w:bidi="fr_FR"/>
+        </w:rPr>
+        <w:t>Ps 121.3</w:t>
+      </w:r>
       <w:r>
         <w:rPr>
           <w:lang w:val="fr_FR" w:bidi="fr_FR"/>
         </w:rPr>
         <w:t>), et il rassemblera les brebis perdues d'Israël (</w:t>
       </w:r>
-      <w:hyperlink r:id="rId115">
-        <w:r>
-          <w:rPr>
-            <w:lang w:val="fr_FR" w:bidi="fr_FR"/>
-          </w:rPr>
-          <w:rPr>
-            <w:color w:val="0000EE"/>
-            <w:u w:val="single"/>
-          </w:rPr>
-          <w:t>Jr 23.3</w:t>
-        </w:r>
-      </w:hyperlink>
+      <w:r>
+        <w:rPr>
+          <w:lang w:val="fr_FR" w:bidi="fr_FR"/>
+        </w:rPr>
+        <w:t>Jr 23.3</w:t>
+      </w:r>
       <w:r>
         <w:rPr>
           <w:lang w:val="fr_FR" w:bidi="fr_FR"/>
         </w:rPr>
         <w:t xml:space="preserve"> ; </w:t>
       </w:r>
-      <w:hyperlink r:id="rId116">
-        <w:r>
-          <w:rPr>
-            <w:lang w:val="fr_FR" w:bidi="fr_FR"/>
-          </w:rPr>
-          <w:rPr>
-            <w:color w:val="0000EE"/>
-            <w:u w:val="single"/>
-          </w:rPr>
-          <w:t>Ez 36.35</w:t>
-        </w:r>
-      </w:hyperlink>
+      <w:r>
+        <w:rPr>
+          <w:lang w:val="fr_FR" w:bidi="fr_FR"/>
+        </w:rPr>
+        <w:t>Ez 36.35</w:t>
+      </w:r>
       <w:r>
         <w:rPr>
           <w:lang w:val="fr_FR" w:bidi="fr_FR"/>
@@ -4080,72 +3450,48 @@
         </w:rPr>
         <w:t>Ninive mérite la destruction plutôt que la guérison. Bien que Dieu se soit montré patient avec Ninive à l'époque de Jonas (</w:t>
       </w:r>
-      <w:hyperlink r:id="rId117">
-        <w:r>
-          <w:rPr>
-            <w:lang w:val="fr_FR" w:bidi="fr_FR"/>
-          </w:rPr>
-          <w:rPr>
-            <w:color w:val="0000EE"/>
-            <w:u w:val="single"/>
-          </w:rPr>
-          <w:t>Jon 3.10</w:t>
-        </w:r>
-      </w:hyperlink>
+      <w:r>
+        <w:rPr>
+          <w:lang w:val="fr_FR" w:bidi="fr_FR"/>
+        </w:rPr>
+        <w:t>Jon 3.10</w:t>
+      </w:r>
       <w:r>
         <w:rPr>
           <w:lang w:val="fr_FR" w:bidi="fr_FR"/>
         </w:rPr>
         <w:t xml:space="preserve">), les Assyriens se sont de nouveau livrés à la cruauté et doivent récolter les fruits de leur propre mal (voir </w:t>
       </w:r>
-      <w:hyperlink r:id="rId118">
-        <w:r>
-          <w:rPr>
-            <w:lang w:val="fr_FR" w:bidi="fr_FR"/>
-          </w:rPr>
-          <w:rPr>
-            <w:color w:val="0000EE"/>
-            <w:u w:val="single"/>
-          </w:rPr>
-          <w:t>Pr 11.16–19</w:t>
-        </w:r>
-      </w:hyperlink>
+      <w:r>
+        <w:rPr>
+          <w:lang w:val="fr_FR" w:bidi="fr_FR"/>
+        </w:rPr>
+        <w:t>Pr 11.16–19</w:t>
+      </w:r>
       <w:r>
         <w:rPr>
           <w:lang w:val="fr_FR" w:bidi="fr_FR"/>
         </w:rPr>
         <w:t xml:space="preserve"> ; </w:t>
       </w:r>
-      <w:hyperlink r:id="rId119">
-        <w:r>
-          <w:rPr>
-            <w:lang w:val="fr_FR" w:bidi="fr_FR"/>
-          </w:rPr>
-          <w:rPr>
-            <w:color w:val="0000EE"/>
-            <w:u w:val="single"/>
-          </w:rPr>
-          <w:t>Es 66.5–6</w:t>
-        </w:r>
-      </w:hyperlink>
+      <w:r>
+        <w:rPr>
+          <w:lang w:val="fr_FR" w:bidi="fr_FR"/>
+        </w:rPr>
+        <w:t>Es 66.5–6</w:t>
+      </w:r>
       <w:r>
         <w:rPr>
           <w:lang w:val="fr_FR" w:bidi="fr_FR"/>
         </w:rPr>
         <w:t xml:space="preserve"> ; </w:t>
       </w:r>
-      <w:hyperlink r:id="rId120">
-        <w:r>
-          <w:rPr>
-            <w:lang w:val="fr_FR" w:bidi="fr_FR"/>
-          </w:rPr>
-          <w:rPr>
-            <w:color w:val="0000EE"/>
-            <w:u w:val="single"/>
-          </w:rPr>
-          <w:t>Os 8.7</w:t>
-        </w:r>
-      </w:hyperlink>
+      <w:r>
+        <w:rPr>
+          <w:lang w:val="fr_FR" w:bidi="fr_FR"/>
+        </w:rPr>
+        <w:t>Os 8.7</w:t>
+      </w:r>
       <w:r>
         <w:rPr>
           <w:lang w:val="fr_FR" w:bidi="fr_FR"/>
